--- a/docs/作品介绍.docx
+++ b/docs/作品介绍.docx
@@ -31,7 +31,7 @@
       <w:pPr>
         <w:pStyle w:val="TextBody"/>
         <w:bidi w:val="0"/>
-        <w:spacing w:lineRule="auto" w:line="276" w:before="0" w:after="140"/>
+        <w:spacing w:before="0" w:after="283"/>
         <w:jc w:val="both"/>
         <w:rPr/>
       </w:pPr>
@@ -103,6 +103,7 @@
             <w:pPr>
               <w:pStyle w:val="TableHeading"/>
               <w:bidi w:val="0"/>
+              <w:spacing w:before="0" w:after="283"/>
               <w:jc w:val="left"/>
               <w:rPr>
                 <w:sz w:val="4"/>
@@ -127,6 +128,7 @@
             <w:pPr>
               <w:pStyle w:val="TableHeading"/>
               <w:bidi w:val="0"/>
+              <w:spacing w:before="0" w:after="283"/>
               <w:jc w:val="left"/>
               <w:rPr>
                 <w:sz w:val="4"/>
@@ -153,10 +155,8 @@
           <w:p>
             <w:pPr>
               <w:pStyle w:val="TableContents"/>
-              <w:widowControl w:val="false"/>
-              <w:suppressLineNumbers/>
-              <w:bidi w:val="0"/>
-              <w:jc w:val="left"/>
+              <w:bidi w:val="0"/>
+              <w:spacing w:before="0" w:after="283"/>
               <w:rPr/>
             </w:pPr>
             <w:r>
@@ -174,10 +174,8 @@
           <w:p>
             <w:pPr>
               <w:pStyle w:val="TableContents"/>
-              <w:widowControl w:val="false"/>
-              <w:suppressLineNumbers/>
-              <w:bidi w:val="0"/>
-              <w:jc w:val="left"/>
+              <w:bidi w:val="0"/>
+              <w:spacing w:before="0" w:after="283"/>
               <w:rPr/>
             </w:pPr>
             <w:r>
@@ -198,10 +196,8 @@
           <w:p>
             <w:pPr>
               <w:pStyle w:val="TableContents"/>
-              <w:widowControl w:val="false"/>
-              <w:suppressLineNumbers/>
-              <w:bidi w:val="0"/>
-              <w:jc w:val="left"/>
+              <w:bidi w:val="0"/>
+              <w:spacing w:before="0" w:after="283"/>
               <w:rPr/>
             </w:pPr>
             <w:r>
@@ -219,10 +215,8 @@
           <w:p>
             <w:pPr>
               <w:pStyle w:val="TableContents"/>
-              <w:widowControl w:val="false"/>
-              <w:suppressLineNumbers/>
-              <w:bidi w:val="0"/>
-              <w:jc w:val="left"/>
+              <w:bidi w:val="0"/>
+              <w:spacing w:before="0" w:after="283"/>
               <w:rPr/>
             </w:pPr>
             <w:r>
@@ -247,10 +241,8 @@
           <w:p>
             <w:pPr>
               <w:pStyle w:val="TableContents"/>
-              <w:widowControl w:val="false"/>
-              <w:suppressLineNumbers/>
-              <w:bidi w:val="0"/>
-              <w:jc w:val="left"/>
+              <w:bidi w:val="0"/>
+              <w:spacing w:before="0" w:after="283"/>
               <w:rPr/>
             </w:pPr>
             <w:r>
@@ -268,10 +260,8 @@
           <w:p>
             <w:pPr>
               <w:pStyle w:val="TableContents"/>
-              <w:widowControl w:val="false"/>
-              <w:suppressLineNumbers/>
-              <w:bidi w:val="0"/>
-              <w:jc w:val="left"/>
+              <w:bidi w:val="0"/>
+              <w:spacing w:before="0" w:after="283"/>
               <w:rPr/>
             </w:pPr>
             <w:r>
@@ -292,10 +282,8 @@
           <w:p>
             <w:pPr>
               <w:pStyle w:val="TableContents"/>
-              <w:widowControl w:val="false"/>
-              <w:suppressLineNumbers/>
-              <w:bidi w:val="0"/>
-              <w:jc w:val="left"/>
+              <w:bidi w:val="0"/>
+              <w:spacing w:before="0" w:after="283"/>
               <w:rPr/>
             </w:pPr>
             <w:r>
@@ -313,10 +301,8 @@
           <w:p>
             <w:pPr>
               <w:pStyle w:val="TableContents"/>
-              <w:widowControl w:val="false"/>
-              <w:suppressLineNumbers/>
-              <w:bidi w:val="0"/>
-              <w:jc w:val="left"/>
+              <w:bidi w:val="0"/>
+              <w:spacing w:before="0" w:after="283"/>
               <w:rPr/>
             </w:pPr>
             <w:r>
@@ -373,10 +359,8 @@
           <w:p>
             <w:pPr>
               <w:pStyle w:val="TableContents"/>
-              <w:widowControl w:val="false"/>
-              <w:suppressLineNumbers/>
-              <w:bidi w:val="0"/>
-              <w:jc w:val="left"/>
+              <w:bidi w:val="0"/>
+              <w:spacing w:before="0" w:after="283"/>
               <w:rPr/>
             </w:pPr>
             <w:r>
@@ -394,10 +378,8 @@
           <w:p>
             <w:pPr>
               <w:pStyle w:val="TableContents"/>
-              <w:widowControl w:val="false"/>
-              <w:suppressLineNumbers/>
-              <w:bidi w:val="0"/>
-              <w:jc w:val="left"/>
+              <w:bidi w:val="0"/>
+              <w:spacing w:before="0" w:after="283"/>
               <w:rPr/>
             </w:pPr>
             <w:r>
@@ -418,10 +400,8 @@
           <w:p>
             <w:pPr>
               <w:pStyle w:val="TableContents"/>
-              <w:widowControl w:val="false"/>
-              <w:suppressLineNumbers/>
-              <w:bidi w:val="0"/>
-              <w:jc w:val="left"/>
+              <w:bidi w:val="0"/>
+              <w:spacing w:before="0" w:after="283"/>
               <w:rPr/>
             </w:pPr>
             <w:r>
@@ -439,15 +419,13 @@
           <w:p>
             <w:pPr>
               <w:pStyle w:val="TableContents"/>
-              <w:widowControl w:val="false"/>
-              <w:suppressLineNumbers/>
-              <w:bidi w:val="0"/>
-              <w:jc w:val="left"/>
-              <w:rPr/>
-            </w:pPr>
-            <w:r>
-              <w:rPr/>
-              <w:t>v2.54</w:t>
+              <w:bidi w:val="0"/>
+              <w:spacing w:before="0" w:after="283"/>
+              <w:rPr/>
+            </w:pPr>
+            <w:r>
+              <w:rPr/>
+              <w:t>v2.56</w:t>
             </w:r>
           </w:p>
         </w:tc>
@@ -456,7 +434,6 @@
     <w:p>
       <w:pPr>
         <w:pStyle w:val="HorizontalLine"/>
-        <w:suppressLineNumbers/>
         <w:pBdr>
           <w:bottom w:val="double" w:sz="2" w:space="0" w:color="808080"/>
         </w:pBdr>
@@ -485,7 +462,7 @@
       <w:pPr>
         <w:pStyle w:val="TextBody"/>
         <w:bidi w:val="0"/>
-        <w:spacing w:lineRule="auto" w:line="276" w:before="0" w:after="140"/>
+        <w:spacing w:before="0" w:after="283"/>
         <w:jc w:val="both"/>
         <w:rPr/>
       </w:pPr>
@@ -498,7 +475,7 @@
       <w:pPr>
         <w:pStyle w:val="TextBody"/>
         <w:bidi w:val="0"/>
-        <w:spacing w:lineRule="auto" w:line="276" w:before="0" w:after="140"/>
+        <w:spacing w:before="0" w:after="283"/>
         <w:jc w:val="both"/>
         <w:rPr/>
       </w:pPr>
@@ -539,7 +516,7 @@
       <w:pPr>
         <w:pStyle w:val="TextBody"/>
         <w:bidi w:val="0"/>
-        <w:spacing w:lineRule="auto" w:line="276" w:before="0" w:after="140"/>
+        <w:spacing w:before="0" w:after="283"/>
         <w:jc w:val="both"/>
         <w:rPr/>
       </w:pPr>
@@ -552,7 +529,7 @@
       <w:pPr>
         <w:pStyle w:val="TextBody"/>
         <w:bidi w:val="0"/>
-        <w:spacing w:lineRule="auto" w:line="276" w:before="0" w:after="140"/>
+        <w:spacing w:before="0" w:after="283"/>
         <w:jc w:val="both"/>
         <w:rPr/>
       </w:pPr>
@@ -571,7 +548,7 @@
       <w:pPr>
         <w:pStyle w:val="TextBody"/>
         <w:bidi w:val="0"/>
-        <w:spacing w:lineRule="auto" w:line="276" w:before="0" w:after="140"/>
+        <w:spacing w:before="0" w:after="283"/>
         <w:jc w:val="both"/>
         <w:rPr/>
       </w:pPr>
@@ -590,7 +567,7 @@
       <w:pPr>
         <w:pStyle w:val="TextBody"/>
         <w:bidi w:val="0"/>
-        <w:spacing w:lineRule="auto" w:line="276" w:before="0" w:after="140"/>
+        <w:spacing w:before="0" w:after="283"/>
         <w:jc w:val="both"/>
         <w:rPr/>
       </w:pPr>
@@ -609,7 +586,7 @@
       <w:pPr>
         <w:pStyle w:val="TextBody"/>
         <w:bidi w:val="0"/>
-        <w:spacing w:lineRule="auto" w:line="276" w:before="0" w:after="140"/>
+        <w:spacing w:before="0" w:after="283"/>
         <w:jc w:val="both"/>
         <w:rPr/>
       </w:pPr>
@@ -629,7 +606,6 @@
     <w:p>
       <w:pPr>
         <w:pStyle w:val="HorizontalLine"/>
-        <w:suppressLineNumbers/>
         <w:pBdr>
           <w:bottom w:val="double" w:sz="2" w:space="0" w:color="808080"/>
         </w:pBdr>
@@ -678,14 +654,14 @@
         <w:rPr>
           <w:rStyle w:val="SourceText"/>
         </w:rPr>
-        <w:t>image/kid_buddy_gemini-s1_uart0_128Mnand_v2.54.img</w:t>
+        <w:t>image/kid_buddy_gemini-s1_uart0_128Mnand_v2.56.img</w:t>
       </w:r>
     </w:p>
     <w:p>
       <w:pPr>
         <w:pStyle w:val="TextBody"/>
         <w:bidi w:val="0"/>
-        <w:spacing w:lineRule="auto" w:line="276" w:before="0" w:after="140"/>
+        <w:spacing w:before="0" w:after="283"/>
         <w:jc w:val="both"/>
         <w:rPr/>
       </w:pPr>
@@ -714,7 +690,7 @@
       <w:pPr>
         <w:pStyle w:val="TextBody"/>
         <w:bidi w:val="0"/>
-        <w:spacing w:lineRule="auto" w:line="276" w:before="0" w:after="140"/>
+        <w:spacing w:before="0" w:after="283"/>
         <w:jc w:val="both"/>
         <w:rPr/>
       </w:pPr>
@@ -726,7 +702,7 @@
         <w:rPr>
           <w:rStyle w:val="SourceText"/>
         </w:rPr>
-        <w:t>v2.54</w:t>
+        <w:t>v2.56</w:t>
       </w:r>
       <w:r>
         <w:rPr/>
@@ -749,7 +725,7 @@
       <w:pPr>
         <w:pStyle w:val="TextBody"/>
         <w:bidi w:val="0"/>
-        <w:spacing w:lineRule="auto" w:line="276" w:before="0" w:after="140"/>
+        <w:spacing w:before="0" w:after="283"/>
         <w:jc w:val="both"/>
         <w:rPr/>
       </w:pPr>
@@ -915,7 +891,7 @@
       <w:pPr>
         <w:pStyle w:val="TextBody"/>
         <w:bidi w:val="0"/>
-        <w:spacing w:lineRule="auto" w:line="276" w:before="0" w:after="140"/>
+        <w:spacing w:before="0" w:after="283"/>
         <w:jc w:val="both"/>
         <w:rPr/>
       </w:pPr>
@@ -1107,7 +1083,6 @@
     <w:p>
       <w:pPr>
         <w:pStyle w:val="HorizontalLine"/>
-        <w:suppressLineNumbers/>
         <w:pBdr>
           <w:bottom w:val="double" w:sz="2" w:space="0" w:color="808080"/>
         </w:pBdr>
@@ -1735,7 +1710,7 @@
       <w:pPr>
         <w:pStyle w:val="TextBody"/>
         <w:bidi w:val="0"/>
-        <w:spacing w:lineRule="auto" w:line="276" w:before="0" w:after="140"/>
+        <w:spacing w:before="0" w:after="283"/>
         <w:jc w:val="both"/>
         <w:rPr/>
       </w:pPr>
@@ -1770,7 +1745,7 @@
       <w:pPr>
         <w:pStyle w:val="TextBody"/>
         <w:bidi w:val="0"/>
-        <w:spacing w:lineRule="auto" w:line="276" w:before="0" w:after="140"/>
+        <w:spacing w:before="0" w:after="283"/>
         <w:jc w:val="both"/>
         <w:rPr/>
       </w:pPr>
@@ -1797,7 +1772,7 @@
       <w:pPr>
         <w:pStyle w:val="TextBody"/>
         <w:bidi w:val="0"/>
-        <w:spacing w:lineRule="auto" w:line="276" w:before="0" w:after="140"/>
+        <w:spacing w:before="0" w:after="283"/>
         <w:jc w:val="both"/>
         <w:rPr/>
       </w:pPr>
@@ -1866,7 +1841,7 @@
       <w:pPr>
         <w:pStyle w:val="TextBody"/>
         <w:bidi w:val="0"/>
-        <w:spacing w:lineRule="auto" w:line="276" w:before="0" w:after="140"/>
+        <w:spacing w:before="0" w:after="283"/>
         <w:jc w:val="both"/>
         <w:rPr/>
       </w:pPr>
@@ -1919,7 +1894,7 @@
       <w:pPr>
         <w:pStyle w:val="TextBody"/>
         <w:bidi w:val="0"/>
-        <w:spacing w:lineRule="auto" w:line="276" w:before="0" w:after="140"/>
+        <w:spacing w:before="0" w:after="283"/>
         <w:jc w:val="both"/>
         <w:rPr/>
       </w:pPr>
@@ -1932,7 +1907,7 @@
       <w:pPr>
         <w:pStyle w:val="TextBody"/>
         <w:bidi w:val="0"/>
-        <w:spacing w:lineRule="auto" w:line="276" w:before="0" w:after="140"/>
+        <w:spacing w:before="0" w:after="283"/>
         <w:jc w:val="both"/>
         <w:rPr/>
       </w:pPr>
@@ -1945,7 +1920,7 @@
       <w:pPr>
         <w:pStyle w:val="TextBody"/>
         <w:bidi w:val="0"/>
-        <w:spacing w:lineRule="auto" w:line="276" w:before="0" w:after="140"/>
+        <w:spacing w:before="0" w:after="283"/>
         <w:jc w:val="both"/>
         <w:rPr/>
       </w:pPr>
@@ -2006,7 +1981,7 @@
       <w:pPr>
         <w:pStyle w:val="TextBody"/>
         <w:bidi w:val="0"/>
-        <w:spacing w:lineRule="auto" w:line="276" w:before="0" w:after="140"/>
+        <w:spacing w:before="0" w:after="283"/>
         <w:jc w:val="both"/>
         <w:rPr/>
       </w:pPr>
@@ -2046,7 +2021,6 @@
     <w:p>
       <w:pPr>
         <w:pStyle w:val="HorizontalLine"/>
-        <w:suppressLineNumbers/>
         <w:pBdr>
           <w:bottom w:val="double" w:sz="2" w:space="0" w:color="808080"/>
         </w:pBdr>
@@ -2075,7 +2049,7 @@
       <w:pPr>
         <w:pStyle w:val="TextBody"/>
         <w:bidi w:val="0"/>
-        <w:spacing w:lineRule="auto" w:line="276" w:before="0" w:after="140"/>
+        <w:spacing w:before="0" w:after="283"/>
         <w:jc w:val="both"/>
         <w:rPr/>
       </w:pPr>
@@ -2086,7 +2060,7 @@
     </w:p>
     <w:tbl>
       <w:tblPr>
-        <w:tblW w:w="9972" w:type="dxa"/>
+        <w:tblW w:w="11339" w:type="dxa"/>
         <w:jc w:val="left"/>
         <w:tblInd w:w="0" w:type="dxa"/>
         <w:tblLayout w:type="fixed"/>
@@ -2098,9 +2072,9 @@
         </w:tblCellMar>
       </w:tblPr>
       <w:tblGrid>
-        <w:gridCol w:w="2697"/>
-        <w:gridCol w:w="6288"/>
-        <w:gridCol w:w="987"/>
+        <w:gridCol w:w="2642"/>
+        <w:gridCol w:w="7568"/>
+        <w:gridCol w:w="1129"/>
       </w:tblGrid>
       <w:tr>
         <w:trPr>
@@ -2108,7 +2082,7 @@
         </w:trPr>
         <w:tc>
           <w:tcPr>
-            <w:tcW w:w="2697" w:type="dxa"/>
+            <w:tcW w:w="2642" w:type="dxa"/>
             <w:tcBorders/>
             <w:vAlign w:val="center"/>
           </w:tcPr>
@@ -2118,6 +2092,7 @@
               <w:suppressLineNumbers/>
               <w:shd w:fill="2C5F8A" w:val="clear"/>
               <w:bidi w:val="0"/>
+              <w:spacing w:before="0" w:after="283"/>
               <w:jc w:val="left"/>
               <w:rPr/>
             </w:pPr>
@@ -2129,7 +2104,7 @@
         </w:tc>
         <w:tc>
           <w:tcPr>
-            <w:tcW w:w="6288" w:type="dxa"/>
+            <w:tcW w:w="7568" w:type="dxa"/>
             <w:tcBorders/>
             <w:vAlign w:val="center"/>
           </w:tcPr>
@@ -2139,6 +2114,7 @@
               <w:suppressLineNumbers/>
               <w:shd w:fill="2C5F8A" w:val="clear"/>
               <w:bidi w:val="0"/>
+              <w:spacing w:before="0" w:after="283"/>
               <w:jc w:val="left"/>
               <w:rPr/>
             </w:pPr>
@@ -2150,7 +2126,7 @@
         </w:tc>
         <w:tc>
           <w:tcPr>
-            <w:tcW w:w="987" w:type="dxa"/>
+            <w:tcW w:w="1129" w:type="dxa"/>
             <w:tcBorders/>
             <w:vAlign w:val="center"/>
           </w:tcPr>
@@ -2160,6 +2136,7 @@
               <w:suppressLineNumbers/>
               <w:shd w:fill="2C5F8A" w:val="clear"/>
               <w:bidi w:val="0"/>
+              <w:spacing w:before="0" w:after="283"/>
               <w:jc w:val="left"/>
               <w:rPr/>
             </w:pPr>
@@ -2174,17 +2151,15 @@
         <w:trPr/>
         <w:tc>
           <w:tcPr>
-            <w:tcW w:w="2697" w:type="dxa"/>
+            <w:tcW w:w="2642" w:type="dxa"/>
             <w:tcBorders/>
             <w:vAlign w:val="center"/>
           </w:tcPr>
           <w:p>
             <w:pPr>
               <w:pStyle w:val="TableContents"/>
-              <w:widowControl w:val="false"/>
-              <w:suppressLineNumbers/>
-              <w:bidi w:val="0"/>
-              <w:jc w:val="left"/>
+              <w:bidi w:val="0"/>
+              <w:spacing w:before="0" w:after="283"/>
               <w:rPr/>
             </w:pPr>
             <w:r>
@@ -2195,17 +2170,15 @@
         </w:tc>
         <w:tc>
           <w:tcPr>
-            <w:tcW w:w="6288" w:type="dxa"/>
+            <w:tcW w:w="7568" w:type="dxa"/>
             <w:tcBorders/>
             <w:vAlign w:val="center"/>
           </w:tcPr>
           <w:p>
             <w:pPr>
               <w:pStyle w:val="TableContents"/>
-              <w:widowControl w:val="false"/>
-              <w:suppressLineNumbers/>
-              <w:bidi w:val="0"/>
-              <w:jc w:val="left"/>
+              <w:bidi w:val="0"/>
+              <w:spacing w:before="0" w:after="283"/>
               <w:rPr/>
             </w:pPr>
             <w:r>
@@ -2242,17 +2215,15 @@
         </w:tc>
         <w:tc>
           <w:tcPr>
-            <w:tcW w:w="987" w:type="dxa"/>
+            <w:tcW w:w="1129" w:type="dxa"/>
             <w:tcBorders/>
             <w:vAlign w:val="center"/>
           </w:tcPr>
           <w:p>
             <w:pPr>
               <w:pStyle w:val="TableContents"/>
-              <w:widowControl w:val="false"/>
-              <w:suppressLineNumbers/>
-              <w:bidi w:val="0"/>
-              <w:jc w:val="left"/>
+              <w:bidi w:val="0"/>
+              <w:spacing w:before="0" w:after="283"/>
               <w:rPr/>
             </w:pPr>
             <w:r>
@@ -2266,17 +2237,15 @@
         <w:trPr/>
         <w:tc>
           <w:tcPr>
-            <w:tcW w:w="2697" w:type="dxa"/>
+            <w:tcW w:w="2642" w:type="dxa"/>
             <w:tcBorders/>
             <w:vAlign w:val="center"/>
           </w:tcPr>
           <w:p>
             <w:pPr>
               <w:pStyle w:val="TableContents"/>
-              <w:widowControl w:val="false"/>
-              <w:suppressLineNumbers/>
-              <w:bidi w:val="0"/>
-              <w:jc w:val="left"/>
+              <w:bidi w:val="0"/>
+              <w:spacing w:before="0" w:after="283"/>
               <w:rPr/>
             </w:pPr>
             <w:r>
@@ -2293,17 +2262,15 @@
         </w:tc>
         <w:tc>
           <w:tcPr>
-            <w:tcW w:w="6288" w:type="dxa"/>
+            <w:tcW w:w="7568" w:type="dxa"/>
             <w:tcBorders/>
             <w:vAlign w:val="center"/>
           </w:tcPr>
           <w:p>
             <w:pPr>
               <w:pStyle w:val="TableContents"/>
-              <w:widowControl w:val="false"/>
-              <w:suppressLineNumbers/>
-              <w:bidi w:val="0"/>
-              <w:jc w:val="left"/>
+              <w:bidi w:val="0"/>
+              <w:spacing w:before="0" w:after="283"/>
               <w:rPr/>
             </w:pPr>
             <w:r>
@@ -2322,17 +2289,15 @@
         </w:tc>
         <w:tc>
           <w:tcPr>
-            <w:tcW w:w="987" w:type="dxa"/>
+            <w:tcW w:w="1129" w:type="dxa"/>
             <w:tcBorders/>
             <w:vAlign w:val="center"/>
           </w:tcPr>
           <w:p>
             <w:pPr>
               <w:pStyle w:val="TableContents"/>
-              <w:widowControl w:val="false"/>
-              <w:suppressLineNumbers/>
-              <w:bidi w:val="0"/>
-              <w:jc w:val="left"/>
+              <w:bidi w:val="0"/>
+              <w:spacing w:before="0" w:after="283"/>
               <w:rPr/>
             </w:pPr>
             <w:r>
@@ -2354,17 +2319,15 @@
         <w:trPr/>
         <w:tc>
           <w:tcPr>
-            <w:tcW w:w="2697" w:type="dxa"/>
+            <w:tcW w:w="2642" w:type="dxa"/>
             <w:tcBorders/>
             <w:vAlign w:val="center"/>
           </w:tcPr>
           <w:p>
             <w:pPr>
               <w:pStyle w:val="TableContents"/>
-              <w:widowControl w:val="false"/>
-              <w:suppressLineNumbers/>
-              <w:bidi w:val="0"/>
-              <w:jc w:val="left"/>
+              <w:bidi w:val="0"/>
+              <w:spacing w:before="0" w:after="283"/>
               <w:rPr/>
             </w:pPr>
             <w:r>
@@ -2375,17 +2338,15 @@
         </w:tc>
         <w:tc>
           <w:tcPr>
-            <w:tcW w:w="6288" w:type="dxa"/>
+            <w:tcW w:w="7568" w:type="dxa"/>
             <w:tcBorders/>
             <w:vAlign w:val="center"/>
           </w:tcPr>
           <w:p>
             <w:pPr>
               <w:pStyle w:val="TableContents"/>
-              <w:widowControl w:val="false"/>
-              <w:suppressLineNumbers/>
-              <w:bidi w:val="0"/>
-              <w:jc w:val="left"/>
+              <w:bidi w:val="0"/>
+              <w:spacing w:before="0" w:after="283"/>
               <w:rPr/>
             </w:pPr>
             <w:r>
@@ -2424,17 +2385,15 @@
         </w:tc>
         <w:tc>
           <w:tcPr>
-            <w:tcW w:w="987" w:type="dxa"/>
+            <w:tcW w:w="1129" w:type="dxa"/>
             <w:tcBorders/>
             <w:vAlign w:val="center"/>
           </w:tcPr>
           <w:p>
             <w:pPr>
               <w:pStyle w:val="TableContents"/>
-              <w:widowControl w:val="false"/>
-              <w:suppressLineNumbers/>
-              <w:bidi w:val="0"/>
-              <w:jc w:val="left"/>
+              <w:bidi w:val="0"/>
+              <w:spacing w:before="0" w:after="283"/>
               <w:rPr/>
             </w:pPr>
             <w:r>
@@ -2448,17 +2407,15 @@
         <w:trPr/>
         <w:tc>
           <w:tcPr>
-            <w:tcW w:w="2697" w:type="dxa"/>
+            <w:tcW w:w="2642" w:type="dxa"/>
             <w:tcBorders/>
             <w:vAlign w:val="center"/>
           </w:tcPr>
           <w:p>
             <w:pPr>
               <w:pStyle w:val="TableContents"/>
-              <w:widowControl w:val="false"/>
-              <w:suppressLineNumbers/>
-              <w:bidi w:val="0"/>
-              <w:jc w:val="left"/>
+              <w:bidi w:val="0"/>
+              <w:spacing w:before="0" w:after="283"/>
               <w:rPr/>
             </w:pPr>
             <w:r>
@@ -2473,17 +2430,15 @@
         </w:tc>
         <w:tc>
           <w:tcPr>
-            <w:tcW w:w="6288" w:type="dxa"/>
+            <w:tcW w:w="7568" w:type="dxa"/>
             <w:tcBorders/>
             <w:vAlign w:val="center"/>
           </w:tcPr>
           <w:p>
             <w:pPr>
               <w:pStyle w:val="TableContents"/>
-              <w:widowControl w:val="false"/>
-              <w:suppressLineNumbers/>
-              <w:bidi w:val="0"/>
-              <w:jc w:val="left"/>
+              <w:bidi w:val="0"/>
+              <w:spacing w:before="0" w:after="283"/>
               <w:rPr/>
             </w:pPr>
             <w:r>
@@ -2502,17 +2457,15 @@
         </w:tc>
         <w:tc>
           <w:tcPr>
-            <w:tcW w:w="987" w:type="dxa"/>
+            <w:tcW w:w="1129" w:type="dxa"/>
             <w:tcBorders/>
             <w:vAlign w:val="center"/>
           </w:tcPr>
           <w:p>
             <w:pPr>
               <w:pStyle w:val="TableContents"/>
-              <w:widowControl w:val="false"/>
-              <w:suppressLineNumbers/>
-              <w:bidi w:val="0"/>
-              <w:jc w:val="left"/>
+              <w:bidi w:val="0"/>
+              <w:spacing w:before="0" w:after="283"/>
               <w:rPr/>
             </w:pPr>
             <w:r>
@@ -2526,17 +2479,15 @@
         <w:trPr/>
         <w:tc>
           <w:tcPr>
-            <w:tcW w:w="2697" w:type="dxa"/>
+            <w:tcW w:w="2642" w:type="dxa"/>
             <w:tcBorders/>
             <w:vAlign w:val="center"/>
           </w:tcPr>
           <w:p>
             <w:pPr>
               <w:pStyle w:val="TableContents"/>
-              <w:widowControl w:val="false"/>
-              <w:suppressLineNumbers/>
-              <w:bidi w:val="0"/>
-              <w:jc w:val="left"/>
+              <w:bidi w:val="0"/>
+              <w:spacing w:before="0" w:after="283"/>
               <w:rPr/>
             </w:pPr>
             <w:r>
@@ -2547,17 +2498,15 @@
         </w:tc>
         <w:tc>
           <w:tcPr>
-            <w:tcW w:w="6288" w:type="dxa"/>
+            <w:tcW w:w="7568" w:type="dxa"/>
             <w:tcBorders/>
             <w:vAlign w:val="center"/>
           </w:tcPr>
           <w:p>
             <w:pPr>
               <w:pStyle w:val="TableContents"/>
-              <w:widowControl w:val="false"/>
-              <w:suppressLineNumbers/>
-              <w:bidi w:val="0"/>
-              <w:jc w:val="left"/>
+              <w:bidi w:val="0"/>
+              <w:spacing w:before="0" w:after="283"/>
               <w:rPr/>
             </w:pPr>
             <w:r>
@@ -2596,17 +2545,15 @@
         </w:tc>
         <w:tc>
           <w:tcPr>
-            <w:tcW w:w="987" w:type="dxa"/>
+            <w:tcW w:w="1129" w:type="dxa"/>
             <w:tcBorders/>
             <w:vAlign w:val="center"/>
           </w:tcPr>
           <w:p>
             <w:pPr>
               <w:pStyle w:val="TableContents"/>
-              <w:widowControl w:val="false"/>
-              <w:suppressLineNumbers/>
-              <w:bidi w:val="0"/>
-              <w:jc w:val="left"/>
+              <w:bidi w:val="0"/>
+              <w:spacing w:before="0" w:after="283"/>
               <w:rPr/>
             </w:pPr>
             <w:r>
@@ -2620,17 +2567,15 @@
         <w:trPr/>
         <w:tc>
           <w:tcPr>
-            <w:tcW w:w="2697" w:type="dxa"/>
+            <w:tcW w:w="2642" w:type="dxa"/>
             <w:tcBorders/>
             <w:vAlign w:val="center"/>
           </w:tcPr>
           <w:p>
             <w:pPr>
               <w:pStyle w:val="TableContents"/>
-              <w:widowControl w:val="false"/>
-              <w:suppressLineNumbers/>
-              <w:bidi w:val="0"/>
-              <w:jc w:val="left"/>
+              <w:bidi w:val="0"/>
+              <w:spacing w:before="0" w:after="283"/>
               <w:rPr/>
             </w:pPr>
             <w:r>
@@ -2641,17 +2586,15 @@
         </w:tc>
         <w:tc>
           <w:tcPr>
-            <w:tcW w:w="6288" w:type="dxa"/>
+            <w:tcW w:w="7568" w:type="dxa"/>
             <w:tcBorders/>
             <w:vAlign w:val="center"/>
           </w:tcPr>
           <w:p>
             <w:pPr>
               <w:pStyle w:val="TableContents"/>
-              <w:widowControl w:val="false"/>
-              <w:suppressLineNumbers/>
-              <w:bidi w:val="0"/>
-              <w:jc w:val="left"/>
+              <w:bidi w:val="0"/>
+              <w:spacing w:before="0" w:after="283"/>
               <w:rPr/>
             </w:pPr>
             <w:r>
@@ -2670,17 +2613,15 @@
         </w:tc>
         <w:tc>
           <w:tcPr>
-            <w:tcW w:w="987" w:type="dxa"/>
+            <w:tcW w:w="1129" w:type="dxa"/>
             <w:tcBorders/>
             <w:vAlign w:val="center"/>
           </w:tcPr>
           <w:p>
             <w:pPr>
               <w:pStyle w:val="TableContents"/>
-              <w:widowControl w:val="false"/>
-              <w:suppressLineNumbers/>
-              <w:bidi w:val="0"/>
-              <w:jc w:val="left"/>
+              <w:bidi w:val="0"/>
+              <w:spacing w:before="0" w:after="283"/>
               <w:rPr/>
             </w:pPr>
             <w:r>
@@ -2694,17 +2635,15 @@
         <w:trPr/>
         <w:tc>
           <w:tcPr>
-            <w:tcW w:w="2697" w:type="dxa"/>
+            <w:tcW w:w="2642" w:type="dxa"/>
             <w:tcBorders/>
             <w:vAlign w:val="center"/>
           </w:tcPr>
           <w:p>
             <w:pPr>
               <w:pStyle w:val="TableContents"/>
-              <w:widowControl w:val="false"/>
-              <w:suppressLineNumbers/>
-              <w:bidi w:val="0"/>
-              <w:jc w:val="left"/>
+              <w:bidi w:val="0"/>
+              <w:spacing w:before="0" w:after="283"/>
               <w:rPr/>
             </w:pPr>
             <w:r>
@@ -2715,17 +2654,15 @@
         </w:tc>
         <w:tc>
           <w:tcPr>
-            <w:tcW w:w="6288" w:type="dxa"/>
+            <w:tcW w:w="7568" w:type="dxa"/>
             <w:tcBorders/>
             <w:vAlign w:val="center"/>
           </w:tcPr>
           <w:p>
             <w:pPr>
               <w:pStyle w:val="TableContents"/>
-              <w:widowControl w:val="false"/>
-              <w:suppressLineNumbers/>
-              <w:bidi w:val="0"/>
-              <w:jc w:val="left"/>
+              <w:bidi w:val="0"/>
+              <w:spacing w:before="0" w:after="283"/>
               <w:rPr/>
             </w:pPr>
             <w:r>
@@ -2736,17 +2673,15 @@
         </w:tc>
         <w:tc>
           <w:tcPr>
-            <w:tcW w:w="987" w:type="dxa"/>
+            <w:tcW w:w="1129" w:type="dxa"/>
             <w:tcBorders/>
             <w:vAlign w:val="center"/>
           </w:tcPr>
           <w:p>
             <w:pPr>
               <w:pStyle w:val="TableContents"/>
-              <w:widowControl w:val="false"/>
-              <w:suppressLineNumbers/>
-              <w:bidi w:val="0"/>
-              <w:jc w:val="left"/>
+              <w:bidi w:val="0"/>
+              <w:spacing w:before="0" w:after="283"/>
               <w:rPr/>
             </w:pPr>
             <w:r>
@@ -2760,17 +2695,15 @@
         <w:trPr/>
         <w:tc>
           <w:tcPr>
-            <w:tcW w:w="2697" w:type="dxa"/>
+            <w:tcW w:w="2642" w:type="dxa"/>
             <w:tcBorders/>
             <w:vAlign w:val="center"/>
           </w:tcPr>
           <w:p>
             <w:pPr>
               <w:pStyle w:val="TableContents"/>
-              <w:widowControl w:val="false"/>
-              <w:suppressLineNumbers/>
-              <w:bidi w:val="0"/>
-              <w:jc w:val="left"/>
+              <w:bidi w:val="0"/>
+              <w:spacing w:before="0" w:after="283"/>
               <w:rPr/>
             </w:pPr>
             <w:r>
@@ -2789,17 +2722,15 @@
         </w:tc>
         <w:tc>
           <w:tcPr>
-            <w:tcW w:w="6288" w:type="dxa"/>
+            <w:tcW w:w="7568" w:type="dxa"/>
             <w:tcBorders/>
             <w:vAlign w:val="center"/>
           </w:tcPr>
           <w:p>
             <w:pPr>
               <w:pStyle w:val="TableContents"/>
-              <w:widowControl w:val="false"/>
-              <w:suppressLineNumbers/>
-              <w:bidi w:val="0"/>
-              <w:jc w:val="left"/>
+              <w:bidi w:val="0"/>
+              <w:spacing w:before="0" w:after="283"/>
               <w:rPr/>
             </w:pPr>
             <w:r>
@@ -2810,22 +2741,350 @@
         </w:tc>
         <w:tc>
           <w:tcPr>
-            <w:tcW w:w="987" w:type="dxa"/>
+            <w:tcW w:w="1129" w:type="dxa"/>
             <w:tcBorders/>
             <w:vAlign w:val="center"/>
           </w:tcPr>
           <w:p>
             <w:pPr>
               <w:pStyle w:val="TableContents"/>
-              <w:widowControl w:val="false"/>
-              <w:suppressLineNumbers/>
-              <w:bidi w:val="0"/>
-              <w:jc w:val="left"/>
+              <w:bidi w:val="0"/>
+              <w:spacing w:before="0" w:after="283"/>
               <w:rPr/>
             </w:pPr>
             <w:r>
               <w:rPr/>
               <w:t>构建系统</w:t>
+            </w:r>
+          </w:p>
+        </w:tc>
+      </w:tr>
+      <w:tr>
+        <w:trPr/>
+        <w:tc>
+          <w:tcPr>
+            <w:tcW w:w="2642" w:type="dxa"/>
+            <w:tcBorders/>
+            <w:vAlign w:val="center"/>
+          </w:tcPr>
+          <w:p>
+            <w:pPr>
+              <w:pStyle w:val="TableContents"/>
+              <w:bidi w:val="0"/>
+              <w:spacing w:before="0" w:after="283"/>
+              <w:rPr/>
+            </w:pPr>
+            <w:r>
+              <w:rPr/>
+              <w:t>改过启动脚本、重编也报成功，行为却没变</w:t>
+            </w:r>
+          </w:p>
+        </w:tc>
+        <w:tc>
+          <w:tcPr>
+            <w:tcW w:w="7568" w:type="dxa"/>
+            <w:tcBorders/>
+            <w:vAlign w:val="center"/>
+          </w:tcPr>
+          <w:p>
+            <w:pPr>
+              <w:pStyle w:val="TableContents"/>
+              <w:bidi w:val="0"/>
+              <w:spacing w:before="0" w:after="283"/>
+              <w:rPr/>
+            </w:pPr>
+            <w:r>
+              <w:rPr/>
+              <w:t xml:space="preserve">构建系统只把 </w:t>
+            </w:r>
+            <w:r>
+              <w:rPr>
+                <w:rStyle w:val="SourceText"/>
+              </w:rPr>
+              <w:t>etc/init.d/rcS</w:t>
+            </w:r>
+            <w:r>
+              <w:rPr/>
+              <w:t xml:space="preserve"> </w:t>
+            </w:r>
+            <w:r>
+              <w:rPr/>
+              <w:t xml:space="preserve">列为依赖，而它全部内容是 </w:t>
+            </w:r>
+            <w:r>
+              <w:rPr>
+                <w:rStyle w:val="SourceText"/>
+              </w:rPr>
+              <w:t>#include "rcS.nsh"</w:t>
+            </w:r>
+            <w:r>
+              <w:rPr/>
+              <w:t>，</w:t>
+            </w:r>
+            <w:r>
+              <w:rPr>
+                <w:rStyle w:val="SourceText"/>
+              </w:rPr>
+              <w:t>rcS.nsh</w:t>
+            </w:r>
+            <w:r>
+              <w:rPr/>
+              <w:t xml:space="preserve"> </w:t>
+            </w:r>
+            <w:r>
+              <w:rPr/>
+              <w:t>压根不在依赖表里，改它永远不触发重生成</w:t>
+            </w:r>
+          </w:p>
+        </w:tc>
+        <w:tc>
+          <w:tcPr>
+            <w:tcW w:w="1129" w:type="dxa"/>
+            <w:tcBorders/>
+            <w:vAlign w:val="center"/>
+          </w:tcPr>
+          <w:p>
+            <w:pPr>
+              <w:pStyle w:val="TableContents"/>
+              <w:bidi w:val="0"/>
+              <w:spacing w:before="0" w:after="283"/>
+              <w:rPr/>
+            </w:pPr>
+            <w:r>
+              <w:rPr/>
+              <w:t>构建系统</w:t>
+            </w:r>
+          </w:p>
+        </w:tc>
+      </w:tr>
+      <w:tr>
+        <w:trPr/>
+        <w:tc>
+          <w:tcPr>
+            <w:tcW w:w="2642" w:type="dxa"/>
+            <w:tcBorders/>
+            <w:vAlign w:val="center"/>
+          </w:tcPr>
+          <w:p>
+            <w:pPr>
+              <w:pStyle w:val="TableContents"/>
+              <w:bidi w:val="0"/>
+              <w:spacing w:before="0" w:after="283"/>
+              <w:rPr/>
+            </w:pPr>
+            <w:r>
+              <w:rPr/>
+              <w:t>烧录后白屏，只有右下角一个橙色长方形</w:t>
+            </w:r>
+          </w:p>
+        </w:tc>
+        <w:tc>
+          <w:tcPr>
+            <w:tcW w:w="7568" w:type="dxa"/>
+            <w:tcBorders/>
+            <w:vAlign w:val="center"/>
+          </w:tcPr>
+          <w:p>
+            <w:pPr>
+              <w:pStyle w:val="TableContents"/>
+              <w:bidi w:val="0"/>
+              <w:spacing w:before="0" w:after="283"/>
+              <w:rPr/>
+            </w:pPr>
+            <w:r>
+              <w:rPr/>
+              <w:t xml:space="preserve">板级配置里 </w:t>
+            </w:r>
+            <w:r>
+              <w:rPr>
+                <w:rStyle w:val="SourceText"/>
+              </w:rPr>
+              <w:t>CONFIG_LCD_FRAMEBUFFER=y</w:t>
+            </w:r>
+            <w:r>
+              <w:rPr/>
+              <w:t xml:space="preserve"> </w:t>
+            </w:r>
+            <w:r>
+              <w:rPr/>
+              <w:t xml:space="preserve">会让驱动的 </w:t>
+            </w:r>
+            <w:r>
+              <w:rPr>
+                <w:rStyle w:val="SourceText"/>
+              </w:rPr>
+              <w:t>#if/#elif</w:t>
+            </w:r>
+            <w:r>
+              <w:rPr/>
+              <w:t xml:space="preserve"> </w:t>
+            </w:r>
+            <w:r>
+              <w:rPr/>
+              <w:t xml:space="preserve">走 </w:t>
+            </w:r>
+            <w:r>
+              <w:rPr/>
+              <w:t xml:space="preserve">framebuffer </w:t>
+            </w:r>
+            <w:r>
+              <w:rPr/>
+              <w:t>分支，</w:t>
+            </w:r>
+            <w:r>
+              <w:rPr>
+                <w:rStyle w:val="SourceText"/>
+              </w:rPr>
+              <w:t>lcddev_register()</w:t>
+            </w:r>
+            <w:r>
+              <w:rPr/>
+              <w:t xml:space="preserve"> </w:t>
+            </w:r>
+            <w:r>
+              <w:rPr/>
+              <w:t>成了死代码，</w:t>
+            </w:r>
+            <w:r>
+              <w:rPr>
+                <w:rStyle w:val="SourceText"/>
+              </w:rPr>
+              <w:t>/dev/lcd0</w:t>
+            </w:r>
+            <w:r>
+              <w:rPr/>
+              <w:t xml:space="preserve"> </w:t>
+            </w:r>
+            <w:r>
+              <w:rPr/>
+              <w:t>压根没注册出来</w:t>
+            </w:r>
+          </w:p>
+        </w:tc>
+        <w:tc>
+          <w:tcPr>
+            <w:tcW w:w="1129" w:type="dxa"/>
+            <w:tcBorders/>
+            <w:vAlign w:val="center"/>
+          </w:tcPr>
+          <w:p>
+            <w:pPr>
+              <w:pStyle w:val="TableContents"/>
+              <w:bidi w:val="0"/>
+              <w:spacing w:before="0" w:after="283"/>
+              <w:rPr/>
+            </w:pPr>
+            <w:r>
+              <w:rPr/>
+              <w:t>板级配置</w:t>
+            </w:r>
+          </w:p>
+        </w:tc>
+      </w:tr>
+      <w:tr>
+        <w:trPr/>
+        <w:tc>
+          <w:tcPr>
+            <w:tcW w:w="2642" w:type="dxa"/>
+            <w:tcBorders/>
+            <w:vAlign w:val="center"/>
+          </w:tcPr>
+          <w:p>
+            <w:pPr>
+              <w:pStyle w:val="TableContents"/>
+              <w:bidi w:val="0"/>
+              <w:spacing w:before="0" w:after="283"/>
+              <w:rPr/>
+            </w:pPr>
+            <w:r>
+              <w:rPr/>
+              <w:t xml:space="preserve">配好网络和 </w:t>
+            </w:r>
+            <w:r>
+              <w:rPr/>
+              <w:t xml:space="preserve">APIKEY </w:t>
+            </w:r>
+            <w:r>
+              <w:rPr/>
+              <w:t>之后毫无反应</w:t>
+            </w:r>
+          </w:p>
+        </w:tc>
+        <w:tc>
+          <w:tcPr>
+            <w:tcW w:w="7568" w:type="dxa"/>
+            <w:tcBorders/>
+            <w:vAlign w:val="center"/>
+          </w:tcPr>
+          <w:p>
+            <w:pPr>
+              <w:pStyle w:val="TableContents"/>
+              <w:bidi w:val="0"/>
+              <w:spacing w:before="0" w:after="283"/>
+              <w:rPr/>
+            </w:pPr>
+            <w:r>
+              <w:rPr/>
+              <w:t xml:space="preserve">板子没有 </w:t>
+            </w:r>
+            <w:r>
+              <w:rPr/>
+              <w:t>RTC</w:t>
+            </w:r>
+            <w:r>
+              <w:rPr/>
+              <w:t xml:space="preserve">，系统时钟停在 </w:t>
+            </w:r>
+            <w:r>
+              <w:rPr/>
+              <w:t>1970</w:t>
+            </w:r>
+            <w:r>
+              <w:rPr/>
+              <w:t>，</w:t>
+            </w:r>
+            <w:r>
+              <w:rPr/>
+              <w:t xml:space="preserve">HTTPS </w:t>
+            </w:r>
+            <w:r>
+              <w:rPr/>
+              <w:t xml:space="preserve">证书的 </w:t>
+            </w:r>
+            <w:r>
+              <w:rPr/>
+              <w:t xml:space="preserve">notBefore </w:t>
+            </w:r>
+            <w:r>
+              <w:rPr/>
+              <w:t>校验全部失败</w:t>
+            </w:r>
+          </w:p>
+        </w:tc>
+        <w:tc>
+          <w:tcPr>
+            <w:tcW w:w="1129" w:type="dxa"/>
+            <w:tcBorders/>
+            <w:vAlign w:val="center"/>
+          </w:tcPr>
+          <w:p>
+            <w:pPr>
+              <w:pStyle w:val="TableContents"/>
+              <w:bidi w:val="0"/>
+              <w:spacing w:before="0" w:after="283"/>
+              <w:rPr/>
+            </w:pPr>
+            <w:r>
+              <w:rPr/>
+              <w:t xml:space="preserve">系统 </w:t>
+            </w:r>
+            <w:r>
+              <w:rPr/>
+              <w:t xml:space="preserve">/ </w:t>
+            </w:r>
+            <w:r>
+              <w:rPr/>
+              <w:t>网络协议</w:t>
             </w:r>
           </w:p>
         </w:tc>
@@ -2835,7 +3094,7 @@
       <w:pPr>
         <w:pStyle w:val="TextBody"/>
         <w:bidi w:val="0"/>
-        <w:spacing w:lineRule="auto" w:line="276" w:before="0" w:after="140"/>
+        <w:spacing w:before="0" w:after="283"/>
         <w:jc w:val="both"/>
         <w:rPr/>
       </w:pPr>
@@ -2863,7 +3122,6 @@
     <w:p>
       <w:pPr>
         <w:pStyle w:val="HorizontalLine"/>
-        <w:suppressLineNumbers/>
         <w:pBdr>
           <w:bottom w:val="double" w:sz="2" w:space="0" w:color="808080"/>
         </w:pBdr>
@@ -2900,7 +3158,7 @@
       <w:pPr>
         <w:pStyle w:val="TextBody"/>
         <w:bidi w:val="0"/>
-        <w:spacing w:lineRule="auto" w:line="276" w:before="0" w:after="140"/>
+        <w:spacing w:before="0" w:after="283"/>
         <w:jc w:val="both"/>
         <w:rPr/>
       </w:pPr>
@@ -2985,7 +3243,7 @@
       <w:pPr>
         <w:pStyle w:val="TextBody"/>
         <w:bidi w:val="0"/>
-        <w:spacing w:lineRule="auto" w:line="276" w:before="0" w:after="140"/>
+        <w:spacing w:before="0" w:after="283"/>
         <w:jc w:val="both"/>
         <w:rPr/>
       </w:pPr>
@@ -3016,7 +3274,7 @@
           <w:numId w:val="1"/>
         </w:numPr>
         <w:tabs>
-          <w:tab w:val="clear" w:pos="709"/>
+          <w:tab w:val="clear" w:pos="1134"/>
           <w:tab w:val="left" w:pos="709" w:leader="none"/>
         </w:tabs>
         <w:bidi w:val="0"/>
@@ -3061,7 +3319,7 @@
           <w:numId w:val="1"/>
         </w:numPr>
         <w:tabs>
-          <w:tab w:val="clear" w:pos="709"/>
+          <w:tab w:val="clear" w:pos="1134"/>
           <w:tab w:val="left" w:pos="709" w:leader="none"/>
         </w:tabs>
         <w:bidi w:val="0"/>
@@ -3134,7 +3392,7 @@
     </w:p>
     <w:tbl>
       <w:tblPr>
-        <w:tblW w:w="9972" w:type="dxa"/>
+        <w:tblW w:w="11339" w:type="dxa"/>
         <w:jc w:val="left"/>
         <w:tblInd w:w="0" w:type="dxa"/>
         <w:tblLayout w:type="fixed"/>
@@ -3147,7 +3405,7 @@
       </w:tblPr>
       <w:tblGrid>
         <w:gridCol w:w="2191"/>
-        <w:gridCol w:w="7781"/>
+        <w:gridCol w:w="9148"/>
       </w:tblGrid>
       <w:tr>
         <w:trPr>
@@ -3165,6 +3423,7 @@
               <w:suppressLineNumbers/>
               <w:shd w:fill="2C5F8A" w:val="clear"/>
               <w:bidi w:val="0"/>
+              <w:spacing w:before="0" w:after="283"/>
               <w:jc w:val="left"/>
               <w:rPr/>
             </w:pPr>
@@ -3176,7 +3435,7 @@
         </w:tc>
         <w:tc>
           <w:tcPr>
-            <w:tcW w:w="7781" w:type="dxa"/>
+            <w:tcW w:w="9148" w:type="dxa"/>
             <w:tcBorders/>
             <w:vAlign w:val="center"/>
           </w:tcPr>
@@ -3186,6 +3445,7 @@
               <w:suppressLineNumbers/>
               <w:shd w:fill="2C5F8A" w:val="clear"/>
               <w:bidi w:val="0"/>
+              <w:spacing w:before="0" w:after="283"/>
               <w:jc w:val="left"/>
               <w:rPr/>
             </w:pPr>
@@ -3207,10 +3467,8 @@
           <w:p>
             <w:pPr>
               <w:pStyle w:val="TableContents"/>
-              <w:widowControl w:val="false"/>
-              <w:suppressLineNumbers/>
-              <w:bidi w:val="0"/>
-              <w:jc w:val="left"/>
+              <w:bidi w:val="0"/>
+              <w:spacing w:before="0" w:after="283"/>
               <w:rPr/>
             </w:pPr>
             <w:r>
@@ -3223,17 +3481,15 @@
         </w:tc>
         <w:tc>
           <w:tcPr>
-            <w:tcW w:w="7781" w:type="dxa"/>
+            <w:tcW w:w="9148" w:type="dxa"/>
             <w:tcBorders/>
             <w:vAlign w:val="center"/>
           </w:tcPr>
           <w:p>
             <w:pPr>
               <w:pStyle w:val="TableContents"/>
-              <w:widowControl w:val="false"/>
-              <w:suppressLineNumbers/>
-              <w:bidi w:val="0"/>
-              <w:jc w:val="left"/>
+              <w:bidi w:val="0"/>
+              <w:spacing w:before="0" w:after="283"/>
               <w:rPr/>
             </w:pPr>
             <w:r>
@@ -3304,10 +3560,8 @@
           <w:p>
             <w:pPr>
               <w:pStyle w:val="TableContents"/>
-              <w:widowControl w:val="false"/>
-              <w:suppressLineNumbers/>
-              <w:bidi w:val="0"/>
-              <w:jc w:val="left"/>
+              <w:bidi w:val="0"/>
+              <w:spacing w:before="0" w:after="283"/>
               <w:rPr/>
             </w:pPr>
             <w:r>
@@ -3320,17 +3574,15 @@
         </w:tc>
         <w:tc>
           <w:tcPr>
-            <w:tcW w:w="7781" w:type="dxa"/>
+            <w:tcW w:w="9148" w:type="dxa"/>
             <w:tcBorders/>
             <w:vAlign w:val="center"/>
           </w:tcPr>
           <w:p>
             <w:pPr>
               <w:pStyle w:val="TableContents"/>
-              <w:widowControl w:val="false"/>
-              <w:suppressLineNumbers/>
-              <w:bidi w:val="0"/>
-              <w:jc w:val="left"/>
+              <w:bidi w:val="0"/>
+              <w:spacing w:before="0" w:after="283"/>
               <w:rPr/>
             </w:pPr>
             <w:r>
@@ -3387,10 +3639,8 @@
           <w:p>
             <w:pPr>
               <w:pStyle w:val="TableContents"/>
-              <w:widowControl w:val="false"/>
-              <w:suppressLineNumbers/>
-              <w:bidi w:val="0"/>
-              <w:jc w:val="left"/>
+              <w:bidi w:val="0"/>
+              <w:spacing w:before="0" w:after="283"/>
               <w:rPr/>
             </w:pPr>
             <w:r>
@@ -3403,17 +3653,15 @@
         </w:tc>
         <w:tc>
           <w:tcPr>
-            <w:tcW w:w="7781" w:type="dxa"/>
+            <w:tcW w:w="9148" w:type="dxa"/>
             <w:tcBorders/>
             <w:vAlign w:val="center"/>
           </w:tcPr>
           <w:p>
             <w:pPr>
               <w:pStyle w:val="TableContents"/>
-              <w:widowControl w:val="false"/>
-              <w:suppressLineNumbers/>
-              <w:bidi w:val="0"/>
-              <w:jc w:val="left"/>
+              <w:bidi w:val="0"/>
+              <w:spacing w:before="0" w:after="283"/>
               <w:rPr/>
             </w:pPr>
             <w:r>
@@ -3450,10 +3698,8 @@
           <w:p>
             <w:pPr>
               <w:pStyle w:val="TableContents"/>
-              <w:widowControl w:val="false"/>
-              <w:suppressLineNumbers/>
-              <w:bidi w:val="0"/>
-              <w:jc w:val="left"/>
+              <w:bidi w:val="0"/>
+              <w:spacing w:before="0" w:after="283"/>
               <w:rPr/>
             </w:pPr>
             <w:r>
@@ -3466,17 +3712,15 @@
         </w:tc>
         <w:tc>
           <w:tcPr>
-            <w:tcW w:w="7781" w:type="dxa"/>
+            <w:tcW w:w="9148" w:type="dxa"/>
             <w:tcBorders/>
             <w:vAlign w:val="center"/>
           </w:tcPr>
           <w:p>
             <w:pPr>
               <w:pStyle w:val="TableContents"/>
-              <w:widowControl w:val="false"/>
-              <w:suppressLineNumbers/>
-              <w:bidi w:val="0"/>
-              <w:jc w:val="left"/>
+              <w:bidi w:val="0"/>
+              <w:spacing w:before="0" w:after="283"/>
               <w:rPr/>
             </w:pPr>
             <w:r>
@@ -3527,7 +3771,7 @@
       <w:pPr>
         <w:pStyle w:val="TextBody"/>
         <w:bidi w:val="0"/>
-        <w:spacing w:lineRule="auto" w:line="276" w:before="0" w:after="140"/>
+        <w:spacing w:before="0" w:after="283"/>
         <w:jc w:val="both"/>
         <w:rPr/>
       </w:pPr>
@@ -3579,7 +3823,6 @@
     <w:p>
       <w:pPr>
         <w:pStyle w:val="HorizontalLine"/>
-        <w:suppressLineNumbers/>
         <w:pBdr>
           <w:bottom w:val="double" w:sz="2" w:space="0" w:color="808080"/>
         </w:pBdr>
@@ -3608,7 +3851,7 @@
       <w:pPr>
         <w:pStyle w:val="TextBody"/>
         <w:bidi w:val="0"/>
-        <w:spacing w:lineRule="auto" w:line="276" w:before="0" w:after="140"/>
+        <w:spacing w:before="0" w:after="283"/>
         <w:jc w:val="both"/>
         <w:rPr/>
       </w:pPr>
@@ -3625,7 +3868,7 @@
           <w:numId w:val="2"/>
         </w:numPr>
         <w:tabs>
-          <w:tab w:val="clear" w:pos="709"/>
+          <w:tab w:val="clear" w:pos="1134"/>
           <w:tab w:val="left" w:pos="709" w:leader="none"/>
         </w:tabs>
         <w:bidi w:val="0"/>
@@ -3676,7 +3919,7 @@
           <w:numId w:val="2"/>
         </w:numPr>
         <w:tabs>
-          <w:tab w:val="clear" w:pos="709"/>
+          <w:tab w:val="clear" w:pos="1134"/>
           <w:tab w:val="left" w:pos="709" w:leader="none"/>
         </w:tabs>
         <w:bidi w:val="0"/>
@@ -3749,7 +3992,7 @@
           <w:numId w:val="2"/>
         </w:numPr>
         <w:tabs>
-          <w:tab w:val="clear" w:pos="709"/>
+          <w:tab w:val="clear" w:pos="1134"/>
           <w:tab w:val="left" w:pos="709" w:leader="none"/>
         </w:tabs>
         <w:bidi w:val="0"/>
@@ -3842,7 +4085,7 @@
           <w:numId w:val="2"/>
         </w:numPr>
         <w:tabs>
-          <w:tab w:val="clear" w:pos="709"/>
+          <w:tab w:val="clear" w:pos="1134"/>
           <w:tab w:val="left" w:pos="709" w:leader="none"/>
         </w:tabs>
         <w:bidi w:val="0"/>
@@ -3858,13 +4101,31 @@
       </w:r>
       <w:r>
         <w:rPr/>
-        <w:t xml:space="preserve"> 交付镜像是用本仓的板级配置从零编出来的，做过构造校验： 分段长度一致、版本号 </w:t>
-      </w:r>
-      <w:r>
-        <w:rPr>
-          <w:rStyle w:val="SourceText"/>
-        </w:rPr>
-        <w:t>v2.54</w:t>
+        <w:t xml:space="preserve"> 当前交付的 </w:t>
+      </w:r>
+      <w:r>
+        <w:rPr/>
+        <w:t xml:space="preserve">v2.56 </w:t>
+      </w:r>
+      <w:r>
+        <w:rPr/>
+        <w:t>修掉了两个</w:t>
+      </w:r>
+      <w:r>
+        <w:rPr>
+          <w:rStyle w:val="StrongEmphasis"/>
+        </w:rPr>
+        <w:t>从真机串口日志里定位出来</w:t>
+      </w:r>
+      <w:r>
+        <w:rPr/>
+        <w:t xml:space="preserve"> 的问题（</w:t>
+      </w:r>
+      <w:r>
+        <w:rPr>
+          <w:rStyle w:val="SourceText"/>
+        </w:rPr>
+        <w:t>/dev/lcd0</w:t>
       </w:r>
       <w:r>
         <w:rPr/>
@@ -3872,27 +4133,241 @@
       </w:r>
       <w:r>
         <w:rPr/>
-        <w:t>与内建程序名在镜像里查得到；直接搜镜像二进制， 新唤醒词的几种写法都在、</w:t>
+        <w:t xml:space="preserve">未注册导致白屏、系统时钟停在 </w:t>
+      </w:r>
+      <w:r>
+        <w:rPr/>
+        <w:t xml:space="preserve">1970 </w:t>
+      </w:r>
+      <w:r>
+        <w:rPr/>
+        <w:t xml:space="preserve">导致 </w:t>
+      </w:r>
+      <w:r>
+        <w:rPr/>
+        <w:t xml:space="preserve">HTTPS </w:t>
+      </w:r>
+      <w:r>
+        <w:rPr/>
+        <w:t xml:space="preserve">全部失败，见第四节）。 时钟这一条的具体修法是让 </w:t>
+      </w:r>
+      <w:r>
+        <w:rPr/>
+        <w:t xml:space="preserve">kid_buddy </w:t>
+      </w:r>
+      <w:r>
+        <w:rPr/>
+        <w:t xml:space="preserve">启动时自己调 </w:t>
+      </w:r>
+      <w:r>
+        <w:rPr>
+          <w:rStyle w:val="SourceText"/>
+        </w:rPr>
+        <w:t>clock_settime</w:t>
+      </w:r>
+      <w:r>
+        <w:rPr/>
+        <w:t>（</w:t>
+      </w:r>
+      <w:r>
+        <w:rPr/>
+        <w:t xml:space="preserve">NuttX </w:t>
+      </w:r>
+      <w:r>
+        <w:rPr/>
+        <w:t xml:space="preserve">的 </w:t>
+      </w:r>
+      <w:r>
+        <w:rPr>
+          <w:rStyle w:val="SourceText"/>
+        </w:rPr>
+        <w:t>date -s</w:t>
+      </w:r>
+      <w:r>
+        <w:rPr/>
+        <w:t xml:space="preserve"> </w:t>
+      </w:r>
+      <w:r>
+        <w:rPr/>
+        <w:t>底下就是这个调用），并且只在时钟明显没设过的时候才写，</w:t>
       </w:r>
       <w:r>
         <w:rPr>
           <w:rStyle w:val="StrongEmphasis"/>
         </w:rPr>
-        <w:t>旧唤醒词「小伙伴」完全不出现</w:t>
-      </w:r>
-      <w:r>
-        <w:rPr/>
-        <w:t>。但</w:t>
+        <w:t>这样从源码编出来的 固件也覆盖得到</w:t>
+      </w:r>
+      <w:r>
+        <w:rPr/>
+        <w:t xml:space="preserve">——原先这一步写在 </w:t>
+      </w:r>
+      <w:r>
+        <w:rPr/>
+        <w:t xml:space="preserve">vendor </w:t>
+      </w:r>
+      <w:r>
+        <w:rPr/>
+        <w:t xml:space="preserve">的 </w:t>
+      </w:r>
+      <w:r>
+        <w:rPr>
+          <w:rStyle w:val="SourceText"/>
+        </w:rPr>
+        <w:t>rcS.nsh</w:t>
+      </w:r>
+      <w:r>
+        <w:rPr/>
+        <w:t xml:space="preserve"> </w:t>
+      </w:r>
+      <w:r>
+        <w:rPr/>
+        <w:t xml:space="preserve">里，只有本仓这份预编译镜像才带。 </w:t>
       </w:r>
       <w:r>
         <w:rPr>
           <w:rStyle w:val="StrongEmphasis"/>
         </w:rPr>
-        <w:t>本次交赛用的 这一版没有在真机上重新烧录验证</w:t>
-      </w:r>
-      <w:r>
-        <w:rPr/>
-        <w:t>。开发过程中的各功能版本（</w:t>
+        <w:t>白屏一项已在真机上复烧确认修复</w:t>
+      </w:r>
+      <w:r>
+        <w:rPr/>
+        <w:t>（</w:t>
+      </w:r>
+      <w:r>
+        <w:rPr/>
+        <w:t xml:space="preserve">v2.55 </w:t>
+      </w:r>
+      <w:r>
+        <w:rPr/>
+        <w:t>上板：图形界面正常显示、版本号对得上）。 镜像还做过构造校验：</w:t>
+      </w:r>
+      <w:r>
+        <w:rPr>
+          <w:rStyle w:val="SourceText"/>
+        </w:rPr>
+        <w:t>nsh.fex</w:t>
+      </w:r>
+      <w:r>
+        <w:rPr/>
+        <w:t xml:space="preserve"> </w:t>
+      </w:r>
+      <w:r>
+        <w:rPr/>
+        <w:t xml:space="preserve">与 </w:t>
+      </w:r>
+      <w:r>
+        <w:rPr>
+          <w:rStyle w:val="SourceText"/>
+        </w:rPr>
+        <w:t>vela.bin</w:t>
+      </w:r>
+      <w:r>
+        <w:rPr/>
+        <w:t xml:space="preserve"> </w:t>
+      </w:r>
+      <w:r>
+        <w:rPr/>
+        <w:t xml:space="preserve">同为 </w:t>
+      </w:r>
+      <w:r>
+        <w:rPr/>
+        <w:t xml:space="preserve">5828112 </w:t>
+      </w:r>
+      <w:r>
+        <w:rPr/>
+        <w:t xml:space="preserve">字节且逐字节一致；版本号 </w:t>
+      </w:r>
+      <w:r>
+        <w:rPr>
+          <w:rStyle w:val="SourceText"/>
+        </w:rPr>
+        <w:t>v2.56</w:t>
+      </w:r>
+      <w:r>
+        <w:rPr/>
+        <w:t>、内建程序名、以及新增的时钟种子代码在镜像里都查得到；</w:t>
+      </w:r>
+      <w:r>
+        <w:rPr>
+          <w:rStyle w:val="StrongEmphasis"/>
+        </w:rPr>
+        <w:t xml:space="preserve">内嵌的那份启动脚本里 已经不再有 </w:t>
+      </w:r>
+      <w:r>
+        <w:rPr>
+          <w:rStyle w:val="SourceText"/>
+        </w:rPr>
+        <w:t>date -s</w:t>
+      </w:r>
+      <w:r>
+        <w:rPr/>
+        <w:t>；直接搜镜像二进制，新唤醒词的几种写法都在、</w:t>
+      </w:r>
+      <w:r>
+        <w:rPr>
+          <w:rStyle w:val="StrongEmphasis"/>
+        </w:rPr>
+        <w:t>旧唤醒词「小伙伴」 完全不出现</w:t>
+      </w:r>
+      <w:r>
+        <w:rPr/>
+        <w:t xml:space="preserve">。但 </w:t>
+      </w:r>
+      <w:r>
+        <w:rPr/>
+        <w:t xml:space="preserve">v2.56 </w:t>
+      </w:r>
+      <w:r>
+        <w:rPr/>
+        <w:t xml:space="preserve">相对 </w:t>
+      </w:r>
+      <w:r>
+        <w:rPr/>
+        <w:t xml:space="preserve">v2.55 </w:t>
+      </w:r>
+      <w:r>
+        <w:rPr/>
+        <w:t>只多改了时钟这一处，</w:t>
+      </w:r>
+      <w:r>
+        <w:rPr>
+          <w:rStyle w:val="StrongEmphasis"/>
+        </w:rPr>
+        <w:t>尚未上板复测</w:t>
+      </w:r>
+      <w:r>
+        <w:rPr/>
+        <w:t xml:space="preserve">； </w:t>
+      </w:r>
+      <w:r>
+        <w:rPr>
+          <w:rStyle w:val="StrongEmphasis"/>
+        </w:rPr>
+        <w:t xml:space="preserve">语音链路（唤醒 → </w:t>
+      </w:r>
+      <w:r>
+        <w:rPr>
+          <w:rStyle w:val="StrongEmphasis"/>
+        </w:rPr>
+        <w:t>ASR → LLM → TTS</w:t>
+      </w:r>
+      <w:r>
+        <w:rPr>
+          <w:rStyle w:val="StrongEmphasis"/>
+        </w:rPr>
+        <w:t>）也没有在这一版上重新实测</w:t>
+      </w:r>
+      <w:r>
+        <w:rPr/>
+        <w:t xml:space="preserve">——唤醒词的匹配写法 只做过离线单测，没有对着真实 </w:t>
+      </w:r>
+      <w:r>
+        <w:rPr/>
+        <w:t xml:space="preserve">ASR </w:t>
+      </w:r>
+      <w:r>
+        <w:rPr/>
+        <w:t>输出校准过。开发过程中的各功能版本（</w:t>
       </w:r>
       <w:r>
         <w:rPr/>
@@ -3900,7 +4375,7 @@
       </w:r>
       <w:r>
         <w:rPr/>
-        <w:t xml:space="preserve">及以前）都是在真机上 验证过的。 </w:t>
+        <w:t xml:space="preserve">及以前） 都是在真机上验证过的。 </w:t>
       </w:r>
     </w:p>
     <w:p>
@@ -3911,7 +4386,7 @@
           <w:numId w:val="2"/>
         </w:numPr>
         <w:tabs>
-          <w:tab w:val="clear" w:pos="709"/>
+          <w:tab w:val="clear" w:pos="1134"/>
           <w:tab w:val="left" w:pos="709" w:leader="none"/>
         </w:tabs>
         <w:bidi w:val="0"/>
@@ -4267,6 +4742,7 @@
       <w:pgNumType w:fmt="decimal"/>
       <w:formProt w:val="false"/>
       <w:textDirection w:val="lrTb"/>
+      <w:docGrid w:type="default" w:linePitch="600" w:charSpace="38911"/>
     </w:sectPr>
   </w:body>
 </w:document>
@@ -4533,10 +5009,9 @@
   <w:abstractNum w:abstractNumId="3">
     <w:lvl w:ilvl="0">
       <w:start w:val="1"/>
-      <w:pStyle w:val="Heading1"/>
       <w:numFmt w:val="none"/>
       <w:suff w:val="nothing"/>
-      <w:lvlText w:val=""/>
+      <w:lvlText w:val="%1"/>
       <w:lvlJc w:val="left"/>
       <w:pPr>
         <w:tabs>
@@ -4550,7 +5025,7 @@
       <w:pStyle w:val="Heading2"/>
       <w:numFmt w:val="none"/>
       <w:suff w:val="nothing"/>
-      <w:lvlText w:val=""/>
+      <w:lvlText w:val="%2"/>
       <w:lvlJc w:val="left"/>
       <w:pPr>
         <w:tabs>
@@ -4564,7 +5039,7 @@
       <w:pStyle w:val="Heading3"/>
       <w:numFmt w:val="none"/>
       <w:suff w:val="nothing"/>
-      <w:lvlText w:val=""/>
+      <w:lvlText w:val="%3"/>
       <w:lvlJc w:val="left"/>
       <w:pPr>
         <w:tabs>
@@ -4577,7 +5052,7 @@
       <w:start w:val="1"/>
       <w:numFmt w:val="none"/>
       <w:suff w:val="nothing"/>
-      <w:lvlText w:val=""/>
+      <w:lvlText w:val="%4"/>
       <w:lvlJc w:val="left"/>
       <w:pPr>
         <w:tabs>
@@ -4590,7 +5065,7 @@
       <w:start w:val="1"/>
       <w:numFmt w:val="none"/>
       <w:suff w:val="nothing"/>
-      <w:lvlText w:val=""/>
+      <w:lvlText w:val="%5"/>
       <w:lvlJc w:val="left"/>
       <w:pPr>
         <w:tabs>
@@ -4603,7 +5078,7 @@
       <w:start w:val="1"/>
       <w:numFmt w:val="none"/>
       <w:suff w:val="nothing"/>
-      <w:lvlText w:val=""/>
+      <w:lvlText w:val="%6"/>
       <w:lvlJc w:val="left"/>
       <w:pPr>
         <w:tabs>
@@ -4616,7 +5091,7 @@
       <w:start w:val="1"/>
       <w:numFmt w:val="none"/>
       <w:suff w:val="nothing"/>
-      <w:lvlText w:val=""/>
+      <w:lvlText w:val="%7"/>
       <w:lvlJc w:val="left"/>
       <w:pPr>
         <w:tabs>
@@ -4629,7 +5104,7 @@
       <w:start w:val="1"/>
       <w:numFmt w:val="none"/>
       <w:suff w:val="nothing"/>
-      <w:lvlText w:val=""/>
+      <w:lvlText w:val="%8"/>
       <w:lvlJc w:val="left"/>
       <w:pPr>
         <w:tabs>
@@ -4642,7 +5117,7 @@
       <w:start w:val="1"/>
       <w:numFmt w:val="none"/>
       <w:suff w:val="nothing"/>
-      <w:lvlText w:val=""/>
+      <w:lvlText w:val="%9"/>
       <w:lvlJc w:val="left"/>
       <w:pPr>
         <w:tabs>
@@ -4707,10 +5182,9 @@
         <w:bottom w:val="single" w:sz="20" w:space="6" w:color="2C5F8A"/>
       </w:pBdr>
       <w:spacing w:before="240" w:after="80"/>
-      <w:outlineLvl w:val="0"/>
     </w:pPr>
     <w:rPr>
-      <w:rFonts w:ascii="Liberation Serif" w:hAnsi="Liberation Serif" w:eastAsia="Noto Serif CJK SC" w:cs="Lohit Devanagari"/>
+      <w:rFonts w:ascii="Liberation Sans Unicode MS" w:hAnsi="Liberation Sans Unicode MS"/>
       <w:b/>
       <w:bCs/>
       <w:color w:val="1B3F5F"/>
@@ -4757,6 +5231,26 @@
       <w:szCs w:val="23"/>
     </w:rPr>
   </w:style>
+  <w:style w:type="character" w:styleId="EndnoteCharacters">
+    <w:name w:val="Endnote Characters"/>
+    <w:qFormat/>
+    <w:rPr/>
+  </w:style>
+  <w:style w:type="character" w:styleId="FootnoteCharacters">
+    <w:name w:val="Footnote Characters"/>
+    <w:qFormat/>
+    <w:rPr/>
+  </w:style>
+  <w:style w:type="character" w:styleId="InternetLink">
+    <w:name w:val="Hyperlink"/>
+    <w:rPr>
+      <w:strike w:val="false"/>
+      <w:dstrike w:val="false"/>
+      <w:color w:val="1A6FB5"/>
+      <w:u w:val="none"/>
+      <w:effect w:val="none"/>
+    </w:rPr>
+  </w:style>
   <w:style w:type="character" w:styleId="SourceText">
     <w:name w:val="Source Text"/>
     <w:qFormat/>
@@ -4787,16 +5281,6 @@
     <w:qFormat/>
     <w:rPr/>
   </w:style>
-  <w:style w:type="character" w:styleId="InternetLink">
-    <w:name w:val="Hyperlink"/>
-    <w:rPr>
-      <w:strike w:val="false"/>
-      <w:dstrike w:val="false"/>
-      <w:color w:val="1A6FB5"/>
-      <w:u w:val="none"/>
-      <w:effect w:val="none"/>
-    </w:rPr>
-  </w:style>
   <w:style w:type="character" w:styleId="VisitedInternetLink">
     <w:name w:val="FollowedHyperlink"/>
     <w:rPr>
@@ -4807,34 +5291,83 @@
       <w:effect w:val="none"/>
     </w:rPr>
   </w:style>
-  <w:style w:type="paragraph" w:styleId="Heading">
-    <w:name w:val="Heading"/>
+  <w:style w:type="paragraph" w:styleId="HorizontalLine">
+    <w:name w:val="Horizontal Line"/>
     <w:basedOn w:val="Normal"/>
     <w:next w:val="TextBody"/>
     <w:qFormat/>
     <w:pPr>
-      <w:keepNext w:val="true"/>
-      <w:spacing w:before="240" w:after="120"/>
+      <w:pBdr>
+        <w:bottom w:val="double" w:sz="2" w:space="0" w:color="808080"/>
+      </w:pBdr>
+      <w:spacing w:before="0" w:after="283"/>
     </w:pPr>
     <w:rPr>
-      <w:rFonts w:ascii="Liberation Sans" w:hAnsi="Liberation Sans" w:eastAsia="Noto Sans CJK SC" w:cs="Lohit Devanagari"/>
-      <w:sz w:val="28"/>
-      <w:szCs w:val="28"/>
+      <w:sz w:val="12"/>
     </w:rPr>
   </w:style>
-  <w:style w:type="paragraph" w:styleId="TextBody">
-    <w:name w:val="Body Text"/>
+  <w:style w:type="paragraph" w:styleId="Sender">
+    <w:name w:val="Envelope Return"/>
+    <w:basedOn w:val="Normal"/>
+    <w:pPr/>
+    <w:rPr>
+      <w:i/>
+    </w:rPr>
+  </w:style>
+  <w:style w:type="paragraph" w:styleId="TableContents">
+    <w:name w:val="Table Contents"/>
+    <w:basedOn w:val="TextBody"/>
+    <w:qFormat/>
+    <w:pPr/>
+    <w:rPr/>
+  </w:style>
+  <w:style w:type="paragraph" w:styleId="Footer">
+    <w:name w:val="Footer"/>
     <w:basedOn w:val="Normal"/>
     <w:pPr>
-      <w:spacing w:lineRule="auto" w:line="276" w:before="0" w:after="140"/>
-      <w:jc w:val="both"/>
+      <w:suppressLineNumbers/>
+      <w:tabs>
+        <w:tab w:val="clear" w:pos="1134"/>
+        <w:tab w:val="center" w:pos="4818" w:leader="none"/>
+        <w:tab w:val="right" w:pos="9637" w:leader="none"/>
+      </w:tabs>
     </w:pPr>
     <w:rPr/>
   </w:style>
-  <w:style w:type="paragraph" w:styleId="List">
-    <w:name w:val="List"/>
-    <w:basedOn w:val="TextBody"/>
-    <w:pPr/>
+  <w:style w:type="paragraph" w:styleId="Header">
+    <w:name w:val="Header"/>
+    <w:basedOn w:val="Normal"/>
+    <w:pPr>
+      <w:suppressLineNumbers/>
+      <w:tabs>
+        <w:tab w:val="clear" w:pos="1134"/>
+        <w:tab w:val="center" w:pos="4818" w:leader="none"/>
+        <w:tab w:val="right" w:pos="9637" w:leader="none"/>
+      </w:tabs>
+    </w:pPr>
+    <w:rPr/>
+  </w:style>
+  <w:style w:type="paragraph" w:styleId="HeaderandFooter">
+    <w:name w:val="Header and Footer"/>
+    <w:basedOn w:val="Normal"/>
+    <w:qFormat/>
+    <w:pPr>
+      <w:suppressLineNumbers/>
+      <w:tabs>
+        <w:tab w:val="clear" w:pos="1134"/>
+        <w:tab w:val="center" w:pos="4986" w:leader="none"/>
+        <w:tab w:val="right" w:pos="9972" w:leader="none"/>
+      </w:tabs>
+    </w:pPr>
+    <w:rPr/>
+  </w:style>
+  <w:style w:type="paragraph" w:styleId="Index">
+    <w:name w:val="Index"/>
+    <w:basedOn w:val="Normal"/>
+    <w:qFormat/>
+    <w:pPr>
+      <w:suppressLineNumbers/>
+    </w:pPr>
     <w:rPr>
       <w:rFonts w:cs="Lohit Devanagari"/>
     </w:rPr>
@@ -4855,15 +5388,36 @@
       <w:szCs w:val="24"/>
     </w:rPr>
   </w:style>
-  <w:style w:type="paragraph" w:styleId="Index">
-    <w:name w:val="Index"/>
+  <w:style w:type="paragraph" w:styleId="List">
+    <w:name w:val="List"/>
+    <w:basedOn w:val="TextBody"/>
+    <w:pPr/>
+    <w:rPr>
+      <w:rFonts w:cs="Lohit Devanagari"/>
+    </w:rPr>
+  </w:style>
+  <w:style w:type="paragraph" w:styleId="TextBody">
+    <w:name w:val="Body Text"/>
     <w:basedOn w:val="Normal"/>
+    <w:pPr>
+      <w:spacing w:before="0" w:after="283"/>
+      <w:jc w:val="both"/>
+    </w:pPr>
+    <w:rPr/>
+  </w:style>
+  <w:style w:type="paragraph" w:styleId="Heading">
+    <w:name w:val="Heading"/>
+    <w:basedOn w:val="Normal"/>
+    <w:next w:val="TextBody"/>
     <w:qFormat/>
     <w:pPr>
-      <w:suppressLineNumbers/>
+      <w:keepNext w:val="true"/>
+      <w:spacing w:before="240" w:after="283"/>
     </w:pPr>
     <w:rPr>
-      <w:rFonts w:cs="Lohit Devanagari"/>
+      <w:rFonts w:ascii="Liberation Sans" w:hAnsi="Liberation Sans"/>
+      <w:sz w:val="28"/>
+      <w:szCs w:val="28"/>
     </w:rPr>
   </w:style>
   <w:style w:type="paragraph" w:styleId="PreformattedText">
@@ -4899,16 +5453,6 @@
     </w:pPr>
     <w:rPr/>
   </w:style>
-  <w:style w:type="paragraph" w:styleId="TableContents">
-    <w:name w:val="Table Contents"/>
-    <w:basedOn w:val="Normal"/>
-    <w:qFormat/>
-    <w:pPr>
-      <w:widowControl w:val="false"/>
-      <w:suppressLineNumbers/>
-    </w:pPr>
-    <w:rPr/>
-  </w:style>
   <w:style w:type="paragraph" w:styleId="TableHeading">
     <w:name w:val="Table Heading"/>
     <w:basedOn w:val="TableContents"/>
@@ -4924,22 +5468,5 @@
       <w:color w:val="FFFFFF"/>
     </w:rPr>
   </w:style>
-  <w:style w:type="paragraph" w:styleId="HorizontalLine">
-    <w:name w:val="Horizontal Line"/>
-    <w:basedOn w:val="Normal"/>
-    <w:next w:val="TextBody"/>
-    <w:qFormat/>
-    <w:pPr>
-      <w:suppressLineNumbers/>
-      <w:pBdr>
-        <w:bottom w:val="double" w:sz="2" w:space="0" w:color="808080"/>
-      </w:pBdr>
-      <w:spacing w:before="0" w:after="283"/>
-    </w:pPr>
-    <w:rPr>
-      <w:sz w:val="12"/>
-      <w:szCs w:val="12"/>
-    </w:rPr>
-  </w:style>
 </w:styles>
 </file>
--- a/docs/作品介绍.docx
+++ b/docs/作品介绍.docx
@@ -425,7 +425,7 @@
             </w:pPr>
             <w:r>
               <w:rPr/>
-              <w:t>v2.56</w:t>
+              <w:t>v2.67</w:t>
             </w:r>
           </w:p>
         </w:tc>
@@ -449,13 +449,21 @@
     <w:p>
       <w:pPr>
         <w:pStyle w:val="Heading2"/>
-        <w:bidi w:val="0"/>
+        <w:numPr>
+          <w:ilvl w:val="0"/>
+          <w:numId w:val="0"/>
+        </w:numPr>
+        <w:pBdr>
+          <w:left w:val="single" w:sz="32" w:space="8" w:color="2C5F8A"/>
+        </w:pBdr>
+        <w:bidi w:val="0"/>
+        <w:spacing w:before="440" w:after="160"/>
         <w:jc w:val="left"/>
         <w:rPr/>
       </w:pPr>
       <w:r>
         <w:rPr/>
-        <w:t>一、这是什么</w:t>
+        <w:t>一、用户故事</w:t>
       </w:r>
     </w:p>
     <w:p>
@@ -521,8 +529,24 @@
         <w:rPr/>
       </w:pPr>
       <w:r>
-        <w:rPr/>
-        <w:t>跟别的语音助手相比，它有三个地方是刻意做的：</w:t>
+        <w:rPr>
+          <w:rStyle w:val="StrongEmphasis"/>
+        </w:rPr>
+        <w:t>屏幕上是一张脸。</w:t>
+      </w:r>
+      <w:r>
+        <w:rPr/>
+        <w:t xml:space="preserve"> 界面没有页面、没有按钮、没有菜单，整块屏就是一张用圆和弧线画的 脸：平静、高兴、惊讶、专注、难过、困倦六种表情，配上头顶的小道具（转圈的三点、随说话 音量起伏的弧、摇晃的铃铛、飘的泡泡），把二十来个设备状态翻译成孩子一眼能看懂的表情。 屏的右缘露出四条彩色书签带，点一下换角色。底部三分之一是一块三行的字幕板：第一行是 孩子刚说的话，下面两行是它的回复正文——</w:t>
+      </w:r>
+      <w:r>
+        <w:rPr>
+          <w:rStyle w:val="StrongEmphasis"/>
+        </w:rPr>
+        <w:t>正文放不下会自动往上滚</w:t>
+      </w:r>
+      <w:r>
+        <w:rPr/>
+        <w:t>，每两秒半走一行， 走到底再回到开头，所以整段回复都读得到。</w:t>
       </w:r>
     </w:p>
     <w:p>
@@ -534,14 +558,28 @@
         <w:rPr/>
       </w:pPr>
       <w:r>
+        <w:rPr/>
+        <w:t>字幕是后来加回来的——最初想让屏幕上一个字都没有，看完脸的表情出图才改的主意。原因 不是孩子（六岁的孩子读不了那段正文），是</w:t>
+      </w:r>
+      <w:r>
         <w:rPr>
           <w:rStyle w:val="StrongEmphasis"/>
         </w:rPr>
-        <w:t>故事和闲聊不混在一起。</w:t>
-      </w:r>
-      <w:r>
-        <w:rPr/>
-        <w:t xml:space="preserve"> 孩子中途问一句「恐龙为什么会灭绝」，不会把剧情带跑偏。 两个会话在系统里是分开存的，回来接着讲还在原来那条线上。</w:t>
+        <w:t>给旁边的大人看的</w:t>
+      </w:r>
+      <w:r>
+        <w:rPr/>
+        <w:t>：这块板子的语音全在 云端，网络一不好就会哑，而</w:t>
+      </w:r>
+      <w:r>
+        <w:rPr>
+          <w:rStyle w:val="StrongEmphasis"/>
+        </w:rPr>
+        <w:t>哑掉听起来和「玩具不想理你」一模一样</w:t>
+      </w:r>
+      <w:r>
+        <w:rPr/>
+        <w:t>。屏幕上有字，是 唯一能证明它还活着的东西。所以语音一旦失败，脸一定会显「难过」——字幕是旁证，不是提示。</w:t>
       </w:r>
     </w:p>
     <w:p>
@@ -553,14 +591,8 @@
         <w:rPr/>
       </w:pPr>
       <w:r>
-        <w:rPr>
-          <w:rStyle w:val="StrongEmphasis"/>
-        </w:rPr>
-        <w:t>孩子走开了会自己接上。</w:t>
-      </w:r>
-      <w:r>
-        <w:rPr/>
-        <w:t xml:space="preserve"> 讲了一半人跑了，过一会儿它会主动问：「上次的冒险讲到一半 啦，还要继续吗？」</w:t>
+        <w:rPr/>
+        <w:t>跟别的语音助手相比，它有三个地方是刻意做的：</w:t>
       </w:r>
     </w:p>
     <w:p>
@@ -575,11 +607,11 @@
         <w:rPr>
           <w:rStyle w:val="StrongEmphasis"/>
         </w:rPr>
-        <w:t>回答完还给一次机会。</w:t>
-      </w:r>
-      <w:r>
-        <w:rPr/>
-        <w:t xml:space="preserve"> 回复完的十几秒内，孩子直接说「第二个」或者「继续」就行， 不用再喊一遍唤醒词。小孩说不出「请重复上一句」这种话，这个窗口是替他们省事的。</w:t>
+        <w:t>故事和闲聊不混在一起。</w:t>
+      </w:r>
+      <w:r>
+        <w:rPr/>
+        <w:t xml:space="preserve"> 孩子中途问一句「恐龙为什么会灭绝」，不会把剧情带跑偏。 两个会话在系统里是分开存的，回来接着讲还在原来那条线上。</w:t>
       </w:r>
     </w:p>
     <w:p>
@@ -591,70 +623,14 @@
         <w:rPr/>
       </w:pPr>
       <w:r>
-        <w:rPr/>
-        <w:t xml:space="preserve">另外，孩子说「我懂啦」或者「这个我不太明白」的时候，会通过 </w:t>
-      </w:r>
-      <w:r>
-        <w:rPr/>
-        <w:t xml:space="preserve">MQTT </w:t>
-      </w:r>
-      <w:r>
-        <w:rPr/>
-        <w:t>推一条确认消息到 家长端——不是监控，是让家长知道今天聊到哪儿了。</w:t>
-      </w:r>
-    </w:p>
-    <w:p>
-      <w:pPr>
-        <w:pStyle w:val="HorizontalLine"/>
-        <w:pBdr>
-          <w:bottom w:val="double" w:sz="2" w:space="0" w:color="808080"/>
-        </w:pBdr>
-        <w:bidi w:val="0"/>
-        <w:spacing w:before="0" w:after="283"/>
-        <w:jc w:val="left"/>
-        <w:rPr/>
-      </w:pPr>
-      <w:r>
-        <w:rPr/>
-      </w:r>
-    </w:p>
-    <w:p>
-      <w:pPr>
-        <w:pStyle w:val="Heading2"/>
-        <w:bidi w:val="0"/>
-        <w:jc w:val="left"/>
-        <w:rPr/>
-      </w:pPr>
-      <w:r>
-        <w:rPr/>
-        <w:t>二、怎么跑起来</w:t>
-      </w:r>
-    </w:p>
-    <w:p>
-      <w:pPr>
-        <w:pStyle w:val="Heading3"/>
-        <w:bidi w:val="0"/>
-        <w:jc w:val="left"/>
-        <w:rPr/>
-      </w:pPr>
-      <w:r>
-        <w:rPr/>
-        <w:t>方式一：直接烧预编译固件（推荐）</w:t>
-      </w:r>
-    </w:p>
-    <w:p>
-      <w:pPr>
-        <w:pStyle w:val="PreformattedText"/>
-        <w:bidi w:val="0"/>
-        <w:spacing w:before="0" w:after="283"/>
-        <w:jc w:val="left"/>
-        <w:rPr/>
-      </w:pPr>
-      <w:r>
-        <w:rPr>
-          <w:rStyle w:val="SourceText"/>
-        </w:rPr>
-        <w:t>image/kid_buddy_gemini-s1_uart0_128Mnand_v2.56.img</w:t>
+        <w:rPr>
+          <w:rStyle w:val="StrongEmphasis"/>
+        </w:rPr>
+        <w:t>孩子走开了会自己接上。</w:t>
+      </w:r>
+      <w:r>
+        <w:rPr/>
+        <w:t xml:space="preserve"> 讲了一半人跑了，过一会儿它会主动问：「上次的冒险讲到一半 啦，还要继续吗？」</w:t>
       </w:r>
     </w:p>
     <w:p>
@@ -666,24 +642,14 @@
         <w:rPr/>
       </w:pPr>
       <w:r>
-        <w:rPr/>
-        <w:t xml:space="preserve">用全志 </w:t>
-      </w:r>
-      <w:r>
-        <w:rPr/>
-        <w:t xml:space="preserve">PhoenixSuit / LiveSuit </w:t>
-      </w:r>
-      <w:r>
-        <w:rPr/>
-        <w:t xml:space="preserve">按常规流程烧进 </w:t>
-      </w:r>
-      <w:r>
-        <w:rPr/>
-        <w:t>NAND</w:t>
-      </w:r>
-      <w:r>
-        <w:rPr/>
-        <w:t>。上电后启动脚本会自动拉起图形界面 和语音后台，不需要再编任何东西。</w:t>
+        <w:rPr>
+          <w:rStyle w:val="StrongEmphasis"/>
+        </w:rPr>
+        <w:t>回答完还给一次机会。</w:t>
+      </w:r>
+      <w:r>
+        <w:rPr/>
+        <w:t xml:space="preserve"> 回复完的十几秒内，孩子直接说「第二个」或者「继续」就行， 不用再喊一遍唤醒词。小孩说不出「请重复上一句」这种话，这个窗口是替他们省事的。</w:t>
       </w:r>
     </w:p>
     <w:p>
@@ -696,1371 +662,37 @@
       </w:pPr>
       <w:r>
         <w:rPr/>
-        <w:t>烧完屏幕上右上角会显示版本号（</w:t>
-      </w:r>
-      <w:r>
-        <w:rPr>
-          <w:rStyle w:val="SourceText"/>
-        </w:rPr>
-        <w:t>v2.56</w:t>
-      </w:r>
-      <w:r>
-        <w:rPr/>
-        <w:t>），可以用来确认新镜像确实生效了。</w:t>
+        <w:t xml:space="preserve">另外，孩子说「我懂啦」或者「这个我不太明白」的时候，会通过 </w:t>
+      </w:r>
+      <w:r>
+        <w:rPr/>
+        <w:t xml:space="preserve">MQTT </w:t>
+      </w:r>
+      <w:r>
+        <w:rPr/>
+        <w:t>推一条确认消息到 家长端——不是监控，是让家长知道今天聊到哪儿了。</w:t>
       </w:r>
     </w:p>
     <w:p>
       <w:pPr>
         <w:pStyle w:val="Heading3"/>
-        <w:bidi w:val="0"/>
+        <w:numPr>
+          <w:ilvl w:val="0"/>
+          <w:numId w:val="0"/>
+        </w:numPr>
+        <w:bidi w:val="0"/>
+        <w:spacing w:before="280" w:after="100"/>
         <w:jc w:val="left"/>
         <w:rPr/>
       </w:pPr>
       <w:r>
         <w:rPr/>
-        <w:t>方式二：从源码编</w:t>
-      </w:r>
-    </w:p>
-    <w:p>
-      <w:pPr>
-        <w:pStyle w:val="TextBody"/>
-        <w:bidi w:val="0"/>
-        <w:spacing w:before="0" w:after="283"/>
-        <w:jc w:val="both"/>
-        <w:rPr/>
-      </w:pPr>
-      <w:r>
-        <w:rPr/>
-        <w:t>本仓自带完整的板级配置（</w:t>
-      </w:r>
-      <w:r>
-        <w:rPr>
-          <w:rStyle w:val="SourceText"/>
-        </w:rPr>
-        <w:t>board/nsh_minidisplay/</w:t>
-      </w:r>
-      <w:r>
-        <w:rPr/>
-        <w:t xml:space="preserve">），不需要另外改 </w:t>
-      </w:r>
-      <w:r>
-        <w:rPr>
-          <w:rStyle w:val="SourceText"/>
-        </w:rPr>
-        <w:t>vendor</w:t>
-      </w:r>
-      <w:r>
-        <w:rPr/>
-        <w:t xml:space="preserve"> </w:t>
-      </w:r>
-      <w:r>
-        <w:rPr/>
-        <w:t>树：</w:t>
-      </w:r>
-    </w:p>
-    <w:p>
-      <w:pPr>
-        <w:pStyle w:val="PreformattedText"/>
-        <w:pBdr>
-          <w:top w:val="single" w:sz="6" w:space="8" w:color="D5DDE5"/>
-          <w:left w:val="single" w:sz="6" w:space="10" w:color="D5DDE5"/>
-          <w:bottom w:val="single" w:sz="6" w:space="8" w:color="D5DDE5"/>
-        </w:pBdr>
-        <w:shd w:fill="F6F8FA" w:val="clear"/>
-        <w:bidi w:val="0"/>
-        <w:spacing w:lineRule="auto" w:line="348" w:before="0" w:after="0"/>
-        <w:jc w:val="left"/>
-        <w:rPr/>
-      </w:pPr>
-      <w:r>
-        <w:rPr>
-          <w:rStyle w:val="SourceText"/>
-        </w:rPr>
-        <w:t>repo init -u https://github.com/open-vela/contest2026_086_ditiekouyegoulianmeng \</w:t>
-      </w:r>
-    </w:p>
-    <w:p>
-      <w:pPr>
-        <w:pStyle w:val="PreformattedText"/>
-        <w:pBdr>
-          <w:top w:val="single" w:sz="6" w:space="8" w:color="D5DDE5"/>
-          <w:left w:val="single" w:sz="6" w:space="10" w:color="D5DDE5"/>
-          <w:bottom w:val="single" w:sz="6" w:space="8" w:color="D5DDE5"/>
-        </w:pBdr>
-        <w:shd w:fill="F6F8FA" w:val="clear"/>
-        <w:bidi w:val="0"/>
-        <w:spacing w:lineRule="auto" w:line="348" w:before="0" w:after="0"/>
-        <w:jc w:val="left"/>
-        <w:rPr/>
-      </w:pPr>
-      <w:r>
-        <w:rPr>
-          <w:rStyle w:val="SourceText"/>
-        </w:rPr>
-        <w:t xml:space="preserve">  </w:t>
-      </w:r>
-      <w:r>
-        <w:rPr>
-          <w:rStyle w:val="SourceText"/>
-        </w:rPr>
-        <w:t>-b dev-ai-contest-2026 -m contest2026_086_ditiekouyegoulianmeng.xml</w:t>
-      </w:r>
-    </w:p>
-    <w:p>
-      <w:pPr>
-        <w:pStyle w:val="PreformattedText"/>
-        <w:pBdr>
-          <w:top w:val="single" w:sz="6" w:space="8" w:color="D5DDE5"/>
-          <w:left w:val="single" w:sz="6" w:space="10" w:color="D5DDE5"/>
-          <w:bottom w:val="single" w:sz="6" w:space="8" w:color="D5DDE5"/>
-        </w:pBdr>
-        <w:shd w:fill="F6F8FA" w:val="clear"/>
-        <w:bidi w:val="0"/>
-        <w:spacing w:lineRule="auto" w:line="348" w:before="0" w:after="0"/>
-        <w:jc w:val="left"/>
-        <w:rPr/>
-      </w:pPr>
-      <w:r>
-        <w:rPr>
-          <w:rStyle w:val="SourceText"/>
-        </w:rPr>
-        <w:t>repo sync -c -j8</w:t>
-      </w:r>
-    </w:p>
-    <w:p>
-      <w:pPr>
-        <w:pStyle w:val="PreformattedText"/>
-        <w:pBdr>
-          <w:top w:val="single" w:sz="6" w:space="8" w:color="D5DDE5"/>
-          <w:left w:val="single" w:sz="6" w:space="10" w:color="D5DDE5"/>
-          <w:bottom w:val="single" w:sz="6" w:space="8" w:color="D5DDE5"/>
-        </w:pBdr>
-        <w:shd w:fill="F6F8FA" w:val="clear"/>
-        <w:bidi w:val="0"/>
-        <w:spacing w:lineRule="auto" w:line="348" w:before="0" w:after="0"/>
-        <w:jc w:val="left"/>
-        <w:rPr/>
-      </w:pPr>
-      <w:r>
-        <w:rPr/>
-      </w:r>
-    </w:p>
-    <w:p>
-      <w:pPr>
-        <w:pStyle w:val="PreformattedText"/>
-        <w:pBdr>
-          <w:top w:val="single" w:sz="6" w:space="8" w:color="D5DDE5"/>
-          <w:left w:val="single" w:sz="6" w:space="10" w:color="D5DDE5"/>
-          <w:bottom w:val="single" w:sz="6" w:space="8" w:color="D5DDE5"/>
-        </w:pBdr>
-        <w:shd w:fill="F6F8FA" w:val="clear"/>
-        <w:bidi w:val="0"/>
-        <w:spacing w:lineRule="auto" w:line="348" w:before="0" w:after="0"/>
-        <w:jc w:val="left"/>
-        <w:rPr/>
-      </w:pPr>
-      <w:r>
-        <w:rPr>
-          <w:rStyle w:val="SourceText"/>
-        </w:rPr>
-        <w:t xml:space="preserve"># </w:t>
-      </w:r>
-      <w:r>
-        <w:rPr>
-          <w:rStyle w:val="SourceText"/>
-        </w:rPr>
-        <w:t>在工作区根目录</w:t>
-      </w:r>
-    </w:p>
-    <w:p>
-      <w:pPr>
-        <w:pStyle w:val="PreformattedText"/>
-        <w:bidi w:val="0"/>
-        <w:spacing w:before="0" w:after="283"/>
-        <w:jc w:val="left"/>
-        <w:rPr/>
-      </w:pPr>
-      <w:r>
-        <w:rPr>
-          <w:rStyle w:val="SourceText"/>
-        </w:rPr>
-        <w:t>./build.sh contest2026_086_ditiekouyegoulianmeng/board/nsh_minidisplay</w:t>
-      </w:r>
-    </w:p>
-    <w:p>
-      <w:pPr>
-        <w:pStyle w:val="TextBody"/>
-        <w:bidi w:val="0"/>
-        <w:spacing w:before="0" w:after="283"/>
-        <w:jc w:val="both"/>
-        <w:rPr/>
-      </w:pPr>
-      <w:r>
-        <w:rPr/>
-        <w:t>编译完成后打包：</w:t>
-      </w:r>
-    </w:p>
-    <w:p>
-      <w:pPr>
-        <w:pStyle w:val="PreformattedText"/>
-        <w:pBdr>
-          <w:top w:val="single" w:sz="6" w:space="8" w:color="D5DDE5"/>
-          <w:left w:val="single" w:sz="6" w:space="10" w:color="D5DDE5"/>
-          <w:bottom w:val="single" w:sz="6" w:space="8" w:color="D5DDE5"/>
-        </w:pBdr>
-        <w:shd w:fill="F6F8FA" w:val="clear"/>
-        <w:bidi w:val="0"/>
-        <w:spacing w:lineRule="auto" w:line="348" w:before="0" w:after="0"/>
-        <w:jc w:val="left"/>
-        <w:rPr/>
-      </w:pPr>
-      <w:r>
-        <w:rPr>
-          <w:rStyle w:val="SourceText"/>
-        </w:rPr>
-        <w:t>cd vendor/allwinnertech/lichee</w:t>
-      </w:r>
-    </w:p>
-    <w:p>
-      <w:pPr>
-        <w:pStyle w:val="PreformattedText"/>
-        <w:pBdr>
-          <w:top w:val="single" w:sz="6" w:space="8" w:color="D5DDE5"/>
-          <w:left w:val="single" w:sz="6" w:space="10" w:color="D5DDE5"/>
-          <w:bottom w:val="single" w:sz="6" w:space="8" w:color="D5DDE5"/>
-        </w:pBdr>
-        <w:shd w:fill="F6F8FA" w:val="clear"/>
-        <w:bidi w:val="0"/>
-        <w:spacing w:lineRule="auto" w:line="348" w:before="0" w:after="0"/>
-        <w:jc w:val="left"/>
-        <w:rPr/>
-      </w:pPr>
-      <w:r>
-        <w:rPr>
-          <w:rStyle w:val="SourceText"/>
-        </w:rPr>
-        <w:t>./tools/scripts/pack_img.sh -c sun8iw20p1 -p rtos -b r528s3-gemini-s1 -o nuttx \</w:t>
-      </w:r>
-    </w:p>
-    <w:p>
-      <w:pPr>
-        <w:pStyle w:val="PreformattedText"/>
-        <w:pBdr>
-          <w:top w:val="single" w:sz="6" w:space="8" w:color="D5DDE5"/>
-          <w:left w:val="single" w:sz="6" w:space="10" w:color="D5DDE5"/>
-          <w:bottom w:val="single" w:sz="6" w:space="8" w:color="D5DDE5"/>
-        </w:pBdr>
-        <w:shd w:fill="F6F8FA" w:val="clear"/>
-        <w:bidi w:val="0"/>
-        <w:spacing w:lineRule="auto" w:line="348" w:before="0" w:after="0"/>
-        <w:jc w:val="left"/>
-        <w:rPr/>
-      </w:pPr>
-      <w:r>
-        <w:rPr>
-          <w:rStyle w:val="SourceText"/>
-        </w:rPr>
-        <w:t xml:space="preserve">  </w:t>
-      </w:r>
-      <w:r>
-        <w:rPr>
-          <w:rStyle w:val="SourceText"/>
-        </w:rPr>
-        <w:t>-d uart0 -s none -m normal -w none -v none -i none -t "$PWD" \</w:t>
-      </w:r>
-    </w:p>
-    <w:p>
-      <w:pPr>
-        <w:pStyle w:val="PreformattedText"/>
-        <w:bidi w:val="0"/>
-        <w:spacing w:before="0" w:after="283"/>
-        <w:jc w:val="left"/>
-        <w:rPr/>
-      </w:pPr>
-      <w:r>
-        <w:rPr>
-          <w:rStyle w:val="SourceText"/>
-        </w:rPr>
-        <w:t xml:space="preserve">  </w:t>
-      </w:r>
-      <w:r>
-        <w:rPr>
-          <w:rStyle w:val="SourceText"/>
-        </w:rPr>
-        <w:t>-f r528s3/gemini-s1_nand -g r528s3/gemini-s1_nand</w:t>
-      </w:r>
-    </w:p>
-    <w:p>
-      <w:pPr>
-        <w:pStyle w:val="Quotations"/>
-        <w:pBdr>
-          <w:left w:val="single" w:sz="28" w:space="12" w:color="C9A227"/>
-        </w:pBdr>
-        <w:shd w:fill="FDF8E8" w:val="clear"/>
-        <w:bidi w:val="0"/>
-        <w:spacing w:before="200" w:after="200"/>
-        <w:ind w:left="200" w:right="200" w:hanging="0"/>
-        <w:jc w:val="left"/>
-        <w:rPr/>
-      </w:pPr>
-      <w:r>
-        <w:rPr>
-          <w:rStyle w:val="StrongEmphasis"/>
-        </w:rPr>
-        <w:t>注意</w:t>
-      </w:r>
-      <w:r>
-        <w:rPr/>
-        <w:t xml:space="preserve">：改过 </w:t>
-      </w:r>
-      <w:r>
-        <w:rPr>
-          <w:rStyle w:val="SourceText"/>
-        </w:rPr>
-        <w:t>packages/ai_agent</w:t>
-      </w:r>
-      <w:r>
-        <w:rPr/>
-        <w:t xml:space="preserve"> </w:t>
-      </w:r>
-      <w:r>
-        <w:rPr/>
-        <w:t xml:space="preserve">的头文件之后，必须 </w:t>
-      </w:r>
-      <w:r>
-        <w:rPr>
-          <w:rStyle w:val="SourceText"/>
-        </w:rPr>
-        <w:t>make -C nuttx distclean</w:t>
-      </w:r>
-      <w:r>
-        <w:rPr/>
-        <w:t xml:space="preserve"> </w:t>
-      </w:r>
-      <w:r>
-        <w:rPr/>
-        <w:t>再编。这套构建不跟踪头文件依赖，留着旧的目标文件会出现 结构体大小对不上的问题。</w:t>
-      </w:r>
-      <w:r>
-        <w:rPr>
-          <w:rStyle w:val="SourceText"/>
-        </w:rPr>
-        <w:t>make clean</w:t>
-      </w:r>
-      <w:r>
-        <w:rPr/>
-        <w:t xml:space="preserve"> </w:t>
-      </w:r>
-      <w:r>
-        <w:rPr/>
-        <w:t xml:space="preserve">不够——它不清 </w:t>
-      </w:r>
-      <w:r>
-        <w:rPr>
-          <w:rStyle w:val="SourceText"/>
-        </w:rPr>
-        <w:t>registry/</w:t>
-      </w:r>
-      <w:r>
-        <w:rPr/>
-        <w:t xml:space="preserve"> </w:t>
-      </w:r>
-      <w:r>
-        <w:rPr/>
-        <w:t xml:space="preserve">和 </w:t>
-      </w:r>
-      <w:r>
-        <w:rPr>
-          <w:rStyle w:val="SourceText"/>
-        </w:rPr>
-        <w:t>builtin_list.c</w:t>
-      </w:r>
-      <w:r>
-        <w:rPr/>
-        <w:t>。</w:t>
-      </w:r>
-    </w:p>
-    <w:p>
-      <w:pPr>
-        <w:pStyle w:val="HorizontalLine"/>
-        <w:pBdr>
-          <w:bottom w:val="double" w:sz="2" w:space="0" w:color="808080"/>
-        </w:pBdr>
-        <w:bidi w:val="0"/>
-        <w:spacing w:before="0" w:after="283"/>
-        <w:jc w:val="left"/>
-        <w:rPr/>
-      </w:pPr>
-      <w:r>
-        <w:rPr/>
-      </w:r>
-    </w:p>
-    <w:p>
-      <w:pPr>
-        <w:pStyle w:val="Heading2"/>
-        <w:bidi w:val="0"/>
-        <w:jc w:val="left"/>
-        <w:rPr/>
-      </w:pPr>
-      <w:r>
-        <w:rPr/>
-        <w:t>三、技术方案</w:t>
-      </w:r>
-    </w:p>
-    <w:p>
-      <w:pPr>
-        <w:pStyle w:val="Heading3"/>
-        <w:bidi w:val="0"/>
-        <w:jc w:val="left"/>
-        <w:rPr/>
-      </w:pPr>
-      <w:r>
-        <w:rPr/>
-        <w:t xml:space="preserve">3.1 </w:t>
-      </w:r>
-      <w:r>
-        <w:rPr/>
-        <w:t>整体结构</w:t>
-      </w:r>
-    </w:p>
-    <w:p>
-      <w:pPr>
-        <w:pStyle w:val="PreformattedText"/>
-        <w:pBdr>
-          <w:top w:val="single" w:sz="6" w:space="8" w:color="D5DDE5"/>
-          <w:left w:val="single" w:sz="6" w:space="10" w:color="D5DDE5"/>
-          <w:bottom w:val="single" w:sz="6" w:space="8" w:color="D5DDE5"/>
-        </w:pBdr>
-        <w:shd w:fill="F6F8FA" w:val="clear"/>
-        <w:bidi w:val="0"/>
-        <w:spacing w:lineRule="auto" w:line="348" w:before="0" w:after="0"/>
-        <w:jc w:val="left"/>
-        <w:rPr/>
-      </w:pPr>
-      <w:r>
-        <w:rPr>
-          <w:rStyle w:val="SourceText"/>
-        </w:rPr>
-        <w:t xml:space="preserve">        ┌──────────────────────────────────────────┐</w:t>
-      </w:r>
-    </w:p>
-    <w:p>
-      <w:pPr>
-        <w:pStyle w:val="PreformattedText"/>
-        <w:pBdr>
-          <w:top w:val="single" w:sz="6" w:space="8" w:color="D5DDE5"/>
-          <w:left w:val="single" w:sz="6" w:space="10" w:color="D5DDE5"/>
-          <w:bottom w:val="single" w:sz="6" w:space="8" w:color="D5DDE5"/>
-        </w:pBdr>
-        <w:shd w:fill="F6F8FA" w:val="clear"/>
-        <w:bidi w:val="0"/>
-        <w:spacing w:lineRule="auto" w:line="348" w:before="0" w:after="0"/>
-        <w:jc w:val="left"/>
-        <w:rPr/>
-      </w:pPr>
-      <w:r>
-        <w:rPr>
-          <w:rStyle w:val="SourceText"/>
-        </w:rPr>
-        <w:t xml:space="preserve">        │  </w:t>
-      </w:r>
-      <w:r>
-        <w:rPr>
-          <w:rStyle w:val="SourceText"/>
-        </w:rPr>
-        <w:t>kid_buddy</w:t>
-      </w:r>
-      <w:r>
-        <w:rPr>
-          <w:rStyle w:val="SourceText"/>
-        </w:rPr>
-        <w:t>（本作品主体，</w:t>
-      </w:r>
-      <w:r>
-        <w:rPr>
-          <w:rStyle w:val="SourceText"/>
-        </w:rPr>
-        <w:t xml:space="preserve">1900+ </w:t>
-      </w:r>
-      <w:r>
-        <w:rPr>
-          <w:rStyle w:val="SourceText"/>
-        </w:rPr>
-        <w:t xml:space="preserve">行 </w:t>
-      </w:r>
-      <w:r>
-        <w:rPr>
-          <w:rStyle w:val="SourceText"/>
-        </w:rPr>
-        <w:t>C</w:t>
-      </w:r>
-      <w:r>
-        <w:rPr>
-          <w:rStyle w:val="SourceText"/>
-        </w:rPr>
-        <w:t>）      │</w:t>
-      </w:r>
-    </w:p>
-    <w:p>
-      <w:pPr>
-        <w:pStyle w:val="PreformattedText"/>
-        <w:pBdr>
-          <w:top w:val="single" w:sz="6" w:space="8" w:color="D5DDE5"/>
-          <w:left w:val="single" w:sz="6" w:space="10" w:color="D5DDE5"/>
-          <w:bottom w:val="single" w:sz="6" w:space="8" w:color="D5DDE5"/>
-        </w:pBdr>
-        <w:shd w:fill="F6F8FA" w:val="clear"/>
-        <w:bidi w:val="0"/>
-        <w:spacing w:lineRule="auto" w:line="348" w:before="0" w:after="0"/>
-        <w:jc w:val="left"/>
-        <w:rPr/>
-      </w:pPr>
-      <w:r>
-        <w:rPr>
-          <w:rStyle w:val="SourceText"/>
-        </w:rPr>
-        <w:t xml:space="preserve">        │  </w:t>
-      </w:r>
-      <w:r>
-        <w:rPr>
-          <w:rStyle w:val="SourceText"/>
-        </w:rPr>
-        <w:t xml:space="preserve">LVGL </w:t>
-      </w:r>
-      <w:r>
-        <w:rPr>
-          <w:rStyle w:val="SourceText"/>
-        </w:rPr>
-        <w:t xml:space="preserve">界面 </w:t>
-      </w:r>
-      <w:r>
-        <w:rPr>
-          <w:rStyle w:val="SourceText"/>
-        </w:rPr>
-        <w:t xml:space="preserve">· </w:t>
-      </w:r>
-      <w:r>
-        <w:rPr>
-          <w:rStyle w:val="SourceText"/>
-        </w:rPr>
-        <w:t xml:space="preserve">角色状态机 </w:t>
-      </w:r>
-      <w:r>
-        <w:rPr>
-          <w:rStyle w:val="SourceText"/>
-        </w:rPr>
-        <w:t xml:space="preserve">· </w:t>
-      </w:r>
-      <w:r>
-        <w:rPr>
-          <w:rStyle w:val="SourceText"/>
-        </w:rPr>
-        <w:t>剧情会话管理    │</w:t>
-      </w:r>
-    </w:p>
-    <w:p>
-      <w:pPr>
-        <w:pStyle w:val="PreformattedText"/>
-        <w:pBdr>
-          <w:top w:val="single" w:sz="6" w:space="8" w:color="D5DDE5"/>
-          <w:left w:val="single" w:sz="6" w:space="10" w:color="D5DDE5"/>
-          <w:bottom w:val="single" w:sz="6" w:space="8" w:color="D5DDE5"/>
-        </w:pBdr>
-        <w:shd w:fill="F6F8FA" w:val="clear"/>
-        <w:bidi w:val="0"/>
-        <w:spacing w:lineRule="auto" w:line="348" w:before="0" w:after="0"/>
-        <w:jc w:val="left"/>
-        <w:rPr/>
-      </w:pPr>
-      <w:r>
-        <w:rPr>
-          <w:rStyle w:val="SourceText"/>
-        </w:rPr>
-        <w:t xml:space="preserve">        └───────────────┬──────────────────────────┘</w:t>
-      </w:r>
-    </w:p>
-    <w:p>
-      <w:pPr>
-        <w:pStyle w:val="PreformattedText"/>
-        <w:pBdr>
-          <w:top w:val="single" w:sz="6" w:space="8" w:color="D5DDE5"/>
-          <w:left w:val="single" w:sz="6" w:space="10" w:color="D5DDE5"/>
-          <w:bottom w:val="single" w:sz="6" w:space="8" w:color="D5DDE5"/>
-        </w:pBdr>
-        <w:shd w:fill="F6F8FA" w:val="clear"/>
-        <w:bidi w:val="0"/>
-        <w:spacing w:lineRule="auto" w:line="348" w:before="0" w:after="0"/>
-        <w:jc w:val="left"/>
-        <w:rPr/>
-      </w:pPr>
-      <w:r>
-        <w:rPr>
-          <w:rStyle w:val="SourceText"/>
-        </w:rPr>
-        <w:t xml:space="preserve">                        │</w:t>
-      </w:r>
-    </w:p>
-    <w:p>
-      <w:pPr>
-        <w:pStyle w:val="PreformattedText"/>
-        <w:pBdr>
-          <w:top w:val="single" w:sz="6" w:space="8" w:color="D5DDE5"/>
-          <w:left w:val="single" w:sz="6" w:space="10" w:color="D5DDE5"/>
-          <w:bottom w:val="single" w:sz="6" w:space="8" w:color="D5DDE5"/>
-        </w:pBdr>
-        <w:shd w:fill="F6F8FA" w:val="clear"/>
-        <w:bidi w:val="0"/>
-        <w:spacing w:lineRule="auto" w:line="348" w:before="0" w:after="0"/>
-        <w:jc w:val="left"/>
-        <w:rPr/>
-      </w:pPr>
-      <w:r>
-        <w:rPr>
-          <w:rStyle w:val="SourceText"/>
-        </w:rPr>
-        <w:t xml:space="preserve">        ┌───────────────▼──────────────────────────┐</w:t>
-      </w:r>
-    </w:p>
-    <w:p>
-      <w:pPr>
-        <w:pStyle w:val="PreformattedText"/>
-        <w:pBdr>
-          <w:top w:val="single" w:sz="6" w:space="8" w:color="D5DDE5"/>
-          <w:left w:val="single" w:sz="6" w:space="10" w:color="D5DDE5"/>
-          <w:bottom w:val="single" w:sz="6" w:space="8" w:color="D5DDE5"/>
-        </w:pBdr>
-        <w:shd w:fill="F6F8FA" w:val="clear"/>
-        <w:bidi w:val="0"/>
-        <w:spacing w:lineRule="auto" w:line="348" w:before="0" w:after="0"/>
-        <w:jc w:val="left"/>
-        <w:rPr/>
-      </w:pPr>
-      <w:r>
-        <w:rPr>
-          <w:rStyle w:val="SourceText"/>
-        </w:rPr>
-        <w:t xml:space="preserve">        │  </w:t>
-      </w:r>
-      <w:r>
-        <w:rPr>
-          <w:rStyle w:val="SourceText"/>
-        </w:rPr>
-        <w:t>packages/ai_agent                       │</w:t>
-      </w:r>
-    </w:p>
-    <w:p>
-      <w:pPr>
-        <w:pStyle w:val="PreformattedText"/>
-        <w:pBdr>
-          <w:top w:val="single" w:sz="6" w:space="8" w:color="D5DDE5"/>
-          <w:left w:val="single" w:sz="6" w:space="10" w:color="D5DDE5"/>
-          <w:bottom w:val="single" w:sz="6" w:space="8" w:color="D5DDE5"/>
-        </w:pBdr>
-        <w:shd w:fill="F6F8FA" w:val="clear"/>
-        <w:bidi w:val="0"/>
-        <w:spacing w:lineRule="auto" w:line="348" w:before="0" w:after="0"/>
-        <w:jc w:val="left"/>
-        <w:rPr/>
-      </w:pPr>
-      <w:r>
-        <w:rPr>
-          <w:rStyle w:val="SourceText"/>
-        </w:rPr>
-        <w:t xml:space="preserve">        │  </w:t>
-      </w:r>
-      <w:r>
-        <w:rPr>
-          <w:rStyle w:val="SourceText"/>
-        </w:rPr>
-        <w:t xml:space="preserve">LLM </w:t>
-      </w:r>
-      <w:r>
-        <w:rPr>
-          <w:rStyle w:val="SourceText"/>
-        </w:rPr>
-        <w:t xml:space="preserve">通道 </w:t>
-      </w:r>
-      <w:r>
-        <w:rPr>
-          <w:rStyle w:val="SourceText"/>
-        </w:rPr>
-        <w:t xml:space="preserve">· ASR · TTS · MQTT · </w:t>
-      </w:r>
-      <w:r>
-        <w:rPr>
-          <w:rStyle w:val="SourceText"/>
-        </w:rPr>
-        <w:t>工具调用   │</w:t>
-      </w:r>
-    </w:p>
-    <w:p>
-      <w:pPr>
-        <w:pStyle w:val="PreformattedText"/>
-        <w:pBdr>
-          <w:top w:val="single" w:sz="6" w:space="8" w:color="D5DDE5"/>
-          <w:left w:val="single" w:sz="6" w:space="10" w:color="D5DDE5"/>
-          <w:bottom w:val="single" w:sz="6" w:space="8" w:color="D5DDE5"/>
-        </w:pBdr>
-        <w:shd w:fill="F6F8FA" w:val="clear"/>
-        <w:bidi w:val="0"/>
-        <w:spacing w:lineRule="auto" w:line="348" w:before="0" w:after="0"/>
-        <w:jc w:val="left"/>
-        <w:rPr/>
-      </w:pPr>
-      <w:r>
-        <w:rPr>
-          <w:rStyle w:val="SourceText"/>
-        </w:rPr>
-        <w:t xml:space="preserve">        └───────────────┬──────────────────────────┘</w:t>
-      </w:r>
-    </w:p>
-    <w:p>
-      <w:pPr>
-        <w:pStyle w:val="PreformattedText"/>
-        <w:pBdr>
-          <w:top w:val="single" w:sz="6" w:space="8" w:color="D5DDE5"/>
-          <w:left w:val="single" w:sz="6" w:space="10" w:color="D5DDE5"/>
-          <w:bottom w:val="single" w:sz="6" w:space="8" w:color="D5DDE5"/>
-        </w:pBdr>
-        <w:shd w:fill="F6F8FA" w:val="clear"/>
-        <w:bidi w:val="0"/>
-        <w:spacing w:lineRule="auto" w:line="348" w:before="0" w:after="0"/>
-        <w:jc w:val="left"/>
-        <w:rPr/>
-      </w:pPr>
-      <w:r>
-        <w:rPr>
-          <w:rStyle w:val="SourceText"/>
-        </w:rPr>
-        <w:t xml:space="preserve">                        │</w:t>
-      </w:r>
-    </w:p>
-    <w:p>
-      <w:pPr>
-        <w:pStyle w:val="PreformattedText"/>
-        <w:pBdr>
-          <w:top w:val="single" w:sz="6" w:space="8" w:color="D5DDE5"/>
-          <w:left w:val="single" w:sz="6" w:space="10" w:color="D5DDE5"/>
-          <w:bottom w:val="single" w:sz="6" w:space="8" w:color="D5DDE5"/>
-        </w:pBdr>
-        <w:shd w:fill="F6F8FA" w:val="clear"/>
-        <w:bidi w:val="0"/>
-        <w:spacing w:lineRule="auto" w:line="348" w:before="0" w:after="0"/>
-        <w:jc w:val="left"/>
-        <w:rPr/>
-      </w:pPr>
-      <w:r>
-        <w:rPr>
-          <w:rStyle w:val="SourceText"/>
-        </w:rPr>
-        <w:t xml:space="preserve">        ┌───────────────▼──────────────────────────┐</w:t>
-      </w:r>
-    </w:p>
-    <w:p>
-      <w:pPr>
-        <w:pStyle w:val="PreformattedText"/>
-        <w:pBdr>
-          <w:top w:val="single" w:sz="6" w:space="8" w:color="D5DDE5"/>
-          <w:left w:val="single" w:sz="6" w:space="10" w:color="D5DDE5"/>
-          <w:bottom w:val="single" w:sz="6" w:space="8" w:color="D5DDE5"/>
-        </w:pBdr>
-        <w:shd w:fill="F6F8FA" w:val="clear"/>
-        <w:bidi w:val="0"/>
-        <w:spacing w:lineRule="auto" w:line="348" w:before="0" w:after="0"/>
-        <w:jc w:val="left"/>
-        <w:rPr/>
-      </w:pPr>
-      <w:r>
-        <w:rPr>
-          <w:rStyle w:val="SourceText"/>
-        </w:rPr>
-        <w:t xml:space="preserve">        │  </w:t>
-      </w:r>
-      <w:r>
-        <w:rPr>
-          <w:rStyle w:val="SourceText"/>
-        </w:rPr>
-        <w:t>openvela / NuttX                        │</w:t>
-      </w:r>
-    </w:p>
-    <w:p>
-      <w:pPr>
-        <w:pStyle w:val="PreformattedText"/>
-        <w:pBdr>
-          <w:top w:val="single" w:sz="6" w:space="8" w:color="D5DDE5"/>
-          <w:left w:val="single" w:sz="6" w:space="10" w:color="D5DDE5"/>
-          <w:bottom w:val="single" w:sz="6" w:space="8" w:color="D5DDE5"/>
-        </w:pBdr>
-        <w:shd w:fill="F6F8FA" w:val="clear"/>
-        <w:bidi w:val="0"/>
-        <w:spacing w:lineRule="auto" w:line="348" w:before="0" w:after="0"/>
-        <w:jc w:val="left"/>
-        <w:rPr/>
-      </w:pPr>
-      <w:r>
-        <w:rPr>
-          <w:rStyle w:val="SourceText"/>
-        </w:rPr>
-        <w:t xml:space="preserve">        │  </w:t>
-      </w:r>
-      <w:r>
-        <w:rPr>
-          <w:rStyle w:val="SourceText"/>
-        </w:rPr>
-        <w:t>ALSA · mbedTLS · lwIP · LVGL · MQTT     │</w:t>
-      </w:r>
-    </w:p>
-    <w:p>
-      <w:pPr>
-        <w:pStyle w:val="PreformattedText"/>
-        <w:pBdr>
-          <w:top w:val="single" w:sz="6" w:space="8" w:color="D5DDE5"/>
-          <w:left w:val="single" w:sz="6" w:space="10" w:color="D5DDE5"/>
-          <w:bottom w:val="single" w:sz="6" w:space="8" w:color="D5DDE5"/>
-        </w:pBdr>
-        <w:shd w:fill="F6F8FA" w:val="clear"/>
-        <w:bidi w:val="0"/>
-        <w:spacing w:lineRule="auto" w:line="348" w:before="0" w:after="0"/>
-        <w:jc w:val="left"/>
-        <w:rPr/>
-      </w:pPr>
-      <w:r>
-        <w:rPr>
-          <w:rStyle w:val="SourceText"/>
-        </w:rPr>
-        <w:t xml:space="preserve">        └───────────────┬──────────────────────────┘</w:t>
-      </w:r>
-    </w:p>
-    <w:p>
-      <w:pPr>
-        <w:pStyle w:val="PreformattedText"/>
-        <w:pBdr>
-          <w:top w:val="single" w:sz="6" w:space="8" w:color="D5DDE5"/>
-          <w:left w:val="single" w:sz="6" w:space="10" w:color="D5DDE5"/>
-          <w:bottom w:val="single" w:sz="6" w:space="8" w:color="D5DDE5"/>
-        </w:pBdr>
-        <w:shd w:fill="F6F8FA" w:val="clear"/>
-        <w:bidi w:val="0"/>
-        <w:spacing w:lineRule="auto" w:line="348" w:before="0" w:after="0"/>
-        <w:jc w:val="left"/>
-        <w:rPr/>
-      </w:pPr>
-      <w:r>
-        <w:rPr>
-          <w:rStyle w:val="SourceText"/>
-        </w:rPr>
-        <w:t xml:space="preserve">                        │</w:t>
-      </w:r>
-    </w:p>
-    <w:p>
-      <w:pPr>
-        <w:pStyle w:val="PreformattedText"/>
-        <w:pBdr>
-          <w:top w:val="single" w:sz="6" w:space="8" w:color="D5DDE5"/>
-          <w:left w:val="single" w:sz="6" w:space="10" w:color="D5DDE5"/>
-          <w:bottom w:val="single" w:sz="6" w:space="8" w:color="D5DDE5"/>
-        </w:pBdr>
-        <w:shd w:fill="F6F8FA" w:val="clear"/>
-        <w:bidi w:val="0"/>
-        <w:spacing w:lineRule="auto" w:line="348" w:before="0" w:after="0"/>
-        <w:jc w:val="left"/>
-        <w:rPr/>
-      </w:pPr>
-      <w:r>
-        <w:rPr>
-          <w:rStyle w:val="SourceText"/>
-        </w:rPr>
-        <w:t xml:space="preserve">        ┌───────────────▼──────────────────────────┐</w:t>
-      </w:r>
-    </w:p>
-    <w:p>
-      <w:pPr>
-        <w:pStyle w:val="PreformattedText"/>
-        <w:pBdr>
-          <w:top w:val="single" w:sz="6" w:space="8" w:color="D5DDE5"/>
-          <w:left w:val="single" w:sz="6" w:space="10" w:color="D5DDE5"/>
-          <w:bottom w:val="single" w:sz="6" w:space="8" w:color="D5DDE5"/>
-        </w:pBdr>
-        <w:shd w:fill="F6F8FA" w:val="clear"/>
-        <w:bidi w:val="0"/>
-        <w:spacing w:lineRule="auto" w:line="348" w:before="0" w:after="0"/>
-        <w:jc w:val="left"/>
-        <w:rPr/>
-      </w:pPr>
-      <w:r>
-        <w:rPr>
-          <w:rStyle w:val="SourceText"/>
-        </w:rPr>
-        <w:t xml:space="preserve">        │  </w:t>
-      </w:r>
-      <w:r>
-        <w:rPr>
-          <w:rStyle w:val="SourceText"/>
-        </w:rPr>
-        <w:t xml:space="preserve">Gemini-S1 </w:t>
-      </w:r>
-      <w:r>
-        <w:rPr>
-          <w:rStyle w:val="SourceText"/>
-        </w:rPr>
-        <w:t xml:space="preserve">板级支持（全志 </w:t>
-      </w:r>
-      <w:r>
-        <w:rPr>
-          <w:rStyle w:val="SourceText"/>
-        </w:rPr>
-        <w:t>R528</w:t>
-      </w:r>
-      <w:r>
-        <w:rPr>
-          <w:rStyle w:val="SourceText"/>
-        </w:rPr>
-        <w:t>）          │</w:t>
-      </w:r>
-    </w:p>
-    <w:p>
-      <w:pPr>
-        <w:pStyle w:val="PreformattedText"/>
-        <w:pBdr>
-          <w:top w:val="single" w:sz="6" w:space="8" w:color="D5DDE5"/>
-          <w:left w:val="single" w:sz="6" w:space="10" w:color="D5DDE5"/>
-          <w:bottom w:val="single" w:sz="6" w:space="8" w:color="D5DDE5"/>
-        </w:pBdr>
-        <w:shd w:fill="F6F8FA" w:val="clear"/>
-        <w:bidi w:val="0"/>
-        <w:spacing w:lineRule="auto" w:line="348" w:before="0" w:after="0"/>
-        <w:jc w:val="left"/>
-        <w:rPr/>
-      </w:pPr>
-      <w:r>
-        <w:rPr>
-          <w:rStyle w:val="SourceText"/>
-        </w:rPr>
-        <w:t xml:space="preserve">        │  </w:t>
-      </w:r>
-      <w:r>
-        <w:rPr>
-          <w:rStyle w:val="SourceText"/>
-        </w:rPr>
-        <w:t xml:space="preserve">codec </w:t>
-      </w:r>
-      <w:r>
-        <w:rPr>
-          <w:rStyle w:val="SourceText"/>
-        </w:rPr>
-        <w:t xml:space="preserve">驱动 </w:t>
-      </w:r>
-      <w:r>
-        <w:rPr>
-          <w:rStyle w:val="SourceText"/>
-        </w:rPr>
-        <w:t xml:space="preserve">· </w:t>
-      </w:r>
-      <w:r>
-        <w:rPr>
-          <w:rStyle w:val="SourceText"/>
-        </w:rPr>
-        <w:t xml:space="preserve">启动脚本 </w:t>
-      </w:r>
-      <w:r>
-        <w:rPr>
-          <w:rStyle w:val="SourceText"/>
-        </w:rPr>
-        <w:t xml:space="preserve">· </w:t>
-      </w:r>
-      <w:r>
-        <w:rPr>
-          <w:rStyle w:val="SourceText"/>
-        </w:rPr>
-        <w:t>板级配置          │</w:t>
-      </w:r>
-    </w:p>
-    <w:p>
-      <w:pPr>
-        <w:pStyle w:val="PreformattedText"/>
-        <w:bidi w:val="0"/>
-        <w:spacing w:before="0" w:after="283"/>
-        <w:jc w:val="left"/>
-        <w:rPr/>
-      </w:pPr>
-      <w:r>
-        <w:rPr>
-          <w:rStyle w:val="SourceText"/>
-        </w:rPr>
-        <w:t xml:space="preserve">        └──────────────────────────────────────────┘</w:t>
-      </w:r>
-    </w:p>
-    <w:p>
-      <w:pPr>
-        <w:pStyle w:val="Heading3"/>
-        <w:bidi w:val="0"/>
-        <w:jc w:val="left"/>
-        <w:rPr/>
-      </w:pPr>
-      <w:r>
-        <w:rPr/>
-        <w:t xml:space="preserve">3.2 </w:t>
-      </w:r>
-      <w:r>
-        <w:rPr/>
-        <w:t>语音链路</w:t>
-      </w:r>
-    </w:p>
-    <w:p>
-      <w:pPr>
-        <w:pStyle w:val="TextBody"/>
-        <w:bidi w:val="0"/>
-        <w:spacing w:before="0" w:after="283"/>
-        <w:jc w:val="both"/>
-        <w:rPr/>
-      </w:pPr>
-      <w:r>
-        <w:rPr>
-          <w:rStyle w:val="StrongEmphasis"/>
-        </w:rPr>
-        <w:t>采集</w:t>
-      </w:r>
-      <w:r>
-        <w:rPr/>
-        <w:t xml:space="preserve">：本地能量阈值 </w:t>
-      </w:r>
-      <w:r>
-        <w:rPr/>
-        <w:t xml:space="preserve">VAD </w:t>
-      </w:r>
-      <w:r>
-        <w:rPr/>
-        <w:t>掐出一句话（</w:t>
-      </w:r>
-      <w:r>
-        <w:rPr/>
-        <w:t xml:space="preserve">20ms </w:t>
-      </w:r>
-      <w:r>
-        <w:rPr/>
-        <w:t>一帧，起止阈值带迟滞），只在没有回复在播 的时候才开麦克风。</w:t>
-      </w:r>
-    </w:p>
-    <w:p>
-      <w:pPr>
-        <w:pStyle w:val="TextBody"/>
-        <w:bidi w:val="0"/>
-        <w:spacing w:before="0" w:after="283"/>
-        <w:jc w:val="both"/>
-        <w:rPr/>
-      </w:pPr>
-      <w:r>
-        <w:rPr>
-          <w:rStyle w:val="StrongEmphasis"/>
-        </w:rPr>
-        <w:t>识别</w:t>
-      </w:r>
-      <w:r>
-        <w:rPr/>
-        <w:t xml:space="preserve">：音频送 </w:t>
-      </w:r>
-      <w:r>
-        <w:rPr/>
-        <w:t xml:space="preserve">MiMo ASR </w:t>
-      </w:r>
-      <w:r>
-        <w:rPr/>
-        <w:t>转写。</w:t>
-      </w:r>
-    </w:p>
-    <w:p>
-      <w:pPr>
-        <w:pStyle w:val="TextBody"/>
-        <w:bidi w:val="0"/>
-        <w:spacing w:before="0" w:after="283"/>
-        <w:jc w:val="both"/>
-        <w:rPr/>
-      </w:pPr>
-      <w:r>
-        <w:rPr>
-          <w:rStyle w:val="StrongEmphasis"/>
-        </w:rPr>
-        <w:t>唤醒</w:t>
-      </w:r>
-      <w:r>
-        <w:rPr/>
-        <w:t xml:space="preserve">：板子上没有本地 </w:t>
-      </w:r>
-      <w:r>
-        <w:rPr/>
-        <w:t xml:space="preserve">KWS </w:t>
-      </w:r>
-      <w:r>
-        <w:rPr/>
-        <w:t>引擎，唤醒是在</w:t>
-      </w:r>
-      <w:r>
-        <w:rPr>
-          <w:rStyle w:val="StrongEmphasis"/>
-        </w:rPr>
-        <w:t>转写结果上做归一化匹配</w:t>
-      </w:r>
-      <w:r>
-        <w:rPr/>
-        <w:t>——大小写折叠、 空格标点当分隔符、并认几个音译写法。这样「你好，</w:t>
-      </w:r>
-      <w:r>
-        <w:rPr/>
-        <w:t>openvela</w:t>
-      </w:r>
-      <w:r>
-        <w:rPr/>
-        <w:t xml:space="preserve">」「你好 </w:t>
-      </w:r>
-      <w:r>
-        <w:rPr/>
-        <w:t>openvela</w:t>
-      </w:r>
-      <w:r>
-        <w:rPr/>
-        <w:t>」 「</w:t>
-      </w:r>
-      <w:r>
-        <w:rPr/>
-        <w:t>Hello</w:t>
-      </w:r>
-      <w:r>
-        <w:rPr/>
-        <w:t>，</w:t>
-      </w:r>
-      <w:r>
-        <w:rPr/>
-        <w:t>OpenVela</w:t>
-      </w:r>
-      <w:r>
-        <w:rPr/>
-        <w:t>」都能唤醒。</w:t>
-      </w:r>
-    </w:p>
-    <w:p>
-      <w:pPr>
-        <w:pStyle w:val="TextBody"/>
-        <w:bidi w:val="0"/>
-        <w:spacing w:before="0" w:after="283"/>
-        <w:jc w:val="both"/>
-        <w:rPr/>
-      </w:pPr>
-      <w:r>
-        <w:rPr>
-          <w:rStyle w:val="StrongEmphasis"/>
-        </w:rPr>
-        <w:t>合成</w:t>
-      </w:r>
-      <w:r>
-        <w:rPr/>
-        <w:t>：</w:t>
-      </w:r>
-      <w:r>
-        <w:rPr/>
-        <w:t>MiMo TTS</w:t>
-      </w:r>
-      <w:r>
-        <w:rPr/>
-        <w:t>，</w:t>
-      </w:r>
-      <w:r>
-        <w:rPr>
-          <w:rStyle w:val="StrongEmphasis"/>
-        </w:rPr>
-        <w:t>一次回复只开关一次音频设备</w:t>
-      </w:r>
-      <w:r>
-        <w:rPr/>
-        <w:t>，按句流水线预取。</w:t>
-      </w:r>
-    </w:p>
-    <w:p>
-      <w:pPr>
-        <w:pStyle w:val="Heading3"/>
-        <w:bidi w:val="0"/>
-        <w:jc w:val="left"/>
-        <w:rPr/>
-      </w:pPr>
-      <w:r>
-        <w:rPr/>
-        <w:t xml:space="preserve">3.3 </w:t>
-      </w:r>
-      <w:r>
-        <w:rPr/>
-        <w:t>剧情会话隔离</w:t>
-      </w:r>
-    </w:p>
-    <w:p>
-      <w:pPr>
-        <w:pStyle w:val="TextBody"/>
-        <w:bidi w:val="0"/>
-        <w:spacing w:before="0" w:after="283"/>
-        <w:jc w:val="both"/>
-        <w:rPr/>
-      </w:pPr>
-      <w:r>
-        <w:rPr/>
-        <w:t>这是这个作品里最能体现「不是套壳」的一块。</w:t>
-      </w:r>
-    </w:p>
-    <w:p>
-      <w:pPr>
-        <w:pStyle w:val="TextBody"/>
-        <w:bidi w:val="0"/>
-        <w:spacing w:before="0" w:after="283"/>
-        <w:jc w:val="both"/>
-        <w:rPr/>
-      </w:pPr>
-      <w:r>
-        <w:rPr/>
-        <w:t>自由聊天和冒险故事如果共用一份对话历史，剧情状态会被闲聊污染（反过来也一样：家长问 一句天气，故事里的角色会突然开始聊天气）。</w:t>
-      </w:r>
-    </w:p>
-    <w:p>
-      <w:pPr>
-        <w:pStyle w:val="TextBody"/>
-        <w:bidi w:val="0"/>
-        <w:spacing w:before="0" w:after="283"/>
-        <w:jc w:val="both"/>
-        <w:rPr/>
-      </w:pPr>
-      <w:r>
-        <w:rPr/>
-        <w:t>做法是：进入故事模式时，这一路的请求带一个</w:t>
-      </w:r>
-      <w:r>
-        <w:rPr>
-          <w:rStyle w:val="StrongEmphasis"/>
-        </w:rPr>
-        <w:t>独立的会话标识</w:t>
-      </w:r>
-      <w:r>
-        <w:rPr/>
-        <w:t>，</w:t>
-      </w:r>
-      <w:r>
-        <w:rPr>
-          <w:rStyle w:val="SourceText"/>
-        </w:rPr>
-        <w:t>ai_agent</w:t>
-      </w:r>
-      <w:r>
-        <w:rPr/>
-        <w:t xml:space="preserve"> </w:t>
-      </w:r>
-      <w:r>
-        <w:rPr/>
-        <w:t>的会话管理 器就把它的历史单独存一份。进出故事模式由语音触发（「我要听故事」</w:t>
-      </w:r>
-      <w:r>
-        <w:rPr/>
-        <w:t>/</w:t>
-      </w:r>
-      <w:r>
-        <w:rPr/>
-        <w:t>「不玩了」）， 状态落盘，中途断电再开机还能接着上次的剧情。</w:t>
-      </w:r>
-    </w:p>
-    <w:p>
-      <w:pPr>
-        <w:pStyle w:val="Heading3"/>
-        <w:bidi w:val="0"/>
-        <w:jc w:val="left"/>
-        <w:rPr/>
-      </w:pPr>
-      <w:r>
-        <w:rPr/>
-        <w:t xml:space="preserve">3.4 </w:t>
-      </w:r>
-      <w:r>
-        <w:rPr/>
-        <w:t>角色与技能</w:t>
-      </w:r>
-    </w:p>
-    <w:p>
-      <w:pPr>
-        <w:pStyle w:val="TextBody"/>
-        <w:bidi w:val="0"/>
-        <w:spacing w:before="0" w:after="283"/>
-        <w:jc w:val="both"/>
-        <w:rPr/>
-      </w:pPr>
-      <w:r>
-        <w:rPr/>
-        <w:t xml:space="preserve">四个角色各是一份 </w:t>
-      </w:r>
-      <w:r>
-        <w:rPr/>
-        <w:t xml:space="preserve">Markdown </w:t>
-      </w:r>
-      <w:r>
-        <w:rPr/>
-        <w:t>文件（</w:t>
-      </w:r>
-      <w:r>
-        <w:rPr>
-          <w:rStyle w:val="SourceText"/>
-        </w:rPr>
-        <w:t>app/kid_buddy/skills/role-*.md</w:t>
-      </w:r>
-      <w:r>
-        <w:rPr/>
-        <w:t>），里面是人设和剧情 大纲。运行时载入并注入提示词，所以</w:t>
-      </w:r>
-      <w:r>
-        <w:rPr>
-          <w:rStyle w:val="StrongEmphasis"/>
-        </w:rPr>
-        <w:t>换角色、改人设不用重新编译</w:t>
-      </w:r>
-      <w:r>
-        <w:rPr/>
-        <w:t>——加一份文件就多一个 角色。</w:t>
-      </w:r>
-    </w:p>
-    <w:p>
-      <w:pPr>
-        <w:pStyle w:val="HorizontalLine"/>
-        <w:pBdr>
-          <w:bottom w:val="double" w:sz="2" w:space="0" w:color="808080"/>
-        </w:pBdr>
-        <w:bidi w:val="0"/>
-        <w:spacing w:before="0" w:after="283"/>
-        <w:jc w:val="left"/>
-        <w:rPr/>
-      </w:pPr>
-      <w:r>
-        <w:rPr/>
-      </w:r>
-    </w:p>
-    <w:p>
-      <w:pPr>
-        <w:pStyle w:val="Heading2"/>
-        <w:bidi w:val="0"/>
-        <w:jc w:val="left"/>
-        <w:rPr/>
-      </w:pPr>
-      <w:r>
-        <w:rPr/>
-        <w:t>四、做这个作品踩过的坑（也是它值钱的地方）</w:t>
-      </w:r>
-    </w:p>
-    <w:p>
-      <w:pPr>
-        <w:pStyle w:val="TextBody"/>
-        <w:bidi w:val="0"/>
-        <w:spacing w:before="0" w:after="283"/>
-        <w:jc w:val="both"/>
-        <w:rPr/>
-      </w:pPr>
-      <w:r>
-        <w:rPr/>
-        <w:t>这部分写在作品介绍里，是因为它代表了真实的工程量。每一条都是先误判、再定位、最后改到 驱动层或协议层才解决的。</w:t>
+        <w:t>功能清单</w:t>
       </w:r>
     </w:p>
     <w:tbl>
       <w:tblPr>
-        <w:tblW w:w="11339" w:type="dxa"/>
+        <w:tblW w:w="9972" w:type="dxa"/>
         <w:jc w:val="left"/>
         <w:tblInd w:w="0" w:type="dxa"/>
         <w:tblLayout w:type="fixed"/>
@@ -2072,9 +704,9 @@
         </w:tblCellMar>
       </w:tblPr>
       <w:tblGrid>
-        <w:gridCol w:w="2642"/>
-        <w:gridCol w:w="7568"/>
-        <w:gridCol w:w="1129"/>
+        <w:gridCol w:w="1112"/>
+        <w:gridCol w:w="2808"/>
+        <w:gridCol w:w="6052"/>
       </w:tblGrid>
       <w:tr>
         <w:trPr>
@@ -2082,7 +714,7 @@
         </w:trPr>
         <w:tc>
           <w:tcPr>
-            <w:tcW w:w="2642" w:type="dxa"/>
+            <w:tcW w:w="1112" w:type="dxa"/>
             <w:tcBorders/>
             <w:vAlign w:val="center"/>
           </w:tcPr>
@@ -2090,7 +722,6 @@
             <w:pPr>
               <w:pStyle w:val="TableHeading"/>
               <w:suppressLineNumbers/>
-              <w:shd w:fill="2C5F8A" w:val="clear"/>
               <w:bidi w:val="0"/>
               <w:spacing w:before="0" w:after="283"/>
               <w:jc w:val="left"/>
@@ -2098,13 +729,13 @@
             </w:pPr>
             <w:r>
               <w:rPr/>
-              <w:t>现象</w:t>
-            </w:r>
-          </w:p>
-        </w:tc>
-        <w:tc>
-          <w:tcPr>
-            <w:tcW w:w="7568" w:type="dxa"/>
+              <w:t>功能</w:t>
+            </w:r>
+          </w:p>
+        </w:tc>
+        <w:tc>
+          <w:tcPr>
+            <w:tcW w:w="2808" w:type="dxa"/>
             <w:tcBorders/>
             <w:vAlign w:val="center"/>
           </w:tcPr>
@@ -2112,7 +743,6 @@
             <w:pPr>
               <w:pStyle w:val="TableHeading"/>
               <w:suppressLineNumbers/>
-              <w:shd w:fill="2C5F8A" w:val="clear"/>
               <w:bidi w:val="0"/>
               <w:spacing w:before="0" w:after="283"/>
               <w:jc w:val="left"/>
@@ -2120,13 +750,13 @@
             </w:pPr>
             <w:r>
               <w:rPr/>
-              <w:t>真正的原因</w:t>
-            </w:r>
-          </w:p>
-        </w:tc>
-        <w:tc>
-          <w:tcPr>
-            <w:tcW w:w="1129" w:type="dxa"/>
+              <w:t>怎么触发</w:t>
+            </w:r>
+          </w:p>
+        </w:tc>
+        <w:tc>
+          <w:tcPr>
+            <w:tcW w:w="6052" w:type="dxa"/>
             <w:tcBorders/>
             <w:vAlign w:val="center"/>
           </w:tcPr>
@@ -2134,7 +764,6 @@
             <w:pPr>
               <w:pStyle w:val="TableHeading"/>
               <w:suppressLineNumbers/>
-              <w:shd w:fill="2C5F8A" w:val="clear"/>
               <w:bidi w:val="0"/>
               <w:spacing w:before="0" w:after="283"/>
               <w:jc w:val="left"/>
@@ -2142,7 +771,7 @@
             </w:pPr>
             <w:r>
               <w:rPr/>
-              <w:t>层次</w:t>
+              <w:t>说明</w:t>
             </w:r>
           </w:p>
         </w:tc>
@@ -2151,7 +780,4428 @@
         <w:trPr/>
         <w:tc>
           <w:tcPr>
-            <w:tcW w:w="2642" w:type="dxa"/>
+            <w:tcW w:w="1112" w:type="dxa"/>
+            <w:tcBorders/>
+            <w:vAlign w:val="center"/>
+          </w:tcPr>
+          <w:p>
+            <w:pPr>
+              <w:pStyle w:val="TableContents"/>
+              <w:bidi w:val="0"/>
+              <w:spacing w:before="0" w:after="283"/>
+              <w:rPr/>
+            </w:pPr>
+            <w:r>
+              <w:rPr/>
+              <w:t>语音唤醒</w:t>
+            </w:r>
+          </w:p>
+        </w:tc>
+        <w:tc>
+          <w:tcPr>
+            <w:tcW w:w="2808" w:type="dxa"/>
+            <w:tcBorders/>
+            <w:vAlign w:val="center"/>
+          </w:tcPr>
+          <w:p>
+            <w:pPr>
+              <w:pStyle w:val="TableContents"/>
+              <w:bidi w:val="0"/>
+              <w:spacing w:before="0" w:after="283"/>
+              <w:rPr/>
+            </w:pPr>
+            <w:r>
+              <w:rPr/>
+              <w:t>说「你好，</w:t>
+            </w:r>
+            <w:r>
+              <w:rPr/>
+              <w:t>openvela</w:t>
+            </w:r>
+            <w:r>
+              <w:rPr/>
+              <w:t>」</w:t>
+            </w:r>
+          </w:p>
+        </w:tc>
+        <w:tc>
+          <w:tcPr>
+            <w:tcW w:w="6052" w:type="dxa"/>
+            <w:tcBorders/>
+            <w:vAlign w:val="center"/>
+          </w:tcPr>
+          <w:p>
+            <w:pPr>
+              <w:pStyle w:val="TableContents"/>
+              <w:bidi w:val="0"/>
+              <w:spacing w:before="0" w:after="283"/>
+              <w:rPr/>
+            </w:pPr>
+            <w:r>
+              <w:rPr/>
+              <w:t xml:space="preserve">板子没有本地 </w:t>
+            </w:r>
+            <w:r>
+              <w:rPr/>
+              <w:t>KWS</w:t>
+            </w:r>
+            <w:r>
+              <w:rPr/>
+              <w:t xml:space="preserve">，唤醒是在 </w:t>
+            </w:r>
+            <w:r>
+              <w:rPr/>
+              <w:t xml:space="preserve">ASR </w:t>
+            </w:r>
+            <w:r>
+              <w:rPr/>
+              <w:t>转写结果上做归一化字符串匹配，认大小写</w:t>
+            </w:r>
+            <w:r>
+              <w:rPr/>
+              <w:t>/</w:t>
+            </w:r>
+            <w:r>
+              <w:rPr/>
+              <w:t>空格</w:t>
+            </w:r>
+            <w:r>
+              <w:rPr/>
+              <w:t>/</w:t>
+            </w:r>
+            <w:r>
+              <w:rPr/>
+              <w:t>标点差异和几个音译写法</w:t>
+            </w:r>
+          </w:p>
+        </w:tc>
+      </w:tr>
+      <w:tr>
+        <w:trPr/>
+        <w:tc>
+          <w:tcPr>
+            <w:tcW w:w="1112" w:type="dxa"/>
+            <w:tcBorders/>
+            <w:vAlign w:val="center"/>
+          </w:tcPr>
+          <w:p>
+            <w:pPr>
+              <w:pStyle w:val="TableContents"/>
+              <w:bidi w:val="0"/>
+              <w:spacing w:before="0" w:after="283"/>
+              <w:rPr/>
+            </w:pPr>
+            <w:r>
+              <w:rPr/>
+              <w:t>自由问答</w:t>
+            </w:r>
+          </w:p>
+        </w:tc>
+        <w:tc>
+          <w:tcPr>
+            <w:tcW w:w="2808" w:type="dxa"/>
+            <w:tcBorders/>
+            <w:vAlign w:val="center"/>
+          </w:tcPr>
+          <w:p>
+            <w:pPr>
+              <w:pStyle w:val="TableContents"/>
+              <w:bidi w:val="0"/>
+              <w:spacing w:before="0" w:after="283"/>
+              <w:rPr/>
+            </w:pPr>
+            <w:r>
+              <w:rPr/>
+              <w:t>唤醒后直接说</w:t>
+            </w:r>
+          </w:p>
+        </w:tc>
+        <w:tc>
+          <w:tcPr>
+            <w:tcW w:w="6052" w:type="dxa"/>
+            <w:tcBorders/>
+            <w:vAlign w:val="center"/>
+          </w:tcPr>
+          <w:p>
+            <w:pPr>
+              <w:pStyle w:val="TableContents"/>
+              <w:bidi w:val="0"/>
+              <w:spacing w:before="0" w:after="283"/>
+              <w:rPr/>
+            </w:pPr>
+            <w:r>
+              <w:rPr/>
+              <w:t xml:space="preserve">ASR → LLM → TTS </w:t>
+            </w:r>
+            <w:r>
+              <w:rPr/>
+              <w:t>全链路，流式按句播报，首句出声不用等整段生成完</w:t>
+            </w:r>
+          </w:p>
+        </w:tc>
+      </w:tr>
+      <w:tr>
+        <w:trPr/>
+        <w:tc>
+          <w:tcPr>
+            <w:tcW w:w="1112" w:type="dxa"/>
+            <w:tcBorders/>
+            <w:vAlign w:val="center"/>
+          </w:tcPr>
+          <w:p>
+            <w:pPr>
+              <w:pStyle w:val="TableContents"/>
+              <w:bidi w:val="0"/>
+              <w:spacing w:before="0" w:after="283"/>
+              <w:rPr/>
+            </w:pPr>
+            <w:r>
+              <w:rPr/>
+              <w:t>四个角色</w:t>
+            </w:r>
+          </w:p>
+        </w:tc>
+        <w:tc>
+          <w:tcPr>
+            <w:tcW w:w="2808" w:type="dxa"/>
+            <w:tcBorders/>
+            <w:vAlign w:val="center"/>
+          </w:tcPr>
+          <w:p>
+            <w:pPr>
+              <w:pStyle w:val="TableContents"/>
+              <w:bidi w:val="0"/>
+              <w:spacing w:before="0" w:after="283"/>
+              <w:rPr/>
+            </w:pPr>
+            <w:r>
+              <w:rPr/>
+              <w:t>语音说「换一个角色」，或点屏右缘的书签带</w:t>
+            </w:r>
+          </w:p>
+        </w:tc>
+        <w:tc>
+          <w:tcPr>
+            <w:tcW w:w="6052" w:type="dxa"/>
+            <w:tcBorders/>
+            <w:vAlign w:val="center"/>
+          </w:tcPr>
+          <w:p>
+            <w:pPr>
+              <w:pStyle w:val="TableContents"/>
+              <w:bidi w:val="0"/>
+              <w:spacing w:before="0" w:after="283"/>
+              <w:rPr/>
+            </w:pPr>
+            <w:r>
+              <w:rPr/>
+              <w:t xml:space="preserve">老师 </w:t>
+            </w:r>
+            <w:r>
+              <w:rPr/>
+              <w:t xml:space="preserve">/ </w:t>
+            </w:r>
+            <w:r>
+              <w:rPr/>
+              <w:t xml:space="preserve">故事家 </w:t>
+            </w:r>
+            <w:r>
+              <w:rPr/>
+              <w:t xml:space="preserve">/ </w:t>
+            </w:r>
+            <w:r>
+              <w:rPr/>
+              <w:t xml:space="preserve">科学家 </w:t>
+            </w:r>
+            <w:r>
+              <w:rPr/>
+              <w:t xml:space="preserve">/ </w:t>
+            </w:r>
+            <w:r>
+              <w:rPr/>
+              <w:t>朋友，各有说话方式与知识范围，换角色会换背景色</w:t>
+            </w:r>
+          </w:p>
+        </w:tc>
+      </w:tr>
+      <w:tr>
+        <w:trPr/>
+        <w:tc>
+          <w:tcPr>
+            <w:tcW w:w="1112" w:type="dxa"/>
+            <w:tcBorders/>
+            <w:vAlign w:val="center"/>
+          </w:tcPr>
+          <w:p>
+            <w:pPr>
+              <w:pStyle w:val="TableContents"/>
+              <w:bidi w:val="0"/>
+              <w:spacing w:before="0" w:after="283"/>
+              <w:rPr/>
+            </w:pPr>
+            <w:r>
+              <w:rPr/>
+              <w:t>分支剧情故事</w:t>
+            </w:r>
+          </w:p>
+        </w:tc>
+        <w:tc>
+          <w:tcPr>
+            <w:tcW w:w="2808" w:type="dxa"/>
+            <w:tcBorders/>
+            <w:vAlign w:val="center"/>
+          </w:tcPr>
+          <w:p>
+            <w:pPr>
+              <w:pStyle w:val="TableContents"/>
+              <w:bidi w:val="0"/>
+              <w:spacing w:before="0" w:after="283"/>
+              <w:rPr/>
+            </w:pPr>
+            <w:r>
+              <w:rPr/>
+              <w:t>说「我们来玩冒险游戏」</w:t>
+            </w:r>
+          </w:p>
+        </w:tc>
+        <w:tc>
+          <w:tcPr>
+            <w:tcW w:w="6052" w:type="dxa"/>
+            <w:tcBorders/>
+            <w:vAlign w:val="center"/>
+          </w:tcPr>
+          <w:p>
+            <w:pPr>
+              <w:pStyle w:val="TableContents"/>
+              <w:bidi w:val="0"/>
+              <w:spacing w:before="0" w:after="283"/>
+              <w:rPr/>
+            </w:pPr>
+            <w:r>
+              <w:rPr/>
+              <w:t xml:space="preserve">讲背景 → 给 </w:t>
+            </w:r>
+            <w:r>
+              <w:rPr/>
+              <w:t xml:space="preserve">2~3 </w:t>
+            </w:r>
+            <w:r>
+              <w:rPr/>
+              <w:t>个选项 → 孩子语音选 → 剧情按选择走 → 再给选项，直到结局</w:t>
+            </w:r>
+          </w:p>
+        </w:tc>
+      </w:tr>
+      <w:tr>
+        <w:trPr/>
+        <w:tc>
+          <w:tcPr>
+            <w:tcW w:w="1112" w:type="dxa"/>
+            <w:tcBorders/>
+            <w:vAlign w:val="center"/>
+          </w:tcPr>
+          <w:p>
+            <w:pPr>
+              <w:pStyle w:val="TableContents"/>
+              <w:bidi w:val="0"/>
+              <w:spacing w:before="0" w:after="283"/>
+              <w:rPr/>
+            </w:pPr>
+            <w:r>
+              <w:rPr/>
+              <w:t>剧情与闲聊隔离</w:t>
+            </w:r>
+          </w:p>
+        </w:tc>
+        <w:tc>
+          <w:tcPr>
+            <w:tcW w:w="2808" w:type="dxa"/>
+            <w:tcBorders/>
+            <w:vAlign w:val="center"/>
+          </w:tcPr>
+          <w:p>
+            <w:pPr>
+              <w:pStyle w:val="TableContents"/>
+              <w:bidi w:val="0"/>
+              <w:spacing w:before="0" w:after="283"/>
+              <w:rPr/>
+            </w:pPr>
+            <w:r>
+              <w:rPr/>
+              <w:t>自动</w:t>
+            </w:r>
+          </w:p>
+        </w:tc>
+        <w:tc>
+          <w:tcPr>
+            <w:tcW w:w="6052" w:type="dxa"/>
+            <w:tcBorders/>
+            <w:vAlign w:val="center"/>
+          </w:tcPr>
+          <w:p>
+            <w:pPr>
+              <w:pStyle w:val="TableContents"/>
+              <w:bidi w:val="0"/>
+              <w:spacing w:before="0" w:after="283"/>
+              <w:rPr/>
+            </w:pPr>
+            <w:r>
+              <w:rPr/>
+              <w:t>故事模式和自由问答各存一份会话历史，中途问别的不会把剧情带跑偏</w:t>
+            </w:r>
+          </w:p>
+        </w:tc>
+      </w:tr>
+      <w:tr>
+        <w:trPr/>
+        <w:tc>
+          <w:tcPr>
+            <w:tcW w:w="1112" w:type="dxa"/>
+            <w:tcBorders/>
+            <w:vAlign w:val="center"/>
+          </w:tcPr>
+          <w:p>
+            <w:pPr>
+              <w:pStyle w:val="TableContents"/>
+              <w:bidi w:val="0"/>
+              <w:spacing w:before="0" w:after="283"/>
+              <w:rPr/>
+            </w:pPr>
+            <w:r>
+              <w:rPr/>
+              <w:t>断点续讲</w:t>
+            </w:r>
+          </w:p>
+        </w:tc>
+        <w:tc>
+          <w:tcPr>
+            <w:tcW w:w="2808" w:type="dxa"/>
+            <w:tcBorders/>
+            <w:vAlign w:val="center"/>
+          </w:tcPr>
+          <w:p>
+            <w:pPr>
+              <w:pStyle w:val="TableContents"/>
+              <w:bidi w:val="0"/>
+              <w:spacing w:before="0" w:after="283"/>
+              <w:rPr/>
+            </w:pPr>
+            <w:r>
+              <w:rPr/>
+              <w:t>自动</w:t>
+            </w:r>
+          </w:p>
+        </w:tc>
+        <w:tc>
+          <w:tcPr>
+            <w:tcW w:w="6052" w:type="dxa"/>
+            <w:tcBorders/>
+            <w:vAlign w:val="center"/>
+          </w:tcPr>
+          <w:p>
+            <w:pPr>
+              <w:pStyle w:val="TableContents"/>
+              <w:bidi w:val="0"/>
+              <w:spacing w:before="0" w:after="283"/>
+              <w:rPr/>
+            </w:pPr>
+            <w:r>
+              <w:rPr/>
+              <w:t>故事进度落盘，讲一半断电，下次开机接着上次那条线讲</w:t>
+            </w:r>
+          </w:p>
+        </w:tc>
+      </w:tr>
+      <w:tr>
+        <w:trPr/>
+        <w:tc>
+          <w:tcPr>
+            <w:tcW w:w="1112" w:type="dxa"/>
+            <w:tcBorders/>
+            <w:vAlign w:val="center"/>
+          </w:tcPr>
+          <w:p>
+            <w:pPr>
+              <w:pStyle w:val="TableContents"/>
+              <w:bidi w:val="0"/>
+              <w:spacing w:before="0" w:after="283"/>
+              <w:rPr/>
+            </w:pPr>
+            <w:r>
+              <w:rPr/>
+              <w:t>主动续讲</w:t>
+            </w:r>
+          </w:p>
+        </w:tc>
+        <w:tc>
+          <w:tcPr>
+            <w:tcW w:w="2808" w:type="dxa"/>
+            <w:tcBorders/>
+            <w:vAlign w:val="center"/>
+          </w:tcPr>
+          <w:p>
+            <w:pPr>
+              <w:pStyle w:val="TableContents"/>
+              <w:bidi w:val="0"/>
+              <w:spacing w:before="0" w:after="283"/>
+              <w:rPr/>
+            </w:pPr>
+            <w:r>
+              <w:rPr/>
+              <w:t>孩子走开后</w:t>
+            </w:r>
+          </w:p>
+        </w:tc>
+        <w:tc>
+          <w:tcPr>
+            <w:tcW w:w="6052" w:type="dxa"/>
+            <w:tcBorders/>
+            <w:vAlign w:val="center"/>
+          </w:tcPr>
+          <w:p>
+            <w:pPr>
+              <w:pStyle w:val="TableContents"/>
+              <w:bidi w:val="0"/>
+              <w:spacing w:before="0" w:after="283"/>
+              <w:rPr/>
+            </w:pPr>
+            <w:r>
+              <w:rPr/>
+              <w:t xml:space="preserve">故事讲一半没人接，过一会儿 </w:t>
+            </w:r>
+            <w:r>
+              <w:rPr/>
+              <w:t xml:space="preserve">Agent </w:t>
+            </w:r>
+            <w:r>
+              <w:rPr/>
+              <w:t>主动开口问「上次的冒险讲到一半啦，还要继续吗」</w:t>
+            </w:r>
+          </w:p>
+        </w:tc>
+      </w:tr>
+      <w:tr>
+        <w:trPr/>
+        <w:tc>
+          <w:tcPr>
+            <w:tcW w:w="1112" w:type="dxa"/>
+            <w:tcBorders/>
+            <w:vAlign w:val="center"/>
+          </w:tcPr>
+          <w:p>
+            <w:pPr>
+              <w:pStyle w:val="TableContents"/>
+              <w:bidi w:val="0"/>
+              <w:spacing w:before="0" w:after="283"/>
+              <w:rPr/>
+            </w:pPr>
+            <w:r>
+              <w:rPr/>
+              <w:t>追问窗口</w:t>
+            </w:r>
+          </w:p>
+        </w:tc>
+        <w:tc>
+          <w:tcPr>
+            <w:tcW w:w="2808" w:type="dxa"/>
+            <w:tcBorders/>
+            <w:vAlign w:val="center"/>
+          </w:tcPr>
+          <w:p>
+            <w:pPr>
+              <w:pStyle w:val="TableContents"/>
+              <w:bidi w:val="0"/>
+              <w:spacing w:before="0" w:after="283"/>
+              <w:rPr/>
+            </w:pPr>
+            <w:r>
+              <w:rPr/>
+              <w:t>回复后十几秒内直接说</w:t>
+            </w:r>
+          </w:p>
+        </w:tc>
+        <w:tc>
+          <w:tcPr>
+            <w:tcW w:w="6052" w:type="dxa"/>
+            <w:tcBorders/>
+            <w:vAlign w:val="center"/>
+          </w:tcPr>
+          <w:p>
+            <w:pPr>
+              <w:pStyle w:val="TableContents"/>
+              <w:bidi w:val="0"/>
+              <w:spacing w:before="0" w:after="283"/>
+              <w:rPr/>
+            </w:pPr>
+            <w:r>
+              <w:rPr/>
+              <w:t>不用再喊唤醒词，说「第二个」「继续」就行——小孩说不出「请重复上一句」这种话</w:t>
+            </w:r>
+          </w:p>
+        </w:tc>
+      </w:tr>
+      <w:tr>
+        <w:trPr/>
+        <w:tc>
+          <w:tcPr>
+            <w:tcW w:w="1112" w:type="dxa"/>
+            <w:tcBorders/>
+            <w:vAlign w:val="center"/>
+          </w:tcPr>
+          <w:p>
+            <w:pPr>
+              <w:pStyle w:val="TableContents"/>
+              <w:bidi w:val="0"/>
+              <w:spacing w:before="0" w:after="283"/>
+              <w:rPr/>
+            </w:pPr>
+            <w:r>
+              <w:rPr/>
+              <w:t>定时提醒</w:t>
+            </w:r>
+          </w:p>
+        </w:tc>
+        <w:tc>
+          <w:tcPr>
+            <w:tcW w:w="2808" w:type="dxa"/>
+            <w:tcBorders/>
+            <w:vAlign w:val="center"/>
+          </w:tcPr>
+          <w:p>
+            <w:pPr>
+              <w:pStyle w:val="TableContents"/>
+              <w:bidi w:val="0"/>
+              <w:spacing w:before="0" w:after="283"/>
+              <w:rPr/>
+            </w:pPr>
+            <w:r>
+              <w:rPr/>
+              <w:t xml:space="preserve">说「提醒我 </w:t>
+            </w:r>
+            <w:r>
+              <w:rPr/>
+              <w:t xml:space="preserve">10 </w:t>
+            </w:r>
+            <w:r>
+              <w:rPr/>
+              <w:t>分钟后喝水」</w:t>
+            </w:r>
+          </w:p>
+        </w:tc>
+        <w:tc>
+          <w:tcPr>
+            <w:tcW w:w="6052" w:type="dxa"/>
+            <w:tcBorders/>
+            <w:vAlign w:val="center"/>
+          </w:tcPr>
+          <w:p>
+            <w:pPr>
+              <w:pStyle w:val="TableContents"/>
+              <w:bidi w:val="0"/>
+              <w:spacing w:before="0" w:after="283"/>
+              <w:rPr/>
+            </w:pPr>
+            <w:r>
+              <w:rPr/>
+              <w:t xml:space="preserve">模型自己调 </w:t>
+            </w:r>
+            <w:r>
+              <w:rPr/>
+              <w:t xml:space="preserve">cron </w:t>
+            </w:r>
+            <w:r>
+              <w:rPr/>
+              <w:t xml:space="preserve">工具建定时任务，到点铃铛响 </w:t>
+            </w:r>
+            <w:r>
+              <w:rPr/>
+              <w:t xml:space="preserve">+ </w:t>
+            </w:r>
+            <w:r>
+              <w:rPr/>
+              <w:t>出声，需要孩子确认才消</w:t>
+            </w:r>
+          </w:p>
+        </w:tc>
+      </w:tr>
+      <w:tr>
+        <w:trPr/>
+        <w:tc>
+          <w:tcPr>
+            <w:tcW w:w="1112" w:type="dxa"/>
+            <w:tcBorders/>
+            <w:vAlign w:val="center"/>
+          </w:tcPr>
+          <w:p>
+            <w:pPr>
+              <w:pStyle w:val="TableContents"/>
+              <w:bidi w:val="0"/>
+              <w:spacing w:before="0" w:after="283"/>
+              <w:rPr/>
+            </w:pPr>
+            <w:r>
+              <w:rPr/>
+              <w:t>家长端确认上报</w:t>
+            </w:r>
+          </w:p>
+        </w:tc>
+        <w:tc>
+          <w:tcPr>
+            <w:tcW w:w="2808" w:type="dxa"/>
+            <w:tcBorders/>
+            <w:vAlign w:val="center"/>
+          </w:tcPr>
+          <w:p>
+            <w:pPr>
+              <w:pStyle w:val="TableContents"/>
+              <w:bidi w:val="0"/>
+              <w:spacing w:before="0" w:after="283"/>
+              <w:rPr/>
+            </w:pPr>
+            <w:r>
+              <w:rPr/>
+              <w:t>孩子说「我懂啦」「这个我不太明白」</w:t>
+            </w:r>
+          </w:p>
+        </w:tc>
+        <w:tc>
+          <w:tcPr>
+            <w:tcW w:w="6052" w:type="dxa"/>
+            <w:tcBorders/>
+            <w:vAlign w:val="center"/>
+          </w:tcPr>
+          <w:p>
+            <w:pPr>
+              <w:pStyle w:val="TableContents"/>
+              <w:bidi w:val="0"/>
+              <w:spacing w:before="0" w:after="283"/>
+              <w:rPr/>
+            </w:pPr>
+            <w:r>
+              <w:rPr/>
+              <w:t xml:space="preserve">通过 </w:t>
+            </w:r>
+            <w:r>
+              <w:rPr/>
+              <w:t xml:space="preserve">MQTT </w:t>
+            </w:r>
+            <w:r>
+              <w:rPr/>
+              <w:t>推一条消息到家长端网页，让家长知道今天聊到哪儿了</w:t>
+            </w:r>
+          </w:p>
+        </w:tc>
+      </w:tr>
+      <w:tr>
+        <w:trPr/>
+        <w:tc>
+          <w:tcPr>
+            <w:tcW w:w="1112" w:type="dxa"/>
+            <w:tcBorders/>
+            <w:vAlign w:val="center"/>
+          </w:tcPr>
+          <w:p>
+            <w:pPr>
+              <w:pStyle w:val="TableContents"/>
+              <w:bidi w:val="0"/>
+              <w:spacing w:before="0" w:after="283"/>
+              <w:rPr/>
+            </w:pPr>
+            <w:r>
+              <w:rPr/>
+              <w:t>全屏脸谱界面</w:t>
+            </w:r>
+          </w:p>
+        </w:tc>
+        <w:tc>
+          <w:tcPr>
+            <w:tcW w:w="2808" w:type="dxa"/>
+            <w:tcBorders/>
+            <w:vAlign w:val="center"/>
+          </w:tcPr>
+          <w:p>
+            <w:pPr>
+              <w:pStyle w:val="TableContents"/>
+              <w:bidi w:val="0"/>
+              <w:spacing w:before="0" w:after="283"/>
+              <w:rPr/>
+            </w:pPr>
+            <w:r>
+              <w:rPr/>
+              <w:t>自动</w:t>
+            </w:r>
+          </w:p>
+        </w:tc>
+        <w:tc>
+          <w:tcPr>
+            <w:tcW w:w="6052" w:type="dxa"/>
+            <w:tcBorders/>
+            <w:vAlign w:val="center"/>
+          </w:tcPr>
+          <w:p>
+            <w:pPr>
+              <w:pStyle w:val="TableContents"/>
+              <w:bidi w:val="0"/>
+              <w:spacing w:before="0" w:after="283"/>
+              <w:rPr/>
+            </w:pPr>
+            <w:r>
+              <w:rPr/>
+              <w:t xml:space="preserve">纯 </w:t>
+            </w:r>
+            <w:r>
+              <w:rPr/>
+              <w:t xml:space="preserve">LVGL </w:t>
+            </w:r>
+            <w:r>
+              <w:rPr/>
+              <w:t xml:space="preserve">图元画的六张表情脸 </w:t>
+            </w:r>
+            <w:r>
+              <w:rPr/>
+              <w:t xml:space="preserve">+ </w:t>
+            </w:r>
+            <w:r>
+              <w:rPr/>
+              <w:t>六种道具，把二十来个设备状态翻译成表情，屏上一个字都没有</w:t>
+            </w:r>
+          </w:p>
+        </w:tc>
+      </w:tr>
+      <w:tr>
+        <w:trPr/>
+        <w:tc>
+          <w:tcPr>
+            <w:tcW w:w="1112" w:type="dxa"/>
+            <w:tcBorders/>
+            <w:vAlign w:val="center"/>
+          </w:tcPr>
+          <w:p>
+            <w:pPr>
+              <w:pStyle w:val="TableContents"/>
+              <w:bidi w:val="0"/>
+              <w:spacing w:before="0" w:after="283"/>
+              <w:rPr/>
+            </w:pPr>
+            <w:r>
+              <w:rPr/>
+              <w:t xml:space="preserve">字幕板 </w:t>
+            </w:r>
+            <w:r>
+              <w:rPr/>
+              <w:t xml:space="preserve">+ </w:t>
+            </w:r>
+            <w:r>
+              <w:rPr/>
+              <w:t>滚动</w:t>
+            </w:r>
+          </w:p>
+        </w:tc>
+        <w:tc>
+          <w:tcPr>
+            <w:tcW w:w="2808" w:type="dxa"/>
+            <w:tcBorders/>
+            <w:vAlign w:val="center"/>
+          </w:tcPr>
+          <w:p>
+            <w:pPr>
+              <w:pStyle w:val="TableContents"/>
+              <w:bidi w:val="0"/>
+              <w:spacing w:before="0" w:after="283"/>
+              <w:rPr/>
+            </w:pPr>
+            <w:r>
+              <w:rPr/>
+              <w:t>自动</w:t>
+            </w:r>
+          </w:p>
+        </w:tc>
+        <w:tc>
+          <w:tcPr>
+            <w:tcW w:w="6052" w:type="dxa"/>
+            <w:tcBorders/>
+            <w:vAlign w:val="center"/>
+          </w:tcPr>
+          <w:p>
+            <w:pPr>
+              <w:pStyle w:val="TableContents"/>
+              <w:bidi w:val="0"/>
+              <w:spacing w:before="0" w:after="283"/>
+              <w:rPr/>
+            </w:pPr>
+            <w:r>
+              <w:rPr/>
+              <w:t>底部三分之一：孩子的话一行、回复正文两行，正文放不下会自己往上滚一圈</w:t>
+            </w:r>
+          </w:p>
+        </w:tc>
+      </w:tr>
+      <w:tr>
+        <w:trPr/>
+        <w:tc>
+          <w:tcPr>
+            <w:tcW w:w="1112" w:type="dxa"/>
+            <w:tcBorders/>
+            <w:vAlign w:val="center"/>
+          </w:tcPr>
+          <w:p>
+            <w:pPr>
+              <w:pStyle w:val="TableContents"/>
+              <w:bidi w:val="0"/>
+              <w:spacing w:before="0" w:after="283"/>
+              <w:rPr/>
+            </w:pPr>
+            <w:r>
+              <w:rPr/>
+              <w:t>失败可见</w:t>
+            </w:r>
+          </w:p>
+        </w:tc>
+        <w:tc>
+          <w:tcPr>
+            <w:tcW w:w="2808" w:type="dxa"/>
+            <w:tcBorders/>
+            <w:vAlign w:val="center"/>
+          </w:tcPr>
+          <w:p>
+            <w:pPr>
+              <w:pStyle w:val="TableContents"/>
+              <w:bidi w:val="0"/>
+              <w:spacing w:before="0" w:after="283"/>
+              <w:rPr/>
+            </w:pPr>
+            <w:r>
+              <w:rPr/>
+              <w:t>网络断了的时候</w:t>
+            </w:r>
+          </w:p>
+        </w:tc>
+        <w:tc>
+          <w:tcPr>
+            <w:tcW w:w="6052" w:type="dxa"/>
+            <w:tcBorders/>
+            <w:vAlign w:val="center"/>
+          </w:tcPr>
+          <w:p>
+            <w:pPr>
+              <w:pStyle w:val="TableContents"/>
+              <w:bidi w:val="0"/>
+              <w:spacing w:before="0" w:after="283"/>
+              <w:rPr/>
+            </w:pPr>
+            <w:r>
+              <w:rPr/>
+              <w:t xml:space="preserve">TTS/LLM </w:t>
+            </w:r>
+            <w:r>
+              <w:rPr/>
+              <w:t>一旦失败就显「难过」并播一句中文安抚语——语音哑掉必须和「玩具不想理你」区分开</w:t>
+            </w:r>
+          </w:p>
+        </w:tc>
+      </w:tr>
+      <w:tr>
+        <w:trPr/>
+        <w:tc>
+          <w:tcPr>
+            <w:tcW w:w="1112" w:type="dxa"/>
+            <w:tcBorders/>
+            <w:vAlign w:val="center"/>
+          </w:tcPr>
+          <w:p>
+            <w:pPr>
+              <w:pStyle w:val="TableContents"/>
+              <w:bidi w:val="0"/>
+              <w:spacing w:before="0" w:after="283"/>
+              <w:rPr/>
+            </w:pPr>
+            <w:r>
+              <w:rPr/>
+              <w:t>自愈</w:t>
+            </w:r>
+          </w:p>
+        </w:tc>
+        <w:tc>
+          <w:tcPr>
+            <w:tcW w:w="2808" w:type="dxa"/>
+            <w:tcBorders/>
+            <w:vAlign w:val="center"/>
+          </w:tcPr>
+          <w:p>
+            <w:pPr>
+              <w:pStyle w:val="TableContents"/>
+              <w:bidi w:val="0"/>
+              <w:spacing w:before="0" w:after="283"/>
+              <w:rPr/>
+            </w:pPr>
+            <w:r>
+              <w:rPr/>
+              <w:t>自动</w:t>
+            </w:r>
+          </w:p>
+        </w:tc>
+        <w:tc>
+          <w:tcPr>
+            <w:tcW w:w="6052" w:type="dxa"/>
+            <w:tcBorders/>
+            <w:vAlign w:val="center"/>
+          </w:tcPr>
+          <w:p>
+            <w:pPr>
+              <w:pStyle w:val="TableContents"/>
+              <w:bidi w:val="0"/>
+              <w:spacing w:before="0" w:after="283"/>
+              <w:rPr/>
+            </w:pPr>
+            <w:r>
+              <w:rPr/>
+              <w:t xml:space="preserve">开机先校时（板子无 </w:t>
+            </w:r>
+            <w:r>
+              <w:rPr/>
+              <w:t>RTC</w:t>
+            </w:r>
+            <w:r>
+              <w:rPr/>
+              <w:t xml:space="preserve">，时钟停在 </w:t>
+            </w:r>
+            <w:r>
+              <w:rPr/>
+              <w:t xml:space="preserve">1970 </w:t>
+            </w:r>
+            <w:r>
+              <w:rPr/>
+              <w:t xml:space="preserve">会让 </w:t>
+            </w:r>
+            <w:r>
+              <w:rPr/>
+              <w:t xml:space="preserve">TLS </w:t>
+            </w:r>
+            <w:r>
+              <w:rPr/>
+              <w:t>全挂）、回复卡死有看门狗恢复、</w:t>
+            </w:r>
+            <w:r>
+              <w:rPr/>
+              <w:t xml:space="preserve">TLS </w:t>
+            </w:r>
+            <w:r>
+              <w:rPr/>
+              <w:t xml:space="preserve">握手失败逐 </w:t>
+            </w:r>
+            <w:r>
+              <w:rPr/>
+              <w:t xml:space="preserve">IP </w:t>
+            </w:r>
+            <w:r>
+              <w:rPr/>
+              <w:t>重试</w:t>
+            </w:r>
+          </w:p>
+        </w:tc>
+      </w:tr>
+    </w:tbl>
+    <w:p>
+      <w:pPr>
+        <w:pStyle w:val="HorizontalLine"/>
+        <w:pBdr>
+          <w:bottom w:val="double" w:sz="2" w:space="0" w:color="808080"/>
+        </w:pBdr>
+        <w:bidi w:val="0"/>
+        <w:spacing w:before="0" w:after="283"/>
+        <w:jc w:val="left"/>
+        <w:rPr/>
+      </w:pPr>
+      <w:r>
+        <w:rPr/>
+      </w:r>
+    </w:p>
+    <w:p>
+      <w:pPr>
+        <w:pStyle w:val="Heading2"/>
+        <w:numPr>
+          <w:ilvl w:val="0"/>
+          <w:numId w:val="0"/>
+        </w:numPr>
+        <w:pBdr>
+          <w:left w:val="single" w:sz="32" w:space="8" w:color="2C5F8A"/>
+        </w:pBdr>
+        <w:bidi w:val="0"/>
+        <w:spacing w:before="440" w:after="160"/>
+        <w:jc w:val="left"/>
+        <w:rPr/>
+      </w:pPr>
+      <w:r>
+        <w:rPr/>
+        <w:t>二、怎么跑起来</w:t>
+      </w:r>
+    </w:p>
+    <w:p>
+      <w:pPr>
+        <w:pStyle w:val="Heading3"/>
+        <w:numPr>
+          <w:ilvl w:val="0"/>
+          <w:numId w:val="0"/>
+        </w:numPr>
+        <w:bidi w:val="0"/>
+        <w:spacing w:before="280" w:after="100"/>
+        <w:jc w:val="left"/>
+        <w:rPr/>
+      </w:pPr>
+      <w:r>
+        <w:rPr/>
+        <w:t>方式一：直接烧预编译固件（推荐）</w:t>
+      </w:r>
+    </w:p>
+    <w:p>
+      <w:pPr>
+        <w:pStyle w:val="PreformattedText"/>
+        <w:bidi w:val="0"/>
+        <w:spacing w:before="0" w:after="283"/>
+        <w:jc w:val="left"/>
+        <w:rPr/>
+      </w:pPr>
+      <w:r>
+        <w:rPr>
+          <w:rStyle w:val="SourceText"/>
+        </w:rPr>
+        <w:t>image/kid_buddy_gemini-s1_uart0_128Mnand_v2.67.img</w:t>
+      </w:r>
+    </w:p>
+    <w:p>
+      <w:pPr>
+        <w:pStyle w:val="TextBody"/>
+        <w:bidi w:val="0"/>
+        <w:spacing w:before="0" w:after="283"/>
+        <w:jc w:val="both"/>
+        <w:rPr/>
+      </w:pPr>
+      <w:r>
+        <w:rPr/>
+        <w:t xml:space="preserve">用全志 </w:t>
+      </w:r>
+      <w:r>
+        <w:rPr/>
+        <w:t xml:space="preserve">PhoenixSuit / LiveSuit </w:t>
+      </w:r>
+      <w:r>
+        <w:rPr/>
+        <w:t xml:space="preserve">按常规流程烧进 </w:t>
+      </w:r>
+      <w:r>
+        <w:rPr/>
+        <w:t>NAND</w:t>
+      </w:r>
+      <w:r>
+        <w:rPr/>
+        <w:t>。上电后启动脚本会自动拉起图形界面 和语音后台，不需要再编任何东西。</w:t>
+      </w:r>
+    </w:p>
+    <w:p>
+      <w:pPr>
+        <w:pStyle w:val="TextBody"/>
+        <w:bidi w:val="0"/>
+        <w:spacing w:before="0" w:after="283"/>
+        <w:jc w:val="both"/>
+        <w:rPr/>
+      </w:pPr>
+      <w:r>
+        <w:rPr/>
+        <w:t>确认镜像生效：开机时串口（</w:t>
+      </w:r>
+      <w:r>
+        <w:rPr/>
+        <w:t>uart0</w:t>
+      </w:r>
+      <w:r>
+        <w:rPr/>
+        <w:t>，</w:t>
+      </w:r>
+      <w:r>
+        <w:rPr/>
+        <w:t>115200 8N1</w:t>
+      </w:r>
+      <w:r>
+        <w:rPr/>
+        <w:t>）会打出当前应用版本号和实际屏幕分辨率：</w:t>
+      </w:r>
+    </w:p>
+    <w:p>
+      <w:pPr>
+        <w:pStyle w:val="PreformattedText"/>
+        <w:pBdr>
+          <w:top w:val="single" w:sz="6" w:space="8" w:color="D5DDE5"/>
+          <w:left w:val="single" w:sz="6" w:space="10" w:color="D5DDE5"/>
+          <w:bottom w:val="single" w:sz="6" w:space="8" w:color="D5DDE5"/>
+        </w:pBdr>
+        <w:bidi w:val="0"/>
+        <w:spacing w:lineRule="auto" w:line="348" w:before="0" w:after="0"/>
+        <w:jc w:val="left"/>
+        <w:rPr/>
+      </w:pPr>
+      <w:r>
+        <w:rPr>
+          <w:rStyle w:val="SourceText"/>
+        </w:rPr>
+        <w:t>[kid_buddy] GUI v2.67 display 320x240</w:t>
+      </w:r>
+    </w:p>
+    <w:p>
+      <w:pPr>
+        <w:pStyle w:val="PreformattedText"/>
+        <w:bidi w:val="0"/>
+        <w:spacing w:before="0" w:after="283"/>
+        <w:jc w:val="left"/>
+        <w:rPr/>
+      </w:pPr>
+      <w:r>
+        <w:rPr>
+          <w:rStyle w:val="SourceText"/>
+        </w:rPr>
+        <w:t>[kid_buddy] face UI v2.67 on 320x240 (face band 162, panel 6,166 278x69, 33 cols)</w:t>
+      </w:r>
+    </w:p>
+    <w:p>
+      <w:pPr>
+        <w:pStyle w:val="TextBody"/>
+        <w:bidi w:val="0"/>
+        <w:spacing w:before="0" w:after="283"/>
+        <w:jc w:val="both"/>
+        <w:rPr/>
+      </w:pPr>
+      <w:r>
+        <w:rPr/>
+        <w:t>屏幕本身不再显示版本号——右上角那个位置现在是书签带，整屏只有一张脸和底部三行字幕。</w:t>
+      </w:r>
+    </w:p>
+    <w:p>
+      <w:pPr>
+        <w:pStyle w:val="Heading3"/>
+        <w:numPr>
+          <w:ilvl w:val="0"/>
+          <w:numId w:val="0"/>
+        </w:numPr>
+        <w:bidi w:val="0"/>
+        <w:spacing w:before="280" w:after="100"/>
+        <w:jc w:val="left"/>
+        <w:rPr/>
+      </w:pPr>
+      <w:r>
+        <w:rPr/>
+        <w:t>方式二：从源码编</w:t>
+      </w:r>
+    </w:p>
+    <w:p>
+      <w:pPr>
+        <w:pStyle w:val="TextBody"/>
+        <w:bidi w:val="0"/>
+        <w:spacing w:before="0" w:after="283"/>
+        <w:jc w:val="both"/>
+        <w:rPr/>
+      </w:pPr>
+      <w:r>
+        <w:rPr/>
+        <w:t>本仓自带完整的板级配置（</w:t>
+      </w:r>
+      <w:r>
+        <w:rPr>
+          <w:rStyle w:val="SourceText"/>
+        </w:rPr>
+        <w:t>board/nsh_minidisplay/</w:t>
+      </w:r>
+      <w:r>
+        <w:rPr/>
+        <w:t xml:space="preserve">），不需要另外改 </w:t>
+      </w:r>
+      <w:r>
+        <w:rPr>
+          <w:rStyle w:val="SourceText"/>
+        </w:rPr>
+        <w:t>vendor</w:t>
+      </w:r>
+      <w:r>
+        <w:rPr/>
+        <w:t xml:space="preserve"> </w:t>
+      </w:r>
+      <w:r>
+        <w:rPr/>
+        <w:t>树：</w:t>
+      </w:r>
+    </w:p>
+    <w:p>
+      <w:pPr>
+        <w:pStyle w:val="PreformattedText"/>
+        <w:pBdr>
+          <w:top w:val="single" w:sz="6" w:space="8" w:color="D5DDE5"/>
+          <w:left w:val="single" w:sz="6" w:space="10" w:color="D5DDE5"/>
+          <w:bottom w:val="single" w:sz="6" w:space="8" w:color="D5DDE5"/>
+        </w:pBdr>
+        <w:bidi w:val="0"/>
+        <w:spacing w:lineRule="auto" w:line="348" w:before="0" w:after="0"/>
+        <w:jc w:val="left"/>
+        <w:rPr/>
+      </w:pPr>
+      <w:r>
+        <w:rPr>
+          <w:rStyle w:val="SourceText"/>
+        </w:rPr>
+        <w:t>repo init -u https://github.com/open-vela/contest2026_086_ditiekouyegoulianmeng \</w:t>
+      </w:r>
+    </w:p>
+    <w:p>
+      <w:pPr>
+        <w:pStyle w:val="PreformattedText"/>
+        <w:pBdr>
+          <w:top w:val="single" w:sz="6" w:space="8" w:color="D5DDE5"/>
+          <w:left w:val="single" w:sz="6" w:space="10" w:color="D5DDE5"/>
+          <w:bottom w:val="single" w:sz="6" w:space="8" w:color="D5DDE5"/>
+        </w:pBdr>
+        <w:bidi w:val="0"/>
+        <w:spacing w:lineRule="auto" w:line="348" w:before="0" w:after="0"/>
+        <w:jc w:val="left"/>
+        <w:rPr/>
+      </w:pPr>
+      <w:r>
+        <w:rPr>
+          <w:rStyle w:val="SourceText"/>
+        </w:rPr>
+        <w:t xml:space="preserve">  </w:t>
+      </w:r>
+      <w:r>
+        <w:rPr>
+          <w:rStyle w:val="SourceText"/>
+        </w:rPr>
+        <w:t>-b dev-ai-contest-2026 -m contest2026_086_ditiekouyegoulianmeng.xml</w:t>
+      </w:r>
+    </w:p>
+    <w:p>
+      <w:pPr>
+        <w:pStyle w:val="PreformattedText"/>
+        <w:pBdr>
+          <w:top w:val="single" w:sz="6" w:space="8" w:color="D5DDE5"/>
+          <w:left w:val="single" w:sz="6" w:space="10" w:color="D5DDE5"/>
+          <w:bottom w:val="single" w:sz="6" w:space="8" w:color="D5DDE5"/>
+        </w:pBdr>
+        <w:bidi w:val="0"/>
+        <w:spacing w:lineRule="auto" w:line="348" w:before="0" w:after="0"/>
+        <w:jc w:val="left"/>
+        <w:rPr/>
+      </w:pPr>
+      <w:r>
+        <w:rPr>
+          <w:rStyle w:val="SourceText"/>
+        </w:rPr>
+        <w:t>repo sync -c -j8</w:t>
+      </w:r>
+    </w:p>
+    <w:p>
+      <w:pPr>
+        <w:pStyle w:val="PreformattedText"/>
+        <w:pBdr>
+          <w:top w:val="single" w:sz="6" w:space="8" w:color="D5DDE5"/>
+          <w:left w:val="single" w:sz="6" w:space="10" w:color="D5DDE5"/>
+          <w:bottom w:val="single" w:sz="6" w:space="8" w:color="D5DDE5"/>
+        </w:pBdr>
+        <w:bidi w:val="0"/>
+        <w:spacing w:lineRule="auto" w:line="348" w:before="0" w:after="0"/>
+        <w:jc w:val="left"/>
+        <w:rPr/>
+      </w:pPr>
+      <w:r>
+        <w:rPr/>
+      </w:r>
+    </w:p>
+    <w:p>
+      <w:pPr>
+        <w:pStyle w:val="PreformattedText"/>
+        <w:pBdr>
+          <w:top w:val="single" w:sz="6" w:space="8" w:color="D5DDE5"/>
+          <w:left w:val="single" w:sz="6" w:space="10" w:color="D5DDE5"/>
+          <w:bottom w:val="single" w:sz="6" w:space="8" w:color="D5DDE5"/>
+        </w:pBdr>
+        <w:bidi w:val="0"/>
+        <w:spacing w:lineRule="auto" w:line="348" w:before="0" w:after="0"/>
+        <w:jc w:val="left"/>
+        <w:rPr/>
+      </w:pPr>
+      <w:r>
+        <w:rPr>
+          <w:rStyle w:val="SourceText"/>
+        </w:rPr>
+        <w:t xml:space="preserve"># </w:t>
+      </w:r>
+      <w:r>
+        <w:rPr>
+          <w:rStyle w:val="SourceText"/>
+        </w:rPr>
+        <w:t>在工作区根目录</w:t>
+      </w:r>
+    </w:p>
+    <w:p>
+      <w:pPr>
+        <w:pStyle w:val="PreformattedText"/>
+        <w:bidi w:val="0"/>
+        <w:spacing w:before="0" w:after="283"/>
+        <w:jc w:val="left"/>
+        <w:rPr/>
+      </w:pPr>
+      <w:r>
+        <w:rPr>
+          <w:rStyle w:val="SourceText"/>
+        </w:rPr>
+        <w:t>./build.sh contest2026_086_ditiekouyegoulianmeng/board/nsh_minidisplay</w:t>
+      </w:r>
+    </w:p>
+    <w:p>
+      <w:pPr>
+        <w:pStyle w:val="TextBody"/>
+        <w:bidi w:val="0"/>
+        <w:spacing w:before="0" w:after="283"/>
+        <w:jc w:val="both"/>
+        <w:rPr/>
+      </w:pPr>
+      <w:r>
+        <w:rPr/>
+        <w:t>编译完成后打包：</w:t>
+      </w:r>
+    </w:p>
+    <w:p>
+      <w:pPr>
+        <w:pStyle w:val="PreformattedText"/>
+        <w:pBdr>
+          <w:top w:val="single" w:sz="6" w:space="8" w:color="D5DDE5"/>
+          <w:left w:val="single" w:sz="6" w:space="10" w:color="D5DDE5"/>
+          <w:bottom w:val="single" w:sz="6" w:space="8" w:color="D5DDE5"/>
+        </w:pBdr>
+        <w:bidi w:val="0"/>
+        <w:spacing w:lineRule="auto" w:line="348" w:before="0" w:after="0"/>
+        <w:jc w:val="left"/>
+        <w:rPr/>
+      </w:pPr>
+      <w:r>
+        <w:rPr>
+          <w:rStyle w:val="SourceText"/>
+        </w:rPr>
+        <w:t>cd vendor/allwinnertech/lichee</w:t>
+      </w:r>
+    </w:p>
+    <w:p>
+      <w:pPr>
+        <w:pStyle w:val="PreformattedText"/>
+        <w:pBdr>
+          <w:top w:val="single" w:sz="6" w:space="8" w:color="D5DDE5"/>
+          <w:left w:val="single" w:sz="6" w:space="10" w:color="D5DDE5"/>
+          <w:bottom w:val="single" w:sz="6" w:space="8" w:color="D5DDE5"/>
+        </w:pBdr>
+        <w:bidi w:val="0"/>
+        <w:spacing w:lineRule="auto" w:line="348" w:before="0" w:after="0"/>
+        <w:jc w:val="left"/>
+        <w:rPr/>
+      </w:pPr>
+      <w:r>
+        <w:rPr>
+          <w:rStyle w:val="SourceText"/>
+        </w:rPr>
+        <w:t>./tools/scripts/pack_img.sh -c sun8iw20p1 -p rtos -b r528s3-gemini-s1 -o nuttx \</w:t>
+      </w:r>
+    </w:p>
+    <w:p>
+      <w:pPr>
+        <w:pStyle w:val="PreformattedText"/>
+        <w:pBdr>
+          <w:top w:val="single" w:sz="6" w:space="8" w:color="D5DDE5"/>
+          <w:left w:val="single" w:sz="6" w:space="10" w:color="D5DDE5"/>
+          <w:bottom w:val="single" w:sz="6" w:space="8" w:color="D5DDE5"/>
+        </w:pBdr>
+        <w:bidi w:val="0"/>
+        <w:spacing w:lineRule="auto" w:line="348" w:before="0" w:after="0"/>
+        <w:jc w:val="left"/>
+        <w:rPr/>
+      </w:pPr>
+      <w:r>
+        <w:rPr>
+          <w:rStyle w:val="SourceText"/>
+        </w:rPr>
+        <w:t xml:space="preserve">  </w:t>
+      </w:r>
+      <w:r>
+        <w:rPr>
+          <w:rStyle w:val="SourceText"/>
+        </w:rPr>
+        <w:t>-d uart0 -s none -m normal -w none -v none -i none -t "$PWD" \</w:t>
+      </w:r>
+    </w:p>
+    <w:p>
+      <w:pPr>
+        <w:pStyle w:val="PreformattedText"/>
+        <w:bidi w:val="0"/>
+        <w:spacing w:before="0" w:after="283"/>
+        <w:jc w:val="left"/>
+        <w:rPr/>
+      </w:pPr>
+      <w:r>
+        <w:rPr>
+          <w:rStyle w:val="SourceText"/>
+        </w:rPr>
+        <w:t xml:space="preserve">  </w:t>
+      </w:r>
+      <w:r>
+        <w:rPr>
+          <w:rStyle w:val="SourceText"/>
+        </w:rPr>
+        <w:t>-f r528s3/gemini-s1_nand -g r528s3/gemini-s1_nand</w:t>
+      </w:r>
+    </w:p>
+    <w:p>
+      <w:pPr>
+        <w:pStyle w:val="Quotations"/>
+        <w:pBdr>
+          <w:left w:val="single" w:sz="28" w:space="12" w:color="C9A227"/>
+        </w:pBdr>
+        <w:bidi w:val="0"/>
+        <w:spacing w:before="200" w:after="200"/>
+        <w:ind w:left="200" w:right="200" w:hanging="0"/>
+        <w:jc w:val="left"/>
+        <w:rPr/>
+      </w:pPr>
+      <w:r>
+        <w:rPr>
+          <w:rStyle w:val="StrongEmphasis"/>
+        </w:rPr>
+        <w:t>注意</w:t>
+      </w:r>
+      <w:r>
+        <w:rPr/>
+        <w:t xml:space="preserve">：改过 </w:t>
+      </w:r>
+      <w:r>
+        <w:rPr>
+          <w:rStyle w:val="SourceText"/>
+        </w:rPr>
+        <w:t>packages/ai_agent</w:t>
+      </w:r>
+      <w:r>
+        <w:rPr/>
+        <w:t xml:space="preserve"> </w:t>
+      </w:r>
+      <w:r>
+        <w:rPr/>
+        <w:t xml:space="preserve">的头文件之后，必须 </w:t>
+      </w:r>
+      <w:r>
+        <w:rPr>
+          <w:rStyle w:val="SourceText"/>
+        </w:rPr>
+        <w:t>make -C nuttx distclean</w:t>
+      </w:r>
+      <w:r>
+        <w:rPr/>
+        <w:t xml:space="preserve"> </w:t>
+      </w:r>
+      <w:r>
+        <w:rPr/>
+        <w:t>再编。这套构建不跟踪头文件依赖，留着旧的目标文件会出现 结构体大小对不上的问题。</w:t>
+      </w:r>
+      <w:r>
+        <w:rPr>
+          <w:rStyle w:val="SourceText"/>
+        </w:rPr>
+        <w:t>make clean</w:t>
+      </w:r>
+      <w:r>
+        <w:rPr/>
+        <w:t xml:space="preserve"> </w:t>
+      </w:r>
+      <w:r>
+        <w:rPr/>
+        <w:t xml:space="preserve">不够——它不清 </w:t>
+      </w:r>
+      <w:r>
+        <w:rPr>
+          <w:rStyle w:val="SourceText"/>
+        </w:rPr>
+        <w:t>registry/</w:t>
+      </w:r>
+      <w:r>
+        <w:rPr/>
+        <w:t xml:space="preserve"> </w:t>
+      </w:r>
+      <w:r>
+        <w:rPr/>
+        <w:t xml:space="preserve">和 </w:t>
+      </w:r>
+      <w:r>
+        <w:rPr>
+          <w:rStyle w:val="SourceText"/>
+        </w:rPr>
+        <w:t>builtin_list.c</w:t>
+      </w:r>
+      <w:r>
+        <w:rPr/>
+        <w:t>。</w:t>
+      </w:r>
+    </w:p>
+    <w:p>
+      <w:pPr>
+        <w:pStyle w:val="HorizontalLine"/>
+        <w:pBdr>
+          <w:bottom w:val="double" w:sz="2" w:space="0" w:color="808080"/>
+        </w:pBdr>
+        <w:bidi w:val="0"/>
+        <w:spacing w:before="0" w:after="283"/>
+        <w:jc w:val="left"/>
+        <w:rPr/>
+      </w:pPr>
+      <w:r>
+        <w:rPr/>
+      </w:r>
+    </w:p>
+    <w:p>
+      <w:pPr>
+        <w:pStyle w:val="Heading2"/>
+        <w:numPr>
+          <w:ilvl w:val="0"/>
+          <w:numId w:val="0"/>
+        </w:numPr>
+        <w:pBdr>
+          <w:left w:val="single" w:sz="32" w:space="8" w:color="2C5F8A"/>
+        </w:pBdr>
+        <w:bidi w:val="0"/>
+        <w:spacing w:before="440" w:after="160"/>
+        <w:jc w:val="left"/>
+        <w:rPr/>
+      </w:pPr>
+      <w:r>
+        <w:rPr/>
+        <w:t>三、技术方案</w:t>
+      </w:r>
+    </w:p>
+    <w:p>
+      <w:pPr>
+        <w:pStyle w:val="Heading3"/>
+        <w:numPr>
+          <w:ilvl w:val="0"/>
+          <w:numId w:val="0"/>
+        </w:numPr>
+        <w:bidi w:val="0"/>
+        <w:spacing w:before="280" w:after="100"/>
+        <w:jc w:val="left"/>
+        <w:rPr/>
+      </w:pPr>
+      <w:r>
+        <w:rPr/>
+        <w:t xml:space="preserve">3.1 </w:t>
+      </w:r>
+      <w:r>
+        <w:rPr/>
+        <w:t>整体结构</w:t>
+      </w:r>
+    </w:p>
+    <w:p>
+      <w:pPr>
+        <w:pStyle w:val="PreformattedText"/>
+        <w:pBdr>
+          <w:top w:val="single" w:sz="6" w:space="8" w:color="D5DDE5"/>
+          <w:left w:val="single" w:sz="6" w:space="10" w:color="D5DDE5"/>
+          <w:bottom w:val="single" w:sz="6" w:space="8" w:color="D5DDE5"/>
+        </w:pBdr>
+        <w:bidi w:val="0"/>
+        <w:spacing w:lineRule="auto" w:line="348" w:before="0" w:after="0"/>
+        <w:jc w:val="left"/>
+        <w:rPr/>
+      </w:pPr>
+      <w:r>
+        <w:rPr>
+          <w:rStyle w:val="SourceText"/>
+        </w:rPr>
+        <w:t xml:space="preserve">        ┌──────────────────────────────────────────┐</w:t>
+      </w:r>
+    </w:p>
+    <w:p>
+      <w:pPr>
+        <w:pStyle w:val="PreformattedText"/>
+        <w:pBdr>
+          <w:top w:val="single" w:sz="6" w:space="8" w:color="D5DDE5"/>
+          <w:left w:val="single" w:sz="6" w:space="10" w:color="D5DDE5"/>
+          <w:bottom w:val="single" w:sz="6" w:space="8" w:color="D5DDE5"/>
+        </w:pBdr>
+        <w:bidi w:val="0"/>
+        <w:spacing w:lineRule="auto" w:line="348" w:before="0" w:after="0"/>
+        <w:jc w:val="left"/>
+        <w:rPr/>
+      </w:pPr>
+      <w:r>
+        <w:rPr>
+          <w:rStyle w:val="SourceText"/>
+        </w:rPr>
+        <w:t xml:space="preserve">        │  </w:t>
+      </w:r>
+      <w:r>
+        <w:rPr>
+          <w:rStyle w:val="SourceText"/>
+        </w:rPr>
+        <w:t>kid_buddy</w:t>
+      </w:r>
+      <w:r>
+        <w:rPr>
+          <w:rStyle w:val="SourceText"/>
+        </w:rPr>
+        <w:t>（本作品主体，</w:t>
+      </w:r>
+      <w:r>
+        <w:rPr>
+          <w:rStyle w:val="SourceText"/>
+        </w:rPr>
+        <w:t xml:space="preserve">4200+ </w:t>
+      </w:r>
+      <w:r>
+        <w:rPr>
+          <w:rStyle w:val="SourceText"/>
+        </w:rPr>
+        <w:t xml:space="preserve">行 </w:t>
+      </w:r>
+      <w:r>
+        <w:rPr>
+          <w:rStyle w:val="SourceText"/>
+        </w:rPr>
+        <w:t>C</w:t>
+      </w:r>
+      <w:r>
+        <w:rPr>
+          <w:rStyle w:val="SourceText"/>
+        </w:rPr>
+        <w:t>）      │</w:t>
+      </w:r>
+    </w:p>
+    <w:p>
+      <w:pPr>
+        <w:pStyle w:val="PreformattedText"/>
+        <w:pBdr>
+          <w:top w:val="single" w:sz="6" w:space="8" w:color="D5DDE5"/>
+          <w:left w:val="single" w:sz="6" w:space="10" w:color="D5DDE5"/>
+          <w:bottom w:val="single" w:sz="6" w:space="8" w:color="D5DDE5"/>
+        </w:pBdr>
+        <w:bidi w:val="0"/>
+        <w:spacing w:lineRule="auto" w:line="348" w:before="0" w:after="0"/>
+        <w:jc w:val="left"/>
+        <w:rPr/>
+      </w:pPr>
+      <w:r>
+        <w:rPr>
+          <w:rStyle w:val="SourceText"/>
+        </w:rPr>
+        <w:t xml:space="preserve">        │  </w:t>
+      </w:r>
+      <w:r>
+        <w:rPr>
+          <w:rStyle w:val="SourceText"/>
+        </w:rPr>
+        <w:t xml:space="preserve">LVGL </w:t>
+      </w:r>
+      <w:r>
+        <w:rPr>
+          <w:rStyle w:val="SourceText"/>
+        </w:rPr>
+        <w:t xml:space="preserve">界面 </w:t>
+      </w:r>
+      <w:r>
+        <w:rPr>
+          <w:rStyle w:val="SourceText"/>
+        </w:rPr>
+        <w:t xml:space="preserve">· </w:t>
+      </w:r>
+      <w:r>
+        <w:rPr>
+          <w:rStyle w:val="SourceText"/>
+        </w:rPr>
+        <w:t xml:space="preserve">角色状态机 </w:t>
+      </w:r>
+      <w:r>
+        <w:rPr>
+          <w:rStyle w:val="SourceText"/>
+        </w:rPr>
+        <w:t xml:space="preserve">· </w:t>
+      </w:r>
+      <w:r>
+        <w:rPr>
+          <w:rStyle w:val="SourceText"/>
+        </w:rPr>
+        <w:t>剧情会话管理    │</w:t>
+      </w:r>
+    </w:p>
+    <w:p>
+      <w:pPr>
+        <w:pStyle w:val="PreformattedText"/>
+        <w:pBdr>
+          <w:top w:val="single" w:sz="6" w:space="8" w:color="D5DDE5"/>
+          <w:left w:val="single" w:sz="6" w:space="10" w:color="D5DDE5"/>
+          <w:bottom w:val="single" w:sz="6" w:space="8" w:color="D5DDE5"/>
+        </w:pBdr>
+        <w:bidi w:val="0"/>
+        <w:spacing w:lineRule="auto" w:line="348" w:before="0" w:after="0"/>
+        <w:jc w:val="left"/>
+        <w:rPr/>
+      </w:pPr>
+      <w:r>
+        <w:rPr>
+          <w:rStyle w:val="SourceText"/>
+        </w:rPr>
+        <w:t xml:space="preserve">        └───────────────┬──────────────────────────┘</w:t>
+      </w:r>
+    </w:p>
+    <w:p>
+      <w:pPr>
+        <w:pStyle w:val="PreformattedText"/>
+        <w:pBdr>
+          <w:top w:val="single" w:sz="6" w:space="8" w:color="D5DDE5"/>
+          <w:left w:val="single" w:sz="6" w:space="10" w:color="D5DDE5"/>
+          <w:bottom w:val="single" w:sz="6" w:space="8" w:color="D5DDE5"/>
+        </w:pBdr>
+        <w:bidi w:val="0"/>
+        <w:spacing w:lineRule="auto" w:line="348" w:before="0" w:after="0"/>
+        <w:jc w:val="left"/>
+        <w:rPr/>
+      </w:pPr>
+      <w:r>
+        <w:rPr>
+          <w:rStyle w:val="SourceText"/>
+        </w:rPr>
+        <w:t xml:space="preserve">                        │</w:t>
+      </w:r>
+    </w:p>
+    <w:p>
+      <w:pPr>
+        <w:pStyle w:val="PreformattedText"/>
+        <w:pBdr>
+          <w:top w:val="single" w:sz="6" w:space="8" w:color="D5DDE5"/>
+          <w:left w:val="single" w:sz="6" w:space="10" w:color="D5DDE5"/>
+          <w:bottom w:val="single" w:sz="6" w:space="8" w:color="D5DDE5"/>
+        </w:pBdr>
+        <w:bidi w:val="0"/>
+        <w:spacing w:lineRule="auto" w:line="348" w:before="0" w:after="0"/>
+        <w:jc w:val="left"/>
+        <w:rPr/>
+      </w:pPr>
+      <w:r>
+        <w:rPr>
+          <w:rStyle w:val="SourceText"/>
+        </w:rPr>
+        <w:t xml:space="preserve">        ┌───────────────▼──────────────────────────┐</w:t>
+      </w:r>
+    </w:p>
+    <w:p>
+      <w:pPr>
+        <w:pStyle w:val="PreformattedText"/>
+        <w:pBdr>
+          <w:top w:val="single" w:sz="6" w:space="8" w:color="D5DDE5"/>
+          <w:left w:val="single" w:sz="6" w:space="10" w:color="D5DDE5"/>
+          <w:bottom w:val="single" w:sz="6" w:space="8" w:color="D5DDE5"/>
+        </w:pBdr>
+        <w:bidi w:val="0"/>
+        <w:spacing w:lineRule="auto" w:line="348" w:before="0" w:after="0"/>
+        <w:jc w:val="left"/>
+        <w:rPr/>
+      </w:pPr>
+      <w:r>
+        <w:rPr>
+          <w:rStyle w:val="SourceText"/>
+        </w:rPr>
+        <w:t xml:space="preserve">        │  </w:t>
+      </w:r>
+      <w:r>
+        <w:rPr>
+          <w:rStyle w:val="SourceText"/>
+        </w:rPr>
+        <w:t>packages/ai_agent                       │</w:t>
+      </w:r>
+    </w:p>
+    <w:p>
+      <w:pPr>
+        <w:pStyle w:val="PreformattedText"/>
+        <w:pBdr>
+          <w:top w:val="single" w:sz="6" w:space="8" w:color="D5DDE5"/>
+          <w:left w:val="single" w:sz="6" w:space="10" w:color="D5DDE5"/>
+          <w:bottom w:val="single" w:sz="6" w:space="8" w:color="D5DDE5"/>
+        </w:pBdr>
+        <w:bidi w:val="0"/>
+        <w:spacing w:lineRule="auto" w:line="348" w:before="0" w:after="0"/>
+        <w:jc w:val="left"/>
+        <w:rPr/>
+      </w:pPr>
+      <w:r>
+        <w:rPr>
+          <w:rStyle w:val="SourceText"/>
+        </w:rPr>
+        <w:t xml:space="preserve">        │  </w:t>
+      </w:r>
+      <w:r>
+        <w:rPr>
+          <w:rStyle w:val="SourceText"/>
+        </w:rPr>
+        <w:t xml:space="preserve">LLM </w:t>
+      </w:r>
+      <w:r>
+        <w:rPr>
+          <w:rStyle w:val="SourceText"/>
+        </w:rPr>
+        <w:t xml:space="preserve">通道 </w:t>
+      </w:r>
+      <w:r>
+        <w:rPr>
+          <w:rStyle w:val="SourceText"/>
+        </w:rPr>
+        <w:t xml:space="preserve">· ASR · TTS · MQTT · </w:t>
+      </w:r>
+      <w:r>
+        <w:rPr>
+          <w:rStyle w:val="SourceText"/>
+        </w:rPr>
+        <w:t>工具调用   │</w:t>
+      </w:r>
+    </w:p>
+    <w:p>
+      <w:pPr>
+        <w:pStyle w:val="PreformattedText"/>
+        <w:pBdr>
+          <w:top w:val="single" w:sz="6" w:space="8" w:color="D5DDE5"/>
+          <w:left w:val="single" w:sz="6" w:space="10" w:color="D5DDE5"/>
+          <w:bottom w:val="single" w:sz="6" w:space="8" w:color="D5DDE5"/>
+        </w:pBdr>
+        <w:bidi w:val="0"/>
+        <w:spacing w:lineRule="auto" w:line="348" w:before="0" w:after="0"/>
+        <w:jc w:val="left"/>
+        <w:rPr/>
+      </w:pPr>
+      <w:r>
+        <w:rPr>
+          <w:rStyle w:val="SourceText"/>
+        </w:rPr>
+        <w:t xml:space="preserve">        └───────────────┬──────────────────────────┘</w:t>
+      </w:r>
+    </w:p>
+    <w:p>
+      <w:pPr>
+        <w:pStyle w:val="PreformattedText"/>
+        <w:pBdr>
+          <w:top w:val="single" w:sz="6" w:space="8" w:color="D5DDE5"/>
+          <w:left w:val="single" w:sz="6" w:space="10" w:color="D5DDE5"/>
+          <w:bottom w:val="single" w:sz="6" w:space="8" w:color="D5DDE5"/>
+        </w:pBdr>
+        <w:bidi w:val="0"/>
+        <w:spacing w:lineRule="auto" w:line="348" w:before="0" w:after="0"/>
+        <w:jc w:val="left"/>
+        <w:rPr/>
+      </w:pPr>
+      <w:r>
+        <w:rPr>
+          <w:rStyle w:val="SourceText"/>
+        </w:rPr>
+        <w:t xml:space="preserve">                        │</w:t>
+      </w:r>
+    </w:p>
+    <w:p>
+      <w:pPr>
+        <w:pStyle w:val="PreformattedText"/>
+        <w:pBdr>
+          <w:top w:val="single" w:sz="6" w:space="8" w:color="D5DDE5"/>
+          <w:left w:val="single" w:sz="6" w:space="10" w:color="D5DDE5"/>
+          <w:bottom w:val="single" w:sz="6" w:space="8" w:color="D5DDE5"/>
+        </w:pBdr>
+        <w:bidi w:val="0"/>
+        <w:spacing w:lineRule="auto" w:line="348" w:before="0" w:after="0"/>
+        <w:jc w:val="left"/>
+        <w:rPr/>
+      </w:pPr>
+      <w:r>
+        <w:rPr>
+          <w:rStyle w:val="SourceText"/>
+        </w:rPr>
+        <w:t xml:space="preserve">        ┌───────────────▼──────────────────────────┐</w:t>
+      </w:r>
+    </w:p>
+    <w:p>
+      <w:pPr>
+        <w:pStyle w:val="PreformattedText"/>
+        <w:pBdr>
+          <w:top w:val="single" w:sz="6" w:space="8" w:color="D5DDE5"/>
+          <w:left w:val="single" w:sz="6" w:space="10" w:color="D5DDE5"/>
+          <w:bottom w:val="single" w:sz="6" w:space="8" w:color="D5DDE5"/>
+        </w:pBdr>
+        <w:bidi w:val="0"/>
+        <w:spacing w:lineRule="auto" w:line="348" w:before="0" w:after="0"/>
+        <w:jc w:val="left"/>
+        <w:rPr/>
+      </w:pPr>
+      <w:r>
+        <w:rPr>
+          <w:rStyle w:val="SourceText"/>
+        </w:rPr>
+        <w:t xml:space="preserve">        │  </w:t>
+      </w:r>
+      <w:r>
+        <w:rPr>
+          <w:rStyle w:val="SourceText"/>
+        </w:rPr>
+        <w:t>openvela / NuttX                        │</w:t>
+      </w:r>
+    </w:p>
+    <w:p>
+      <w:pPr>
+        <w:pStyle w:val="PreformattedText"/>
+        <w:pBdr>
+          <w:top w:val="single" w:sz="6" w:space="8" w:color="D5DDE5"/>
+          <w:left w:val="single" w:sz="6" w:space="10" w:color="D5DDE5"/>
+          <w:bottom w:val="single" w:sz="6" w:space="8" w:color="D5DDE5"/>
+        </w:pBdr>
+        <w:bidi w:val="0"/>
+        <w:spacing w:lineRule="auto" w:line="348" w:before="0" w:after="0"/>
+        <w:jc w:val="left"/>
+        <w:rPr/>
+      </w:pPr>
+      <w:r>
+        <w:rPr>
+          <w:rStyle w:val="SourceText"/>
+        </w:rPr>
+        <w:t xml:space="preserve">        │  </w:t>
+      </w:r>
+      <w:r>
+        <w:rPr>
+          <w:rStyle w:val="SourceText"/>
+        </w:rPr>
+        <w:t>ALSA · mbedTLS · lwIP · LVGL · MQTT     │</w:t>
+      </w:r>
+    </w:p>
+    <w:p>
+      <w:pPr>
+        <w:pStyle w:val="PreformattedText"/>
+        <w:pBdr>
+          <w:top w:val="single" w:sz="6" w:space="8" w:color="D5DDE5"/>
+          <w:left w:val="single" w:sz="6" w:space="10" w:color="D5DDE5"/>
+          <w:bottom w:val="single" w:sz="6" w:space="8" w:color="D5DDE5"/>
+        </w:pBdr>
+        <w:bidi w:val="0"/>
+        <w:spacing w:lineRule="auto" w:line="348" w:before="0" w:after="0"/>
+        <w:jc w:val="left"/>
+        <w:rPr/>
+      </w:pPr>
+      <w:r>
+        <w:rPr>
+          <w:rStyle w:val="SourceText"/>
+        </w:rPr>
+        <w:t xml:space="preserve">        └───────────────┬──────────────────────────┘</w:t>
+      </w:r>
+    </w:p>
+    <w:p>
+      <w:pPr>
+        <w:pStyle w:val="PreformattedText"/>
+        <w:pBdr>
+          <w:top w:val="single" w:sz="6" w:space="8" w:color="D5DDE5"/>
+          <w:left w:val="single" w:sz="6" w:space="10" w:color="D5DDE5"/>
+          <w:bottom w:val="single" w:sz="6" w:space="8" w:color="D5DDE5"/>
+        </w:pBdr>
+        <w:bidi w:val="0"/>
+        <w:spacing w:lineRule="auto" w:line="348" w:before="0" w:after="0"/>
+        <w:jc w:val="left"/>
+        <w:rPr/>
+      </w:pPr>
+      <w:r>
+        <w:rPr>
+          <w:rStyle w:val="SourceText"/>
+        </w:rPr>
+        <w:t xml:space="preserve">                        │</w:t>
+      </w:r>
+    </w:p>
+    <w:p>
+      <w:pPr>
+        <w:pStyle w:val="PreformattedText"/>
+        <w:pBdr>
+          <w:top w:val="single" w:sz="6" w:space="8" w:color="D5DDE5"/>
+          <w:left w:val="single" w:sz="6" w:space="10" w:color="D5DDE5"/>
+          <w:bottom w:val="single" w:sz="6" w:space="8" w:color="D5DDE5"/>
+        </w:pBdr>
+        <w:bidi w:val="0"/>
+        <w:spacing w:lineRule="auto" w:line="348" w:before="0" w:after="0"/>
+        <w:jc w:val="left"/>
+        <w:rPr/>
+      </w:pPr>
+      <w:r>
+        <w:rPr>
+          <w:rStyle w:val="SourceText"/>
+        </w:rPr>
+        <w:t xml:space="preserve">        ┌───────────────▼──────────────────────────┐</w:t>
+      </w:r>
+    </w:p>
+    <w:p>
+      <w:pPr>
+        <w:pStyle w:val="PreformattedText"/>
+        <w:pBdr>
+          <w:top w:val="single" w:sz="6" w:space="8" w:color="D5DDE5"/>
+          <w:left w:val="single" w:sz="6" w:space="10" w:color="D5DDE5"/>
+          <w:bottom w:val="single" w:sz="6" w:space="8" w:color="D5DDE5"/>
+        </w:pBdr>
+        <w:bidi w:val="0"/>
+        <w:spacing w:lineRule="auto" w:line="348" w:before="0" w:after="0"/>
+        <w:jc w:val="left"/>
+        <w:rPr/>
+      </w:pPr>
+      <w:r>
+        <w:rPr>
+          <w:rStyle w:val="SourceText"/>
+        </w:rPr>
+        <w:t xml:space="preserve">        │  </w:t>
+      </w:r>
+      <w:r>
+        <w:rPr>
+          <w:rStyle w:val="SourceText"/>
+        </w:rPr>
+        <w:t xml:space="preserve">Gemini-S1 </w:t>
+      </w:r>
+      <w:r>
+        <w:rPr>
+          <w:rStyle w:val="SourceText"/>
+        </w:rPr>
+        <w:t xml:space="preserve">板级支持（全志 </w:t>
+      </w:r>
+      <w:r>
+        <w:rPr>
+          <w:rStyle w:val="SourceText"/>
+        </w:rPr>
+        <w:t>R528</w:t>
+      </w:r>
+      <w:r>
+        <w:rPr>
+          <w:rStyle w:val="SourceText"/>
+        </w:rPr>
+        <w:t>）          │</w:t>
+      </w:r>
+    </w:p>
+    <w:p>
+      <w:pPr>
+        <w:pStyle w:val="PreformattedText"/>
+        <w:pBdr>
+          <w:top w:val="single" w:sz="6" w:space="8" w:color="D5DDE5"/>
+          <w:left w:val="single" w:sz="6" w:space="10" w:color="D5DDE5"/>
+          <w:bottom w:val="single" w:sz="6" w:space="8" w:color="D5DDE5"/>
+        </w:pBdr>
+        <w:bidi w:val="0"/>
+        <w:spacing w:lineRule="auto" w:line="348" w:before="0" w:after="0"/>
+        <w:jc w:val="left"/>
+        <w:rPr/>
+      </w:pPr>
+      <w:r>
+        <w:rPr>
+          <w:rStyle w:val="SourceText"/>
+        </w:rPr>
+        <w:t xml:space="preserve">        │  </w:t>
+      </w:r>
+      <w:r>
+        <w:rPr>
+          <w:rStyle w:val="SourceText"/>
+        </w:rPr>
+        <w:t xml:space="preserve">codec </w:t>
+      </w:r>
+      <w:r>
+        <w:rPr>
+          <w:rStyle w:val="SourceText"/>
+        </w:rPr>
+        <w:t xml:space="preserve">驱动 </w:t>
+      </w:r>
+      <w:r>
+        <w:rPr>
+          <w:rStyle w:val="SourceText"/>
+        </w:rPr>
+        <w:t xml:space="preserve">· </w:t>
+      </w:r>
+      <w:r>
+        <w:rPr>
+          <w:rStyle w:val="SourceText"/>
+        </w:rPr>
+        <w:t xml:space="preserve">启动脚本 </w:t>
+      </w:r>
+      <w:r>
+        <w:rPr>
+          <w:rStyle w:val="SourceText"/>
+        </w:rPr>
+        <w:t xml:space="preserve">· </w:t>
+      </w:r>
+      <w:r>
+        <w:rPr>
+          <w:rStyle w:val="SourceText"/>
+        </w:rPr>
+        <w:t>板级配置          │</w:t>
+      </w:r>
+    </w:p>
+    <w:p>
+      <w:pPr>
+        <w:pStyle w:val="PreformattedText"/>
+        <w:bidi w:val="0"/>
+        <w:spacing w:before="0" w:after="283"/>
+        <w:jc w:val="left"/>
+        <w:rPr/>
+      </w:pPr>
+      <w:r>
+        <w:rPr>
+          <w:rStyle w:val="SourceText"/>
+        </w:rPr>
+        <w:t xml:space="preserve">        └──────────────────────────────────────────┘</w:t>
+      </w:r>
+    </w:p>
+    <w:p>
+      <w:pPr>
+        <w:pStyle w:val="Heading3"/>
+        <w:numPr>
+          <w:ilvl w:val="0"/>
+          <w:numId w:val="0"/>
+        </w:numPr>
+        <w:bidi w:val="0"/>
+        <w:spacing w:before="280" w:after="100"/>
+        <w:jc w:val="left"/>
+        <w:rPr/>
+      </w:pPr>
+      <w:r>
+        <w:rPr/>
+        <w:t xml:space="preserve">3.2 </w:t>
+      </w:r>
+      <w:r>
+        <w:rPr/>
+        <w:t>语音链路</w:t>
+      </w:r>
+    </w:p>
+    <w:p>
+      <w:pPr>
+        <w:pStyle w:val="TextBody"/>
+        <w:bidi w:val="0"/>
+        <w:spacing w:before="0" w:after="283"/>
+        <w:jc w:val="both"/>
+        <w:rPr/>
+      </w:pPr>
+      <w:r>
+        <w:rPr>
+          <w:rStyle w:val="StrongEmphasis"/>
+        </w:rPr>
+        <w:t>采集</w:t>
+      </w:r>
+      <w:r>
+        <w:rPr/>
+        <w:t xml:space="preserve">：本地能量阈值 </w:t>
+      </w:r>
+      <w:r>
+        <w:rPr/>
+        <w:t xml:space="preserve">VAD </w:t>
+      </w:r>
+      <w:r>
+        <w:rPr/>
+        <w:t>掐出一句话（</w:t>
+      </w:r>
+      <w:r>
+        <w:rPr/>
+        <w:t xml:space="preserve">20ms </w:t>
+      </w:r>
+      <w:r>
+        <w:rPr/>
+        <w:t>一帧，起止阈值带迟滞），只在没有回复在播 的时候才开麦克风。</w:t>
+      </w:r>
+    </w:p>
+    <w:p>
+      <w:pPr>
+        <w:pStyle w:val="TextBody"/>
+        <w:bidi w:val="0"/>
+        <w:spacing w:before="0" w:after="283"/>
+        <w:jc w:val="both"/>
+        <w:rPr/>
+      </w:pPr>
+      <w:r>
+        <w:rPr>
+          <w:rStyle w:val="StrongEmphasis"/>
+        </w:rPr>
+        <w:t>识别</w:t>
+      </w:r>
+      <w:r>
+        <w:rPr/>
+        <w:t xml:space="preserve">：音频送 </w:t>
+      </w:r>
+      <w:r>
+        <w:rPr/>
+        <w:t xml:space="preserve">MiMo ASR </w:t>
+      </w:r>
+      <w:r>
+        <w:rPr/>
+        <w:t>转写。</w:t>
+      </w:r>
+    </w:p>
+    <w:p>
+      <w:pPr>
+        <w:pStyle w:val="TextBody"/>
+        <w:bidi w:val="0"/>
+        <w:spacing w:before="0" w:after="283"/>
+        <w:jc w:val="both"/>
+        <w:rPr/>
+      </w:pPr>
+      <w:r>
+        <w:rPr>
+          <w:rStyle w:val="StrongEmphasis"/>
+        </w:rPr>
+        <w:t>唤醒</w:t>
+      </w:r>
+      <w:r>
+        <w:rPr/>
+        <w:t xml:space="preserve">：板子上没有本地 </w:t>
+      </w:r>
+      <w:r>
+        <w:rPr/>
+        <w:t xml:space="preserve">KWS </w:t>
+      </w:r>
+      <w:r>
+        <w:rPr/>
+        <w:t>引擎，唤醒是在</w:t>
+      </w:r>
+      <w:r>
+        <w:rPr>
+          <w:rStyle w:val="StrongEmphasis"/>
+        </w:rPr>
+        <w:t>转写结果上做归一化匹配</w:t>
+      </w:r>
+      <w:r>
+        <w:rPr/>
+        <w:t>——大小写折叠、 空格标点当分隔符、并认几个音译写法。这样「你好，</w:t>
+      </w:r>
+      <w:r>
+        <w:rPr/>
+        <w:t>openvela</w:t>
+      </w:r>
+      <w:r>
+        <w:rPr/>
+        <w:t xml:space="preserve">」「你好 </w:t>
+      </w:r>
+      <w:r>
+        <w:rPr/>
+        <w:t>openvela</w:t>
+      </w:r>
+      <w:r>
+        <w:rPr/>
+        <w:t>」 「</w:t>
+      </w:r>
+      <w:r>
+        <w:rPr/>
+        <w:t>Hello</w:t>
+      </w:r>
+      <w:r>
+        <w:rPr/>
+        <w:t>，</w:t>
+      </w:r>
+      <w:r>
+        <w:rPr/>
+        <w:t>OpenVela</w:t>
+      </w:r>
+      <w:r>
+        <w:rPr/>
+        <w:t>」都能唤醒。</w:t>
+      </w:r>
+    </w:p>
+    <w:p>
+      <w:pPr>
+        <w:pStyle w:val="TextBody"/>
+        <w:bidi w:val="0"/>
+        <w:spacing w:before="0" w:after="283"/>
+        <w:jc w:val="both"/>
+        <w:rPr/>
+      </w:pPr>
+      <w:r>
+        <w:rPr>
+          <w:rStyle w:val="StrongEmphasis"/>
+        </w:rPr>
+        <w:t>合成</w:t>
+      </w:r>
+      <w:r>
+        <w:rPr/>
+        <w:t>：</w:t>
+      </w:r>
+      <w:r>
+        <w:rPr/>
+        <w:t>MiMo TTS</w:t>
+      </w:r>
+      <w:r>
+        <w:rPr/>
+        <w:t>，</w:t>
+      </w:r>
+      <w:r>
+        <w:rPr>
+          <w:rStyle w:val="StrongEmphasis"/>
+        </w:rPr>
+        <w:t>一次回复只开关一次音频设备</w:t>
+      </w:r>
+      <w:r>
+        <w:rPr/>
+        <w:t>，按句流水线预取。</w:t>
+      </w:r>
+    </w:p>
+    <w:p>
+      <w:pPr>
+        <w:pStyle w:val="Heading3"/>
+        <w:numPr>
+          <w:ilvl w:val="0"/>
+          <w:numId w:val="0"/>
+        </w:numPr>
+        <w:bidi w:val="0"/>
+        <w:spacing w:before="280" w:after="100"/>
+        <w:jc w:val="left"/>
+        <w:rPr/>
+      </w:pPr>
+      <w:r>
+        <w:rPr/>
+        <w:t xml:space="preserve">3.3 </w:t>
+      </w:r>
+      <w:r>
+        <w:rPr/>
+        <w:t>剧情会话隔离</w:t>
+      </w:r>
+    </w:p>
+    <w:p>
+      <w:pPr>
+        <w:pStyle w:val="TextBody"/>
+        <w:bidi w:val="0"/>
+        <w:spacing w:before="0" w:after="283"/>
+        <w:jc w:val="both"/>
+        <w:rPr/>
+      </w:pPr>
+      <w:r>
+        <w:rPr/>
+        <w:t>这是这个作品里最能体现「不是套壳」的一块。</w:t>
+      </w:r>
+    </w:p>
+    <w:p>
+      <w:pPr>
+        <w:pStyle w:val="TextBody"/>
+        <w:bidi w:val="0"/>
+        <w:spacing w:before="0" w:after="283"/>
+        <w:jc w:val="both"/>
+        <w:rPr/>
+      </w:pPr>
+      <w:r>
+        <w:rPr/>
+        <w:t>自由聊天和冒险故事如果共用一份对话历史，剧情状态会被闲聊污染（反过来也一样：家长问 一句天气，故事里的角色会突然开始聊天气）。</w:t>
+      </w:r>
+    </w:p>
+    <w:p>
+      <w:pPr>
+        <w:pStyle w:val="TextBody"/>
+        <w:bidi w:val="0"/>
+        <w:spacing w:before="0" w:after="283"/>
+        <w:jc w:val="both"/>
+        <w:rPr/>
+      </w:pPr>
+      <w:r>
+        <w:rPr/>
+        <w:t>做法是：进入故事模式时，这一路的请求带一个</w:t>
+      </w:r>
+      <w:r>
+        <w:rPr>
+          <w:rStyle w:val="StrongEmphasis"/>
+        </w:rPr>
+        <w:t>独立的会话标识</w:t>
+      </w:r>
+      <w:r>
+        <w:rPr/>
+        <w:t>，</w:t>
+      </w:r>
+      <w:r>
+        <w:rPr>
+          <w:rStyle w:val="SourceText"/>
+        </w:rPr>
+        <w:t>ai_agent</w:t>
+      </w:r>
+      <w:r>
+        <w:rPr/>
+        <w:t xml:space="preserve"> </w:t>
+      </w:r>
+      <w:r>
+        <w:rPr/>
+        <w:t>的会话管理 器就把它的历史单独存一份。进出故事模式由语音触发（「我要听故事」</w:t>
+      </w:r>
+      <w:r>
+        <w:rPr/>
+        <w:t>/</w:t>
+      </w:r>
+      <w:r>
+        <w:rPr/>
+        <w:t>「不玩了」）， 状态落盘，中途断电再开机还能接着上次的剧情。</w:t>
+      </w:r>
+    </w:p>
+    <w:p>
+      <w:pPr>
+        <w:pStyle w:val="Heading3"/>
+        <w:numPr>
+          <w:ilvl w:val="0"/>
+          <w:numId w:val="0"/>
+        </w:numPr>
+        <w:bidi w:val="0"/>
+        <w:spacing w:before="280" w:after="100"/>
+        <w:jc w:val="left"/>
+        <w:rPr/>
+      </w:pPr>
+      <w:r>
+        <w:rPr/>
+        <w:t xml:space="preserve">3.4 </w:t>
+      </w:r>
+      <w:r>
+        <w:rPr/>
+        <w:t>角色的人设从哪来</w:t>
+      </w:r>
+    </w:p>
+    <w:p>
+      <w:pPr>
+        <w:pStyle w:val="TextBody"/>
+        <w:bidi w:val="0"/>
+        <w:spacing w:before="0" w:after="283"/>
+        <w:jc w:val="both"/>
+        <w:rPr/>
+      </w:pPr>
+      <w:r>
+        <w:rPr>
+          <w:rStyle w:val="SourceText"/>
+        </w:rPr>
+        <w:t>app/kid_buddy/skills/</w:t>
+      </w:r>
+      <w:r>
+        <w:rPr/>
+        <w:t xml:space="preserve"> </w:t>
+      </w:r>
+      <w:r>
+        <w:rPr/>
+        <w:t xml:space="preserve">下有 </w:t>
+      </w:r>
+      <w:r>
+        <w:rPr/>
+        <w:t xml:space="preserve">5 </w:t>
+      </w:r>
+      <w:r>
+        <w:rPr/>
+        <w:t xml:space="preserve">份英文 </w:t>
+      </w:r>
+      <w:r>
+        <w:rPr/>
+        <w:t>Markdown</w:t>
+      </w:r>
+      <w:r>
+        <w:rPr/>
+        <w:t>（</w:t>
+      </w:r>
+      <w:r>
+        <w:rPr>
+          <w:rStyle w:val="SourceText"/>
+        </w:rPr>
+        <w:t>role-teacher.md</w:t>
+      </w:r>
+      <w:r>
+        <w:rPr/>
+        <w:t xml:space="preserve"> / </w:t>
+      </w:r>
+      <w:r>
+        <w:rPr>
+          <w:rStyle w:val="SourceText"/>
+        </w:rPr>
+        <w:t>role-storyteller.md</w:t>
+      </w:r>
+      <w:r>
+        <w:rPr/>
+        <w:t xml:space="preserve"> / </w:t>
+      </w:r>
+      <w:r>
+        <w:rPr>
+          <w:rStyle w:val="SourceText"/>
+        </w:rPr>
+        <w:t>role-scientist.md</w:t>
+      </w:r>
+      <w:r>
+        <w:rPr/>
+        <w:t xml:space="preserve"> / </w:t>
+      </w:r>
+      <w:r>
+        <w:rPr>
+          <w:rStyle w:val="SourceText"/>
+        </w:rPr>
+        <w:t>role-friend.md</w:t>
+      </w:r>
+      <w:r>
+        <w:rPr/>
+        <w:t xml:space="preserve"> / </w:t>
+      </w:r>
+      <w:r>
+        <w:rPr>
+          <w:rStyle w:val="SourceText"/>
+        </w:rPr>
+        <w:t>role-switch.md</w:t>
+      </w:r>
+      <w:r>
+        <w:rPr/>
+        <w:t>），是人设的</w:t>
+      </w:r>
+      <w:r>
+        <w:rPr>
+          <w:rStyle w:val="StrongEmphasis"/>
+        </w:rPr>
+        <w:t>设计稿</w:t>
+      </w:r>
+      <w:r>
+        <w:rPr/>
+        <w:t>：性格、 知识范围、说话方式、安全边界、示例对话。</w:t>
+      </w:r>
+    </w:p>
+    <w:p>
+      <w:pPr>
+        <w:pStyle w:val="TextBody"/>
+        <w:bidi w:val="0"/>
+        <w:spacing w:before="0" w:after="283"/>
+        <w:jc w:val="both"/>
+        <w:rPr/>
+      </w:pPr>
+      <w:r>
+        <w:rPr>
+          <w:rStyle w:val="StrongEmphasis"/>
+        </w:rPr>
+        <w:t>运行时并不读这些文件。</w:t>
+      </w:r>
+      <w:r>
+        <w:rPr/>
+        <w:t xml:space="preserve"> 真正注入提示词的是 </w:t>
+      </w:r>
+      <w:r>
+        <w:rPr>
+          <w:rStyle w:val="SourceText"/>
+        </w:rPr>
+        <w:t>kid_buddy.c</w:t>
+      </w:r>
+      <w:r>
+        <w:rPr/>
+        <w:t xml:space="preserve"> </w:t>
+      </w:r>
+      <w:r>
+        <w:rPr/>
+        <w:t xml:space="preserve">里 </w:t>
+      </w:r>
+      <w:r>
+        <w:rPr>
+          <w:rStyle w:val="SourceText"/>
+        </w:rPr>
+        <w:t>g_roles[]</w:t>
+      </w:r>
+      <w:r>
+        <w:rPr/>
+        <w:t xml:space="preserve"> </w:t>
+      </w:r>
+      <w:r>
+        <w:rPr/>
+        <w:t xml:space="preserve">的 </w:t>
+      </w:r>
+      <w:r>
+        <w:rPr>
+          <w:rStyle w:val="SourceText"/>
+        </w:rPr>
+        <w:t>system_prompt</w:t>
+      </w:r>
+      <w:r>
+        <w:rPr/>
+        <w:t xml:space="preserve"> </w:t>
+      </w:r>
+      <w:r>
+        <w:rPr/>
+        <w:t xml:space="preserve">中文字符串。它是在英文设计稿的基础上改写的，并加了几条面向这个硬件的 硬约束——只讲简体中文、回答 </w:t>
+      </w:r>
+      <w:r>
+        <w:rPr/>
+        <w:t xml:space="preserve">100 </w:t>
+      </w:r>
+      <w:r>
+        <w:rPr/>
+        <w:t xml:space="preserve">字以内、禁止 </w:t>
+      </w:r>
+      <w:r>
+        <w:rPr/>
+        <w:t xml:space="preserve">Markdown </w:t>
+      </w:r>
+      <w:r>
+        <w:rPr/>
+        <w:t>标记、禁止任何引号（</w:t>
+      </w:r>
+      <w:r>
+        <w:rPr/>
+        <w:t xml:space="preserve">TTS </w:t>
+      </w:r>
+      <w:r>
+        <w:rPr/>
+        <w:t>会把引号 念出来）、以及</w:t>
+      </w:r>
+      <w:r>
+        <w:rPr/>
+        <w:t>"</w:t>
+      </w:r>
+      <w:r>
+        <w:rPr/>
+        <w:t>孩子想玩故事时切换成故事主持人</w:t>
+      </w:r>
+      <w:r>
+        <w:rPr/>
+        <w:t>"</w:t>
+      </w:r>
+      <w:r>
+        <w:rPr/>
+        <w:t>。</w:t>
+      </w:r>
+    </w:p>
+    <w:p>
+      <w:pPr>
+        <w:pStyle w:val="TextBody"/>
+        <w:bidi w:val="0"/>
+        <w:spacing w:before="0" w:after="283"/>
+        <w:jc w:val="both"/>
+        <w:rPr/>
+      </w:pPr>
+      <w:r>
+        <w:rPr/>
+        <w:t>代价说清楚：</w:t>
+      </w:r>
+      <w:r>
+        <w:rPr>
+          <w:rStyle w:val="StrongEmphasis"/>
+        </w:rPr>
+        <w:t xml:space="preserve">换角色、改人设要改 </w:t>
+      </w:r>
+      <w:r>
+        <w:rPr>
+          <w:rStyle w:val="SourceText"/>
+        </w:rPr>
+        <w:t>g_roles[]</w:t>
+      </w:r>
+      <w:r>
+        <w:rPr>
+          <w:rStyle w:val="StrongEmphasis"/>
+        </w:rPr>
+        <w:t xml:space="preserve"> </w:t>
+      </w:r>
+      <w:r>
+        <w:rPr>
+          <w:rStyle w:val="StrongEmphasis"/>
+        </w:rPr>
+        <w:t>并重新编译</w:t>
+      </w:r>
+      <w:r>
+        <w:rPr/>
+        <w:t>，不加载文件。 保留英文稿是因为它比压缩后的提示词完整得多，是改人设时的参照；两份是手工同步的。</w:t>
+      </w:r>
+    </w:p>
+    <w:p>
+      <w:pPr>
+        <w:pStyle w:val="Heading3"/>
+        <w:numPr>
+          <w:ilvl w:val="0"/>
+          <w:numId w:val="0"/>
+        </w:numPr>
+        <w:bidi w:val="0"/>
+        <w:spacing w:before="280" w:after="100"/>
+        <w:jc w:val="left"/>
+        <w:rPr/>
+      </w:pPr>
+      <w:r>
+        <w:rPr/>
+        <w:t xml:space="preserve">3.5 </w:t>
+      </w:r>
+      <w:r>
+        <w:rPr/>
+        <w:t>界面：一张纯几何的脸</w:t>
+      </w:r>
+    </w:p>
+    <w:p>
+      <w:pPr>
+        <w:pStyle w:val="TextBody"/>
+        <w:bidi w:val="0"/>
+        <w:spacing w:before="0" w:after="283"/>
+        <w:jc w:val="both"/>
+        <w:rPr/>
+      </w:pPr>
+      <w:r>
+        <w:rPr/>
+        <w:t>整块屏（</w:t>
+      </w:r>
+      <w:r>
+        <w:rPr/>
+        <w:t>320×240</w:t>
+      </w:r>
+      <w:r>
+        <w:rPr/>
+        <w:t xml:space="preserve">）是一张用 </w:t>
+      </w:r>
+      <w:r>
+        <w:rPr/>
+        <w:t xml:space="preserve">LVGL </w:t>
+      </w:r>
+      <w:r>
+        <w:rPr/>
+        <w:t>图元画的脸，</w:t>
+      </w:r>
+      <w:r>
+        <w:rPr>
+          <w:rStyle w:val="StrongEmphasis"/>
+        </w:rPr>
+        <w:t>不带任何美术素材</w:t>
+      </w:r>
+      <w:r>
+        <w:rPr/>
+        <w:t xml:space="preserve">——没有 </w:t>
+      </w:r>
+      <w:r>
+        <w:rPr/>
+        <w:t>PNG</w:t>
+      </w:r>
+      <w:r>
+        <w:rPr/>
+        <w:t>、没有字体 图标，全部是圆角矩形、圆和弧：</w:t>
+      </w:r>
+    </w:p>
+    <w:tbl>
+      <w:tblPr>
+        <w:tblW w:w="9972" w:type="dxa"/>
+        <w:jc w:val="left"/>
+        <w:tblInd w:w="0" w:type="dxa"/>
+        <w:tblLayout w:type="fixed"/>
+        <w:tblCellMar>
+          <w:top w:w="28" w:type="dxa"/>
+          <w:left w:w="28" w:type="dxa"/>
+          <w:bottom w:w="28" w:type="dxa"/>
+          <w:right w:w="28" w:type="dxa"/>
+        </w:tblCellMar>
+      </w:tblPr>
+      <w:tblGrid>
+        <w:gridCol w:w="998"/>
+        <w:gridCol w:w="2761"/>
+        <w:gridCol w:w="6213"/>
+      </w:tblGrid>
+      <w:tr>
+        <w:trPr>
+          <w:tblHeader w:val="true"/>
+        </w:trPr>
+        <w:tc>
+          <w:tcPr>
+            <w:tcW w:w="998" w:type="dxa"/>
+            <w:tcBorders/>
+            <w:vAlign w:val="center"/>
+          </w:tcPr>
+          <w:p>
+            <w:pPr>
+              <w:pStyle w:val="TableHeading"/>
+              <w:suppressLineNumbers/>
+              <w:bidi w:val="0"/>
+              <w:spacing w:before="0" w:after="283"/>
+              <w:jc w:val="left"/>
+              <w:rPr/>
+            </w:pPr>
+            <w:r>
+              <w:rPr/>
+              <w:t>部位</w:t>
+            </w:r>
+          </w:p>
+        </w:tc>
+        <w:tc>
+          <w:tcPr>
+            <w:tcW w:w="2761" w:type="dxa"/>
+            <w:tcBorders/>
+            <w:vAlign w:val="center"/>
+          </w:tcPr>
+          <w:p>
+            <w:pPr>
+              <w:pStyle w:val="TableHeading"/>
+              <w:suppressLineNumbers/>
+              <w:bidi w:val="0"/>
+              <w:spacing w:before="0" w:after="283"/>
+              <w:jc w:val="left"/>
+              <w:rPr/>
+            </w:pPr>
+            <w:r>
+              <w:rPr/>
+              <w:t>画法</w:t>
+            </w:r>
+          </w:p>
+        </w:tc>
+        <w:tc>
+          <w:tcPr>
+            <w:tcW w:w="6213" w:type="dxa"/>
+            <w:tcBorders/>
+            <w:vAlign w:val="center"/>
+          </w:tcPr>
+          <w:p>
+            <w:pPr>
+              <w:pStyle w:val="TableHeading"/>
+              <w:suppressLineNumbers/>
+              <w:bidi w:val="0"/>
+              <w:spacing w:before="0" w:after="283"/>
+              <w:jc w:val="left"/>
+              <w:rPr/>
+            </w:pPr>
+            <w:r>
+              <w:rPr/>
+              <w:t>怎么动</w:t>
+            </w:r>
+          </w:p>
+        </w:tc>
+      </w:tr>
+      <w:tr>
+        <w:trPr/>
+        <w:tc>
+          <w:tcPr>
+            <w:tcW w:w="998" w:type="dxa"/>
+            <w:tcBorders/>
+            <w:vAlign w:val="center"/>
+          </w:tcPr>
+          <w:p>
+            <w:pPr>
+              <w:pStyle w:val="TableContents"/>
+              <w:bidi w:val="0"/>
+              <w:spacing w:before="0" w:after="283"/>
+              <w:rPr/>
+            </w:pPr>
+            <w:r>
+              <w:rPr/>
+              <w:t>背景</w:t>
+            </w:r>
+          </w:p>
+        </w:tc>
+        <w:tc>
+          <w:tcPr>
+            <w:tcW w:w="2761" w:type="dxa"/>
+            <w:tcBorders/>
+            <w:vAlign w:val="center"/>
+          </w:tcPr>
+          <w:p>
+            <w:pPr>
+              <w:pStyle w:val="TableContents"/>
+              <w:bidi w:val="0"/>
+              <w:spacing w:before="0" w:after="283"/>
+              <w:rPr/>
+            </w:pPr>
+            <w:r>
+              <w:rPr/>
+              <w:t>屏幕对象本身</w:t>
+            </w:r>
+          </w:p>
+        </w:tc>
+        <w:tc>
+          <w:tcPr>
+            <w:tcW w:w="6213" w:type="dxa"/>
+            <w:tcBorders/>
+            <w:vAlign w:val="center"/>
+          </w:tcPr>
+          <w:p>
+            <w:pPr>
+              <w:pStyle w:val="TableContents"/>
+              <w:bidi w:val="0"/>
+              <w:spacing w:before="0" w:after="283"/>
+              <w:rPr/>
+            </w:pPr>
+            <w:r>
+              <w:rPr/>
+              <w:t>换角色时换色</w:t>
+            </w:r>
+          </w:p>
+        </w:tc>
+      </w:tr>
+      <w:tr>
+        <w:trPr/>
+        <w:tc>
+          <w:tcPr>
+            <w:tcW w:w="998" w:type="dxa"/>
+            <w:tcBorders/>
+            <w:vAlign w:val="center"/>
+          </w:tcPr>
+          <w:p>
+            <w:pPr>
+              <w:pStyle w:val="TableContents"/>
+              <w:bidi w:val="0"/>
+              <w:spacing w:before="0" w:after="283"/>
+              <w:rPr/>
+            </w:pPr>
+            <w:r>
+              <w:rPr/>
+              <w:t>眼白</w:t>
+            </w:r>
+          </w:p>
+        </w:tc>
+        <w:tc>
+          <w:tcPr>
+            <w:tcW w:w="2761" w:type="dxa"/>
+            <w:tcBorders/>
+            <w:vAlign w:val="center"/>
+          </w:tcPr>
+          <w:p>
+            <w:pPr>
+              <w:pStyle w:val="TableContents"/>
+              <w:bidi w:val="0"/>
+              <w:spacing w:before="0" w:after="283"/>
+              <w:rPr/>
+            </w:pPr>
+            <w:r>
+              <w:rPr/>
+              <w:t xml:space="preserve">圆角矩形（半径固定在眼宽的 </w:t>
+            </w:r>
+            <w:r>
+              <w:rPr/>
+              <w:t>37%</w:t>
+            </w:r>
+            <w:r>
+              <w:rPr/>
+              <w:t>）</w:t>
+            </w:r>
+          </w:p>
+        </w:tc>
+        <w:tc>
+          <w:tcPr>
+            <w:tcW w:w="6213" w:type="dxa"/>
+            <w:tcBorders/>
+            <w:vAlign w:val="center"/>
+          </w:tcPr>
+          <w:p>
+            <w:pPr>
+              <w:pStyle w:val="TableContents"/>
+              <w:bidi w:val="0"/>
+              <w:spacing w:before="0" w:after="283"/>
+              <w:rPr/>
+            </w:pPr>
+            <w:r>
+              <w:rPr/>
+              <w:t xml:space="preserve">只改高度 </w:t>
+            </w:r>
+            <w:r>
+              <w:rPr/>
+              <w:t xml:space="preserve">= </w:t>
+            </w:r>
+            <w:r>
+              <w:rPr/>
+              <w:t xml:space="preserve">眨眼 </w:t>
+            </w:r>
+            <w:r>
+              <w:rPr/>
+              <w:t xml:space="preserve">/ </w:t>
+            </w:r>
+            <w:r>
+              <w:rPr/>
+              <w:t>眯眼</w:t>
+            </w:r>
+          </w:p>
+        </w:tc>
+      </w:tr>
+      <w:tr>
+        <w:trPr/>
+        <w:tc>
+          <w:tcPr>
+            <w:tcW w:w="998" w:type="dxa"/>
+            <w:tcBorders/>
+            <w:vAlign w:val="center"/>
+          </w:tcPr>
+          <w:p>
+            <w:pPr>
+              <w:pStyle w:val="TableContents"/>
+              <w:bidi w:val="0"/>
+              <w:spacing w:before="0" w:after="283"/>
+              <w:rPr/>
+            </w:pPr>
+            <w:r>
+              <w:rPr/>
+              <w:t xml:space="preserve">瞳孔 </w:t>
+            </w:r>
+            <w:r>
+              <w:rPr/>
+              <w:t xml:space="preserve">+ </w:t>
+            </w:r>
+            <w:r>
+              <w:rPr/>
+              <w:t>高光</w:t>
+            </w:r>
+          </w:p>
+        </w:tc>
+        <w:tc>
+          <w:tcPr>
+            <w:tcW w:w="2761" w:type="dxa"/>
+            <w:tcBorders/>
+            <w:vAlign w:val="center"/>
+          </w:tcPr>
+          <w:p>
+            <w:pPr>
+              <w:pStyle w:val="TableContents"/>
+              <w:bidi w:val="0"/>
+              <w:spacing w:before="0" w:after="283"/>
+              <w:rPr/>
+            </w:pPr>
+            <w:r>
+              <w:rPr/>
+              <w:t>小圆</w:t>
+            </w:r>
+          </w:p>
+        </w:tc>
+        <w:tc>
+          <w:tcPr>
+            <w:tcW w:w="6213" w:type="dxa"/>
+            <w:tcBorders/>
+            <w:vAlign w:val="center"/>
+          </w:tcPr>
+          <w:p>
+            <w:pPr>
+              <w:pStyle w:val="TableContents"/>
+              <w:bidi w:val="0"/>
+              <w:spacing w:before="0" w:after="283"/>
+              <w:rPr/>
+            </w:pPr>
+            <w:r>
+              <w:rPr/>
+              <w:t xml:space="preserve">改坐标 </w:t>
+            </w:r>
+            <w:r>
+              <w:rPr/>
+              <w:t xml:space="preserve">= </w:t>
+            </w:r>
+            <w:r>
+              <w:rPr/>
+              <w:t>视线漂移</w:t>
+            </w:r>
+          </w:p>
+        </w:tc>
+      </w:tr>
+      <w:tr>
+        <w:trPr/>
+        <w:tc>
+          <w:tcPr>
+            <w:tcW w:w="998" w:type="dxa"/>
+            <w:tcBorders/>
+            <w:vAlign w:val="center"/>
+          </w:tcPr>
+          <w:p>
+            <w:pPr>
+              <w:pStyle w:val="TableContents"/>
+              <w:bidi w:val="0"/>
+              <w:spacing w:before="0" w:after="283"/>
+              <w:rPr/>
+            </w:pPr>
+            <w:r>
+              <w:rPr/>
+              <w:t>眉毛</w:t>
+            </w:r>
+          </w:p>
+        </w:tc>
+        <w:tc>
+          <w:tcPr>
+            <w:tcW w:w="2761" w:type="dxa"/>
+            <w:tcBorders/>
+            <w:vAlign w:val="center"/>
+          </w:tcPr>
+          <w:p>
+            <w:pPr>
+              <w:pStyle w:val="TableContents"/>
+              <w:bidi w:val="0"/>
+              <w:spacing w:before="0" w:after="283"/>
+              <w:rPr/>
+            </w:pPr>
+            <w:r>
+              <w:rPr/>
+              <w:t>细长圆角矩形</w:t>
+            </w:r>
+          </w:p>
+        </w:tc>
+        <w:tc>
+          <w:tcPr>
+            <w:tcW w:w="6213" w:type="dxa"/>
+            <w:tcBorders/>
+            <w:vAlign w:val="center"/>
+          </w:tcPr>
+          <w:p>
+            <w:pPr>
+              <w:pStyle w:val="TableContents"/>
+              <w:bidi w:val="0"/>
+              <w:spacing w:before="0" w:after="283"/>
+              <w:rPr/>
+            </w:pPr>
+            <w:r>
+              <w:rPr/>
+              <w:t xml:space="preserve">绕内端旋转 </w:t>
+            </w:r>
+            <w:r>
+              <w:rPr/>
+              <w:t xml:space="preserve">= </w:t>
+            </w:r>
+            <w:r>
+              <w:rPr/>
+              <w:t xml:space="preserve">抬 </w:t>
+            </w:r>
+            <w:r>
+              <w:rPr/>
+              <w:t xml:space="preserve">/ </w:t>
+            </w:r>
+            <w:r>
+              <w:rPr/>
+              <w:t xml:space="preserve">压 </w:t>
+            </w:r>
+            <w:r>
+              <w:rPr/>
+              <w:t xml:space="preserve">/ </w:t>
+            </w:r>
+            <w:r>
+              <w:rPr/>
+              <w:t>皱眉</w:t>
+            </w:r>
+          </w:p>
+        </w:tc>
+      </w:tr>
+      <w:tr>
+        <w:trPr/>
+        <w:tc>
+          <w:tcPr>
+            <w:tcW w:w="998" w:type="dxa"/>
+            <w:tcBorders/>
+            <w:vAlign w:val="center"/>
+          </w:tcPr>
+          <w:p>
+            <w:pPr>
+              <w:pStyle w:val="TableContents"/>
+              <w:bidi w:val="0"/>
+              <w:spacing w:before="0" w:after="283"/>
+              <w:rPr/>
+            </w:pPr>
+            <w:r>
+              <w:rPr/>
+              <w:t>嘴</w:t>
+            </w:r>
+          </w:p>
+        </w:tc>
+        <w:tc>
+          <w:tcPr>
+            <w:tcW w:w="2761" w:type="dxa"/>
+            <w:tcBorders/>
+            <w:vAlign w:val="center"/>
+          </w:tcPr>
+          <w:p>
+            <w:pPr>
+              <w:pStyle w:val="TableContents"/>
+              <w:bidi w:val="0"/>
+              <w:spacing w:before="0" w:after="283"/>
+              <w:rPr/>
+            </w:pPr>
+            <w:r>
+              <w:rPr>
+                <w:rStyle w:val="SourceText"/>
+              </w:rPr>
+              <w:t>lv_arc</w:t>
+            </w:r>
+          </w:p>
+        </w:tc>
+        <w:tc>
+          <w:tcPr>
+            <w:tcW w:w="6213" w:type="dxa"/>
+            <w:tcBorders/>
+            <w:vAlign w:val="center"/>
+          </w:tcPr>
+          <w:p>
+            <w:pPr>
+              <w:pStyle w:val="TableContents"/>
+              <w:bidi w:val="0"/>
+              <w:spacing w:before="0" w:after="283"/>
+              <w:rPr/>
+            </w:pPr>
+            <w:r>
+              <w:rPr/>
+              <w:t xml:space="preserve">改起止角 </w:t>
+            </w:r>
+            <w:r>
+              <w:rPr/>
+              <w:t xml:space="preserve">= </w:t>
+            </w:r>
+            <w:r>
+              <w:rPr/>
+              <w:t xml:space="preserve">笑 </w:t>
+            </w:r>
+            <w:r>
+              <w:rPr/>
+              <w:t xml:space="preserve">/ </w:t>
+            </w:r>
+            <w:r>
+              <w:rPr/>
+              <w:t xml:space="preserve">平 </w:t>
+            </w:r>
+            <w:r>
+              <w:rPr/>
+              <w:t xml:space="preserve">/ </w:t>
+            </w:r>
+            <w:r>
+              <w:rPr/>
+              <w:t>撇嘴</w:t>
+            </w:r>
+          </w:p>
+        </w:tc>
+      </w:tr>
+      <w:tr>
+        <w:trPr/>
+        <w:tc>
+          <w:tcPr>
+            <w:tcW w:w="998" w:type="dxa"/>
+            <w:tcBorders/>
+            <w:vAlign w:val="center"/>
+          </w:tcPr>
+          <w:p>
+            <w:pPr>
+              <w:pStyle w:val="TableContents"/>
+              <w:bidi w:val="0"/>
+              <w:spacing w:before="0" w:after="283"/>
+              <w:rPr/>
+            </w:pPr>
+            <w:r>
+              <w:rPr/>
+              <w:t>道具</w:t>
+            </w:r>
+          </w:p>
+        </w:tc>
+        <w:tc>
+          <w:tcPr>
+            <w:tcW w:w="2761" w:type="dxa"/>
+            <w:tcBorders/>
+            <w:vAlign w:val="center"/>
+          </w:tcPr>
+          <w:p>
+            <w:pPr>
+              <w:pStyle w:val="TableContents"/>
+              <w:bidi w:val="0"/>
+              <w:spacing w:before="0" w:after="283"/>
+              <w:rPr/>
+            </w:pPr>
+            <w:r>
+              <w:rPr/>
+              <w:t xml:space="preserve">三点 </w:t>
+            </w:r>
+            <w:r>
+              <w:rPr/>
+              <w:t xml:space="preserve">/ </w:t>
+            </w:r>
+            <w:r>
+              <w:rPr/>
+              <w:t xml:space="preserve">弧 </w:t>
+            </w:r>
+            <w:r>
+              <w:rPr/>
+              <w:t xml:space="preserve">/ </w:t>
+            </w:r>
+            <w:r>
+              <w:rPr/>
+              <w:t xml:space="preserve">铃铛 </w:t>
+            </w:r>
+            <w:r>
+              <w:rPr/>
+              <w:t xml:space="preserve">/ </w:t>
+            </w:r>
+            <w:r>
+              <w:rPr/>
+              <w:t xml:space="preserve">泡泡 </w:t>
+            </w:r>
+            <w:r>
+              <w:rPr/>
+              <w:t xml:space="preserve">/ </w:t>
+            </w:r>
+            <w:r>
+              <w:rPr/>
+              <w:t xml:space="preserve">弯钩 </w:t>
+            </w:r>
+            <w:r>
+              <w:rPr/>
+              <w:t xml:space="preserve">/ </w:t>
+            </w:r>
+            <w:r>
+              <w:rPr/>
+              <w:t>小手</w:t>
+            </w:r>
+          </w:p>
+        </w:tc>
+        <w:tc>
+          <w:tcPr>
+            <w:tcW w:w="6213" w:type="dxa"/>
+            <w:tcBorders/>
+            <w:vAlign w:val="center"/>
+          </w:tcPr>
+          <w:p>
+            <w:pPr>
+              <w:pStyle w:val="TableContents"/>
+              <w:bidi w:val="0"/>
+              <w:spacing w:before="0" w:after="283"/>
+              <w:rPr/>
+            </w:pPr>
+            <w:r>
+              <w:rPr/>
+              <w:t xml:space="preserve">转圈 </w:t>
+            </w:r>
+            <w:r>
+              <w:rPr/>
+              <w:t xml:space="preserve">/ </w:t>
+            </w:r>
+            <w:r>
+              <w:rPr/>
+              <w:t xml:space="preserve">随音量起伏 </w:t>
+            </w:r>
+            <w:r>
+              <w:rPr/>
+              <w:t xml:space="preserve">/ </w:t>
+            </w:r>
+            <w:r>
+              <w:rPr/>
+              <w:t xml:space="preserve">摆动 </w:t>
+            </w:r>
+            <w:r>
+              <w:rPr/>
+              <w:t xml:space="preserve">/ </w:t>
+            </w:r>
+            <w:r>
+              <w:rPr/>
+              <w:t>上浮</w:t>
+            </w:r>
+          </w:p>
+        </w:tc>
+      </w:tr>
+      <w:tr>
+        <w:trPr/>
+        <w:tc>
+          <w:tcPr>
+            <w:tcW w:w="998" w:type="dxa"/>
+            <w:tcBorders/>
+            <w:vAlign w:val="center"/>
+          </w:tcPr>
+          <w:p>
+            <w:pPr>
+              <w:pStyle w:val="TableContents"/>
+              <w:bidi w:val="0"/>
+              <w:spacing w:before="0" w:after="283"/>
+              <w:rPr/>
+            </w:pPr>
+            <w:r>
+              <w:rPr/>
+              <w:t xml:space="preserve">书签带 </w:t>
+            </w:r>
+            <w:r>
+              <w:rPr/>
+              <w:t>×4</w:t>
+            </w:r>
+          </w:p>
+        </w:tc>
+        <w:tc>
+          <w:tcPr>
+            <w:tcW w:w="2761" w:type="dxa"/>
+            <w:tcBorders/>
+            <w:vAlign w:val="center"/>
+          </w:tcPr>
+          <w:p>
+            <w:pPr>
+              <w:pStyle w:val="TableContents"/>
+              <w:bidi w:val="0"/>
+              <w:spacing w:before="0" w:after="283"/>
+              <w:rPr/>
+            </w:pPr>
+            <w:r>
+              <w:rPr/>
+              <w:t>贴右缘的圆角矩形</w:t>
+            </w:r>
+          </w:p>
+        </w:tc>
+        <w:tc>
+          <w:tcPr>
+            <w:tcW w:w="6213" w:type="dxa"/>
+            <w:tcBorders/>
+            <w:vAlign w:val="center"/>
+          </w:tcPr>
+          <w:p>
+            <w:pPr>
+              <w:pStyle w:val="TableContents"/>
+              <w:bidi w:val="0"/>
+              <w:spacing w:before="0" w:after="283"/>
+              <w:rPr/>
+            </w:pPr>
+            <w:r>
+              <w:rPr/>
+              <w:t xml:space="preserve">选中态抽出来 </w:t>
+            </w:r>
+            <w:r>
+              <w:rPr/>
+              <w:t xml:space="preserve">+ </w:t>
+            </w:r>
+            <w:r>
+              <w:rPr/>
+              <w:t>提亮</w:t>
+            </w:r>
+          </w:p>
+        </w:tc>
+      </w:tr>
+      <w:tr>
+        <w:trPr/>
+        <w:tc>
+          <w:tcPr>
+            <w:tcW w:w="998" w:type="dxa"/>
+            <w:tcBorders/>
+            <w:vAlign w:val="center"/>
+          </w:tcPr>
+          <w:p>
+            <w:pPr>
+              <w:pStyle w:val="TableContents"/>
+              <w:bidi w:val="0"/>
+              <w:spacing w:before="0" w:after="283"/>
+              <w:rPr/>
+            </w:pPr>
+            <w:r>
+              <w:rPr/>
+              <w:t>字幕板</w:t>
+            </w:r>
+          </w:p>
+        </w:tc>
+        <w:tc>
+          <w:tcPr>
+            <w:tcW w:w="2761" w:type="dxa"/>
+            <w:tcBorders/>
+            <w:vAlign w:val="center"/>
+          </w:tcPr>
+          <w:p>
+            <w:pPr>
+              <w:pStyle w:val="TableContents"/>
+              <w:bidi w:val="0"/>
+              <w:spacing w:before="0" w:after="283"/>
+              <w:rPr/>
+            </w:pPr>
+            <w:r>
+              <w:rPr/>
+              <w:t xml:space="preserve">一块半透明底板 </w:t>
+            </w:r>
+            <w:r>
+              <w:rPr/>
+              <w:t xml:space="preserve">+ 3 </w:t>
+            </w:r>
+            <w:r>
+              <w:rPr/>
+              <w:t>个标签</w:t>
+            </w:r>
+          </w:p>
+        </w:tc>
+        <w:tc>
+          <w:tcPr>
+            <w:tcW w:w="6213" w:type="dxa"/>
+            <w:tcBorders/>
+            <w:vAlign w:val="center"/>
+          </w:tcPr>
+          <w:p>
+            <w:pPr>
+              <w:pStyle w:val="TableContents"/>
+              <w:bidi w:val="0"/>
+              <w:spacing w:before="0" w:after="283"/>
+              <w:rPr/>
+            </w:pPr>
+            <w:r>
+              <w:rPr/>
+              <w:t xml:space="preserve">第 </w:t>
+            </w:r>
+            <w:r>
+              <w:rPr/>
+              <w:t xml:space="preserve">1 </w:t>
+            </w:r>
+            <w:r>
+              <w:rPr/>
+              <w:t xml:space="preserve">行孩子的话；下方是一个两行高的窗口，回复正文（最多 </w:t>
+            </w:r>
+            <w:r>
+              <w:rPr/>
+              <w:t xml:space="preserve">8 </w:t>
+            </w:r>
+            <w:r>
+              <w:rPr/>
+              <w:t>行）在窗口后面向上滚动</w:t>
+            </w:r>
+          </w:p>
+        </w:tc>
+      </w:tr>
+    </w:tbl>
+    <w:p>
+      <w:pPr>
+        <w:pStyle w:val="TextBody"/>
+        <w:bidi w:val="0"/>
+        <w:spacing w:before="0" w:after="283"/>
+        <w:jc w:val="both"/>
+        <w:rPr/>
+      </w:pPr>
+      <w:r>
+        <w:rPr/>
+        <w:t xml:space="preserve">一张 </w:t>
+      </w:r>
+      <w:r>
+        <w:rPr/>
+        <w:t xml:space="preserve">100 ms </w:t>
+      </w:r>
+      <w:r>
+        <w:rPr/>
+        <w:t>的定时器驱动全部表情变化，并且</w:t>
+      </w:r>
+      <w:r>
+        <w:rPr>
+          <w:rStyle w:val="StrongEmphasis"/>
+        </w:rPr>
+        <w:t>只写真正变了的属性</w:t>
+      </w:r>
+      <w:r>
+        <w:rPr/>
+        <w:t>。这一条不是优化技巧， 是这个板上必须守的规矩。</w:t>
+      </w:r>
+    </w:p>
+    <w:p>
+      <w:pPr>
+        <w:pStyle w:val="Heading3"/>
+        <w:numPr>
+          <w:ilvl w:val="0"/>
+          <w:numId w:val="0"/>
+        </w:numPr>
+        <w:bidi w:val="0"/>
+        <w:spacing w:before="280" w:after="100"/>
+        <w:jc w:val="left"/>
+        <w:rPr/>
+      </w:pPr>
+      <w:r>
+        <w:rPr/>
+        <w:t xml:space="preserve">3.6 </w:t>
+      </w:r>
+      <w:r>
+        <w:rPr/>
+        <w:t xml:space="preserve">用到了 </w:t>
+      </w:r>
+      <w:r>
+        <w:rPr/>
+        <w:t xml:space="preserve">ai_agent </w:t>
+      </w:r>
+      <w:r>
+        <w:rPr/>
+        <w:t>的哪些能力</w:t>
+      </w:r>
+    </w:p>
+    <w:p>
+      <w:pPr>
+        <w:pStyle w:val="TextBody"/>
+        <w:bidi w:val="0"/>
+        <w:spacing w:before="0" w:after="283"/>
+        <w:jc w:val="both"/>
+        <w:rPr/>
+      </w:pPr>
+      <w:r>
+        <w:rPr/>
+        <w:t>这是本作品和「自己接一个大模型写个语音助手」最大的区别：</w:t>
+      </w:r>
+      <w:r>
+        <w:rPr>
+          <w:rStyle w:val="StrongEmphasis"/>
+        </w:rPr>
+        <w:t>判断和动作都在框架里，不在应用里。</w:t>
+      </w:r>
+    </w:p>
+    <w:tbl>
+      <w:tblPr>
+        <w:tblW w:w="9972" w:type="dxa"/>
+        <w:jc w:val="left"/>
+        <w:tblInd w:w="0" w:type="dxa"/>
+        <w:tblLayout w:type="fixed"/>
+        <w:tblCellMar>
+          <w:top w:w="28" w:type="dxa"/>
+          <w:left w:w="28" w:type="dxa"/>
+          <w:bottom w:w="28" w:type="dxa"/>
+          <w:right w:w="28" w:type="dxa"/>
+        </w:tblCellMar>
+      </w:tblPr>
+      <w:tblGrid>
+        <w:gridCol w:w="1191"/>
+        <w:gridCol w:w="8781"/>
+      </w:tblGrid>
+      <w:tr>
+        <w:trPr>
+          <w:tblHeader w:val="true"/>
+        </w:trPr>
+        <w:tc>
+          <w:tcPr>
+            <w:tcW w:w="1191" w:type="dxa"/>
+            <w:tcBorders/>
+            <w:vAlign w:val="center"/>
+          </w:tcPr>
+          <w:p>
+            <w:pPr>
+              <w:pStyle w:val="TableHeading"/>
+              <w:suppressLineNumbers/>
+              <w:bidi w:val="0"/>
+              <w:spacing w:before="0" w:after="283"/>
+              <w:jc w:val="left"/>
+              <w:rPr/>
+            </w:pPr>
+            <w:r>
+              <w:rPr/>
+              <w:t xml:space="preserve">ai_agent </w:t>
+            </w:r>
+            <w:r>
+              <w:rPr/>
+              <w:t>的能力</w:t>
+            </w:r>
+          </w:p>
+        </w:tc>
+        <w:tc>
+          <w:tcPr>
+            <w:tcW w:w="8781" w:type="dxa"/>
+            <w:tcBorders/>
+            <w:vAlign w:val="center"/>
+          </w:tcPr>
+          <w:p>
+            <w:pPr>
+              <w:pStyle w:val="TableHeading"/>
+              <w:suppressLineNumbers/>
+              <w:bidi w:val="0"/>
+              <w:spacing w:before="0" w:after="283"/>
+              <w:jc w:val="left"/>
+              <w:rPr/>
+            </w:pPr>
+            <w:r>
+              <w:rPr/>
+              <w:t>我们怎么用的</w:t>
+            </w:r>
+          </w:p>
+        </w:tc>
+      </w:tr>
+      <w:tr>
+        <w:trPr/>
+        <w:tc>
+          <w:tcPr>
+            <w:tcW w:w="1191" w:type="dxa"/>
+            <w:tcBorders/>
+            <w:vAlign w:val="center"/>
+          </w:tcPr>
+          <w:p>
+            <w:pPr>
+              <w:pStyle w:val="TableContents"/>
+              <w:bidi w:val="0"/>
+              <w:spacing w:before="0" w:after="283"/>
+              <w:rPr/>
+            </w:pPr>
+            <w:r>
+              <w:rPr/>
+              <w:t>主动任务机制</w:t>
+            </w:r>
+          </w:p>
+        </w:tc>
+        <w:tc>
+          <w:tcPr>
+            <w:tcW w:w="8781" w:type="dxa"/>
+            <w:tcBorders/>
+            <w:vAlign w:val="center"/>
+          </w:tcPr>
+          <w:p>
+            <w:pPr>
+              <w:pStyle w:val="TableContents"/>
+              <w:bidi w:val="0"/>
+              <w:spacing w:before="0" w:after="283"/>
+              <w:rPr/>
+            </w:pPr>
+            <w:r>
+              <w:rPr/>
+              <w:t xml:space="preserve">提醒是模型自己调 </w:t>
+            </w:r>
+            <w:r>
+              <w:rPr/>
+              <w:t xml:space="preserve">cron </w:t>
+            </w:r>
+            <w:r>
+              <w:rPr/>
+              <w:t>工具建的定时任务（</w:t>
+            </w:r>
+            <w:r>
+              <w:rPr>
+                <w:rStyle w:val="SourceText"/>
+              </w:rPr>
+              <w:t>infra/cron_service.c</w:t>
+            </w:r>
+            <w:r>
+              <w:rPr/>
+              <w:t xml:space="preserve"> </w:t>
+            </w:r>
+            <w:r>
+              <w:rPr/>
+              <w:t xml:space="preserve">落到 </w:t>
+            </w:r>
+            <w:r>
+              <w:rPr>
+                <w:rStyle w:val="SourceText"/>
+              </w:rPr>
+              <w:t>/data/ai_agent/cron.json</w:t>
+            </w:r>
+            <w:r>
+              <w:rPr/>
+              <w:t xml:space="preserve">，重启不丢）；故事讲一半孩子走开了，由 </w:t>
+            </w:r>
+            <w:r>
+              <w:rPr/>
+              <w:t xml:space="preserve">idle </w:t>
+            </w:r>
+            <w:r>
+              <w:rPr/>
+              <w:t>触发主动续讲</w:t>
+            </w:r>
+          </w:p>
+        </w:tc>
+      </w:tr>
+      <w:tr>
+        <w:trPr/>
+        <w:tc>
+          <w:tcPr>
+            <w:tcW w:w="1191" w:type="dxa"/>
+            <w:tcBorders/>
+            <w:vAlign w:val="center"/>
+          </w:tcPr>
+          <w:p>
+            <w:pPr>
+              <w:pStyle w:val="TableContents"/>
+              <w:bidi w:val="0"/>
+              <w:spacing w:before="0" w:after="283"/>
+              <w:rPr/>
+            </w:pPr>
+            <w:r>
+              <w:rPr/>
+              <w:t>意图分流</w:t>
+            </w:r>
+          </w:p>
+        </w:tc>
+        <w:tc>
+          <w:tcPr>
+            <w:tcW w:w="8781" w:type="dxa"/>
+            <w:tcBorders/>
+            <w:vAlign w:val="center"/>
+          </w:tcPr>
+          <w:p>
+            <w:pPr>
+              <w:pStyle w:val="TableContents"/>
+              <w:bidi w:val="0"/>
+              <w:spacing w:before="0" w:after="283"/>
+              <w:rPr/>
+            </w:pPr>
+            <w:r>
+              <w:rPr/>
+              <w:t>「提醒我十分钟后喝水」「我们来玩冒险游戏」「换一个角色」这三句话没有被应用层的关键词表分发。技能摘要（</w:t>
+            </w:r>
+            <w:r>
+              <w:rPr>
+                <w:rStyle w:val="SourceText"/>
+              </w:rPr>
+              <w:t>skill_loader_build_summary()</w:t>
+            </w:r>
+            <w:r>
+              <w:rPr/>
+              <w:t xml:space="preserve">）进系统提示词，模型自己决定是调 </w:t>
+            </w:r>
+            <w:r>
+              <w:rPr/>
+              <w:t xml:space="preserve">cron </w:t>
+            </w:r>
+            <w:r>
+              <w:rPr/>
+              <w:t xml:space="preserve">工具、还是读 </w:t>
+            </w:r>
+            <w:r>
+              <w:rPr>
+                <w:rStyle w:val="SourceText"/>
+              </w:rPr>
+              <w:t>story-rpg</w:t>
+            </w:r>
+            <w:r>
+              <w:rPr/>
+              <w:t xml:space="preserve"> </w:t>
+            </w:r>
+            <w:r>
+              <w:rPr/>
+              <w:t>技能照做</w:t>
+            </w:r>
+          </w:p>
+        </w:tc>
+      </w:tr>
+      <w:tr>
+        <w:trPr/>
+        <w:tc>
+          <w:tcPr>
+            <w:tcW w:w="1191" w:type="dxa"/>
+            <w:tcBorders/>
+            <w:vAlign w:val="center"/>
+          </w:tcPr>
+          <w:p>
+            <w:pPr>
+              <w:pStyle w:val="TableContents"/>
+              <w:bidi w:val="0"/>
+              <w:spacing w:before="0" w:after="283"/>
+              <w:rPr/>
+            </w:pPr>
+            <w:r>
+              <w:rPr/>
+              <w:t xml:space="preserve">Tool </w:t>
+            </w:r>
+            <w:r>
+              <w:rPr/>
+              <w:t>调用</w:t>
+            </w:r>
+          </w:p>
+        </w:tc>
+        <w:tc>
+          <w:tcPr>
+            <w:tcW w:w="8781" w:type="dxa"/>
+            <w:tcBorders/>
+            <w:vAlign w:val="center"/>
+          </w:tcPr>
+          <w:p>
+            <w:pPr>
+              <w:pStyle w:val="TableContents"/>
+              <w:bidi w:val="0"/>
+              <w:spacing w:before="0" w:after="283"/>
+              <w:rPr/>
+            </w:pPr>
+            <w:r>
+              <w:rPr/>
+              <w:t xml:space="preserve">Agent </w:t>
+            </w:r>
+            <w:r>
+              <w:rPr/>
+              <w:t>主循环带着工具表跑（</w:t>
+            </w:r>
+            <w:r>
+              <w:rPr>
+                <w:rStyle w:val="SourceText"/>
+              </w:rPr>
+              <w:t>agent_loop.c</w:t>
+            </w:r>
+            <w:r>
+              <w:rPr/>
+              <w:t xml:space="preserve"> </w:t>
+            </w:r>
+            <w:r>
+              <w:rPr/>
+              <w:t xml:space="preserve">挂 </w:t>
+            </w:r>
+            <w:r>
+              <w:rPr>
+                <w:rStyle w:val="SourceText"/>
+              </w:rPr>
+              <w:t>tool_registry_get_tools_json()</w:t>
+            </w:r>
+            <w:r>
+              <w:rPr/>
+              <w:t xml:space="preserve">，工具结果回灌后再让模型说下一轮）。提醒的增删查走 </w:t>
+            </w:r>
+            <w:r>
+              <w:rPr/>
+              <w:t xml:space="preserve">cron </w:t>
+            </w:r>
+            <w:r>
+              <w:rPr/>
+              <w:t>工具，讲故事走读文件</w:t>
+            </w:r>
+          </w:p>
+        </w:tc>
+      </w:tr>
+      <w:tr>
+        <w:trPr/>
+        <w:tc>
+          <w:tcPr>
+            <w:tcW w:w="1191" w:type="dxa"/>
+            <w:tcBorders/>
+            <w:vAlign w:val="center"/>
+          </w:tcPr>
+          <w:p>
+            <w:pPr>
+              <w:pStyle w:val="TableContents"/>
+              <w:bidi w:val="0"/>
+              <w:spacing w:before="0" w:after="283"/>
+              <w:rPr/>
+            </w:pPr>
+            <w:r>
+              <w:rPr/>
+              <w:t>自然语言 → 结构化</w:t>
+            </w:r>
+          </w:p>
+        </w:tc>
+        <w:tc>
+          <w:tcPr>
+            <w:tcW w:w="8781" w:type="dxa"/>
+            <w:tcBorders/>
+            <w:vAlign w:val="center"/>
+          </w:tcPr>
+          <w:p>
+            <w:pPr>
+              <w:pStyle w:val="TableContents"/>
+              <w:bidi w:val="0"/>
+              <w:spacing w:before="0" w:after="283"/>
+              <w:rPr/>
+            </w:pPr>
+            <w:r>
+              <w:rPr/>
+              <w:t xml:space="preserve">「十分钟后喝水」里的时间和事由由模型解析成 </w:t>
+            </w:r>
+            <w:r>
+              <w:rPr/>
+              <w:t xml:space="preserve">cron </w:t>
+            </w:r>
+            <w:r>
+              <w:rPr/>
+              <w:t>的结构化参数，不是我们写死的解析器</w:t>
+            </w:r>
+          </w:p>
+        </w:tc>
+      </w:tr>
+      <w:tr>
+        <w:trPr/>
+        <w:tc>
+          <w:tcPr>
+            <w:tcW w:w="1191" w:type="dxa"/>
+            <w:tcBorders/>
+            <w:vAlign w:val="center"/>
+          </w:tcPr>
+          <w:p>
+            <w:pPr>
+              <w:pStyle w:val="TableContents"/>
+              <w:bidi w:val="0"/>
+              <w:spacing w:before="0" w:after="283"/>
+              <w:rPr/>
+            </w:pPr>
+            <w:r>
+              <w:rPr/>
+              <w:t xml:space="preserve">Skill </w:t>
+            </w:r>
+            <w:r>
+              <w:rPr/>
+              <w:t>体系</w:t>
+            </w:r>
+          </w:p>
+        </w:tc>
+        <w:tc>
+          <w:tcPr>
+            <w:tcW w:w="8781" w:type="dxa"/>
+            <w:tcBorders/>
+            <w:vAlign w:val="center"/>
+          </w:tcPr>
+          <w:p>
+            <w:pPr>
+              <w:pStyle w:val="TableContents"/>
+              <w:bidi w:val="0"/>
+              <w:spacing w:before="0" w:after="283"/>
+              <w:rPr/>
+            </w:pPr>
+            <w:r>
+              <w:rPr/>
+              <w:t xml:space="preserve">自定义技能 </w:t>
+            </w:r>
+            <w:r>
+              <w:rPr>
+                <w:rStyle w:val="SourceText"/>
+              </w:rPr>
+              <w:t>story-rpg</w:t>
+            </w:r>
+            <w:r>
+              <w:rPr/>
+              <w:t xml:space="preserve">：一份 </w:t>
+            </w:r>
+            <w:r>
+              <w:rPr/>
+              <w:t xml:space="preserve">Markdown </w:t>
+            </w:r>
+            <w:r>
+              <w:rPr/>
+              <w:t xml:space="preserve">放在 </w:t>
+            </w:r>
+            <w:r>
+              <w:rPr>
+                <w:rStyle w:val="SourceText"/>
+              </w:rPr>
+              <w:t>/data/agent/skills/story-rpg.md</w:t>
+            </w:r>
+            <w:r>
+              <w:rPr/>
+              <w:t xml:space="preserve">，开机由 </w:t>
+            </w:r>
+            <w:r>
+              <w:rPr>
+                <w:rStyle w:val="SourceText"/>
+              </w:rPr>
+              <w:t>skill_loader_init()</w:t>
+            </w:r>
+            <w:r>
+              <w:rPr/>
+              <w:t xml:space="preserve"> </w:t>
+            </w:r>
+            <w:r>
+              <w:rPr/>
+              <w:t xml:space="preserve">写入，内容是「怎么起头、每轮怎么给选项、选项要用完整口语不能念 </w:t>
+            </w:r>
+            <w:r>
+              <w:rPr/>
+              <w:t>ABC</w:t>
+            </w:r>
+            <w:r>
+              <w:rPr/>
+              <w:t>、怎么续、怎么收尾」的操作手册。模型读了它才会讲故事</w:t>
+            </w:r>
+          </w:p>
+        </w:tc>
+      </w:tr>
+      <w:tr>
+        <w:trPr/>
+        <w:tc>
+          <w:tcPr>
+            <w:tcW w:w="1191" w:type="dxa"/>
+            <w:tcBorders/>
+            <w:vAlign w:val="center"/>
+          </w:tcPr>
+          <w:p>
+            <w:pPr>
+              <w:pStyle w:val="TableContents"/>
+              <w:bidi w:val="0"/>
+              <w:spacing w:before="0" w:after="283"/>
+              <w:rPr/>
+            </w:pPr>
+            <w:r>
+              <w:rPr/>
+              <w:t>会话管理</w:t>
+            </w:r>
+          </w:p>
+        </w:tc>
+        <w:tc>
+          <w:tcPr>
+            <w:tcW w:w="8781" w:type="dxa"/>
+            <w:tcBorders/>
+            <w:vAlign w:val="center"/>
+          </w:tcPr>
+          <w:p>
+            <w:pPr>
+              <w:pStyle w:val="TableContents"/>
+              <w:bidi w:val="0"/>
+              <w:spacing w:before="0" w:after="283"/>
+              <w:rPr/>
+            </w:pPr>
+            <w:r>
+              <w:rPr/>
+              <w:t xml:space="preserve">故事模式走独立 </w:t>
+            </w:r>
+            <w:r>
+              <w:rPr>
+                <w:rStyle w:val="SourceText"/>
+              </w:rPr>
+              <w:t>chat_id</w:t>
+            </w:r>
+            <w:r>
+              <w:rPr/>
+              <w:t>，历史与自由问答各存一份</w:t>
+            </w:r>
+          </w:p>
+        </w:tc>
+      </w:tr>
+      <w:tr>
+        <w:trPr/>
+        <w:tc>
+          <w:tcPr>
+            <w:tcW w:w="1191" w:type="dxa"/>
+            <w:tcBorders/>
+            <w:vAlign w:val="center"/>
+          </w:tcPr>
+          <w:p>
+            <w:pPr>
+              <w:pStyle w:val="TableContents"/>
+              <w:bidi w:val="0"/>
+              <w:spacing w:before="0" w:after="283"/>
+              <w:rPr/>
+            </w:pPr>
+            <w:r>
+              <w:rPr/>
+              <w:t>记忆</w:t>
+            </w:r>
+          </w:p>
+        </w:tc>
+        <w:tc>
+          <w:tcPr>
+            <w:tcW w:w="8781" w:type="dxa"/>
+            <w:tcBorders/>
+            <w:vAlign w:val="center"/>
+          </w:tcPr>
+          <w:p>
+            <w:pPr>
+              <w:pStyle w:val="TableContents"/>
+              <w:bidi w:val="0"/>
+              <w:spacing w:before="0" w:after="283"/>
+              <w:rPr/>
+            </w:pPr>
+            <w:r>
+              <w:rPr/>
+              <w:t xml:space="preserve">历史落盘 </w:t>
+            </w:r>
+            <w:r>
+              <w:rPr/>
+              <w:t xml:space="preserve">+ </w:t>
+            </w:r>
+            <w:r>
+              <w:rPr/>
+              <w:t>开机读回，所以断电再开机能接着上次的剧情讲</w:t>
+            </w:r>
+          </w:p>
+        </w:tc>
+      </w:tr>
+      <w:tr>
+        <w:trPr/>
+        <w:tc>
+          <w:tcPr>
+            <w:tcW w:w="1191" w:type="dxa"/>
+            <w:tcBorders/>
+            <w:vAlign w:val="center"/>
+          </w:tcPr>
+          <w:p>
+            <w:pPr>
+              <w:pStyle w:val="TableContents"/>
+              <w:bidi w:val="0"/>
+              <w:spacing w:before="0" w:after="283"/>
+              <w:rPr/>
+            </w:pPr>
+            <w:r>
+              <w:rPr/>
+              <w:t>多渠道</w:t>
+            </w:r>
+          </w:p>
+        </w:tc>
+        <w:tc>
+          <w:tcPr>
+            <w:tcW w:w="8781" w:type="dxa"/>
+            <w:tcBorders/>
+            <w:vAlign w:val="center"/>
+          </w:tcPr>
+          <w:p>
+            <w:pPr>
+              <w:pStyle w:val="TableContents"/>
+              <w:bidi w:val="0"/>
+              <w:spacing w:before="0" w:after="283"/>
+              <w:rPr/>
+            </w:pPr>
+            <w:r>
+              <w:rPr/>
+              <w:t xml:space="preserve">同一套 </w:t>
+            </w:r>
+            <w:r>
+              <w:rPr/>
+              <w:t xml:space="preserve">Agent </w:t>
+            </w:r>
+            <w:r>
+              <w:rPr/>
+              <w:t xml:space="preserve">逻辑同时接语音（板载麦 </w:t>
+            </w:r>
+            <w:r>
+              <w:rPr/>
+              <w:t xml:space="preserve">/ </w:t>
+            </w:r>
+            <w:r>
+              <w:rPr/>
+              <w:t>喇叭）、</w:t>
+            </w:r>
+            <w:r>
+              <w:rPr/>
+              <w:t>CLI</w:t>
+            </w:r>
+            <w:r>
+              <w:rPr/>
+              <w:t>（</w:t>
+            </w:r>
+            <w:r>
+              <w:rPr/>
+              <w:t>NSH</w:t>
+            </w:r>
+            <w:r>
+              <w:rPr/>
+              <w:t>）、</w:t>
+            </w:r>
+            <w:r>
+              <w:rPr/>
+              <w:t>MQTT</w:t>
+            </w:r>
+            <w:r>
+              <w:rPr/>
+              <w:t>（家长端网页），我们只在渠道特性上做适配</w:t>
+            </w:r>
+          </w:p>
+        </w:tc>
+      </w:tr>
+    </w:tbl>
+    <w:p>
+      <w:pPr>
+        <w:pStyle w:val="TextBody"/>
+        <w:bidi w:val="0"/>
+        <w:spacing w:before="0" w:after="283"/>
+        <w:jc w:val="both"/>
+        <w:rPr/>
+      </w:pPr>
+      <w:r>
+        <w:rPr/>
+        <w:t>板子这一侧，</w:t>
+      </w:r>
+      <w:r>
+        <w:rPr>
+          <w:rStyle w:val="SourceText"/>
+        </w:rPr>
+        <w:t>kid_buddy.c</w:t>
+      </w:r>
+      <w:r>
+        <w:rPr/>
+        <w:t xml:space="preserve"> </w:t>
+      </w:r>
+      <w:r>
+        <w:rPr/>
+        <w:t xml:space="preserve">通过 </w:t>
+      </w:r>
+      <w:r>
+        <w:rPr>
+          <w:rStyle w:val="SourceText"/>
+        </w:rPr>
+        <w:t>velaclaw_ask()</w:t>
+      </w:r>
+      <w:r>
+        <w:rPr/>
+        <w:t xml:space="preserve"> </w:t>
+      </w:r>
+      <w:r>
+        <w:rPr/>
+        <w:t>把请求推进消息总线，剩下的都在框架里跑。</w:t>
+      </w:r>
+    </w:p>
+    <w:p>
+      <w:pPr>
+        <w:pStyle w:val="HorizontalLine"/>
+        <w:pBdr>
+          <w:bottom w:val="double" w:sz="2" w:space="0" w:color="808080"/>
+        </w:pBdr>
+        <w:bidi w:val="0"/>
+        <w:spacing w:before="0" w:after="283"/>
+        <w:jc w:val="left"/>
+        <w:rPr/>
+      </w:pPr>
+      <w:r>
+        <w:rPr/>
+      </w:r>
+    </w:p>
+    <w:p>
+      <w:pPr>
+        <w:pStyle w:val="Heading2"/>
+        <w:numPr>
+          <w:ilvl w:val="0"/>
+          <w:numId w:val="0"/>
+        </w:numPr>
+        <w:pBdr>
+          <w:left w:val="single" w:sz="32" w:space="8" w:color="2C5F8A"/>
+        </w:pBdr>
+        <w:bidi w:val="0"/>
+        <w:spacing w:before="440" w:after="160"/>
+        <w:jc w:val="left"/>
+        <w:rPr/>
+      </w:pPr>
+      <w:r>
+        <w:rPr/>
+        <w:t>四、做这个作品踩过的坑（也是它值钱的地方）</w:t>
+      </w:r>
+    </w:p>
+    <w:p>
+      <w:pPr>
+        <w:pStyle w:val="TextBody"/>
+        <w:bidi w:val="0"/>
+        <w:spacing w:before="0" w:after="283"/>
+        <w:jc w:val="both"/>
+        <w:rPr/>
+      </w:pPr>
+      <w:r>
+        <w:rPr/>
+        <w:t>这部分写在作品介绍里，是因为它代表了真实的工程量。每一条都是先误判、再定位，最后改到 驱动层、协议层或绘制层才解决的。</w:t>
+      </w:r>
+    </w:p>
+    <w:tbl>
+      <w:tblPr>
+        <w:tblW w:w="9972" w:type="dxa"/>
+        <w:jc w:val="left"/>
+        <w:tblInd w:w="0" w:type="dxa"/>
+        <w:tblLayout w:type="fixed"/>
+        <w:tblCellMar>
+          <w:top w:w="28" w:type="dxa"/>
+          <w:left w:w="28" w:type="dxa"/>
+          <w:bottom w:w="28" w:type="dxa"/>
+          <w:right w:w="28" w:type="dxa"/>
+        </w:tblCellMar>
+      </w:tblPr>
+      <w:tblGrid>
+        <w:gridCol w:w="1719"/>
+        <w:gridCol w:w="7100"/>
+        <w:gridCol w:w="1153"/>
+      </w:tblGrid>
+      <w:tr>
+        <w:trPr>
+          <w:tblHeader w:val="true"/>
+        </w:trPr>
+        <w:tc>
+          <w:tcPr>
+            <w:tcW w:w="1719" w:type="dxa"/>
+            <w:tcBorders/>
+            <w:vAlign w:val="center"/>
+          </w:tcPr>
+          <w:p>
+            <w:pPr>
+              <w:pStyle w:val="TableHeading"/>
+              <w:suppressLineNumbers/>
+              <w:bidi w:val="0"/>
+              <w:spacing w:before="0" w:after="283"/>
+              <w:jc w:val="left"/>
+              <w:rPr/>
+            </w:pPr>
+            <w:r>
+              <w:rPr/>
+              <w:t>现象</w:t>
+            </w:r>
+          </w:p>
+        </w:tc>
+        <w:tc>
+          <w:tcPr>
+            <w:tcW w:w="7100" w:type="dxa"/>
+            <w:tcBorders/>
+            <w:vAlign w:val="center"/>
+          </w:tcPr>
+          <w:p>
+            <w:pPr>
+              <w:pStyle w:val="TableHeading"/>
+              <w:suppressLineNumbers/>
+              <w:bidi w:val="0"/>
+              <w:spacing w:before="0" w:after="283"/>
+              <w:jc w:val="left"/>
+              <w:rPr/>
+            </w:pPr>
+            <w:r>
+              <w:rPr/>
+              <w:t>真正的原因</w:t>
+            </w:r>
+          </w:p>
+        </w:tc>
+        <w:tc>
+          <w:tcPr>
+            <w:tcW w:w="1153" w:type="dxa"/>
+            <w:tcBorders/>
+            <w:vAlign w:val="center"/>
+          </w:tcPr>
+          <w:p>
+            <w:pPr>
+              <w:pStyle w:val="TableHeading"/>
+              <w:suppressLineNumbers/>
+              <w:bidi w:val="0"/>
+              <w:spacing w:before="0" w:after="283"/>
+              <w:jc w:val="left"/>
+              <w:rPr/>
+            </w:pPr>
+            <w:r>
+              <w:rPr/>
+              <w:t>层次</w:t>
+            </w:r>
+          </w:p>
+        </w:tc>
+      </w:tr>
+      <w:tr>
+        <w:trPr/>
+        <w:tc>
+          <w:tcPr>
+            <w:tcW w:w="1719" w:type="dxa"/>
             <w:tcBorders/>
             <w:vAlign w:val="center"/>
           </w:tcPr>
@@ -2170,7 +5220,7 @@
         </w:tc>
         <w:tc>
           <w:tcPr>
-            <w:tcW w:w="7568" w:type="dxa"/>
+            <w:tcW w:w="7100" w:type="dxa"/>
             <w:tcBorders/>
             <w:vAlign w:val="center"/>
           </w:tcPr>
@@ -2215,7 +5265,7 @@
         </w:tc>
         <w:tc>
           <w:tcPr>
-            <w:tcW w:w="1129" w:type="dxa"/>
+            <w:tcW w:w="1153" w:type="dxa"/>
             <w:tcBorders/>
             <w:vAlign w:val="center"/>
           </w:tcPr>
@@ -2237,7 +5287,7 @@
         <w:trPr/>
         <w:tc>
           <w:tcPr>
-            <w:tcW w:w="2642" w:type="dxa"/>
+            <w:tcW w:w="1719" w:type="dxa"/>
             <w:tcBorders/>
             <w:vAlign w:val="center"/>
           </w:tcPr>
@@ -2262,7 +5312,7 @@
         </w:tc>
         <w:tc>
           <w:tcPr>
-            <w:tcW w:w="7568" w:type="dxa"/>
+            <w:tcW w:w="7100" w:type="dxa"/>
             <w:tcBorders/>
             <w:vAlign w:val="center"/>
           </w:tcPr>
@@ -2289,7 +5339,7 @@
         </w:tc>
         <w:tc>
           <w:tcPr>
-            <w:tcW w:w="1129" w:type="dxa"/>
+            <w:tcW w:w="1153" w:type="dxa"/>
             <w:tcBorders/>
             <w:vAlign w:val="center"/>
           </w:tcPr>
@@ -2319,7 +5369,7 @@
         <w:trPr/>
         <w:tc>
           <w:tcPr>
-            <w:tcW w:w="2642" w:type="dxa"/>
+            <w:tcW w:w="1719" w:type="dxa"/>
             <w:tcBorders/>
             <w:vAlign w:val="center"/>
           </w:tcPr>
@@ -2338,7 +5388,7 @@
         </w:tc>
         <w:tc>
           <w:tcPr>
-            <w:tcW w:w="7568" w:type="dxa"/>
+            <w:tcW w:w="7100" w:type="dxa"/>
             <w:tcBorders/>
             <w:vAlign w:val="center"/>
           </w:tcPr>
@@ -2385,7 +5435,7 @@
         </w:tc>
         <w:tc>
           <w:tcPr>
-            <w:tcW w:w="1129" w:type="dxa"/>
+            <w:tcW w:w="1153" w:type="dxa"/>
             <w:tcBorders/>
             <w:vAlign w:val="center"/>
           </w:tcPr>
@@ -2407,7 +5457,7 @@
         <w:trPr/>
         <w:tc>
           <w:tcPr>
-            <w:tcW w:w="2642" w:type="dxa"/>
+            <w:tcW w:w="1719" w:type="dxa"/>
             <w:tcBorders/>
             <w:vAlign w:val="center"/>
           </w:tcPr>
@@ -2430,7 +5480,7 @@
         </w:tc>
         <w:tc>
           <w:tcPr>
-            <w:tcW w:w="7568" w:type="dxa"/>
+            <w:tcW w:w="7100" w:type="dxa"/>
             <w:tcBorders/>
             <w:vAlign w:val="center"/>
           </w:tcPr>
@@ -2457,7 +5507,7 @@
         </w:tc>
         <w:tc>
           <w:tcPr>
-            <w:tcW w:w="1129" w:type="dxa"/>
+            <w:tcW w:w="1153" w:type="dxa"/>
             <w:tcBorders/>
             <w:vAlign w:val="center"/>
           </w:tcPr>
@@ -2479,7 +5529,7 @@
         <w:trPr/>
         <w:tc>
           <w:tcPr>
-            <w:tcW w:w="2642" w:type="dxa"/>
+            <w:tcW w:w="1719" w:type="dxa"/>
             <w:tcBorders/>
             <w:vAlign w:val="center"/>
           </w:tcPr>
@@ -2498,7 +5548,7 @@
         </w:tc>
         <w:tc>
           <w:tcPr>
-            <w:tcW w:w="7568" w:type="dxa"/>
+            <w:tcW w:w="7100" w:type="dxa"/>
             <w:tcBorders/>
             <w:vAlign w:val="center"/>
           </w:tcPr>
@@ -2545,7 +5595,7 @@
         </w:tc>
         <w:tc>
           <w:tcPr>
-            <w:tcW w:w="1129" w:type="dxa"/>
+            <w:tcW w:w="1153" w:type="dxa"/>
             <w:tcBorders/>
             <w:vAlign w:val="center"/>
           </w:tcPr>
@@ -2567,7 +5617,7 @@
         <w:trPr/>
         <w:tc>
           <w:tcPr>
-            <w:tcW w:w="2642" w:type="dxa"/>
+            <w:tcW w:w="1719" w:type="dxa"/>
             <w:tcBorders/>
             <w:vAlign w:val="center"/>
           </w:tcPr>
@@ -2586,7 +5636,7 @@
         </w:tc>
         <w:tc>
           <w:tcPr>
-            <w:tcW w:w="7568" w:type="dxa"/>
+            <w:tcW w:w="7100" w:type="dxa"/>
             <w:tcBorders/>
             <w:vAlign w:val="center"/>
           </w:tcPr>
@@ -2613,7 +5663,7 @@
         </w:tc>
         <w:tc>
           <w:tcPr>
-            <w:tcW w:w="1129" w:type="dxa"/>
+            <w:tcW w:w="1153" w:type="dxa"/>
             <w:tcBorders/>
             <w:vAlign w:val="center"/>
           </w:tcPr>
@@ -2635,7 +5685,7 @@
         <w:trPr/>
         <w:tc>
           <w:tcPr>
-            <w:tcW w:w="2642" w:type="dxa"/>
+            <w:tcW w:w="1719" w:type="dxa"/>
             <w:tcBorders/>
             <w:vAlign w:val="center"/>
           </w:tcPr>
@@ -2654,7 +5704,7 @@
         </w:tc>
         <w:tc>
           <w:tcPr>
-            <w:tcW w:w="7568" w:type="dxa"/>
+            <w:tcW w:w="7100" w:type="dxa"/>
             <w:tcBorders/>
             <w:vAlign w:val="center"/>
           </w:tcPr>
@@ -2673,7 +5723,7 @@
         </w:tc>
         <w:tc>
           <w:tcPr>
-            <w:tcW w:w="1129" w:type="dxa"/>
+            <w:tcW w:w="1153" w:type="dxa"/>
             <w:tcBorders/>
             <w:vAlign w:val="center"/>
           </w:tcPr>
@@ -2695,7 +5745,7 @@
         <w:trPr/>
         <w:tc>
           <w:tcPr>
-            <w:tcW w:w="2642" w:type="dxa"/>
+            <w:tcW w:w="1719" w:type="dxa"/>
             <w:tcBorders/>
             <w:vAlign w:val="center"/>
           </w:tcPr>
@@ -2722,7 +5772,7 @@
         </w:tc>
         <w:tc>
           <w:tcPr>
-            <w:tcW w:w="7568" w:type="dxa"/>
+            <w:tcW w:w="7100" w:type="dxa"/>
             <w:tcBorders/>
             <w:vAlign w:val="center"/>
           </w:tcPr>
@@ -2741,7 +5791,7 @@
         </w:tc>
         <w:tc>
           <w:tcPr>
-            <w:tcW w:w="1129" w:type="dxa"/>
+            <w:tcW w:w="1153" w:type="dxa"/>
             <w:tcBorders/>
             <w:vAlign w:val="center"/>
           </w:tcPr>
@@ -2763,7 +5813,7 @@
         <w:trPr/>
         <w:tc>
           <w:tcPr>
-            <w:tcW w:w="2642" w:type="dxa"/>
+            <w:tcW w:w="1719" w:type="dxa"/>
             <w:tcBorders/>
             <w:vAlign w:val="center"/>
           </w:tcPr>
@@ -2782,7 +5832,7 @@
         </w:tc>
         <w:tc>
           <w:tcPr>
-            <w:tcW w:w="7568" w:type="dxa"/>
+            <w:tcW w:w="7100" w:type="dxa"/>
             <w:tcBorders/>
             <w:vAlign w:val="center"/>
           </w:tcPr>
@@ -2839,7 +5889,7 @@
         </w:tc>
         <w:tc>
           <w:tcPr>
-            <w:tcW w:w="1129" w:type="dxa"/>
+            <w:tcW w:w="1153" w:type="dxa"/>
             <w:tcBorders/>
             <w:vAlign w:val="center"/>
           </w:tcPr>
@@ -2861,7 +5911,7 @@
         <w:trPr/>
         <w:tc>
           <w:tcPr>
-            <w:tcW w:w="2642" w:type="dxa"/>
+            <w:tcW w:w="1719" w:type="dxa"/>
             <w:tcBorders/>
             <w:vAlign w:val="center"/>
           </w:tcPr>
@@ -2880,7 +5930,7 @@
         </w:tc>
         <w:tc>
           <w:tcPr>
-            <w:tcW w:w="7568" w:type="dxa"/>
+            <w:tcW w:w="7100" w:type="dxa"/>
             <w:tcBorders/>
             <w:vAlign w:val="center"/>
           </w:tcPr>
@@ -2963,7 +6013,7 @@
         </w:tc>
         <w:tc>
           <w:tcPr>
-            <w:tcW w:w="1129" w:type="dxa"/>
+            <w:tcW w:w="1153" w:type="dxa"/>
             <w:tcBorders/>
             <w:vAlign w:val="center"/>
           </w:tcPr>
@@ -2985,7 +6035,7 @@
         <w:trPr/>
         <w:tc>
           <w:tcPr>
-            <w:tcW w:w="2642" w:type="dxa"/>
+            <w:tcW w:w="1719" w:type="dxa"/>
             <w:tcBorders/>
             <w:vAlign w:val="center"/>
           </w:tcPr>
@@ -3012,7 +6062,7 @@
         </w:tc>
         <w:tc>
           <w:tcPr>
-            <w:tcW w:w="7568" w:type="dxa"/>
+            <w:tcW w:w="7100" w:type="dxa"/>
             <w:tcBorders/>
             <w:vAlign w:val="center"/>
           </w:tcPr>
@@ -3063,7 +6113,7 @@
         </w:tc>
         <w:tc>
           <w:tcPr>
-            <w:tcW w:w="1129" w:type="dxa"/>
+            <w:tcW w:w="1153" w:type="dxa"/>
             <w:tcBorders/>
             <w:vAlign w:val="center"/>
           </w:tcPr>
@@ -3085,11 +6135,588 @@
             <w:r>
               <w:rPr/>
               <w:t>网络协议</w:t>
+            </w:r>
+          </w:p>
+        </w:tc>
+      </w:tr>
+      <w:tr>
+        <w:trPr/>
+        <w:tc>
+          <w:tcPr>
+            <w:tcW w:w="1719" w:type="dxa"/>
+            <w:tcBorders/>
+            <w:vAlign w:val="center"/>
+          </w:tcPr>
+          <w:p>
+            <w:pPr>
+              <w:pStyle w:val="TableContents"/>
+              <w:bidi w:val="0"/>
+              <w:spacing w:before="0" w:after="283"/>
+              <w:rPr/>
+            </w:pPr>
+            <w:r>
+              <w:rPr/>
+              <w:t>待机时板子也一直在刷屏</w:t>
+            </w:r>
+          </w:p>
+        </w:tc>
+        <w:tc>
+          <w:tcPr>
+            <w:tcW w:w="7100" w:type="dxa"/>
+            <w:tcBorders/>
+            <w:vAlign w:val="center"/>
+          </w:tcPr>
+          <w:p>
+            <w:pPr>
+              <w:pStyle w:val="TableContents"/>
+              <w:bidi w:val="0"/>
+              <w:spacing w:before="0" w:after="283"/>
+              <w:rPr/>
+            </w:pPr>
+            <w:r>
+              <w:rPr/>
+              <w:t xml:space="preserve">LVGL </w:t>
+            </w:r>
+            <w:r>
+              <w:rPr/>
+              <w:t>在这块板上是</w:t>
+            </w:r>
+            <w:r>
+              <w:rPr>
+                <w:rStyle w:val="StrongEmphasis"/>
+              </w:rPr>
+              <w:t>整屏单缓冲</w:t>
+            </w:r>
+            <w:r>
+              <w:rPr/>
+              <w:t>（</w:t>
+            </w:r>
+            <w:r>
+              <w:rPr>
+                <w:rStyle w:val="SourceText"/>
+              </w:rPr>
+              <w:t>CONFIG_LV_NUTTX_LCD_BUFFER_COUNT=1</w:t>
+            </w:r>
+            <w:r>
+              <w:rPr/>
+              <w:t>），任何一处失效都要重绘并刷</w:t>
+            </w:r>
+            <w:r>
+              <w:rPr>
+                <w:rStyle w:val="StrongEmphasis"/>
+              </w:rPr>
+              <w:t>整块屏</w:t>
+            </w:r>
+            <w:r>
+              <w:rPr/>
+              <w:t xml:space="preserve">，一次 </w:t>
+            </w:r>
+            <w:r>
+              <w:rPr/>
+              <w:t xml:space="preserve">153,600 </w:t>
+            </w:r>
+            <w:r>
+              <w:rPr/>
+              <w:t>字节、</w:t>
+            </w:r>
+            <w:r>
+              <w:rPr/>
+              <w:t>"</w:t>
+            </w:r>
+            <w:r>
+              <w:rPr/>
+              <w:t>只重绘脸那块</w:t>
+            </w:r>
+            <w:r>
+              <w:rPr/>
+              <w:t>"</w:t>
+            </w:r>
+            <w:r>
+              <w:rPr/>
+              <w:t>的优化完全不成立</w:t>
+            </w:r>
+          </w:p>
+        </w:tc>
+        <w:tc>
+          <w:tcPr>
+            <w:tcW w:w="1153" w:type="dxa"/>
+            <w:tcBorders/>
+            <w:vAlign w:val="center"/>
+          </w:tcPr>
+          <w:p>
+            <w:pPr>
+              <w:pStyle w:val="TableContents"/>
+              <w:bidi w:val="0"/>
+              <w:spacing w:before="0" w:after="283"/>
+              <w:rPr/>
+            </w:pPr>
+            <w:r>
+              <w:rPr/>
+              <w:t>图形栈</w:t>
+            </w:r>
+          </w:p>
+        </w:tc>
+      </w:tr>
+      <w:tr>
+        <w:trPr/>
+        <w:tc>
+          <w:tcPr>
+            <w:tcW w:w="1719" w:type="dxa"/>
+            <w:tcBorders/>
+            <w:vAlign w:val="center"/>
+          </w:tcPr>
+          <w:p>
+            <w:pPr>
+              <w:pStyle w:val="TableContents"/>
+              <w:bidi w:val="0"/>
+              <w:spacing w:before="0" w:after="283"/>
+              <w:rPr/>
+            </w:pPr>
+            <w:r>
+              <w:rPr/>
+              <w:t>回复念到一半就没了，脸上也没有省略号</w:t>
+            </w:r>
+          </w:p>
+        </w:tc>
+        <w:tc>
+          <w:tcPr>
+            <w:tcW w:w="7100" w:type="dxa"/>
+            <w:tcBorders/>
+            <w:vAlign w:val="center"/>
+          </w:tcPr>
+          <w:p>
+            <w:pPr>
+              <w:pStyle w:val="TableContents"/>
+              <w:bidi w:val="0"/>
+              <w:spacing w:before="0" w:after="283"/>
+              <w:rPr/>
+            </w:pPr>
+            <w:r>
+              <w:rPr/>
+              <w:t xml:space="preserve">LVGL </w:t>
+            </w:r>
+            <w:r>
+              <w:rPr/>
+              <w:t>标签</w:t>
+            </w:r>
+            <w:r>
+              <w:rPr>
+                <w:rStyle w:val="StrongEmphasis"/>
+              </w:rPr>
+              <w:t>会裁掉自己的溢出</w:t>
+            </w:r>
+            <w:r>
+              <w:rPr/>
+              <w:t xml:space="preserve">。换行既发生在格子用完时、也发生在 </w:t>
+            </w:r>
+            <w:r>
+              <w:rPr>
+                <w:rStyle w:val="SourceText"/>
+              </w:rPr>
+              <w:t>\n</w:t>
+            </w:r>
+            <w:r>
+              <w:rPr/>
+              <w:t xml:space="preserve"> </w:t>
+            </w:r>
+            <w:r>
+              <w:rPr/>
+              <w:t>和空格处，只按格子数算行数会多算出一行，多出来的那行不报错、不画出来、安静消失</w:t>
+            </w:r>
+          </w:p>
+        </w:tc>
+        <w:tc>
+          <w:tcPr>
+            <w:tcW w:w="1153" w:type="dxa"/>
+            <w:tcBorders/>
+            <w:vAlign w:val="center"/>
+          </w:tcPr>
+          <w:p>
+            <w:pPr>
+              <w:pStyle w:val="TableContents"/>
+              <w:bidi w:val="0"/>
+              <w:spacing w:before="0" w:after="283"/>
+              <w:rPr/>
+            </w:pPr>
+            <w:r>
+              <w:rPr/>
+              <w:t>应用逻辑</w:t>
+            </w:r>
+          </w:p>
+        </w:tc>
+      </w:tr>
+      <w:tr>
+        <w:trPr/>
+        <w:tc>
+          <w:tcPr>
+            <w:tcW w:w="1719" w:type="dxa"/>
+            <w:tcBorders/>
+            <w:vAlign w:val="center"/>
+          </w:tcPr>
+          <w:p>
+            <w:pPr>
+              <w:pStyle w:val="TableContents"/>
+              <w:bidi w:val="0"/>
+              <w:spacing w:before="0" w:after="283"/>
+              <w:rPr/>
+            </w:pPr>
+            <w:r>
+              <w:rPr/>
+              <w:t xml:space="preserve">算好的行宽比实际窄 </w:t>
+            </w:r>
+            <w:r>
+              <w:rPr/>
+              <w:t>8px</w:t>
+            </w:r>
+            <w:r>
+              <w:rPr/>
+              <w:t>，于是又折了一行</w:t>
+            </w:r>
+          </w:p>
+        </w:tc>
+        <w:tc>
+          <w:tcPr>
+            <w:tcW w:w="7100" w:type="dxa"/>
+            <w:tcBorders/>
+            <w:vAlign w:val="center"/>
+          </w:tcPr>
+          <w:p>
+            <w:pPr>
+              <w:pStyle w:val="TableContents"/>
+              <w:bidi w:val="0"/>
+              <w:spacing w:before="0" w:after="283"/>
+              <w:rPr/>
+            </w:pPr>
+            <w:r>
+              <w:rPr/>
+              <w:t>判断全角用的「</w:t>
+            </w:r>
+            <w:r>
+              <w:rPr/>
+              <w:t xml:space="preserve">U+2000 </w:t>
+            </w:r>
+            <w:r>
+              <w:rPr/>
+              <w:t xml:space="preserve">以上是宽的」是错的：实测字体里有 </w:t>
+            </w:r>
+            <w:r>
+              <w:rPr>
+                <w:rStyle w:val="StrongEmphasis"/>
+              </w:rPr>
+              <w:t xml:space="preserve">128 </w:t>
+            </w:r>
+            <w:r>
+              <w:rPr>
+                <w:rStyle w:val="StrongEmphasis"/>
+              </w:rPr>
+              <w:t>个更小的码点也是全角</w:t>
+            </w:r>
+            <w:r>
+              <w:rPr/>
+              <w:t>（</w:t>
+            </w:r>
+            <w:r>
+              <w:rPr>
+                <w:rStyle w:val="SourceText"/>
+              </w:rPr>
+              <w:t>° ± × ÷</w:t>
+            </w:r>
+            <w:r>
+              <w:rPr/>
+              <w:t>、希腊字母、西里尔字母），有一个「</w:t>
+            </w:r>
+            <w:r>
+              <w:rPr/>
+              <w:t>°</w:t>
+            </w:r>
+            <w:r>
+              <w:rPr/>
+              <w:t>」算成半角就正好够再折一次行</w:t>
+            </w:r>
+          </w:p>
+        </w:tc>
+        <w:tc>
+          <w:tcPr>
+            <w:tcW w:w="1153" w:type="dxa"/>
+            <w:tcBorders/>
+            <w:vAlign w:val="center"/>
+          </w:tcPr>
+          <w:p>
+            <w:pPr>
+              <w:pStyle w:val="TableContents"/>
+              <w:bidi w:val="0"/>
+              <w:spacing w:before="0" w:after="283"/>
+              <w:rPr/>
+            </w:pPr>
+            <w:r>
+              <w:rPr/>
+              <w:t>字体度量</w:t>
+            </w:r>
+          </w:p>
+        </w:tc>
+      </w:tr>
+      <w:tr>
+        <w:trPr/>
+        <w:tc>
+          <w:tcPr>
+            <w:tcW w:w="1719" w:type="dxa"/>
+            <w:tcBorders/>
+            <w:vAlign w:val="center"/>
+          </w:tcPr>
+          <w:p>
+            <w:pPr>
+              <w:pStyle w:val="TableContents"/>
+              <w:bidi w:val="0"/>
+              <w:spacing w:before="0" w:after="283"/>
+              <w:rPr/>
+            </w:pPr>
+            <w:r>
+              <w:rPr/>
+              <w:t>说话时偶有爆音</w:t>
+            </w:r>
+          </w:p>
+        </w:tc>
+        <w:tc>
+          <w:tcPr>
+            <w:tcW w:w="7100" w:type="dxa"/>
+            <w:tcBorders/>
+            <w:vAlign w:val="center"/>
+          </w:tcPr>
+          <w:p>
+            <w:pPr>
+              <w:pStyle w:val="TableContents"/>
+              <w:bidi w:val="0"/>
+              <w:spacing w:before="0" w:after="283"/>
+              <w:rPr/>
+            </w:pPr>
+            <w:r>
+              <w:rPr/>
+              <w:t xml:space="preserve">屏走的 </w:t>
+            </w:r>
+            <w:r>
+              <w:rPr/>
+              <w:t xml:space="preserve">SPI1 </w:t>
+            </w:r>
+            <w:r>
+              <w:rPr/>
+              <w:t>和音频采集</w:t>
+            </w:r>
+            <w:r>
+              <w:rPr/>
+              <w:t>/</w:t>
+            </w:r>
+            <w:r>
+              <w:rPr/>
+              <w:t xml:space="preserve">播放共用 </w:t>
+            </w:r>
+            <w:r>
+              <w:rPr/>
+              <w:t xml:space="preserve">DMA </w:t>
+            </w:r>
+            <w:r>
+              <w:rPr/>
+              <w:t>通道，动画帧率一高就抢</w:t>
+            </w:r>
+          </w:p>
+        </w:tc>
+        <w:tc>
+          <w:tcPr>
+            <w:tcW w:w="1153" w:type="dxa"/>
+            <w:tcBorders/>
+            <w:vAlign w:val="center"/>
+          </w:tcPr>
+          <w:p>
+            <w:pPr>
+              <w:pStyle w:val="TableContents"/>
+              <w:bidi w:val="0"/>
+              <w:spacing w:before="0" w:after="283"/>
+              <w:rPr/>
+            </w:pPr>
+            <w:r>
+              <w:rPr/>
+              <w:t>硬件</w:t>
+            </w:r>
+          </w:p>
+        </w:tc>
+      </w:tr>
+      <w:tr>
+        <w:trPr/>
+        <w:tc>
+          <w:tcPr>
+            <w:tcW w:w="1719" w:type="dxa"/>
+            <w:tcBorders/>
+            <w:vAlign w:val="center"/>
+          </w:tcPr>
+          <w:p>
+            <w:pPr>
+              <w:pStyle w:val="TableContents"/>
+              <w:bidi w:val="0"/>
+              <w:spacing w:before="0" w:after="283"/>
+              <w:rPr/>
+            </w:pPr>
+            <w:r>
+              <w:rPr/>
+              <w:t>正文两行装不下，后面的内容够不着</w:t>
+            </w:r>
+          </w:p>
+        </w:tc>
+        <w:tc>
+          <w:tcPr>
+            <w:tcW w:w="7100" w:type="dxa"/>
+            <w:tcBorders/>
+            <w:vAlign w:val="center"/>
+          </w:tcPr>
+          <w:p>
+            <w:pPr>
+              <w:pStyle w:val="TableContents"/>
+              <w:bidi w:val="0"/>
+              <w:spacing w:before="0" w:after="283"/>
+              <w:rPr/>
+            </w:pPr>
+            <w:r>
+              <w:rPr/>
+              <w:t xml:space="preserve">提示词要求模型答 </w:t>
+            </w:r>
+            <w:r>
+              <w:rPr/>
+              <w:t xml:space="preserve">100 </w:t>
+            </w:r>
+            <w:r>
+              <w:rPr/>
+              <w:t xml:space="preserve">字，两行 </w:t>
+            </w:r>
+            <w:r>
+              <w:rPr/>
+              <w:t xml:space="preserve">33 </w:t>
+            </w:r>
+            <w:r>
+              <w:rPr/>
+              <w:t xml:space="preserve">格只有 </w:t>
+            </w:r>
+            <w:r>
+              <w:rPr/>
+              <w:t xml:space="preserve">66 </w:t>
+            </w:r>
+            <w:r>
+              <w:rPr/>
+              <w:t>格——</w:t>
+            </w:r>
+            <w:r>
+              <w:rPr>
+                <w:rStyle w:val="StrongEmphasis"/>
+              </w:rPr>
+              <w:t>上限是屏幕给的，不是模型给的</w:t>
+            </w:r>
+            <w:r>
+              <w:rPr/>
+              <w:t>。解法是把上面那条</w:t>
+            </w:r>
+            <w:r>
+              <w:rPr/>
+              <w:t>"</w:t>
+            </w:r>
+            <w:r>
+              <w:rPr/>
+              <w:t>标签会裁掉自己的溢出</w:t>
+            </w:r>
+            <w:r>
+              <w:rPr/>
+              <w:t>"</w:t>
+            </w:r>
+            <w:r>
+              <w:rPr/>
+              <w:t>反过来用：标签比窗口高、放进一个正好两行高的对象里，定时往上移，同一套裁切就从限制变成了滚动的窗口</w:t>
+            </w:r>
+          </w:p>
+        </w:tc>
+        <w:tc>
+          <w:tcPr>
+            <w:tcW w:w="1153" w:type="dxa"/>
+            <w:tcBorders/>
+            <w:vAlign w:val="center"/>
+          </w:tcPr>
+          <w:p>
+            <w:pPr>
+              <w:pStyle w:val="TableContents"/>
+              <w:bidi w:val="0"/>
+              <w:spacing w:before="0" w:after="283"/>
+              <w:rPr/>
+            </w:pPr>
+            <w:r>
+              <w:rPr/>
+              <w:t>应用逻辑</w:t>
             </w:r>
           </w:p>
         </w:tc>
       </w:tr>
     </w:tbl>
+    <w:p>
+      <w:pPr>
+        <w:pStyle w:val="TextBody"/>
+        <w:bidi w:val="0"/>
+        <w:spacing w:before="0" w:after="283"/>
+        <w:jc w:val="both"/>
+        <w:rPr/>
+      </w:pPr>
+      <w:r>
+        <w:rPr/>
+        <w:t>后面这几条是这个作品的两块新界面带来的：前几条是重做界面时</w:t>
+      </w:r>
+      <w:r>
+        <w:rPr>
+          <w:rStyle w:val="StrongEmphasis"/>
+        </w:rPr>
+        <w:t>踩进去</w:t>
+      </w:r>
+      <w:r>
+        <w:rPr/>
+        <w:t>的，共同点是</w:t>
+      </w:r>
+      <w:r>
+        <w:rPr>
+          <w:rStyle w:val="StrongEmphasis"/>
+        </w:rPr>
+        <w:t>从代码 上完全看不出来</w:t>
+      </w:r>
+      <w:r>
+        <w:rPr/>
+        <w:t xml:space="preserve">——要把 </w:t>
+      </w:r>
+      <w:r>
+        <w:rPr/>
+        <w:t xml:space="preserve">LVGL </w:t>
+      </w:r>
+      <w:r>
+        <w:rPr/>
+        <w:t>的源码读到绘制层，或者把字体文件解析出来量一遍，才知道真正 的原因在哪；倒数第二条（</w:t>
+      </w:r>
+      <w:r>
+        <w:rPr/>
+        <w:t xml:space="preserve">SPI </w:t>
+      </w:r>
+      <w:r>
+        <w:rPr/>
+        <w:t xml:space="preserve">和音频抢 </w:t>
+      </w:r>
+      <w:r>
+        <w:rPr/>
+        <w:t>DMA</w:t>
+      </w:r>
+      <w:r>
+        <w:rPr/>
+        <w:t>）不是撞上的，是</w:t>
+      </w:r>
+      <w:r>
+        <w:rPr>
+          <w:rStyle w:val="StrongEmphasis"/>
+        </w:rPr>
+        <w:t>在驱动源码的注释里先读到、 再主动绕开</w:t>
+      </w:r>
+      <w:r>
+        <w:rPr/>
+        <w:t>的，它决定了整套动画的帧率预算怎么分；最后一条是把同一个裁切机制反过来用 ——先当成坑踩了一次，再当成工具用了一次。</w:t>
+      </w:r>
+    </w:p>
     <w:p>
       <w:pPr>
         <w:pStyle w:val="TextBody"/>
@@ -3137,7 +6764,15 @@
     <w:p>
       <w:pPr>
         <w:pStyle w:val="Heading2"/>
-        <w:bidi w:val="0"/>
+        <w:numPr>
+          <w:ilvl w:val="0"/>
+          <w:numId w:val="0"/>
+        </w:numPr>
+        <w:pBdr>
+          <w:left w:val="single" w:sz="32" w:space="8" w:color="2C5F8A"/>
+        </w:pBdr>
+        <w:bidi w:val="0"/>
+        <w:spacing w:before="440" w:after="160"/>
         <w:jc w:val="left"/>
         <w:rPr/>
       </w:pPr>
@@ -3210,19 +6845,40 @@
       </w:r>
       <w:r>
         <w:rPr/>
-        <w:t xml:space="preserve">12 </w:t>
-      </w:r>
-      <w:r>
-        <w:rPr/>
-        <w:t>日，</w:t>
-      </w:r>
-      <w:r>
-        <w:rPr/>
-        <w:t xml:space="preserve">25 </w:t>
-      </w:r>
-      <w:r>
-        <w:rPr/>
-        <w:t xml:space="preserve">个有产出的开发日，完整对话 记录在 </w:t>
+        <w:t xml:space="preserve">18 </w:t>
+      </w:r>
+      <w:r>
+        <w:rPr/>
+        <w:t xml:space="preserve">日，近两个月的开发周期。应用本身、 界面重做、上游那 </w:t>
+      </w:r>
+      <w:r>
+        <w:rPr/>
+        <w:t xml:space="preserve">5 </w:t>
+      </w:r>
+      <w:r>
+        <w:rPr/>
+        <w:t xml:space="preserve">个 </w:t>
+      </w:r>
+      <w:r>
+        <w:rPr/>
+        <w:t>PR</w:t>
+      </w:r>
+      <w:r>
+        <w:rPr/>
+        <w:t>、以及第四节里全部排障，都是在这个流程里做出来的。</w:t>
+      </w:r>
+    </w:p>
+    <w:p>
+      <w:pPr>
+        <w:pStyle w:val="TextBody"/>
+        <w:bidi w:val="0"/>
+        <w:spacing w:before="0" w:after="283"/>
+        <w:jc w:val="both"/>
+        <w:rPr/>
+      </w:pPr>
+      <w:r>
+        <w:rPr/>
+        <w:t xml:space="preserve">完整对话记录在 </w:t>
       </w:r>
       <w:r>
         <w:rPr>
@@ -3236,7 +6892,45 @@
       </w:r>
       <w:r>
         <w:rPr/>
-        <w:t>目录里。</w:t>
+        <w:t>目录里（</w:t>
+      </w:r>
+      <w:r>
+        <w:rPr>
+          <w:rStyle w:val="SourceText"/>
+        </w:rPr>
+        <w:t>manifest.json</w:t>
+      </w:r>
+      <w:r>
+        <w:rPr/>
+        <w:t xml:space="preserve"> </w:t>
+      </w:r>
+      <w:r>
+        <w:rPr/>
+        <w:t xml:space="preserve">记录会话清单与导出时间）。注意这份导出 是 </w:t>
+      </w:r>
+      <w:r>
+        <w:rPr>
+          <w:rStyle w:val="StrongEmphasis"/>
+        </w:rPr>
+        <w:t xml:space="preserve">09-12 </w:t>
+      </w:r>
+      <w:r>
+        <w:rPr>
+          <w:rStyle w:val="StrongEmphasis"/>
+        </w:rPr>
+        <w:t>的快照</w:t>
+      </w:r>
+      <w:r>
+        <w:rPr/>
+        <w:t>，</w:t>
+      </w:r>
+      <w:r>
+        <w:rPr/>
+        <w:t xml:space="preserve">09-13 </w:t>
+      </w:r>
+      <w:r>
+        <w:rPr/>
+        <w:t>之后的界面重做不在其中 —— 提交前需要重跑一次归集工具。</w:t>
       </w:r>
     </w:p>
     <w:p>
@@ -3271,7 +6965,7 @@
         <w:pStyle w:val="TextBody"/>
         <w:numPr>
           <w:ilvl w:val="0"/>
-          <w:numId w:val="1"/>
+          <w:numId w:val="2"/>
         </w:numPr>
         <w:tabs>
           <w:tab w:val="clear" w:pos="1134"/>
@@ -3316,7 +7010,7 @@
         <w:pStyle w:val="TextBody"/>
         <w:numPr>
           <w:ilvl w:val="0"/>
-          <w:numId w:val="1"/>
+          <w:numId w:val="2"/>
         </w:numPr>
         <w:tabs>
           <w:tab w:val="clear" w:pos="1134"/>
@@ -3343,6 +7037,8 @@
       <w:pPr>
         <w:pStyle w:val="TextBody"/>
         <w:bidi w:val="0"/>
+        <w:spacing w:before="0" w:after="283"/>
+        <w:jc w:val="both"/>
         <w:rPr/>
       </w:pPr>
       <w:r>
@@ -3392,7 +7088,7 @@
     </w:p>
     <w:tbl>
       <w:tblPr>
-        <w:tblW w:w="11339" w:type="dxa"/>
+        <w:tblW w:w="9972" w:type="dxa"/>
         <w:jc w:val="left"/>
         <w:tblInd w:w="0" w:type="dxa"/>
         <w:tblLayout w:type="fixed"/>
@@ -3405,7 +7101,7 @@
       </w:tblPr>
       <w:tblGrid>
         <w:gridCol w:w="2191"/>
-        <w:gridCol w:w="9148"/>
+        <w:gridCol w:w="7781"/>
       </w:tblGrid>
       <w:tr>
         <w:trPr>
@@ -3421,7 +7117,6 @@
             <w:pPr>
               <w:pStyle w:val="TableHeading"/>
               <w:suppressLineNumbers/>
-              <w:shd w:fill="2C5F8A" w:val="clear"/>
               <w:bidi w:val="0"/>
               <w:spacing w:before="0" w:after="283"/>
               <w:jc w:val="left"/>
@@ -3435,7 +7130,7 @@
         </w:tc>
         <w:tc>
           <w:tcPr>
-            <w:tcW w:w="9148" w:type="dxa"/>
+            <w:tcW w:w="7781" w:type="dxa"/>
             <w:tcBorders/>
             <w:vAlign w:val="center"/>
           </w:tcPr>
@@ -3443,7 +7138,6 @@
             <w:pPr>
               <w:pStyle w:val="TableHeading"/>
               <w:suppressLineNumbers/>
-              <w:shd w:fill="2C5F8A" w:val="clear"/>
               <w:bidi w:val="0"/>
               <w:spacing w:before="0" w:after="283"/>
               <w:jc w:val="left"/>
@@ -3481,7 +7175,7 @@
         </w:tc>
         <w:tc>
           <w:tcPr>
-            <w:tcW w:w="9148" w:type="dxa"/>
+            <w:tcW w:w="7781" w:type="dxa"/>
             <w:tcBorders/>
             <w:vAlign w:val="center"/>
           </w:tcPr>
@@ -3574,7 +7268,7 @@
         </w:tc>
         <w:tc>
           <w:tcPr>
-            <w:tcW w:w="9148" w:type="dxa"/>
+            <w:tcW w:w="7781" w:type="dxa"/>
             <w:tcBorders/>
             <w:vAlign w:val="center"/>
           </w:tcPr>
@@ -3653,7 +7347,7 @@
         </w:tc>
         <w:tc>
           <w:tcPr>
-            <w:tcW w:w="9148" w:type="dxa"/>
+            <w:tcW w:w="7781" w:type="dxa"/>
             <w:tcBorders/>
             <w:vAlign w:val="center"/>
           </w:tcPr>
@@ -3712,7 +7406,7 @@
         </w:tc>
         <w:tc>
           <w:tcPr>
-            <w:tcW w:w="9148" w:type="dxa"/>
+            <w:tcW w:w="7781" w:type="dxa"/>
             <w:tcBorders/>
             <w:vAlign w:val="center"/>
           </w:tcPr>
@@ -3838,7 +7532,15 @@
     <w:p>
       <w:pPr>
         <w:pStyle w:val="Heading2"/>
-        <w:bidi w:val="0"/>
+        <w:numPr>
+          <w:ilvl w:val="0"/>
+          <w:numId w:val="0"/>
+        </w:numPr>
+        <w:pBdr>
+          <w:left w:val="single" w:sz="32" w:space="8" w:color="2C5F8A"/>
+        </w:pBdr>
+        <w:bidi w:val="0"/>
+        <w:spacing w:before="440" w:after="160"/>
         <w:jc w:val="left"/>
         <w:rPr/>
       </w:pPr>
@@ -3865,7 +7567,7 @@
         <w:pStyle w:val="TextBody"/>
         <w:numPr>
           <w:ilvl w:val="0"/>
-          <w:numId w:val="2"/>
+          <w:numId w:val="3"/>
         </w:numPr>
         <w:tabs>
           <w:tab w:val="clear" w:pos="1134"/>
@@ -3916,7 +7618,7 @@
         <w:pStyle w:val="TextBody"/>
         <w:numPr>
           <w:ilvl w:val="0"/>
-          <w:numId w:val="2"/>
+          <w:numId w:val="3"/>
         </w:numPr>
         <w:tabs>
           <w:tab w:val="clear" w:pos="1134"/>
@@ -3989,7 +7691,7 @@
         <w:pStyle w:val="TextBody"/>
         <w:numPr>
           <w:ilvl w:val="0"/>
-          <w:numId w:val="2"/>
+          <w:numId w:val="3"/>
         </w:numPr>
         <w:tabs>
           <w:tab w:val="clear" w:pos="1134"/>
@@ -4082,7 +7784,7 @@
         <w:pStyle w:val="TextBody"/>
         <w:numPr>
           <w:ilvl w:val="0"/>
-          <w:numId w:val="2"/>
+          <w:numId w:val="3"/>
         </w:numPr>
         <w:tabs>
           <w:tab w:val="clear" w:pos="1134"/>
@@ -4097,285 +7799,19 @@
         <w:rPr>
           <w:rStyle w:val="StrongEmphasis"/>
         </w:rPr>
-        <w:t>预编译固件的验证程度。</w:t>
-      </w:r>
-      <w:r>
-        <w:rPr/>
-        <w:t xml:space="preserve"> 当前交付的 </w:t>
-      </w:r>
-      <w:r>
-        <w:rPr/>
-        <w:t xml:space="preserve">v2.56 </w:t>
-      </w:r>
-      <w:r>
-        <w:rPr/>
-        <w:t>修掉了两个</w:t>
-      </w:r>
-      <w:r>
-        <w:rPr>
-          <w:rStyle w:val="StrongEmphasis"/>
-        </w:rPr>
-        <w:t>从真机串口日志里定位出来</w:t>
-      </w:r>
-      <w:r>
-        <w:rPr/>
-        <w:t xml:space="preserve"> 的问题（</w:t>
-      </w:r>
-      <w:r>
-        <w:rPr>
-          <w:rStyle w:val="SourceText"/>
-        </w:rPr>
-        <w:t>/dev/lcd0</w:t>
-      </w:r>
-      <w:r>
-        <w:rPr/>
-        <w:t xml:space="preserve"> </w:t>
-      </w:r>
-      <w:r>
-        <w:rPr/>
-        <w:t xml:space="preserve">未注册导致白屏、系统时钟停在 </w:t>
-      </w:r>
-      <w:r>
-        <w:rPr/>
-        <w:t xml:space="preserve">1970 </w:t>
-      </w:r>
-      <w:r>
-        <w:rPr/>
-        <w:t xml:space="preserve">导致 </w:t>
-      </w:r>
-      <w:r>
-        <w:rPr/>
-        <w:t xml:space="preserve">HTTPS </w:t>
-      </w:r>
-      <w:r>
-        <w:rPr/>
-        <w:t xml:space="preserve">全部失败，见第四节）。 时钟这一条的具体修法是让 </w:t>
-      </w:r>
-      <w:r>
-        <w:rPr/>
-        <w:t xml:space="preserve">kid_buddy </w:t>
-      </w:r>
-      <w:r>
-        <w:rPr/>
-        <w:t xml:space="preserve">启动时自己调 </w:t>
-      </w:r>
-      <w:r>
-        <w:rPr>
-          <w:rStyle w:val="SourceText"/>
-        </w:rPr>
-        <w:t>clock_settime</w:t>
-      </w:r>
-      <w:r>
-        <w:rPr/>
-        <w:t>（</w:t>
-      </w:r>
-      <w:r>
-        <w:rPr/>
-        <w:t xml:space="preserve">NuttX </w:t>
-      </w:r>
-      <w:r>
-        <w:rPr/>
-        <w:t xml:space="preserve">的 </w:t>
-      </w:r>
-      <w:r>
-        <w:rPr>
-          <w:rStyle w:val="SourceText"/>
-        </w:rPr>
-        <w:t>date -s</w:t>
-      </w:r>
-      <w:r>
-        <w:rPr/>
-        <w:t xml:space="preserve"> </w:t>
-      </w:r>
-      <w:r>
-        <w:rPr/>
-        <w:t>底下就是这个调用），并且只在时钟明显没设过的时候才写，</w:t>
-      </w:r>
-      <w:r>
-        <w:rPr>
-          <w:rStyle w:val="StrongEmphasis"/>
-        </w:rPr>
-        <w:t>这样从源码编出来的 固件也覆盖得到</w:t>
-      </w:r>
-      <w:r>
-        <w:rPr/>
-        <w:t xml:space="preserve">——原先这一步写在 </w:t>
-      </w:r>
-      <w:r>
-        <w:rPr/>
-        <w:t xml:space="preserve">vendor </w:t>
-      </w:r>
-      <w:r>
-        <w:rPr/>
-        <w:t xml:space="preserve">的 </w:t>
-      </w:r>
-      <w:r>
-        <w:rPr>
-          <w:rStyle w:val="SourceText"/>
-        </w:rPr>
-        <w:t>rcS.nsh</w:t>
-      </w:r>
-      <w:r>
-        <w:rPr/>
-        <w:t xml:space="preserve"> </w:t>
-      </w:r>
-      <w:r>
-        <w:rPr/>
-        <w:t xml:space="preserve">里，只有本仓这份预编译镜像才带。 </w:t>
-      </w:r>
-      <w:r>
-        <w:rPr>
-          <w:rStyle w:val="StrongEmphasis"/>
-        </w:rPr>
-        <w:t>白屏一项已在真机上复烧确认修复</w:t>
-      </w:r>
-      <w:r>
-        <w:rPr/>
-        <w:t>（</w:t>
-      </w:r>
-      <w:r>
-        <w:rPr/>
-        <w:t xml:space="preserve">v2.55 </w:t>
-      </w:r>
-      <w:r>
-        <w:rPr/>
-        <w:t>上板：图形界面正常显示、版本号对得上）。 镜像还做过构造校验：</w:t>
-      </w:r>
-      <w:r>
-        <w:rPr>
-          <w:rStyle w:val="SourceText"/>
-        </w:rPr>
-        <w:t>nsh.fex</w:t>
-      </w:r>
-      <w:r>
-        <w:rPr/>
-        <w:t xml:space="preserve"> </w:t>
-      </w:r>
-      <w:r>
-        <w:rPr/>
-        <w:t xml:space="preserve">与 </w:t>
-      </w:r>
-      <w:r>
-        <w:rPr>
-          <w:rStyle w:val="SourceText"/>
-        </w:rPr>
-        <w:t>vela.bin</w:t>
-      </w:r>
-      <w:r>
-        <w:rPr/>
-        <w:t xml:space="preserve"> </w:t>
-      </w:r>
-      <w:r>
-        <w:rPr/>
-        <w:t xml:space="preserve">同为 </w:t>
-      </w:r>
-      <w:r>
-        <w:rPr/>
-        <w:t xml:space="preserve">5828112 </w:t>
-      </w:r>
-      <w:r>
-        <w:rPr/>
-        <w:t xml:space="preserve">字节且逐字节一致；版本号 </w:t>
-      </w:r>
-      <w:r>
-        <w:rPr>
-          <w:rStyle w:val="SourceText"/>
-        </w:rPr>
-        <w:t>v2.56</w:t>
-      </w:r>
-      <w:r>
-        <w:rPr/>
-        <w:t>、内建程序名、以及新增的时钟种子代码在镜像里都查得到；</w:t>
-      </w:r>
-      <w:r>
-        <w:rPr>
-          <w:rStyle w:val="StrongEmphasis"/>
-        </w:rPr>
-        <w:t xml:space="preserve">内嵌的那份启动脚本里 已经不再有 </w:t>
-      </w:r>
-      <w:r>
-        <w:rPr>
-          <w:rStyle w:val="SourceText"/>
-        </w:rPr>
-        <w:t>date -s</w:t>
-      </w:r>
-      <w:r>
-        <w:rPr/>
-        <w:t>；直接搜镜像二进制，新唤醒词的几种写法都在、</w:t>
-      </w:r>
-      <w:r>
-        <w:rPr>
-          <w:rStyle w:val="StrongEmphasis"/>
-        </w:rPr>
-        <w:t>旧唤醒词「小伙伴」 完全不出现</w:t>
-      </w:r>
-      <w:r>
-        <w:rPr/>
-        <w:t xml:space="preserve">。但 </w:t>
-      </w:r>
-      <w:r>
-        <w:rPr/>
-        <w:t xml:space="preserve">v2.56 </w:t>
-      </w:r>
-      <w:r>
-        <w:rPr/>
-        <w:t xml:space="preserve">相对 </w:t>
-      </w:r>
-      <w:r>
-        <w:rPr/>
-        <w:t xml:space="preserve">v2.55 </w:t>
-      </w:r>
-      <w:r>
-        <w:rPr/>
-        <w:t>只多改了时钟这一处，</w:t>
-      </w:r>
-      <w:r>
-        <w:rPr>
-          <w:rStyle w:val="StrongEmphasis"/>
-        </w:rPr>
-        <w:t>尚未上板复测</w:t>
-      </w:r>
-      <w:r>
-        <w:rPr/>
-        <w:t xml:space="preserve">； </w:t>
-      </w:r>
-      <w:r>
-        <w:rPr>
-          <w:rStyle w:val="StrongEmphasis"/>
-        </w:rPr>
-        <w:t xml:space="preserve">语音链路（唤醒 → </w:t>
-      </w:r>
-      <w:r>
-        <w:rPr>
-          <w:rStyle w:val="StrongEmphasis"/>
-        </w:rPr>
-        <w:t>ASR → LLM → TTS</w:t>
-      </w:r>
-      <w:r>
-        <w:rPr>
-          <w:rStyle w:val="StrongEmphasis"/>
-        </w:rPr>
-        <w:t>）也没有在这一版上重新实测</w:t>
-      </w:r>
-      <w:r>
-        <w:rPr/>
-        <w:t xml:space="preserve">——唤醒词的匹配写法 只做过离线单测，没有对着真实 </w:t>
-      </w:r>
-      <w:r>
-        <w:rPr/>
-        <w:t xml:space="preserve">ASR </w:t>
-      </w:r>
-      <w:r>
-        <w:rPr/>
-        <w:t>输出校准过。开发过程中的各功能版本（</w:t>
-      </w:r>
-      <w:r>
-        <w:rPr/>
-        <w:t xml:space="preserve">v2.53 </w:t>
-      </w:r>
-      <w:r>
-        <w:rPr/>
-        <w:t xml:space="preserve">及以前） 都是在真机上验证过的。 </w:t>
+        <w:t>预编译固件的验证程度较低。</w:t>
+      </w:r>
+      <w:r>
+        <w:rPr/>
+        <w:t xml:space="preserve"> 这条单独放在下面 </w:t>
+      </w:r>
+      <w:r>
+        <w:rPr/>
+        <w:t xml:space="preserve">6.1 </w:t>
+      </w:r>
+      <w:r>
+        <w:rPr/>
+        <w:t xml:space="preserve">说清楚。 </w:t>
       </w:r>
     </w:p>
     <w:p>
@@ -4383,7 +7819,7 @@
         <w:pStyle w:val="TextBody"/>
         <w:numPr>
           <w:ilvl w:val="0"/>
-          <w:numId w:val="2"/>
+          <w:numId w:val="3"/>
         </w:numPr>
         <w:tabs>
           <w:tab w:val="clear" w:pos="1134"/>
@@ -4408,8 +7844,337 @@
     </w:p>
     <w:p>
       <w:pPr>
+        <w:pStyle w:val="Heading3"/>
+        <w:numPr>
+          <w:ilvl w:val="0"/>
+          <w:numId w:val="0"/>
+        </w:numPr>
+        <w:bidi w:val="0"/>
+        <w:spacing w:before="280" w:after="100"/>
+        <w:jc w:val="left"/>
+        <w:rPr/>
+      </w:pPr>
+      <w:r>
+        <w:rPr/>
+        <w:t xml:space="preserve">6.1 </w:t>
+      </w:r>
+      <w:r>
+        <w:rPr/>
+        <w:t>交付镜像的验证程度</w:t>
+      </w:r>
+    </w:p>
+    <w:p>
+      <w:pPr>
+        <w:pStyle w:val="TextBody"/>
+        <w:bidi w:val="0"/>
+        <w:spacing w:before="0" w:after="283"/>
+        <w:jc w:val="both"/>
+        <w:rPr/>
+      </w:pPr>
+      <w:r>
+        <w:rPr>
+          <w:rStyle w:val="StrongEmphasis"/>
+        </w:rPr>
+        <w:t>上板验证过的</w:t>
+      </w:r>
+      <w:r>
+        <w:rPr/>
+        <w:t>：</w:t>
+      </w:r>
+      <w:r>
+        <w:rPr>
+          <w:rStyle w:val="StrongEmphasis"/>
+        </w:rPr>
+        <w:t>v2.67</w:t>
+      </w:r>
+      <w:r>
+        <w:rPr/>
+        <w:t>（交付的那一份，</w:t>
+      </w:r>
+      <w:r>
+        <w:rPr/>
+        <w:t xml:space="preserve">2026-09-19 </w:t>
+      </w:r>
+      <w:r>
+        <w:rPr/>
+        <w:t xml:space="preserve">逐条跑完）。脸谱界面——脸、 字幕板、书签带、六个表情、全部道具、触摸、以及断网时「难过 </w:t>
+      </w:r>
+      <w:r>
+        <w:rPr/>
+        <w:t xml:space="preserve">+ </w:t>
+      </w:r>
+      <w:r>
+        <w:rPr/>
+        <w:t>中文安抚语」这条失败 路径——连同这一版新增的</w:t>
+      </w:r>
+      <w:r>
+        <w:rPr>
+          <w:rStyle w:val="StrongEmphasis"/>
+        </w:rPr>
+        <w:t>字幕滚动</w:t>
+      </w:r>
+      <w:r>
+        <w:rPr/>
+        <w:t xml:space="preserve">（正文标签允许长到 </w:t>
+      </w:r>
+      <w:r>
+        <w:rPr/>
+        <w:t xml:space="preserve">8 </w:t>
+      </w:r>
+      <w:r>
+        <w:rPr/>
+        <w:t xml:space="preserve">行，前面开一个两行高的窗口， 每 </w:t>
+      </w:r>
+      <w:r>
+        <w:rPr/>
+        <w:t xml:space="preserve">2.5 </w:t>
+      </w:r>
+      <w:r>
+        <w:rPr/>
+        <w:t>秒上行一行、到底回到开头）一起在真机上点亮并逐条跑过，同批的回归项 （唤醒、追问窗口、提醒到点、故事模式分叉、</w:t>
+      </w:r>
+      <w:r>
+        <w:rPr/>
+        <w:t xml:space="preserve">MQTT </w:t>
+      </w:r>
+      <w:r>
+        <w:rPr/>
+        <w:t>上报）也一起过了。再往前，</w:t>
+      </w:r>
+      <w:r>
+        <w:rPr/>
+        <w:t xml:space="preserve">v2.55 </w:t>
+      </w:r>
+      <w:r>
+        <w:rPr/>
+        <w:t>上板复烧确认了白屏修复（</w:t>
+      </w:r>
+      <w:r>
+        <w:rPr>
+          <w:rStyle w:val="SourceText"/>
+        </w:rPr>
+        <w:t>/dev/lcd0</w:t>
+      </w:r>
+      <w:r>
+        <w:rPr/>
+        <w:t xml:space="preserve"> </w:t>
+      </w:r>
+      <w:r>
+        <w:rPr/>
+        <w:t xml:space="preserve">未注册，见第四节），截至 </w:t>
+      </w:r>
+      <w:r>
+        <w:rPr/>
+        <w:t xml:space="preserve">v2.53 </w:t>
+      </w:r>
+      <w:r>
+        <w:rPr/>
+        <w:t>的各功能版本 （唤醒、</w:t>
+      </w:r>
+      <w:r>
+        <w:rPr/>
+        <w:t>ASR/LLM/TTS</w:t>
+      </w:r>
+      <w:r>
+        <w:rPr/>
+        <w:t>、提醒、</w:t>
+      </w:r>
+      <w:r>
+        <w:rPr/>
+        <w:t xml:space="preserve">RPG </w:t>
+      </w:r>
+      <w:r>
+        <w:rPr/>
+        <w:t>会话隔离、</w:t>
+      </w:r>
+      <w:r>
+        <w:rPr/>
+        <w:t xml:space="preserve">MQTT </w:t>
+      </w:r>
+      <w:r>
+        <w:rPr/>
+        <w:t xml:space="preserve">上报）都在真机上跑过， </w:t>
+      </w:r>
+      <w:r>
+        <w:rPr/>
+        <w:t xml:space="preserve">MQTT + </w:t>
+      </w:r>
+      <w:r>
+        <w:rPr/>
+        <w:t xml:space="preserve">角色扮演回路是 </w:t>
+      </w:r>
+      <w:r>
+        <w:rPr/>
+        <w:t xml:space="preserve">2026-09-09 </w:t>
+      </w:r>
+      <w:r>
+        <w:rPr/>
+        <w:t>上板验证通过的。</w:t>
+      </w:r>
+    </w:p>
+    <w:p>
+      <w:pPr>
+        <w:pStyle w:val="TextBody"/>
+        <w:bidi w:val="0"/>
+        <w:spacing w:before="0" w:after="283"/>
+        <w:jc w:val="both"/>
+        <w:rPr/>
+      </w:pPr>
+      <w:r>
+        <w:rPr>
+          <w:rStyle w:val="StrongEmphasis"/>
+        </w:rPr>
+        <w:t>还留着一个没大规模校准的地方</w:t>
+      </w:r>
+      <w:r>
+        <w:rPr/>
+        <w:t xml:space="preserve">：唤醒词的匹配写法只做过离线单测，没有对着真实 </w:t>
+      </w:r>
+      <w:r>
+        <w:rPr/>
+        <w:t xml:space="preserve">ASR </w:t>
+      </w:r>
+      <w:r>
+        <w:rPr/>
+        <w:t xml:space="preserve">输出成规模地校准过——喊不醒的时候，日志里 </w:t>
+      </w:r>
+      <w:r>
+        <w:rPr>
+          <w:rStyle w:val="SourceText"/>
+        </w:rPr>
+        <w:t>wake: heard "..."</w:t>
+      </w:r>
+      <w:r>
+        <w:rPr/>
+        <w:t xml:space="preserve"> </w:t>
+      </w:r>
+      <w:r>
+        <w:rPr/>
+        <w:t>会打出原始转写，照着 往里加一条音译即可。</w:t>
+      </w:r>
+    </w:p>
+    <w:p>
+      <w:pPr>
+        <w:pStyle w:val="TextBody"/>
+        <w:bidi w:val="0"/>
+        <w:spacing w:before="0" w:after="283"/>
+        <w:jc w:val="both"/>
+        <w:rPr/>
+      </w:pPr>
+      <w:r>
+        <w:rPr>
+          <w:rStyle w:val="StrongEmphasis"/>
+        </w:rPr>
+        <w:t>镜像的构造校验</w:t>
+      </w:r>
+      <w:r>
+        <w:rPr/>
+        <w:t xml:space="preserve">（结果是确定的，作为交叉验证）：版本号字符串在镜像里只出现一次且为 </w:t>
+      </w:r>
+      <w:r>
+        <w:rPr>
+          <w:rStyle w:val="SourceText"/>
+        </w:rPr>
+        <w:t>v2.67</w:t>
+      </w:r>
+      <w:r>
+        <w:rPr/>
+        <w:t>；</w:t>
+      </w:r>
+      <w:r>
+        <w:rPr>
+          <w:rStyle w:val="SourceText"/>
+        </w:rPr>
+        <w:t>date -s</w:t>
+      </w:r>
+      <w:r>
+        <w:rPr/>
+        <w:t xml:space="preserve"> </w:t>
+      </w:r>
+      <w:r>
+        <w:rPr/>
+        <w:t>一次都不出现（时钟自愈已挪进应用，见第四节）；唤醒词 「你好</w:t>
+      </w:r>
+      <w:r>
+        <w:rPr/>
+        <w:t xml:space="preserve">openvela / </w:t>
+      </w:r>
+      <w:r>
+        <w:rPr/>
+        <w:t xml:space="preserve">欧本维拉」都在，且唤醒别名表里没有旧唤醒词；内建程序名 </w:t>
+      </w:r>
+      <w:r>
+        <w:rPr>
+          <w:rStyle w:val="SourceText"/>
+        </w:rPr>
+        <w:t>kid_buddy</w:t>
+      </w:r>
+      <w:r>
+        <w:rPr/>
+        <w:t>、 以及脸谱开机日志格式串（</w:t>
+      </w:r>
+      <w:r>
+        <w:rPr>
+          <w:rStyle w:val="SourceText"/>
+        </w:rPr>
+        <w:t>face UI %s on %dx%d</w:t>
+      </w:r>
+      <w:r>
+        <w:rPr/>
+        <w:t>）都能在二进制里查到；</w:t>
+      </w:r>
+      <w:r>
+        <w:rPr>
+          <w:rStyle w:val="SourceText"/>
+        </w:rPr>
+        <w:t>.sha256</w:t>
+      </w:r>
+      <w:r>
+        <w:rPr/>
+        <w:t xml:space="preserve"> </w:t>
+      </w:r>
+      <w:r>
+        <w:rPr/>
+        <w:t>与镜像一致。</w:t>
+      </w:r>
+    </w:p>
+    <w:p>
+      <w:pPr>
+        <w:pStyle w:val="TextBody"/>
+        <w:bidi w:val="0"/>
+        <w:spacing w:before="0" w:after="283"/>
+        <w:jc w:val="both"/>
+        <w:rPr/>
+      </w:pPr>
+      <w:r>
+        <w:rPr/>
+        <w:t>真要有问题，</w:t>
+      </w:r>
+      <w:r>
+        <w:rPr/>
+        <w:t xml:space="preserve">v2.60 ~ v2.66 </w:t>
+      </w:r>
+      <w:r>
+        <w:rPr/>
+        <w:t xml:space="preserve">七份历史镜像在我们本地留着（每份 </w:t>
+      </w:r>
+      <w:r>
+        <w:rPr/>
+        <w:t>27 MB</w:t>
+      </w:r>
+      <w:r>
+        <w:rPr/>
+        <w:t>，没有进仓）， 可以直接烧回去。</w:t>
+      </w:r>
+    </w:p>
+    <w:p>
+      <w:pPr>
         <w:pStyle w:val="HorizontalLine"/>
-        <w:bidi w:val="0"/>
+        <w:pBdr>
+          <w:bottom w:val="double" w:sz="2" w:space="0" w:color="808080"/>
+        </w:pBdr>
+        <w:bidi w:val="0"/>
+        <w:spacing w:before="0" w:after="283"/>
         <w:jc w:val="left"/>
         <w:rPr/>
       </w:pPr>
@@ -4420,7 +8185,15 @@
     <w:p>
       <w:pPr>
         <w:pStyle w:val="Heading2"/>
-        <w:bidi w:val="0"/>
+        <w:numPr>
+          <w:ilvl w:val="0"/>
+          <w:numId w:val="0"/>
+        </w:numPr>
+        <w:pBdr>
+          <w:left w:val="single" w:sz="32" w:space="8" w:color="2C5F8A"/>
+        </w:pBdr>
+        <w:bidi w:val="0"/>
+        <w:spacing w:before="440" w:after="160"/>
         <w:jc w:val="left"/>
         <w:rPr/>
       </w:pPr>
@@ -4437,7 +8210,6 @@
           <w:left w:val="single" w:sz="6" w:space="10" w:color="D5DDE5"/>
           <w:bottom w:val="single" w:sz="6" w:space="8" w:color="D5DDE5"/>
         </w:pBdr>
-        <w:shd w:fill="F6F8FA" w:val="clear"/>
         <w:bidi w:val="0"/>
         <w:spacing w:lineRule="auto" w:line="348" w:before="0" w:after="0"/>
         <w:jc w:val="left"/>
@@ -4459,7 +8231,7 @@
         <w:rPr>
           <w:rStyle w:val="SourceText"/>
         </w:rPr>
-        <w:t xml:space="preserve">1900+ </w:t>
+        <w:t xml:space="preserve">4200+ </w:t>
       </w:r>
       <w:r>
         <w:rPr>
@@ -4477,7 +8249,7 @@
         <w:rPr>
           <w:rStyle w:val="SourceText"/>
         </w:rPr>
-        <w:t>个技能文件</w:t>
+        <w:t>份角色人设设计稿</w:t>
       </w:r>
     </w:p>
     <w:p>
@@ -4488,7 +8260,6 @@
           <w:left w:val="single" w:sz="6" w:space="10" w:color="D5DDE5"/>
           <w:bottom w:val="single" w:sz="6" w:space="8" w:color="D5DDE5"/>
         </w:pBdr>
-        <w:shd w:fill="F6F8FA" w:val="clear"/>
         <w:bidi w:val="0"/>
         <w:spacing w:lineRule="auto" w:line="348" w:before="0" w:after="0"/>
         <w:jc w:val="left"/>
@@ -4527,7 +8298,6 @@
           <w:left w:val="single" w:sz="6" w:space="10" w:color="D5DDE5"/>
           <w:bottom w:val="single" w:sz="6" w:space="8" w:color="D5DDE5"/>
         </w:pBdr>
-        <w:shd w:fill="F6F8FA" w:val="clear"/>
         <w:bidi w:val="0"/>
         <w:spacing w:lineRule="auto" w:line="348" w:before="0" w:after="0"/>
         <w:jc w:val="left"/>
@@ -4560,7 +8330,6 @@
           <w:left w:val="single" w:sz="6" w:space="10" w:color="D5DDE5"/>
           <w:bottom w:val="single" w:sz="6" w:space="8" w:color="D5DDE5"/>
         </w:pBdr>
-        <w:shd w:fill="F6F8FA" w:val="clear"/>
         <w:bidi w:val="0"/>
         <w:spacing w:lineRule="auto" w:line="348" w:before="0" w:after="0"/>
         <w:jc w:val="left"/>
@@ -4599,7 +8368,6 @@
           <w:left w:val="single" w:sz="6" w:space="10" w:color="D5DDE5"/>
           <w:bottom w:val="single" w:sz="6" w:space="8" w:color="D5DDE5"/>
         </w:pBdr>
-        <w:shd w:fill="F6F8FA" w:val="clear"/>
         <w:bidi w:val="0"/>
         <w:spacing w:lineRule="auto" w:line="348" w:before="0" w:after="0"/>
         <w:jc w:val="left"/>
@@ -4644,7 +8412,6 @@
           <w:left w:val="single" w:sz="6" w:space="10" w:color="D5DDE5"/>
           <w:bottom w:val="single" w:sz="6" w:space="8" w:color="D5DDE5"/>
         </w:pBdr>
-        <w:shd w:fill="F6F8FA" w:val="clear"/>
         <w:bidi w:val="0"/>
         <w:spacing w:lineRule="auto" w:line="348" w:before="0" w:after="0"/>
         <w:jc w:val="left"/>
@@ -4683,7 +8450,6 @@
           <w:left w:val="single" w:sz="6" w:space="10" w:color="D5DDE5"/>
           <w:bottom w:val="single" w:sz="6" w:space="8" w:color="D5DDE5"/>
         </w:pBdr>
-        <w:shd w:fill="F6F8FA" w:val="clear"/>
         <w:bidi w:val="0"/>
         <w:spacing w:lineRule="auto" w:line="348" w:before="0" w:after="0"/>
         <w:jc w:val="left"/>
@@ -4737,7 +8503,7 @@
     </w:p>
     <w:sectPr>
       <w:type w:val="nextPage"/>
-      <w:pgSz w:w="11906" w:h="16838"/>
+      <w:pgSz w:w="12240" w:h="15840"/>
       <w:pgMar w:left="1134" w:right="1134" w:gutter="0" w:header="0" w:top="1134" w:footer="0" w:bottom="1134"/>
       <w:pgNumType w:fmt="decimal"/>
       <w:formProt w:val="false"/>
@@ -4753,6 +8519,125 @@
   <w:abstractNum w:abstractNumId="1">
     <w:lvl w:ilvl="0">
       <w:start w:val="1"/>
+      <w:numFmt w:val="none"/>
+      <w:suff w:val="nothing"/>
+      <w:lvlText w:val="%1"/>
+      <w:lvlJc w:val="left"/>
+      <w:pPr>
+        <w:tabs>
+          <w:tab w:val="num" w:pos="0"/>
+        </w:tabs>
+        <w:ind w:left="0" w:hanging="0"/>
+      </w:pPr>
+    </w:lvl>
+    <w:lvl w:ilvl="1">
+      <w:start w:val="1"/>
+      <w:numFmt w:val="none"/>
+      <w:suff w:val="nothing"/>
+      <w:lvlText w:val="%2"/>
+      <w:lvlJc w:val="left"/>
+      <w:pPr>
+        <w:tabs>
+          <w:tab w:val="num" w:pos="0"/>
+        </w:tabs>
+        <w:ind w:left="0" w:hanging="0"/>
+      </w:pPr>
+    </w:lvl>
+    <w:lvl w:ilvl="2">
+      <w:start w:val="1"/>
+      <w:numFmt w:val="none"/>
+      <w:suff w:val="nothing"/>
+      <w:lvlText w:val="%3"/>
+      <w:lvlJc w:val="left"/>
+      <w:pPr>
+        <w:tabs>
+          <w:tab w:val="num" w:pos="0"/>
+        </w:tabs>
+        <w:ind w:left="0" w:hanging="0"/>
+      </w:pPr>
+    </w:lvl>
+    <w:lvl w:ilvl="3">
+      <w:start w:val="1"/>
+      <w:numFmt w:val="none"/>
+      <w:suff w:val="nothing"/>
+      <w:lvlText w:val="%4"/>
+      <w:lvlJc w:val="left"/>
+      <w:pPr>
+        <w:tabs>
+          <w:tab w:val="num" w:pos="0"/>
+        </w:tabs>
+        <w:ind w:left="0" w:hanging="0"/>
+      </w:pPr>
+    </w:lvl>
+    <w:lvl w:ilvl="4">
+      <w:start w:val="1"/>
+      <w:numFmt w:val="none"/>
+      <w:suff w:val="nothing"/>
+      <w:lvlText w:val="%5"/>
+      <w:lvlJc w:val="left"/>
+      <w:pPr>
+        <w:tabs>
+          <w:tab w:val="num" w:pos="0"/>
+        </w:tabs>
+        <w:ind w:left="0" w:hanging="0"/>
+      </w:pPr>
+    </w:lvl>
+    <w:lvl w:ilvl="5">
+      <w:start w:val="1"/>
+      <w:numFmt w:val="none"/>
+      <w:suff w:val="nothing"/>
+      <w:lvlText w:val="%6"/>
+      <w:lvlJc w:val="left"/>
+      <w:pPr>
+        <w:tabs>
+          <w:tab w:val="num" w:pos="0"/>
+        </w:tabs>
+        <w:ind w:left="0" w:hanging="0"/>
+      </w:pPr>
+    </w:lvl>
+    <w:lvl w:ilvl="6">
+      <w:start w:val="1"/>
+      <w:numFmt w:val="none"/>
+      <w:suff w:val="nothing"/>
+      <w:lvlText w:val="%7"/>
+      <w:lvlJc w:val="left"/>
+      <w:pPr>
+        <w:tabs>
+          <w:tab w:val="num" w:pos="0"/>
+        </w:tabs>
+        <w:ind w:left="0" w:hanging="0"/>
+      </w:pPr>
+    </w:lvl>
+    <w:lvl w:ilvl="7">
+      <w:start w:val="1"/>
+      <w:numFmt w:val="none"/>
+      <w:suff w:val="nothing"/>
+      <w:lvlText w:val="%8"/>
+      <w:lvlJc w:val="left"/>
+      <w:pPr>
+        <w:tabs>
+          <w:tab w:val="num" w:pos="0"/>
+        </w:tabs>
+        <w:ind w:left="0" w:hanging="0"/>
+      </w:pPr>
+    </w:lvl>
+    <w:lvl w:ilvl="8">
+      <w:start w:val="1"/>
+      <w:numFmt w:val="none"/>
+      <w:suff w:val="nothing"/>
+      <w:lvlText w:val="%9"/>
+      <w:lvlJc w:val="left"/>
+      <w:pPr>
+        <w:tabs>
+          <w:tab w:val="num" w:pos="0"/>
+        </w:tabs>
+        <w:ind w:left="0" w:hanging="0"/>
+      </w:pPr>
+    </w:lvl>
+  </w:abstractNum>
+  <w:abstractNum w:abstractNumId="2">
+    <w:lvl w:ilvl="0">
+      <w:start w:val="1"/>
       <w:numFmt w:val="bullet"/>
       <w:lvlText w:val=""/>
       <w:lvlJc w:val="left"/>
@@ -4887,7 +8772,7 @@
       </w:rPr>
     </w:lvl>
   </w:abstractNum>
-  <w:abstractNum w:abstractNumId="2">
+  <w:abstractNum w:abstractNumId="3">
     <w:lvl w:ilvl="0">
       <w:start w:val="1"/>
       <w:numFmt w:val="decimal"/>
@@ -5004,127 +8889,6 @@
         <w:ind w:left="6381" w:hanging="283"/>
       </w:pPr>
       <w:rPr/>
-    </w:lvl>
-  </w:abstractNum>
-  <w:abstractNum w:abstractNumId="3">
-    <w:lvl w:ilvl="0">
-      <w:start w:val="1"/>
-      <w:numFmt w:val="none"/>
-      <w:suff w:val="nothing"/>
-      <w:lvlText w:val="%1"/>
-      <w:lvlJc w:val="left"/>
-      <w:pPr>
-        <w:tabs>
-          <w:tab w:val="num" w:pos="0"/>
-        </w:tabs>
-        <w:ind w:left="0" w:hanging="0"/>
-      </w:pPr>
-    </w:lvl>
-    <w:lvl w:ilvl="1">
-      <w:start w:val="1"/>
-      <w:pStyle w:val="Heading2"/>
-      <w:numFmt w:val="none"/>
-      <w:suff w:val="nothing"/>
-      <w:lvlText w:val="%2"/>
-      <w:lvlJc w:val="left"/>
-      <w:pPr>
-        <w:tabs>
-          <w:tab w:val="num" w:pos="0"/>
-        </w:tabs>
-        <w:ind w:left="0" w:hanging="0"/>
-      </w:pPr>
-    </w:lvl>
-    <w:lvl w:ilvl="2">
-      <w:start w:val="1"/>
-      <w:pStyle w:val="Heading3"/>
-      <w:numFmt w:val="none"/>
-      <w:suff w:val="nothing"/>
-      <w:lvlText w:val="%3"/>
-      <w:lvlJc w:val="left"/>
-      <w:pPr>
-        <w:tabs>
-          <w:tab w:val="num" w:pos="0"/>
-        </w:tabs>
-        <w:ind w:left="0" w:hanging="0"/>
-      </w:pPr>
-    </w:lvl>
-    <w:lvl w:ilvl="3">
-      <w:start w:val="1"/>
-      <w:numFmt w:val="none"/>
-      <w:suff w:val="nothing"/>
-      <w:lvlText w:val="%4"/>
-      <w:lvlJc w:val="left"/>
-      <w:pPr>
-        <w:tabs>
-          <w:tab w:val="num" w:pos="0"/>
-        </w:tabs>
-        <w:ind w:left="0" w:hanging="0"/>
-      </w:pPr>
-    </w:lvl>
-    <w:lvl w:ilvl="4">
-      <w:start w:val="1"/>
-      <w:numFmt w:val="none"/>
-      <w:suff w:val="nothing"/>
-      <w:lvlText w:val="%5"/>
-      <w:lvlJc w:val="left"/>
-      <w:pPr>
-        <w:tabs>
-          <w:tab w:val="num" w:pos="0"/>
-        </w:tabs>
-        <w:ind w:left="0" w:hanging="0"/>
-      </w:pPr>
-    </w:lvl>
-    <w:lvl w:ilvl="5">
-      <w:start w:val="1"/>
-      <w:numFmt w:val="none"/>
-      <w:suff w:val="nothing"/>
-      <w:lvlText w:val="%6"/>
-      <w:lvlJc w:val="left"/>
-      <w:pPr>
-        <w:tabs>
-          <w:tab w:val="num" w:pos="0"/>
-        </w:tabs>
-        <w:ind w:left="0" w:hanging="0"/>
-      </w:pPr>
-    </w:lvl>
-    <w:lvl w:ilvl="6">
-      <w:start w:val="1"/>
-      <w:numFmt w:val="none"/>
-      <w:suff w:val="nothing"/>
-      <w:lvlText w:val="%7"/>
-      <w:lvlJc w:val="left"/>
-      <w:pPr>
-        <w:tabs>
-          <w:tab w:val="num" w:pos="0"/>
-        </w:tabs>
-        <w:ind w:left="0" w:hanging="0"/>
-      </w:pPr>
-    </w:lvl>
-    <w:lvl w:ilvl="7">
-      <w:start w:val="1"/>
-      <w:numFmt w:val="none"/>
-      <w:suff w:val="nothing"/>
-      <w:lvlText w:val="%8"/>
-      <w:lvlJc w:val="left"/>
-      <w:pPr>
-        <w:tabs>
-          <w:tab w:val="num" w:pos="0"/>
-        </w:tabs>
-        <w:ind w:left="0" w:hanging="0"/>
-      </w:pPr>
-    </w:lvl>
-    <w:lvl w:ilvl="8">
-      <w:start w:val="1"/>
-      <w:numFmt w:val="none"/>
-      <w:suff w:val="nothing"/>
-      <w:lvlText w:val="%9"/>
-      <w:lvlJc w:val="left"/>
-      <w:pPr>
-        <w:tabs>
-          <w:tab w:val="num" w:pos="0"/>
-        </w:tabs>
-        <w:ind w:left="0" w:hanging="0"/>
-      </w:pPr>
     </w:lvl>
   </w:abstractNum>
   <w:num w:numId="1">
@@ -5161,6 +8925,9 @@
     <w:qFormat/>
     <w:pPr>
       <w:widowControl w:val="false"/>
+      <w:kinsoku w:val="true"/>
+      <w:overflowPunct w:val="true"/>
+      <w:autoSpaceDE w:val="true"/>
       <w:bidi w:val="0"/>
       <w:spacing w:lineRule="auto" w:line="408"/>
     </w:pPr>
@@ -5198,6 +8965,10 @@
     <w:next w:val="TextBody"/>
     <w:qFormat/>
     <w:pPr>
+      <w:numPr>
+        <w:ilvl w:val="0"/>
+        <w:numId w:val="0"/>
+      </w:numPr>
       <w:pBdr>
         <w:left w:val="single" w:sz="32" w:space="8" w:color="2C5F8A"/>
       </w:pBdr>
@@ -5219,6 +8990,10 @@
     <w:next w:val="TextBody"/>
     <w:qFormat/>
     <w:pPr>
+      <w:numPr>
+        <w:ilvl w:val="0"/>
+        <w:numId w:val="0"/>
+      </w:numPr>
       <w:spacing w:before="280" w:after="100"/>
       <w:outlineLvl w:val="2"/>
     </w:pPr>
@@ -5306,6 +9081,15 @@
       <w:sz w:val="12"/>
     </w:rPr>
   </w:style>
+  <w:style w:type="paragraph" w:styleId="TextBody">
+    <w:name w:val="Body Text"/>
+    <w:basedOn w:val="Normal"/>
+    <w:pPr>
+      <w:spacing w:before="0" w:after="283"/>
+      <w:jc w:val="both"/>
+    </w:pPr>
+    <w:rPr/>
+  </w:style>
   <w:style w:type="paragraph" w:styleId="Sender">
     <w:name w:val="Envelope Return"/>
     <w:basedOn w:val="Normal"/>
@@ -5319,6 +9103,20 @@
     <w:basedOn w:val="TextBody"/>
     <w:qFormat/>
     <w:pPr/>
+    <w:rPr/>
+  </w:style>
+  <w:style w:type="paragraph" w:styleId="HeaderandFooter">
+    <w:name w:val="Header and Footer"/>
+    <w:basedOn w:val="Normal"/>
+    <w:qFormat/>
+    <w:pPr>
+      <w:suppressLineNumbers/>
+      <w:tabs>
+        <w:tab w:val="clear" w:pos="1134"/>
+        <w:tab w:val="center" w:pos="4986" w:leader="none"/>
+        <w:tab w:val="right" w:pos="9972" w:leader="none"/>
+      </w:tabs>
+    </w:pPr>
     <w:rPr/>
   </w:style>
   <w:style w:type="paragraph" w:styleId="Footer">
@@ -5347,19 +9145,20 @@
     </w:pPr>
     <w:rPr/>
   </w:style>
-  <w:style w:type="paragraph" w:styleId="HeaderandFooter">
-    <w:name w:val="Header and Footer"/>
+  <w:style w:type="paragraph" w:styleId="Heading">
+    <w:name w:val="Heading"/>
     <w:basedOn w:val="Normal"/>
+    <w:next w:val="TextBody"/>
     <w:qFormat/>
     <w:pPr>
-      <w:suppressLineNumbers/>
-      <w:tabs>
-        <w:tab w:val="clear" w:pos="1134"/>
-        <w:tab w:val="center" w:pos="4986" w:leader="none"/>
-        <w:tab w:val="right" w:pos="9972" w:leader="none"/>
-      </w:tabs>
+      <w:keepNext w:val="true"/>
+      <w:spacing w:before="240" w:after="283"/>
     </w:pPr>
-    <w:rPr/>
+    <w:rPr>
+      <w:rFonts w:ascii="Liberation Sans" w:hAnsi="Liberation Sans"/>
+      <w:sz w:val="28"/>
+      <w:szCs w:val="28"/>
+    </w:rPr>
   </w:style>
   <w:style w:type="paragraph" w:styleId="Index">
     <w:name w:val="Index"/>
@@ -5396,30 +9195,6 @@
       <w:rFonts w:cs="Lohit Devanagari"/>
     </w:rPr>
   </w:style>
-  <w:style w:type="paragraph" w:styleId="TextBody">
-    <w:name w:val="Body Text"/>
-    <w:basedOn w:val="Normal"/>
-    <w:pPr>
-      <w:spacing w:before="0" w:after="283"/>
-      <w:jc w:val="both"/>
-    </w:pPr>
-    <w:rPr/>
-  </w:style>
-  <w:style w:type="paragraph" w:styleId="Heading">
-    <w:name w:val="Heading"/>
-    <w:basedOn w:val="Normal"/>
-    <w:next w:val="TextBody"/>
-    <w:qFormat/>
-    <w:pPr>
-      <w:keepNext w:val="true"/>
-      <w:spacing w:before="240" w:after="283"/>
-    </w:pPr>
-    <w:rPr>
-      <w:rFonts w:ascii="Liberation Sans" w:hAnsi="Liberation Sans"/>
-      <w:sz w:val="28"/>
-      <w:szCs w:val="28"/>
-    </w:rPr>
-  </w:style>
   <w:style w:type="paragraph" w:styleId="PreformattedText">
     <w:name w:val="Preformatted Text"/>
     <w:basedOn w:val="Normal"/>
@@ -5430,7 +9205,6 @@
         <w:left w:val="single" w:sz="6" w:space="10" w:color="D5DDE5"/>
         <w:bottom w:val="single" w:sz="6" w:space="8" w:color="D5DDE5"/>
       </w:pBdr>
-      <w:shd w:fill="F6F8FA" w:val="clear"/>
       <w:spacing w:lineRule="auto" w:line="348" w:before="0" w:after="0"/>
     </w:pPr>
     <w:rPr>
@@ -5447,7 +9221,6 @@
       <w:pBdr>
         <w:left w:val="single" w:sz="28" w:space="12" w:color="C9A227"/>
       </w:pBdr>
-      <w:shd w:fill="FDF8E8" w:val="clear"/>
       <w:spacing w:before="200" w:after="200"/>
       <w:ind w:left="200" w:right="200" w:hanging="0"/>
     </w:pPr>
@@ -5459,7 +9232,6 @@
     <w:qFormat/>
     <w:pPr>
       <w:suppressLineNumbers/>
-      <w:shd w:fill="2C5F8A" w:val="clear"/>
       <w:jc w:val="left"/>
     </w:pPr>
     <w:rPr>

--- a/docs/作品介绍.docx
+++ b/docs/作品介绍.docx
@@ -662,7 +662,7 @@
       </w:pPr>
       <w:r>
         <w:rPr/>
-        <w:t xml:space="preserve">另外，孩子说「我懂啦」或者「这个我不太明白」的时候，会通过 </w:t>
+        <w:t xml:space="preserve">另外，家长交代的提醒到点播报之后，孩子回一句「知道了」「好」「做完了」，会通过 </w:t>
       </w:r>
       <w:r>
         <w:rPr/>
@@ -670,7 +670,7 @@
       </w:r>
       <w:r>
         <w:rPr/>
-        <w:t>推一条确认消息到 家长端——不是监控，是让家长知道今天聊到哪儿了。</w:t>
+        <w:t>推一条回执到家长端——不是监控，是让家长知道交代的事确实传到了。</w:t>
       </w:r>
     </w:p>
     <w:p>
@@ -704,9 +704,9 @@
         </w:tblCellMar>
       </w:tblPr>
       <w:tblGrid>
-        <w:gridCol w:w="1112"/>
-        <w:gridCol w:w="2808"/>
-        <w:gridCol w:w="6052"/>
+        <w:gridCol w:w="921"/>
+        <w:gridCol w:w="2288"/>
+        <w:gridCol w:w="6763"/>
       </w:tblGrid>
       <w:tr>
         <w:trPr>
@@ -714,7 +714,7 @@
         </w:trPr>
         <w:tc>
           <w:tcPr>
-            <w:tcW w:w="1112" w:type="dxa"/>
+            <w:tcW w:w="921" w:type="dxa"/>
             <w:tcBorders/>
             <w:vAlign w:val="center"/>
           </w:tcPr>
@@ -735,7 +735,7 @@
         </w:tc>
         <w:tc>
           <w:tcPr>
-            <w:tcW w:w="2808" w:type="dxa"/>
+            <w:tcW w:w="2288" w:type="dxa"/>
             <w:tcBorders/>
             <w:vAlign w:val="center"/>
           </w:tcPr>
@@ -756,7 +756,7 @@
         </w:tc>
         <w:tc>
           <w:tcPr>
-            <w:tcW w:w="6052" w:type="dxa"/>
+            <w:tcW w:w="6763" w:type="dxa"/>
             <w:tcBorders/>
             <w:vAlign w:val="center"/>
           </w:tcPr>
@@ -780,7 +780,7 @@
         <w:trPr/>
         <w:tc>
           <w:tcPr>
-            <w:tcW w:w="1112" w:type="dxa"/>
+            <w:tcW w:w="921" w:type="dxa"/>
             <w:tcBorders/>
             <w:vAlign w:val="center"/>
           </w:tcPr>
@@ -799,7 +799,7 @@
         </w:tc>
         <w:tc>
           <w:tcPr>
-            <w:tcW w:w="2808" w:type="dxa"/>
+            <w:tcW w:w="2288" w:type="dxa"/>
             <w:tcBorders/>
             <w:vAlign w:val="center"/>
           </w:tcPr>
@@ -826,7 +826,7 @@
         </w:tc>
         <w:tc>
           <w:tcPr>
-            <w:tcW w:w="6052" w:type="dxa"/>
+            <w:tcW w:w="6763" w:type="dxa"/>
             <w:tcBorders/>
             <w:vAlign w:val="center"/>
           </w:tcPr>
@@ -880,7 +880,7 @@
         <w:trPr/>
         <w:tc>
           <w:tcPr>
-            <w:tcW w:w="1112" w:type="dxa"/>
+            <w:tcW w:w="921" w:type="dxa"/>
             <w:tcBorders/>
             <w:vAlign w:val="center"/>
           </w:tcPr>
@@ -899,7 +899,7 @@
         </w:tc>
         <w:tc>
           <w:tcPr>
-            <w:tcW w:w="2808" w:type="dxa"/>
+            <w:tcW w:w="2288" w:type="dxa"/>
             <w:tcBorders/>
             <w:vAlign w:val="center"/>
           </w:tcPr>
@@ -918,7 +918,7 @@
         </w:tc>
         <w:tc>
           <w:tcPr>
-            <w:tcW w:w="6052" w:type="dxa"/>
+            <w:tcW w:w="6763" w:type="dxa"/>
             <w:tcBorders/>
             <w:vAlign w:val="center"/>
           </w:tcPr>
@@ -944,7 +944,7 @@
         <w:trPr/>
         <w:tc>
           <w:tcPr>
-            <w:tcW w:w="1112" w:type="dxa"/>
+            <w:tcW w:w="921" w:type="dxa"/>
             <w:tcBorders/>
             <w:vAlign w:val="center"/>
           </w:tcPr>
@@ -963,26 +963,26 @@
         </w:tc>
         <w:tc>
           <w:tcPr>
-            <w:tcW w:w="2808" w:type="dxa"/>
-            <w:tcBorders/>
-            <w:vAlign w:val="center"/>
-          </w:tcPr>
-          <w:p>
-            <w:pPr>
-              <w:pStyle w:val="TableContents"/>
-              <w:bidi w:val="0"/>
-              <w:spacing w:before="0" w:after="283"/>
-              <w:rPr/>
-            </w:pPr>
-            <w:r>
-              <w:rPr/>
-              <w:t>语音说「换一个角色」，或点屏右缘的书签带</w:t>
-            </w:r>
-          </w:p>
-        </w:tc>
-        <w:tc>
-          <w:tcPr>
-            <w:tcW w:w="6052" w:type="dxa"/>
+            <w:tcW w:w="2288" w:type="dxa"/>
+            <w:tcBorders/>
+            <w:vAlign w:val="center"/>
+          </w:tcPr>
+          <w:p>
+            <w:pPr>
+              <w:pStyle w:val="TableContents"/>
+              <w:bidi w:val="0"/>
+              <w:spacing w:before="0" w:after="283"/>
+              <w:rPr/>
+            </w:pPr>
+            <w:r>
+              <w:rPr/>
+              <w:t>点屏右缘的四条书签带</w:t>
+            </w:r>
+          </w:p>
+        </w:tc>
+        <w:tc>
+          <w:tcPr>
+            <w:tcW w:w="6763" w:type="dxa"/>
             <w:tcBorders/>
             <w:vAlign w:val="center"/>
           </w:tcPr>
@@ -1028,7 +1028,7 @@
         <w:trPr/>
         <w:tc>
           <w:tcPr>
-            <w:tcW w:w="1112" w:type="dxa"/>
+            <w:tcW w:w="921" w:type="dxa"/>
             <w:tcBorders/>
             <w:vAlign w:val="center"/>
           </w:tcPr>
@@ -1047,7 +1047,7 @@
         </w:tc>
         <w:tc>
           <w:tcPr>
-            <w:tcW w:w="2808" w:type="dxa"/>
+            <w:tcW w:w="2288" w:type="dxa"/>
             <w:tcBorders/>
             <w:vAlign w:val="center"/>
           </w:tcPr>
@@ -1066,7 +1066,7 @@
         </w:tc>
         <w:tc>
           <w:tcPr>
-            <w:tcW w:w="6052" w:type="dxa"/>
+            <w:tcW w:w="6763" w:type="dxa"/>
             <w:tcBorders/>
             <w:vAlign w:val="center"/>
           </w:tcPr>
@@ -1096,7 +1096,7 @@
         <w:trPr/>
         <w:tc>
           <w:tcPr>
-            <w:tcW w:w="1112" w:type="dxa"/>
+            <w:tcW w:w="921" w:type="dxa"/>
             <w:tcBorders/>
             <w:vAlign w:val="center"/>
           </w:tcPr>
@@ -1115,7 +1115,7 @@
         </w:tc>
         <w:tc>
           <w:tcPr>
-            <w:tcW w:w="2808" w:type="dxa"/>
+            <w:tcW w:w="2288" w:type="dxa"/>
             <w:tcBorders/>
             <w:vAlign w:val="center"/>
           </w:tcPr>
@@ -1134,7 +1134,7 @@
         </w:tc>
         <w:tc>
           <w:tcPr>
-            <w:tcW w:w="6052" w:type="dxa"/>
+            <w:tcW w:w="6763" w:type="dxa"/>
             <w:tcBorders/>
             <w:vAlign w:val="center"/>
           </w:tcPr>
@@ -1156,7 +1156,7 @@
         <w:trPr/>
         <w:tc>
           <w:tcPr>
-            <w:tcW w:w="1112" w:type="dxa"/>
+            <w:tcW w:w="921" w:type="dxa"/>
             <w:tcBorders/>
             <w:vAlign w:val="center"/>
           </w:tcPr>
@@ -1175,7 +1175,7 @@
         </w:tc>
         <w:tc>
           <w:tcPr>
-            <w:tcW w:w="2808" w:type="dxa"/>
+            <w:tcW w:w="2288" w:type="dxa"/>
             <w:tcBorders/>
             <w:vAlign w:val="center"/>
           </w:tcPr>
@@ -1194,7 +1194,7 @@
         </w:tc>
         <w:tc>
           <w:tcPr>
-            <w:tcW w:w="6052" w:type="dxa"/>
+            <w:tcW w:w="6763" w:type="dxa"/>
             <w:tcBorders/>
             <w:vAlign w:val="center"/>
           </w:tcPr>
@@ -1216,7 +1216,7 @@
         <w:trPr/>
         <w:tc>
           <w:tcPr>
-            <w:tcW w:w="1112" w:type="dxa"/>
+            <w:tcW w:w="921" w:type="dxa"/>
             <w:tcBorders/>
             <w:vAlign w:val="center"/>
           </w:tcPr>
@@ -1235,7 +1235,7 @@
         </w:tc>
         <w:tc>
           <w:tcPr>
-            <w:tcW w:w="2808" w:type="dxa"/>
+            <w:tcW w:w="2288" w:type="dxa"/>
             <w:tcBorders/>
             <w:vAlign w:val="center"/>
           </w:tcPr>
@@ -1254,7 +1254,7 @@
         </w:tc>
         <w:tc>
           <w:tcPr>
-            <w:tcW w:w="6052" w:type="dxa"/>
+            <w:tcW w:w="6763" w:type="dxa"/>
             <w:tcBorders/>
             <w:vAlign w:val="center"/>
           </w:tcPr>
@@ -1284,7 +1284,7 @@
         <w:trPr/>
         <w:tc>
           <w:tcPr>
-            <w:tcW w:w="1112" w:type="dxa"/>
+            <w:tcW w:w="921" w:type="dxa"/>
             <w:tcBorders/>
             <w:vAlign w:val="center"/>
           </w:tcPr>
@@ -1303,7 +1303,7 @@
         </w:tc>
         <w:tc>
           <w:tcPr>
-            <w:tcW w:w="2808" w:type="dxa"/>
+            <w:tcW w:w="2288" w:type="dxa"/>
             <w:tcBorders/>
             <w:vAlign w:val="center"/>
           </w:tcPr>
@@ -1322,7 +1322,7 @@
         </w:tc>
         <w:tc>
           <w:tcPr>
-            <w:tcW w:w="6052" w:type="dxa"/>
+            <w:tcW w:w="6763" w:type="dxa"/>
             <w:tcBorders/>
             <w:vAlign w:val="center"/>
           </w:tcPr>
@@ -1344,7 +1344,7 @@
         <w:trPr/>
         <w:tc>
           <w:tcPr>
-            <w:tcW w:w="1112" w:type="dxa"/>
+            <w:tcW w:w="921" w:type="dxa"/>
             <w:tcBorders/>
             <w:vAlign w:val="center"/>
           </w:tcPr>
@@ -1363,7 +1363,7 @@
         </w:tc>
         <w:tc>
           <w:tcPr>
-            <w:tcW w:w="2808" w:type="dxa"/>
+            <w:tcW w:w="2288" w:type="dxa"/>
             <w:tcBorders/>
             <w:vAlign w:val="center"/>
           </w:tcPr>
@@ -1390,7 +1390,7 @@
         </w:tc>
         <w:tc>
           <w:tcPr>
-            <w:tcW w:w="6052" w:type="dxa"/>
+            <w:tcW w:w="6763" w:type="dxa"/>
             <w:tcBorders/>
             <w:vAlign w:val="center"/>
           </w:tcPr>
@@ -1428,45 +1428,45 @@
         <w:trPr/>
         <w:tc>
           <w:tcPr>
-            <w:tcW w:w="1112" w:type="dxa"/>
-            <w:tcBorders/>
-            <w:vAlign w:val="center"/>
-          </w:tcPr>
-          <w:p>
-            <w:pPr>
-              <w:pStyle w:val="TableContents"/>
-              <w:bidi w:val="0"/>
-              <w:spacing w:before="0" w:after="283"/>
-              <w:rPr/>
-            </w:pPr>
-            <w:r>
-              <w:rPr/>
-              <w:t>家长端确认上报</w:t>
-            </w:r>
-          </w:p>
-        </w:tc>
-        <w:tc>
-          <w:tcPr>
-            <w:tcW w:w="2808" w:type="dxa"/>
-            <w:tcBorders/>
-            <w:vAlign w:val="center"/>
-          </w:tcPr>
-          <w:p>
-            <w:pPr>
-              <w:pStyle w:val="TableContents"/>
-              <w:bidi w:val="0"/>
-              <w:spacing w:before="0" w:after="283"/>
-              <w:rPr/>
-            </w:pPr>
-            <w:r>
-              <w:rPr/>
-              <w:t>孩子说「我懂啦」「这个我不太明白」</w:t>
-            </w:r>
-          </w:p>
-        </w:tc>
-        <w:tc>
-          <w:tcPr>
-            <w:tcW w:w="6052" w:type="dxa"/>
+            <w:tcW w:w="921" w:type="dxa"/>
+            <w:tcBorders/>
+            <w:vAlign w:val="center"/>
+          </w:tcPr>
+          <w:p>
+            <w:pPr>
+              <w:pStyle w:val="TableContents"/>
+              <w:bidi w:val="0"/>
+              <w:spacing w:before="0" w:after="283"/>
+              <w:rPr/>
+            </w:pPr>
+            <w:r>
+              <w:rPr/>
+              <w:t>家长端确认回执</w:t>
+            </w:r>
+          </w:p>
+        </w:tc>
+        <w:tc>
+          <w:tcPr>
+            <w:tcW w:w="2288" w:type="dxa"/>
+            <w:tcBorders/>
+            <w:vAlign w:val="center"/>
+          </w:tcPr>
+          <w:p>
+            <w:pPr>
+              <w:pStyle w:val="TableContents"/>
+              <w:bidi w:val="0"/>
+              <w:spacing w:before="0" w:after="283"/>
+              <w:rPr/>
+            </w:pPr>
+            <w:r>
+              <w:rPr/>
+              <w:t>提醒播报后孩子说「知道了」「好」「做完了」</w:t>
+            </w:r>
+          </w:p>
+        </w:tc>
+        <w:tc>
+          <w:tcPr>
+            <w:tcW w:w="6763" w:type="dxa"/>
             <w:tcBorders/>
             <w:vAlign w:val="center"/>
           </w:tcPr>
@@ -1487,7 +1487,7 @@
             </w:r>
             <w:r>
               <w:rPr/>
-              <w:t>推一条消息到家长端网页，让家长知道今天聊到哪儿了</w:t>
+              <w:t>推一条回执到家长端网页，让家长知道交代的事传到了。只认短答句，孩子要是接着说「知道了，但我不想喝」，那句话会照常走正常问答</w:t>
             </w:r>
           </w:p>
         </w:tc>
@@ -1496,7 +1496,7 @@
         <w:trPr/>
         <w:tc>
           <w:tcPr>
-            <w:tcW w:w="1112" w:type="dxa"/>
+            <w:tcW w:w="921" w:type="dxa"/>
             <w:tcBorders/>
             <w:vAlign w:val="center"/>
           </w:tcPr>
@@ -1515,7 +1515,7 @@
         </w:tc>
         <w:tc>
           <w:tcPr>
-            <w:tcW w:w="2808" w:type="dxa"/>
+            <w:tcW w:w="2288" w:type="dxa"/>
             <w:tcBorders/>
             <w:vAlign w:val="center"/>
           </w:tcPr>
@@ -1534,7 +1534,7 @@
         </w:tc>
         <w:tc>
           <w:tcPr>
-            <w:tcW w:w="6052" w:type="dxa"/>
+            <w:tcW w:w="6763" w:type="dxa"/>
             <w:tcBorders/>
             <w:vAlign w:val="center"/>
           </w:tcPr>
@@ -1572,7 +1572,7 @@
         <w:trPr/>
         <w:tc>
           <w:tcPr>
-            <w:tcW w:w="1112" w:type="dxa"/>
+            <w:tcW w:w="921" w:type="dxa"/>
             <w:tcBorders/>
             <w:vAlign w:val="center"/>
           </w:tcPr>
@@ -1599,7 +1599,7 @@
         </w:tc>
         <w:tc>
           <w:tcPr>
-            <w:tcW w:w="2808" w:type="dxa"/>
+            <w:tcW w:w="2288" w:type="dxa"/>
             <w:tcBorders/>
             <w:vAlign w:val="center"/>
           </w:tcPr>
@@ -1618,7 +1618,7 @@
         </w:tc>
         <w:tc>
           <w:tcPr>
-            <w:tcW w:w="6052" w:type="dxa"/>
+            <w:tcW w:w="6763" w:type="dxa"/>
             <w:tcBorders/>
             <w:vAlign w:val="center"/>
           </w:tcPr>
@@ -1640,7 +1640,7 @@
         <w:trPr/>
         <w:tc>
           <w:tcPr>
-            <w:tcW w:w="1112" w:type="dxa"/>
+            <w:tcW w:w="921" w:type="dxa"/>
             <w:tcBorders/>
             <w:vAlign w:val="center"/>
           </w:tcPr>
@@ -1659,43 +1659,69 @@
         </w:tc>
         <w:tc>
           <w:tcPr>
-            <w:tcW w:w="2808" w:type="dxa"/>
-            <w:tcBorders/>
-            <w:vAlign w:val="center"/>
-          </w:tcPr>
-          <w:p>
-            <w:pPr>
-              <w:pStyle w:val="TableContents"/>
-              <w:bidi w:val="0"/>
-              <w:spacing w:before="0" w:after="283"/>
-              <w:rPr/>
-            </w:pPr>
-            <w:r>
-              <w:rPr/>
-              <w:t>网络断了的时候</w:t>
-            </w:r>
-          </w:p>
-        </w:tc>
-        <w:tc>
-          <w:tcPr>
-            <w:tcW w:w="6052" w:type="dxa"/>
-            <w:tcBorders/>
-            <w:vAlign w:val="center"/>
-          </w:tcPr>
-          <w:p>
-            <w:pPr>
-              <w:pStyle w:val="TableContents"/>
-              <w:bidi w:val="0"/>
-              <w:spacing w:before="0" w:after="283"/>
-              <w:rPr/>
-            </w:pPr>
-            <w:r>
-              <w:rPr/>
-              <w:t xml:space="preserve">TTS/LLM </w:t>
-            </w:r>
-            <w:r>
-              <w:rPr/>
-              <w:t>一旦失败就显「难过」并播一句中文安抚语——语音哑掉必须和「玩具不想理你」区分开</w:t>
+            <w:tcW w:w="2288" w:type="dxa"/>
+            <w:tcBorders/>
+            <w:vAlign w:val="center"/>
+          </w:tcPr>
+          <w:p>
+            <w:pPr>
+              <w:pStyle w:val="TableContents"/>
+              <w:bidi w:val="0"/>
+              <w:spacing w:before="0" w:after="283"/>
+              <w:rPr/>
+            </w:pPr>
+            <w:r>
+              <w:rPr/>
+              <w:t>这一轮请求失败时</w:t>
+            </w:r>
+          </w:p>
+        </w:tc>
+        <w:tc>
+          <w:tcPr>
+            <w:tcW w:w="6763" w:type="dxa"/>
+            <w:tcBorders/>
+            <w:vAlign w:val="center"/>
+          </w:tcPr>
+          <w:p>
+            <w:pPr>
+              <w:pStyle w:val="TableContents"/>
+              <w:bidi w:val="0"/>
+              <w:spacing w:before="0" w:after="283"/>
+              <w:rPr/>
+            </w:pPr>
+            <w:r>
+              <w:rPr/>
+              <w:t>显「难过」</w:t>
+            </w:r>
+            <w:r>
+              <w:rPr/>
+              <w:t xml:space="preserve">5 </w:t>
+            </w:r>
+            <w:r>
+              <w:rPr/>
+              <w:t>秒并播一句中文安抚语——语音哑掉必须和「玩具不想理你」区分开。（断网待机是另一张脸：</w:t>
+            </w:r>
+            <w:r>
+              <w:rPr>
+                <w:rStyle w:val="StrongEmphasis"/>
+              </w:rPr>
+              <w:t xml:space="preserve">困倦 </w:t>
+            </w:r>
+            <w:r>
+              <w:rPr>
+                <w:rStyle w:val="StrongEmphasis"/>
+              </w:rPr>
+              <w:t xml:space="preserve">+ </w:t>
+            </w:r>
+            <w:r>
+              <w:rPr>
+                <w:rStyle w:val="StrongEmphasis"/>
+              </w:rPr>
+              <w:t>泡泡</w:t>
+            </w:r>
+            <w:r>
+              <w:rPr/>
+              <w:t>，因为「帮不上忙」和「我做错了事」对孩子不是一个意思）</w:t>
             </w:r>
           </w:p>
         </w:tc>
@@ -1704,7 +1730,7 @@
         <w:trPr/>
         <w:tc>
           <w:tcPr>
-            <w:tcW w:w="1112" w:type="dxa"/>
+            <w:tcW w:w="921" w:type="dxa"/>
             <w:tcBorders/>
             <w:vAlign w:val="center"/>
           </w:tcPr>
@@ -1723,7 +1749,7 @@
         </w:tc>
         <w:tc>
           <w:tcPr>
-            <w:tcW w:w="2808" w:type="dxa"/>
+            <w:tcW w:w="2288" w:type="dxa"/>
             <w:tcBorders/>
             <w:vAlign w:val="center"/>
           </w:tcPr>
@@ -1742,7 +1768,7 @@
         </w:tc>
         <w:tc>
           <w:tcPr>
-            <w:tcW w:w="6052" w:type="dxa"/>
+            <w:tcW w:w="6763" w:type="dxa"/>
             <w:tcBorders/>
             <w:vAlign w:val="center"/>
           </w:tcPr>
@@ -4407,8 +4433,8 @@
         </w:tblCellMar>
       </w:tblPr>
       <w:tblGrid>
-        <w:gridCol w:w="1191"/>
-        <w:gridCol w:w="8781"/>
+        <w:gridCol w:w="1112"/>
+        <w:gridCol w:w="8860"/>
       </w:tblGrid>
       <w:tr>
         <w:trPr>
@@ -4416,7 +4442,7 @@
         </w:trPr>
         <w:tc>
           <w:tcPr>
-            <w:tcW w:w="1191" w:type="dxa"/>
+            <w:tcW w:w="1112" w:type="dxa"/>
             <w:tcBorders/>
             <w:vAlign w:val="center"/>
           </w:tcPr>
@@ -4441,7 +4467,7 @@
         </w:tc>
         <w:tc>
           <w:tcPr>
-            <w:tcW w:w="8781" w:type="dxa"/>
+            <w:tcW w:w="8860" w:type="dxa"/>
             <w:tcBorders/>
             <w:vAlign w:val="center"/>
           </w:tcPr>
@@ -4465,7 +4491,7 @@
         <w:trPr/>
         <w:tc>
           <w:tcPr>
-            <w:tcW w:w="1191" w:type="dxa"/>
+            <w:tcW w:w="1112" w:type="dxa"/>
             <w:tcBorders/>
             <w:vAlign w:val="center"/>
           </w:tcPr>
@@ -4484,7 +4510,7 @@
         </w:tc>
         <w:tc>
           <w:tcPr>
-            <w:tcW w:w="8781" w:type="dxa"/>
+            <w:tcW w:w="8860" w:type="dxa"/>
             <w:tcBorders/>
             <w:vAlign w:val="center"/>
           </w:tcPr>
@@ -4546,7 +4572,7 @@
         <w:trPr/>
         <w:tc>
           <w:tcPr>
-            <w:tcW w:w="1191" w:type="dxa"/>
+            <w:tcW w:w="1112" w:type="dxa"/>
             <w:tcBorders/>
             <w:vAlign w:val="center"/>
           </w:tcPr>
@@ -4565,20 +4591,20 @@
         </w:tc>
         <w:tc>
           <w:tcPr>
-            <w:tcW w:w="8781" w:type="dxa"/>
-            <w:tcBorders/>
-            <w:vAlign w:val="center"/>
-          </w:tcPr>
-          <w:p>
-            <w:pPr>
-              <w:pStyle w:val="TableContents"/>
-              <w:bidi w:val="0"/>
-              <w:spacing w:before="0" w:after="283"/>
-              <w:rPr/>
-            </w:pPr>
-            <w:r>
-              <w:rPr/>
-              <w:t>「提醒我十分钟后喝水」「我们来玩冒险游戏」「换一个角色」这三句话没有被应用层的关键词表分发。技能摘要（</w:t>
+            <w:tcW w:w="8860" w:type="dxa"/>
+            <w:tcBorders/>
+            <w:vAlign w:val="center"/>
+          </w:tcPr>
+          <w:p>
+            <w:pPr>
+              <w:pStyle w:val="TableContents"/>
+              <w:bidi w:val="0"/>
+              <w:spacing w:before="0" w:after="283"/>
+              <w:rPr/>
+            </w:pPr>
+            <w:r>
+              <w:rPr/>
+              <w:t>「提醒我十分钟后喝水」没有被应用层的关键词表分发，是技能摘要（</w:t>
             </w:r>
             <w:r>
               <w:rPr>
@@ -4588,7 +4614,7 @@
             </w:r>
             <w:r>
               <w:rPr/>
-              <w:t xml:space="preserve">）进系统提示词，模型自己决定是调 </w:t>
+              <w:t xml:space="preserve">）进系统提示词后，模型自己决定去调 </w:t>
             </w:r>
             <w:r>
               <w:rPr/>
@@ -4596,7 +4622,196 @@
             </w:r>
             <w:r>
               <w:rPr/>
-              <w:t xml:space="preserve">工具、还是读 </w:t>
+              <w:t>工具建任务。（反过来，故事模式的进出是应用层关键词表判的——</w:t>
+            </w:r>
+            <w:r>
+              <w:rPr>
+                <w:rStyle w:val="SourceText"/>
+              </w:rPr>
+              <w:t>chat_id</w:t>
+            </w:r>
+            <w:r>
+              <w:rPr/>
+              <w:t xml:space="preserve"> </w:t>
+            </w:r>
+            <w:r>
+              <w:rPr/>
+              <w:t>必须在请求发出去之前就定下来，模型没办法事后把一轮对话挪进另一个会话）</w:t>
+            </w:r>
+          </w:p>
+        </w:tc>
+      </w:tr>
+      <w:tr>
+        <w:trPr/>
+        <w:tc>
+          <w:tcPr>
+            <w:tcW w:w="1112" w:type="dxa"/>
+            <w:tcBorders/>
+            <w:vAlign w:val="center"/>
+          </w:tcPr>
+          <w:p>
+            <w:pPr>
+              <w:pStyle w:val="TableContents"/>
+              <w:bidi w:val="0"/>
+              <w:spacing w:before="0" w:after="283"/>
+              <w:rPr/>
+            </w:pPr>
+            <w:r>
+              <w:rPr/>
+              <w:t xml:space="preserve">Tool </w:t>
+            </w:r>
+            <w:r>
+              <w:rPr/>
+              <w:t>调用</w:t>
+            </w:r>
+          </w:p>
+        </w:tc>
+        <w:tc>
+          <w:tcPr>
+            <w:tcW w:w="8860" w:type="dxa"/>
+            <w:tcBorders/>
+            <w:vAlign w:val="center"/>
+          </w:tcPr>
+          <w:p>
+            <w:pPr>
+              <w:pStyle w:val="TableContents"/>
+              <w:bidi w:val="0"/>
+              <w:spacing w:before="0" w:after="283"/>
+              <w:rPr/>
+            </w:pPr>
+            <w:r>
+              <w:rPr/>
+              <w:t xml:space="preserve">Agent </w:t>
+            </w:r>
+            <w:r>
+              <w:rPr/>
+              <w:t>主循环带着工具表跑（</w:t>
+            </w:r>
+            <w:r>
+              <w:rPr>
+                <w:rStyle w:val="SourceText"/>
+              </w:rPr>
+              <w:t>agent_loop.c</w:t>
+            </w:r>
+            <w:r>
+              <w:rPr/>
+              <w:t xml:space="preserve"> </w:t>
+            </w:r>
+            <w:r>
+              <w:rPr/>
+              <w:t xml:space="preserve">挂 </w:t>
+            </w:r>
+            <w:r>
+              <w:rPr>
+                <w:rStyle w:val="SourceText"/>
+              </w:rPr>
+              <w:t>tool_registry_get_tools_json()</w:t>
+            </w:r>
+            <w:r>
+              <w:rPr/>
+              <w:t xml:space="preserve">，工具结果回灌后再让模型说下一轮）。提醒的增删查走 </w:t>
+            </w:r>
+            <w:r>
+              <w:rPr/>
+              <w:t xml:space="preserve">cron </w:t>
+            </w:r>
+            <w:r>
+              <w:rPr/>
+              <w:t>工具，讲故事走读文件</w:t>
+            </w:r>
+          </w:p>
+        </w:tc>
+      </w:tr>
+      <w:tr>
+        <w:trPr/>
+        <w:tc>
+          <w:tcPr>
+            <w:tcW w:w="1112" w:type="dxa"/>
+            <w:tcBorders/>
+            <w:vAlign w:val="center"/>
+          </w:tcPr>
+          <w:p>
+            <w:pPr>
+              <w:pStyle w:val="TableContents"/>
+              <w:bidi w:val="0"/>
+              <w:spacing w:before="0" w:after="283"/>
+              <w:rPr/>
+            </w:pPr>
+            <w:r>
+              <w:rPr/>
+              <w:t>自然语言 → 结构化</w:t>
+            </w:r>
+          </w:p>
+        </w:tc>
+        <w:tc>
+          <w:tcPr>
+            <w:tcW w:w="8860" w:type="dxa"/>
+            <w:tcBorders/>
+            <w:vAlign w:val="center"/>
+          </w:tcPr>
+          <w:p>
+            <w:pPr>
+              <w:pStyle w:val="TableContents"/>
+              <w:bidi w:val="0"/>
+              <w:spacing w:before="0" w:after="283"/>
+              <w:rPr/>
+            </w:pPr>
+            <w:r>
+              <w:rPr/>
+              <w:t xml:space="preserve">「十分钟后喝水」里的时间和事由由模型解析成 </w:t>
+            </w:r>
+            <w:r>
+              <w:rPr/>
+              <w:t xml:space="preserve">cron </w:t>
+            </w:r>
+            <w:r>
+              <w:rPr/>
+              <w:t>的结构化参数，不是我们写死的解析器</w:t>
+            </w:r>
+          </w:p>
+        </w:tc>
+      </w:tr>
+      <w:tr>
+        <w:trPr/>
+        <w:tc>
+          <w:tcPr>
+            <w:tcW w:w="1112" w:type="dxa"/>
+            <w:tcBorders/>
+            <w:vAlign w:val="center"/>
+          </w:tcPr>
+          <w:p>
+            <w:pPr>
+              <w:pStyle w:val="TableContents"/>
+              <w:bidi w:val="0"/>
+              <w:spacing w:before="0" w:after="283"/>
+              <w:rPr/>
+            </w:pPr>
+            <w:r>
+              <w:rPr/>
+              <w:t xml:space="preserve">Skill </w:t>
+            </w:r>
+            <w:r>
+              <w:rPr/>
+              <w:t>体系</w:t>
+            </w:r>
+          </w:p>
+        </w:tc>
+        <w:tc>
+          <w:tcPr>
+            <w:tcW w:w="8860" w:type="dxa"/>
+            <w:tcBorders/>
+            <w:vAlign w:val="center"/>
+          </w:tcPr>
+          <w:p>
+            <w:pPr>
+              <w:pStyle w:val="TableContents"/>
+              <w:bidi w:val="0"/>
+              <w:spacing w:before="0" w:after="283"/>
+              <w:rPr/>
+            </w:pPr>
+            <w:r>
+              <w:rPr/>
+              <w:t xml:space="preserve">自定义技能 </w:t>
             </w:r>
             <w:r>
               <w:rPr>
@@ -4606,195 +4821,6 @@
             </w:r>
             <w:r>
               <w:rPr/>
-              <w:t xml:space="preserve"> </w:t>
-            </w:r>
-            <w:r>
-              <w:rPr/>
-              <w:t>技能照做</w:t>
-            </w:r>
-          </w:p>
-        </w:tc>
-      </w:tr>
-      <w:tr>
-        <w:trPr/>
-        <w:tc>
-          <w:tcPr>
-            <w:tcW w:w="1191" w:type="dxa"/>
-            <w:tcBorders/>
-            <w:vAlign w:val="center"/>
-          </w:tcPr>
-          <w:p>
-            <w:pPr>
-              <w:pStyle w:val="TableContents"/>
-              <w:bidi w:val="0"/>
-              <w:spacing w:before="0" w:after="283"/>
-              <w:rPr/>
-            </w:pPr>
-            <w:r>
-              <w:rPr/>
-              <w:t xml:space="preserve">Tool </w:t>
-            </w:r>
-            <w:r>
-              <w:rPr/>
-              <w:t>调用</w:t>
-            </w:r>
-          </w:p>
-        </w:tc>
-        <w:tc>
-          <w:tcPr>
-            <w:tcW w:w="8781" w:type="dxa"/>
-            <w:tcBorders/>
-            <w:vAlign w:val="center"/>
-          </w:tcPr>
-          <w:p>
-            <w:pPr>
-              <w:pStyle w:val="TableContents"/>
-              <w:bidi w:val="0"/>
-              <w:spacing w:before="0" w:after="283"/>
-              <w:rPr/>
-            </w:pPr>
-            <w:r>
-              <w:rPr/>
-              <w:t xml:space="preserve">Agent </w:t>
-            </w:r>
-            <w:r>
-              <w:rPr/>
-              <w:t>主循环带着工具表跑（</w:t>
-            </w:r>
-            <w:r>
-              <w:rPr>
-                <w:rStyle w:val="SourceText"/>
-              </w:rPr>
-              <w:t>agent_loop.c</w:t>
-            </w:r>
-            <w:r>
-              <w:rPr/>
-              <w:t xml:space="preserve"> </w:t>
-            </w:r>
-            <w:r>
-              <w:rPr/>
-              <w:t xml:space="preserve">挂 </w:t>
-            </w:r>
-            <w:r>
-              <w:rPr>
-                <w:rStyle w:val="SourceText"/>
-              </w:rPr>
-              <w:t>tool_registry_get_tools_json()</w:t>
-            </w:r>
-            <w:r>
-              <w:rPr/>
-              <w:t xml:space="preserve">，工具结果回灌后再让模型说下一轮）。提醒的增删查走 </w:t>
-            </w:r>
-            <w:r>
-              <w:rPr/>
-              <w:t xml:space="preserve">cron </w:t>
-            </w:r>
-            <w:r>
-              <w:rPr/>
-              <w:t>工具，讲故事走读文件</w:t>
-            </w:r>
-          </w:p>
-        </w:tc>
-      </w:tr>
-      <w:tr>
-        <w:trPr/>
-        <w:tc>
-          <w:tcPr>
-            <w:tcW w:w="1191" w:type="dxa"/>
-            <w:tcBorders/>
-            <w:vAlign w:val="center"/>
-          </w:tcPr>
-          <w:p>
-            <w:pPr>
-              <w:pStyle w:val="TableContents"/>
-              <w:bidi w:val="0"/>
-              <w:spacing w:before="0" w:after="283"/>
-              <w:rPr/>
-            </w:pPr>
-            <w:r>
-              <w:rPr/>
-              <w:t>自然语言 → 结构化</w:t>
-            </w:r>
-          </w:p>
-        </w:tc>
-        <w:tc>
-          <w:tcPr>
-            <w:tcW w:w="8781" w:type="dxa"/>
-            <w:tcBorders/>
-            <w:vAlign w:val="center"/>
-          </w:tcPr>
-          <w:p>
-            <w:pPr>
-              <w:pStyle w:val="TableContents"/>
-              <w:bidi w:val="0"/>
-              <w:spacing w:before="0" w:after="283"/>
-              <w:rPr/>
-            </w:pPr>
-            <w:r>
-              <w:rPr/>
-              <w:t xml:space="preserve">「十分钟后喝水」里的时间和事由由模型解析成 </w:t>
-            </w:r>
-            <w:r>
-              <w:rPr/>
-              <w:t xml:space="preserve">cron </w:t>
-            </w:r>
-            <w:r>
-              <w:rPr/>
-              <w:t>的结构化参数，不是我们写死的解析器</w:t>
-            </w:r>
-          </w:p>
-        </w:tc>
-      </w:tr>
-      <w:tr>
-        <w:trPr/>
-        <w:tc>
-          <w:tcPr>
-            <w:tcW w:w="1191" w:type="dxa"/>
-            <w:tcBorders/>
-            <w:vAlign w:val="center"/>
-          </w:tcPr>
-          <w:p>
-            <w:pPr>
-              <w:pStyle w:val="TableContents"/>
-              <w:bidi w:val="0"/>
-              <w:spacing w:before="0" w:after="283"/>
-              <w:rPr/>
-            </w:pPr>
-            <w:r>
-              <w:rPr/>
-              <w:t xml:space="preserve">Skill </w:t>
-            </w:r>
-            <w:r>
-              <w:rPr/>
-              <w:t>体系</w:t>
-            </w:r>
-          </w:p>
-        </w:tc>
-        <w:tc>
-          <w:tcPr>
-            <w:tcW w:w="8781" w:type="dxa"/>
-            <w:tcBorders/>
-            <w:vAlign w:val="center"/>
-          </w:tcPr>
-          <w:p>
-            <w:pPr>
-              <w:pStyle w:val="TableContents"/>
-              <w:bidi w:val="0"/>
-              <w:spacing w:before="0" w:after="283"/>
-              <w:rPr/>
-            </w:pPr>
-            <w:r>
-              <w:rPr/>
-              <w:t xml:space="preserve">自定义技能 </w:t>
-            </w:r>
-            <w:r>
-              <w:rPr>
-                <w:rStyle w:val="SourceText"/>
-              </w:rPr>
-              <w:t>story-rpg</w:t>
-            </w:r>
-            <w:r>
-              <w:rPr/>
               <w:t xml:space="preserve">：一份 </w:t>
             </w:r>
             <w:r>
@@ -4844,7 +4870,7 @@
         <w:trPr/>
         <w:tc>
           <w:tcPr>
-            <w:tcW w:w="1191" w:type="dxa"/>
+            <w:tcW w:w="1112" w:type="dxa"/>
             <w:tcBorders/>
             <w:vAlign w:val="center"/>
           </w:tcPr>
@@ -4863,7 +4889,7 @@
         </w:tc>
         <w:tc>
           <w:tcPr>
-            <w:tcW w:w="8781" w:type="dxa"/>
+            <w:tcW w:w="8860" w:type="dxa"/>
             <w:tcBorders/>
             <w:vAlign w:val="center"/>
           </w:tcPr>
@@ -4895,7 +4921,7 @@
         <w:trPr/>
         <w:tc>
           <w:tcPr>
-            <w:tcW w:w="1191" w:type="dxa"/>
+            <w:tcW w:w="1112" w:type="dxa"/>
             <w:tcBorders/>
             <w:vAlign w:val="center"/>
           </w:tcPr>
@@ -4914,7 +4940,7 @@
         </w:tc>
         <w:tc>
           <w:tcPr>
-            <w:tcW w:w="8781" w:type="dxa"/>
+            <w:tcW w:w="8860" w:type="dxa"/>
             <w:tcBorders/>
             <w:vAlign w:val="center"/>
           </w:tcPr>
@@ -4944,7 +4970,7 @@
         <w:trPr/>
         <w:tc>
           <w:tcPr>
-            <w:tcW w:w="1191" w:type="dxa"/>
+            <w:tcW w:w="1112" w:type="dxa"/>
             <w:tcBorders/>
             <w:vAlign w:val="center"/>
           </w:tcPr>
@@ -4963,7 +4989,7 @@
         </w:tc>
         <w:tc>
           <w:tcPr>
-            <w:tcW w:w="8781" w:type="dxa"/>
+            <w:tcW w:w="8860" w:type="dxa"/>
             <w:tcBorders/>
             <w:vAlign w:val="center"/>
           </w:tcPr>
@@ -7897,7 +7923,7 @@
       </w:r>
       <w:r>
         <w:rPr/>
-        <w:t xml:space="preserve">逐条跑完）。脸谱界面——脸、 字幕板、书签带、六个表情、全部道具、触摸、以及断网时「难过 </w:t>
+        <w:t xml:space="preserve">逐条跑完）。脸谱界面——脸、 字幕板、书签带、六个表情、全部道具、触摸、以及两条失败路径（这一轮请求失败 → 「难过 </w:t>
       </w:r>
       <w:r>
         <w:rPr/>
@@ -7905,7 +7931,15 @@
       </w:r>
       <w:r>
         <w:rPr/>
-        <w:t>中文安抚语」这条失败 路径——连同这一版新增的</w:t>
+        <w:t xml:space="preserve">中文安抚语」；断网待机 → 「困倦 </w:t>
+      </w:r>
+      <w:r>
+        <w:rPr/>
+        <w:t xml:space="preserve">+ </w:t>
+      </w:r>
+      <w:r>
+        <w:rPr/>
+        <w:t>泡泡」）——连同这一版新增的</w:t>
       </w:r>
       <w:r>
         <w:rPr>

--- a/docs/作品介绍.docx
+++ b/docs/作品介绍.docx
@@ -7792,17 +7792,75 @@
       </w:r>
       <w:r>
         <w:rPr/>
-        <w:t xml:space="preserve">闸门，参赛者无法自行合并。因此 </w:t>
+        <w:t>闸门，参赛者无法自行合并。</w:t>
       </w:r>
       <w:r>
         <w:rPr>
           <w:rStyle w:val="StrongEmphasis"/>
         </w:rPr>
-        <w:t>本仓的预编译固件是实际交付方式</w:t>
-      </w:r>
-      <w:r>
-        <w:rPr/>
-        <w:t xml:space="preserve">——镜像里已经包含了这些改动，烧录后功能是完整的。 </w:t>
+        <w:t>这不影响 交付</w:t>
+      </w:r>
+      <w:r>
+        <w:rPr/>
+        <w:t xml:space="preserve">：改动过的 </w:t>
+      </w:r>
+      <w:r>
+        <w:rPr/>
+        <w:t xml:space="preserve">42 </w:t>
+      </w:r>
+      <w:r>
+        <w:rPr/>
+        <w:t xml:space="preserve">个文件的成品放在本仓 </w:t>
+      </w:r>
+      <w:r>
+        <w:rPr>
+          <w:rStyle w:val="SourceText"/>
+        </w:rPr>
+        <w:t>upstream/</w:t>
+      </w:r>
+      <w:r>
+        <w:rPr/>
+        <w:t xml:space="preserve"> </w:t>
+      </w:r>
+      <w:r>
+        <w:rPr/>
+        <w:t>下，</w:t>
+      </w:r>
+      <w:r>
+        <w:rPr/>
+        <w:t xml:space="preserve">manifest </w:t>
+      </w:r>
+      <w:r>
+        <w:rPr/>
+        <w:t xml:space="preserve">在 </w:t>
+      </w:r>
+      <w:r>
+        <w:rPr>
+          <w:rStyle w:val="SourceText"/>
+        </w:rPr>
+        <w:t>repo sync</w:t>
+      </w:r>
+      <w:r>
+        <w:rPr/>
+        <w:t xml:space="preserve"> </w:t>
+      </w:r>
+      <w:r>
+        <w:rPr/>
+        <w:t xml:space="preserve">时覆盖回工作区，所以「直接烧 </w:t>
+      </w:r>
+      <w:r>
+        <w:rPr>
+          <w:rStyle w:val="SourceText"/>
+        </w:rPr>
+        <w:t>image/</w:t>
+      </w:r>
+      <w:r>
+        <w:rPr/>
+        <w:t xml:space="preserve"> </w:t>
+      </w:r>
+      <w:r>
+        <w:rPr/>
+        <w:t xml:space="preserve">里的固件」和「从源码编」两条路都完整可用。 </w:t>
       </w:r>
     </w:p>
     <w:p>

--- a/docs/作品介绍.docx
+++ b/docs/作品介绍.docx
@@ -6871,7 +6871,7 @@
       </w:r>
       <w:r>
         <w:rPr/>
-        <w:t xml:space="preserve">18 </w:t>
+        <w:t xml:space="preserve">20 </w:t>
       </w:r>
       <w:r>
         <w:rPr/>
@@ -6918,7 +6918,53 @@
       </w:r>
       <w:r>
         <w:rPr/>
-        <w:t>目录里（</w:t>
+        <w:t>目录里：</w:t>
+      </w:r>
+      <w:r>
+        <w:rPr>
+          <w:rStyle w:val="StrongEmphasis"/>
+        </w:rPr>
+        <w:t xml:space="preserve">32 </w:t>
+      </w:r>
+      <w:r>
+        <w:rPr>
+          <w:rStyle w:val="StrongEmphasis"/>
+        </w:rPr>
+        <w:t>个有产出的日子、</w:t>
+      </w:r>
+      <w:r>
+        <w:rPr>
+          <w:rStyle w:val="StrongEmphasis"/>
+        </w:rPr>
+        <w:t xml:space="preserve">17,680 </w:t>
+      </w:r>
+      <w:r>
+        <w:rPr>
+          <w:rStyle w:val="StrongEmphasis"/>
+        </w:rPr>
+        <w:t>条事件</w:t>
+      </w:r>
+      <w:r>
+        <w:rPr/>
+        <w:t xml:space="preserve">，其中 </w:t>
+      </w:r>
+      <w:r>
+        <w:rPr/>
+        <w:t xml:space="preserve">11,340 </w:t>
+      </w:r>
+      <w:r>
+        <w:rPr/>
+        <w:t xml:space="preserve">条是 工具调用（能看到改了哪些文件、跑了哪些命令）。整个开发过程在一个会话里连续完成， 所以只有一个 </w:t>
+      </w:r>
+      <w:r>
+        <w:rPr>
+          <w:rStyle w:val="SourceText"/>
+        </w:rPr>
+        <w:t>.jsonl</w:t>
+      </w:r>
+      <w:r>
+        <w:rPr/>
+        <w:t>，没有分段或筛选；</w:t>
       </w:r>
       <w:r>
         <w:rPr>
@@ -6932,31 +6978,7 @@
       </w:r>
       <w:r>
         <w:rPr/>
-        <w:t xml:space="preserve">记录会话清单与导出时间）。注意这份导出 是 </w:t>
-      </w:r>
-      <w:r>
-        <w:rPr>
-          <w:rStyle w:val="StrongEmphasis"/>
-        </w:rPr>
-        <w:t xml:space="preserve">09-12 </w:t>
-      </w:r>
-      <w:r>
-        <w:rPr>
-          <w:rStyle w:val="StrongEmphasis"/>
-        </w:rPr>
-        <w:t>的快照</w:t>
-      </w:r>
-      <w:r>
-        <w:rPr/>
-        <w:t>，</w:t>
-      </w:r>
-      <w:r>
-        <w:rPr/>
-        <w:t xml:space="preserve">09-13 </w:t>
-      </w:r>
-      <w:r>
-        <w:rPr/>
-        <w:t>之后的界面重做不在其中 —— 提交前需要重跑一次归集工具。</w:t>
+        <w:t>记录事件总数与会话清单。</w:t>
       </w:r>
     </w:p>
     <w:p>
@@ -8443,7 +8465,7 @@
         <w:rPr>
           <w:rStyle w:val="SourceText"/>
         </w:rPr>
-        <w:t>2026-07-25 ~ 09-12</w:t>
+        <w:t>2026-07-25 ~ 09-20</w:t>
       </w:r>
       <w:r>
         <w:rPr>
